--- a/Fase 2/Evidencias del Proyecto/SICMA_PLP_v1.0.docx
+++ b/Fase 2/Evidencias del Proyecto/SICMA_PLP_v1.0.docx
@@ -374,10 +374,498 @@
         <w:t>2026-10-17</w:t>
       </w:r>
     </w:p>
+    <w:p>
+      <w:pPr>
+        <w:spacing w:before="360" w:after="160"/>
+      </w:pPr>
+      <w:r>
+        <w:rPr>
+          <w:b/>
+          <w:color w:val="002840"/>
+          <w:sz w:val="32"/>
+        </w:rPr>
+        <w:t>Tabla de contenido</w:t>
+      </w:r>
+    </w:p>
+    <w:p>
+      <w:pPr>
+        <w:pStyle w:val="toc1"/>
+      </w:pPr>
+      <w:r>
+        <w:fldChar w:fldCharType="begin"/>
+      </w:r>
+      <w:r>
+        <w:instrText xml:space="preserve"> TOC \o "2-3" \h \z \u </w:instrText>
+      </w:r>
+      <w:r>
+        <w:fldChar w:fldCharType="separate"/>
+      </w:r>
+      <w:r>
+        <w:t>Control de cambios</w:t>
+      </w:r>
+      <w:r>
+        <w:tab/>
+      </w:r>
+      <w:r>
+        <w:t>3</w:t>
+      </w:r>
+    </w:p>
+    <w:p>
+      <w:pPr>
+        <w:pStyle w:val="toc1"/>
+      </w:pPr>
+      <w:r>
+        <w:t>Resumen y propósito</w:t>
+      </w:r>
+      <w:r>
+        <w:tab/>
+      </w:r>
+      <w:r>
+        <w:t>3</w:t>
+      </w:r>
+    </w:p>
+    <w:p>
+      <w:pPr>
+        <w:pStyle w:val="toc1"/>
+      </w:pPr>
+      <w:r>
+        <w:t>Alcance</w:t>
+      </w:r>
+      <w:r>
+        <w:tab/>
+      </w:r>
+      <w:r>
+        <w:t>4</w:t>
+      </w:r>
+    </w:p>
+    <w:p>
+      <w:pPr>
+        <w:pStyle w:val="toc2"/>
+      </w:pPr>
+      <w:r>
+        <w:t>Qué se prueba</w:t>
+      </w:r>
+      <w:r>
+        <w:tab/>
+      </w:r>
+      <w:r>
+        <w:t>4</w:t>
+      </w:r>
+    </w:p>
+    <w:p>
+      <w:pPr>
+        <w:pStyle w:val="toc2"/>
+      </w:pPr>
+      <w:r>
+        <w:t>Qué no se prueba</w:t>
+      </w:r>
+      <w:r>
+        <w:tab/>
+      </w:r>
+      <w:r>
+        <w:t>4</w:t>
+      </w:r>
+    </w:p>
+    <w:p>
+      <w:pPr>
+        <w:pStyle w:val="toc1"/>
+      </w:pPr>
+      <w:r>
+        <w:t>Estrategia de pruebas</w:t>
+      </w:r>
+      <w:r>
+        <w:tab/>
+      </w:r>
+      <w:r>
+        <w:t>4</w:t>
+      </w:r>
+    </w:p>
+    <w:p>
+      <w:pPr>
+        <w:pStyle w:val="toc2"/>
+      </w:pPr>
+      <w:r>
+        <w:t>Tipos de prueba</w:t>
+      </w:r>
+      <w:r>
+        <w:tab/>
+      </w:r>
+      <w:r>
+        <w:t>4</w:t>
+      </w:r>
+    </w:p>
+    <w:p>
+      <w:pPr>
+        <w:pStyle w:val="toc2"/>
+      </w:pPr>
+      <w:r>
+        <w:t>Técnicas</w:t>
+      </w:r>
+      <w:r>
+        <w:tab/>
+      </w:r>
+      <w:r>
+        <w:t>5</w:t>
+      </w:r>
+    </w:p>
+    <w:p>
+      <w:pPr>
+        <w:pStyle w:val="toc2"/>
+      </w:pPr>
+      <w:r>
+        <w:t>Niveles</w:t>
+      </w:r>
+      <w:r>
+        <w:tab/>
+      </w:r>
+      <w:r>
+        <w:t>5</w:t>
+      </w:r>
+    </w:p>
+    <w:p>
+      <w:pPr>
+        <w:pStyle w:val="toc2"/>
+      </w:pPr>
+      <w:r>
+        <w:t>Orden de ejecución</w:t>
+      </w:r>
+      <w:r>
+        <w:tab/>
+      </w:r>
+      <w:r>
+        <w:t>5</w:t>
+      </w:r>
+    </w:p>
+    <w:p>
+      <w:pPr>
+        <w:pStyle w:val="toc1"/>
+      </w:pPr>
+      <w:r>
+        <w:t>Entorno y datos de prueba</w:t>
+      </w:r>
+      <w:r>
+        <w:tab/>
+      </w:r>
+      <w:r>
+        <w:t>6</w:t>
+      </w:r>
+    </w:p>
+    <w:p>
+      <w:pPr>
+        <w:pStyle w:val="toc2"/>
+      </w:pPr>
+      <w:r>
+        <w:t>Entorno</w:t>
+      </w:r>
+      <w:r>
+        <w:tab/>
+      </w:r>
+      <w:r>
+        <w:t>6</w:t>
+      </w:r>
+    </w:p>
+    <w:p>
+      <w:pPr>
+        <w:pStyle w:val="toc2"/>
+      </w:pPr>
+      <w:r>
+        <w:t>Datos de prueba</w:t>
+      </w:r>
+      <w:r>
+        <w:tab/>
+      </w:r>
+      <w:r>
+        <w:t>6</w:t>
+      </w:r>
+    </w:p>
+    <w:p>
+      <w:pPr>
+        <w:pStyle w:val="toc1"/>
+      </w:pPr>
+      <w:r>
+        <w:t>Roles y responsabilidades</w:t>
+      </w:r>
+      <w:r>
+        <w:tab/>
+      </w:r>
+      <w:r>
+        <w:t>6</w:t>
+      </w:r>
+    </w:p>
+    <w:p>
+      <w:pPr>
+        <w:pStyle w:val="toc1"/>
+      </w:pPr>
+      <w:r>
+        <w:t>Proceso de pruebas</w:t>
+      </w:r>
+      <w:r>
+        <w:tab/>
+      </w:r>
+      <w:r>
+        <w:t>7</w:t>
+      </w:r>
+    </w:p>
+    <w:p>
+      <w:pPr>
+        <w:pStyle w:val="toc2"/>
+      </w:pPr>
+      <w:r>
+        <w:t>Ciclos</w:t>
+      </w:r>
+      <w:r>
+        <w:tab/>
+      </w:r>
+      <w:r>
+        <w:t>7</w:t>
+      </w:r>
+    </w:p>
+    <w:p>
+      <w:pPr>
+        <w:pStyle w:val="toc2"/>
+      </w:pPr>
+      <w:r>
+        <w:t>Criterios de entrada de un ciclo</w:t>
+      </w:r>
+      <w:r>
+        <w:tab/>
+      </w:r>
+      <w:r>
+        <w:t>7</w:t>
+      </w:r>
+    </w:p>
+    <w:p>
+      <w:pPr>
+        <w:pStyle w:val="toc2"/>
+      </w:pPr>
+      <w:r>
+        <w:t>Criterios de salida</w:t>
+      </w:r>
+      <w:r>
+        <w:tab/>
+      </w:r>
+      <w:r>
+        <w:t>7</w:t>
+      </w:r>
+    </w:p>
+    <w:p>
+      <w:pPr>
+        <w:pStyle w:val="toc2"/>
+      </w:pPr>
+      <w:r>
+        <w:t>Suspensión y reanudación</w:t>
+      </w:r>
+      <w:r>
+        <w:tab/>
+      </w:r>
+      <w:r>
+        <w:t>7</w:t>
+      </w:r>
+    </w:p>
+    <w:p>
+      <w:pPr>
+        <w:pStyle w:val="toc2"/>
+      </w:pPr>
+      <w:r>
+        <w:t>Defectos</w:t>
+      </w:r>
+      <w:r>
+        <w:tab/>
+      </w:r>
+      <w:r>
+        <w:t>7</w:t>
+      </w:r>
+    </w:p>
+    <w:p>
+      <w:pPr>
+        <w:pStyle w:val="toc2"/>
+      </w:pPr>
+      <w:r>
+        <w:t>Evidencia y reportes</w:t>
+      </w:r>
+      <w:r>
+        <w:tab/>
+      </w:r>
+      <w:r>
+        <w:t>8</w:t>
+      </w:r>
+    </w:p>
+    <w:p>
+      <w:pPr>
+        <w:pStyle w:val="toc1"/>
+      </w:pPr>
+      <w:r>
+        <w:t>Pruebas por tipo</w:t>
+      </w:r>
+      <w:r>
+        <w:tab/>
+      </w:r>
+      <w:r>
+        <w:t>8</w:t>
+      </w:r>
+    </w:p>
+    <w:p>
+      <w:pPr>
+        <w:pStyle w:val="toc2"/>
+      </w:pPr>
+      <w:r>
+        <w:t>Seguridad</w:t>
+      </w:r>
+      <w:r>
+        <w:tab/>
+      </w:r>
+      <w:r>
+        <w:t>8</w:t>
+      </w:r>
+    </w:p>
+    <w:p>
+      <w:pPr>
+        <w:pStyle w:val="toc2"/>
+      </w:pPr>
+      <w:r>
+        <w:t>Rendimiento, carga y recuperación</w:t>
+      </w:r>
+      <w:r>
+        <w:tab/>
+      </w:r>
+      <w:r>
+        <w:t>9</w:t>
+      </w:r>
+    </w:p>
+    <w:p>
+      <w:pPr>
+        <w:pStyle w:val="toc2"/>
+      </w:pPr>
+      <w:r>
+        <w:t>Integridad de datos</w:t>
+      </w:r>
+      <w:r>
+        <w:tab/>
+      </w:r>
+      <w:r>
+        <w:t>9</w:t>
+      </w:r>
+    </w:p>
+    <w:p>
+      <w:pPr>
+        <w:pStyle w:val="toc2"/>
+      </w:pPr>
+      <w:r>
+        <w:t>Usabilidad y estándar</w:t>
+      </w:r>
+      <w:r>
+        <w:tab/>
+      </w:r>
+      <w:r>
+        <w:t>9</w:t>
+      </w:r>
+    </w:p>
+    <w:p>
+      <w:pPr>
+        <w:pStyle w:val="toc1"/>
+      </w:pPr>
+      <w:r>
+        <w:t>Calendario</w:t>
+      </w:r>
+      <w:r>
+        <w:tab/>
+      </w:r>
+      <w:r>
+        <w:t>9</w:t>
+      </w:r>
+    </w:p>
+    <w:p>
+      <w:pPr>
+        <w:pStyle w:val="toc1"/>
+      </w:pPr>
+      <w:r>
+        <w:t>Riesgos de las pruebas</w:t>
+      </w:r>
+      <w:r>
+        <w:tab/>
+      </w:r>
+      <w:r>
+        <w:t>10</w:t>
+      </w:r>
+    </w:p>
+    <w:p>
+      <w:pPr>
+        <w:pStyle w:val="toc1"/>
+      </w:pPr>
+      <w:r>
+        <w:t>Artefactos</w:t>
+      </w:r>
+      <w:r>
+        <w:tab/>
+      </w:r>
+      <w:r>
+        <w:t>11</w:t>
+      </w:r>
+    </w:p>
+    <w:p>
+      <w:pPr>
+        <w:pStyle w:val="toc1"/>
+      </w:pPr>
+      <w:r>
+        <w:t>Trazabilidad</w:t>
+      </w:r>
+      <w:r>
+        <w:tab/>
+      </w:r>
+      <w:r>
+        <w:t>11</w:t>
+      </w:r>
+    </w:p>
+    <w:p>
+      <w:pPr>
+        <w:pStyle w:val="toc1"/>
+      </w:pPr>
+      <w:r>
+        <w:t>Supuestos y pendientes</w:t>
+      </w:r>
+      <w:r>
+        <w:tab/>
+      </w:r>
+      <w:r>
+        <w:t>11</w:t>
+      </w:r>
+    </w:p>
+    <w:p>
+      <w:pPr>
+        <w:pStyle w:val="toc1"/>
+      </w:pPr>
+      <w:r>
+        <w:t>Glosario y referencias</w:t>
+      </w:r>
+      <w:r>
+        <w:tab/>
+      </w:r>
+      <w:r>
+        <w:t>12</w:t>
+      </w:r>
+    </w:p>
+    <w:p>
+      <w:pPr>
+        <w:pStyle w:val="toc2"/>
+      </w:pPr>
+      <w:r>
+        <w:t>Referencias</w:t>
+      </w:r>
+      <w:r>
+        <w:tab/>
+      </w:r>
+      <w:r>
+        <w:t>12</w:t>
+      </w:r>
+      <w:r>
+        <w:fldChar w:fldCharType="end"/>
+      </w:r>
+    </w:p>
     <w:bookmarkStart w:id="20" w:name="control-de-cambios"/>
     <w:p>
       <w:pPr>
         <w:pStyle w:val="Heading2"/>
+        <w:pageBreakBefore/>
       </w:pPr>
       <w:r>
         <w:t xml:space="preserve">Control de cambios</w:t>
@@ -954,7 +1442,7 @@
               <w:rPr>
                 <w:sz w:val="18"/>
               </w:rPr>
-              <w:t>Pasa de borrador a vigente. Se agrega la portada y se actualizan las referencias a las versiones vigentes de los demás documentos.</w:t>
+              <w:t>Pasa de borrador a vigente. Se agrega la portada y se actualizan las referencias a las versiones vigentes de los demás documentos. Se agrega la tabla de contenido, la numeración de páginas y se completa la lista de referencias.</w:t>
             </w:r>
           </w:p>
         </w:tc>
@@ -8901,80 +9389,209 @@
     </w:tbl>
     <w:p>
       <w:pPr>
+        <w:pStyle w:val="Heading3"/>
+      </w:pPr>
+      <w:r>
+        <w:t>Referencias</w:t>
+      </w:r>
+    </w:p>
+    <w:p>
+      <w:pPr>
         <w:pStyle w:val="BodyText"/>
       </w:pPr>
       <w:r>
         <w:rPr>
-          <w:bCs/>
           <w:b/>
         </w:rPr>
-        <w:t xml:space="preserve">Referencias</w:t>
-      </w:r>
-    </w:p>
-    <w:p>
-      <w:pPr>
-        <w:numPr>
-          <w:ilvl w:val="0"/>
-          <w:numId w:val="1007"/>
-        </w:numPr>
+        <w:t>Documentos del proyecto</w:t>
+      </w:r>
+    </w:p>
+    <w:p>
+      <w:pPr>
         <w:pStyle w:val="Compact"/>
-      </w:pPr>
-      <w:r>
-        <w:t xml:space="preserve">ISO/IEC/IEEE 29119: Pruebas de software.</w:t>
-      </w:r>
-    </w:p>
-    <w:p>
-      <w:pPr>
-        <w:numPr>
-          <w:ilvl w:val="0"/>
-          <w:numId w:val="1007"/>
-        </w:numPr>
+        <w:spacing w:after="60"/>
+        <w:ind w:left="510" w:hanging="510"/>
+      </w:pPr>
+      <w:r>
+        <w:rPr>
+          <w:b w:val="0"/>
+        </w:rPr>
+        <w:t>[1] Equipo SICMA. Formato Universal de documentos SICMA. 2026.</w:t>
+      </w:r>
+    </w:p>
+    <w:p>
+      <w:pPr>
         <w:pStyle w:val="Compact"/>
-      </w:pPr>
-      <w:r>
-        <w:t xml:space="preserve">ISO/IEC 25010: Calidad del producto de software.</w:t>
-      </w:r>
-    </w:p>
-    <w:p>
-      <w:pPr>
-        <w:numPr>
-          <w:ilvl w:val="0"/>
-          <w:numId w:val="1007"/>
-        </w:numPr>
+        <w:spacing w:after="60"/>
+        <w:ind w:left="510" w:hanging="510"/>
+      </w:pPr>
+      <w:r>
+        <w:rPr>
+          <w:b w:val="0"/>
+        </w:rPr>
+        <w:t>[2] SICMA-REQ v1.0. Requerimientos. Equipo SICMA, 2026-10-17.</w:t>
+      </w:r>
+    </w:p>
+    <w:p>
+      <w:pPr>
         <w:pStyle w:val="Compact"/>
-      </w:pPr>
-      <w:r>
-        <w:t xml:space="preserve">IEEE 829: Documentación de pruebas de software.</w:t>
-      </w:r>
-    </w:p>
-    <w:p>
-      <w:pPr>
-        <w:numPr>
-          <w:ilvl w:val="0"/>
-          <w:numId w:val="1007"/>
-        </w:numPr>
+        <w:spacing w:after="60"/>
+        <w:ind w:left="510" w:hanging="510"/>
+      </w:pPr>
+      <w:r>
+        <w:rPr>
+          <w:b w:val="0"/>
+        </w:rPr>
+        <w:t>[3] SICMA-CUS v1.0. Casos de Uso. Equipo SICMA, 2026-10-17.</w:t>
+      </w:r>
+    </w:p>
+    <w:p>
+      <w:pPr>
         <w:pStyle w:val="Compact"/>
-      </w:pPr>
-      <w:r>
-        <w:t xml:space="preserve">SICMA-REQ, SICMA-CUS, SICMA-CLA, SICMA-ACT, SICMA-BDD y SICMA-MCK.</w:t>
-      </w:r>
-    </w:p>
-    <w:p>
-      <w:pPr>
-        <w:numPr>
-          <w:ilvl w:val="0"/>
-          <w:numId w:val="1007"/>
-        </w:numPr>
+        <w:spacing w:after="60"/>
+        <w:ind w:left="510" w:hanging="510"/>
+      </w:pPr>
+      <w:r>
+        <w:rPr>
+          <w:b w:val="0"/>
+        </w:rPr>
+        <w:t>[4] SICMA-CLA v1.0. Diagrama de Clases. Equipo SICMA, 2026-10-17.</w:t>
+      </w:r>
+    </w:p>
+    <w:p>
+      <w:pPr>
         <w:pStyle w:val="Compact"/>
-      </w:pPr>
-      <w:r>
-        <w:t xml:space="preserve">OWASP Top 10 y WCAG 2.2.</w:t>
+        <w:spacing w:after="60"/>
+        <w:ind w:left="510" w:hanging="510"/>
+      </w:pPr>
+      <w:r>
+        <w:rPr>
+          <w:b w:val="0"/>
+        </w:rPr>
+        <w:t>[5] SICMA-ACT v1.0. Diagramas de Actividad. Equipo SICMA, 2026-10-17.</w:t>
+      </w:r>
+    </w:p>
+    <w:p>
+      <w:pPr>
+        <w:pStyle w:val="Compact"/>
+        <w:spacing w:after="60"/>
+        <w:ind w:left="510" w:hanging="510"/>
+      </w:pPr>
+      <w:r>
+        <w:rPr>
+          <w:b w:val="0"/>
+        </w:rPr>
+        <w:t>[6] SICMA-BDD v1.0. Modelo de Base de Datos. Equipo SICMA, 2026-10-17.</w:t>
+      </w:r>
+    </w:p>
+    <w:p>
+      <w:pPr>
+        <w:pStyle w:val="Compact"/>
+        <w:spacing w:after="60"/>
+        <w:ind w:left="510" w:hanging="510"/>
+      </w:pPr>
+      <w:r>
+        <w:rPr>
+          <w:b w:val="0"/>
+        </w:rPr>
+        <w:t>[7] SICMA-MCK v1.0. Mockups. Equipo SICMA, 2026-10-17.</w:t>
+      </w:r>
+    </w:p>
+    <w:p>
+      <w:pPr>
+        <w:pStyle w:val="Compact"/>
+        <w:spacing w:after="60"/>
+        <w:ind w:left="510" w:hanging="510"/>
+      </w:pPr>
+      <w:r>
+        <w:rPr>
+          <w:b w:val="0"/>
+        </w:rPr>
+        <w:t>[8] SICMA-PRY v1.0. Plan del Proyecto. Equipo SICMA, 2026-10-17.</w:t>
+      </w:r>
+    </w:p>
+    <w:p>
+      <w:pPr>
+        <w:pStyle w:val="BodyText"/>
+      </w:pPr>
+      <w:r>
+        <w:rPr>
+          <w:b/>
+        </w:rPr>
+        <w:t>Normas y fuentes externas</w:t>
+      </w:r>
+    </w:p>
+    <w:p>
+      <w:pPr>
+        <w:pStyle w:val="Compact"/>
+        <w:spacing w:after="60"/>
+        <w:ind w:left="510" w:hanging="510"/>
+      </w:pPr>
+      <w:r>
+        <w:rPr>
+          <w:b w:val="0"/>
+        </w:rPr>
+        <w:t>[9] ISO/IEC/IEEE 29119-1:2022 y 29119-3:2021. Software and systems engineering, Software testing.</w:t>
+      </w:r>
+    </w:p>
+    <w:p>
+      <w:pPr>
+        <w:pStyle w:val="Compact"/>
+        <w:spacing w:after="60"/>
+        <w:ind w:left="510" w:hanging="510"/>
+      </w:pPr>
+      <w:r>
+        <w:rPr>
+          <w:b w:val="0"/>
+        </w:rPr>
+        <w:t>[10] ISO/IEC 25010:2011. Systems and software engineering, Systems and software Quality Requirements and Evaluation (SQuaRE), System and software quality models.</w:t>
+      </w:r>
+    </w:p>
+    <w:p>
+      <w:pPr>
+        <w:pStyle w:val="Compact"/>
+        <w:spacing w:after="60"/>
+        <w:ind w:left="510" w:hanging="510"/>
+      </w:pPr>
+      <w:r>
+        <w:rPr>
+          <w:b w:val="0"/>
+        </w:rPr>
+        <w:t>[11] IEEE Std 829-2008. IEEE Standard for Software and System Test Documentation.</w:t>
+      </w:r>
+    </w:p>
+    <w:p>
+      <w:pPr>
+        <w:pStyle w:val="Compact"/>
+        <w:spacing w:after="60"/>
+        <w:ind w:left="510" w:hanging="510"/>
+      </w:pPr>
+      <w:r>
+        <w:rPr>
+          <w:b w:val="0"/>
+        </w:rPr>
+        <w:t>[12] OWASP Foundation. (2021). OWASP Top 10:2021. https://owasp.org/Top10/</w:t>
+      </w:r>
+    </w:p>
+    <w:p>
+      <w:pPr>
+        <w:pStyle w:val="Compact"/>
+        <w:spacing w:after="60"/>
+        <w:ind w:left="510" w:hanging="510"/>
+      </w:pPr>
+      <w:r>
+        <w:rPr>
+          <w:b w:val="0"/>
+        </w:rPr>
+        <w:t>[13] W3C. (2023). Web Content Accessibility Guidelines (WCAG) 2.2. W3C Recommendation. https://www.w3.org/TR/WCAG22/</w:t>
       </w:r>
     </w:p>
     <w:bookmarkEnd w:id="51"/>
     <w:sectPr>
+      <w:footerReference w:type="default" r:id="rId10"/>
       <w:pgSz w:w="12240" w:h="15840"/>
       <w:pgMar w:left="1247" w:right="1247" w:top="1247" w:bottom="1247"/>
+      <w:titlePg/>
     </w:sectPr>
   </w:body>
 </w:document>
@@ -8982,6 +9599,101 @@
 
 <file path=word/comments.xml><?xml version="1.0" encoding="utf-8"?>
 <w:comments xmlns:w="http://schemas.openxmlformats.org/wordprocessingml/2006/main" xmlns:m="http://schemas.openxmlformats.org/officeDocument/2006/math" xmlns:r="http://schemas.openxmlformats.org/officeDocument/2006/relationships" xmlns:o="urn:schemas-microsoft-com:office:office" xmlns:v="urn:schemas-microsoft-com:vml" xmlns:w10="urn:schemas-microsoft-com:office:word" xmlns:a="http://schemas.openxmlformats.org/drawingml/2006/main" xmlns:pic="http://schemas.openxmlformats.org/drawingml/2006/picture" xmlns:wp="http://schemas.openxmlformats.org/drawingml/2006/wordprocessingDrawing"/>
+</file>
+
+<file path=word/footer1.xml><?xml version="1.0" encoding="utf-8"?>
+<w:ftr xmlns:m="http://schemas.openxmlformats.org/officeDocument/2006/math" xmlns:mc="http://schemas.openxmlformats.org/markup-compatibility/2006" xmlns:mo="http://schemas.microsoft.com/office/mac/office/2008/main" xmlns:mv="urn:schemas-microsoft-com:mac:vml" xmlns:o="urn:schemas-microsoft-com:office:office" xmlns:r="http://schemas.openxmlformats.org/officeDocument/2006/relationships" xmlns:v="urn:schemas-microsoft-com:vml" xmlns:w10="urn:schemas-microsoft-com:office:word" xmlns:w14="http://schemas.microsoft.com/office/word/2010/wordml" xmlns:w="http://schemas.openxmlformats.org/wordprocessingml/2006/main" xmlns:wne="http://schemas.microsoft.com/office/word/2006/wordml" xmlns:wp14="http://schemas.microsoft.com/office/word/2010/wordprocessingDrawing" xmlns:wp="http://schemas.openxmlformats.org/drawingml/2006/wordprocessingDrawing" xmlns:wpc="http://schemas.microsoft.com/office/word/2010/wordprocessingCanvas" xmlns:wpg="http://schemas.microsoft.com/office/word/2010/wordprocessingGroup" xmlns:wpi="http://schemas.microsoft.com/office/word/2010/wordprocessingInk" xmlns:wps="http://schemas.microsoft.com/office/word/2010/wordprocessingShape" mc:Ignorable="w14 wp14">
+  <w:p>
+    <w:pPr>
+      <w:pStyle w:val="Footer"/>
+      <w:jc w:val="right"/>
+    </w:pPr>
+    <w:r>
+      <w:rPr>
+        <w:color w:val="595959"/>
+        <w:sz w:val="17"/>
+      </w:rPr>
+      <w:t xml:space="preserve">SICMA-PLP · Versión 1.0 · Página </w:t>
+    </w:r>
+    <w:r>
+      <w:rPr>
+        <w:color w:val="595959"/>
+        <w:sz w:val="17"/>
+      </w:rPr>
+      <w:fldChar w:fldCharType="begin"/>
+    </w:r>
+    <w:r>
+      <w:rPr>
+        <w:color w:val="595959"/>
+        <w:sz w:val="17"/>
+      </w:rPr>
+      <w:instrText xml:space="preserve"> PAGE </w:instrText>
+    </w:r>
+    <w:r>
+      <w:rPr>
+        <w:color w:val="595959"/>
+        <w:sz w:val="17"/>
+      </w:rPr>
+      <w:fldChar w:fldCharType="separate"/>
+    </w:r>
+    <w:r>
+      <w:rPr>
+        <w:color w:val="595959"/>
+        <w:sz w:val="17"/>
+      </w:rPr>
+      <w:t>1</w:t>
+    </w:r>
+    <w:r>
+      <w:rPr>
+        <w:color w:val="595959"/>
+        <w:sz w:val="17"/>
+      </w:rPr>
+      <w:fldChar w:fldCharType="end"/>
+    </w:r>
+    <w:r>
+      <w:rPr>
+        <w:color w:val="595959"/>
+        <w:sz w:val="17"/>
+      </w:rPr>
+      <w:t xml:space="preserve"> de </w:t>
+    </w:r>
+    <w:r>
+      <w:rPr>
+        <w:color w:val="595959"/>
+        <w:sz w:val="17"/>
+      </w:rPr>
+      <w:fldChar w:fldCharType="begin"/>
+    </w:r>
+    <w:r>
+      <w:rPr>
+        <w:color w:val="595959"/>
+        <w:sz w:val="17"/>
+      </w:rPr>
+      <w:instrText xml:space="preserve"> NUMPAGES </w:instrText>
+    </w:r>
+    <w:r>
+      <w:rPr>
+        <w:color w:val="595959"/>
+        <w:sz w:val="17"/>
+      </w:rPr>
+      <w:fldChar w:fldCharType="separate"/>
+    </w:r>
+    <w:r>
+      <w:rPr>
+        <w:color w:val="595959"/>
+        <w:sz w:val="17"/>
+      </w:rPr>
+      <w:t>1</w:t>
+    </w:r>
+    <w:r>
+      <w:rPr>
+        <w:color w:val="595959"/>
+        <w:sz w:val="17"/>
+      </w:rPr>
+      <w:fldChar w:fldCharType="end"/>
+    </w:r>
+  </w:p>
+</w:ftr>
 </file>
 
 <file path=word/footnotes.xml><?xml version="1.0" encoding="utf-8"?>
@@ -10069,6 +10781,66 @@
     <w:basedOn w:val="VerbatimChar"/>
     <w:rPr/>
   </w:style>
+  <w:style w:type="paragraph" w:customStyle="1" w:styleId="toc1">
+    <w:name w:val="toc 1"/>
+    <w:basedOn w:val="Normal"/>
+    <w:pPr>
+      <w:tabs>
+        <w:tab w:pos="9746" w:val="right" w:leader="dot"/>
+      </w:tabs>
+      <w:spacing w:after="60" w:before="80"/>
+      <w:ind w:left="0"/>
+    </w:pPr>
+    <w:rPr>
+      <w:b/>
+      <w:sz w:val="20"/>
+    </w:rPr>
+  </w:style>
+  <w:style w:type="paragraph" w:customStyle="1" w:styleId="toc2">
+    <w:name w:val="toc 2"/>
+    <w:basedOn w:val="Normal"/>
+    <w:pPr>
+      <w:tabs>
+        <w:tab w:pos="9746" w:val="right" w:leader="dot"/>
+      </w:tabs>
+      <w:spacing w:after="40" w:before="0"/>
+      <w:ind w:left="283"/>
+    </w:pPr>
+    <w:rPr>
+      <w:b w:val="0"/>
+      <w:sz w:val="20"/>
+    </w:rPr>
+  </w:style>
+  <w:style w:type="paragraph" w:customStyle="1" w:styleId="toc3">
+    <w:name w:val="toc 3"/>
+    <w:basedOn w:val="Normal"/>
+    <w:pPr>
+      <w:tabs>
+        <w:tab w:pos="9746" w:val="right" w:leader="dot"/>
+      </w:tabs>
+      <w:spacing w:after="40" w:before="0"/>
+      <w:ind w:left="567"/>
+    </w:pPr>
+    <w:rPr>
+      <w:b w:val="0"/>
+      <w:sz w:val="20"/>
+    </w:rPr>
+  </w:style>
+  <w:style w:type="paragraph" w:customStyle="1" w:styleId="toc4">
+    <w:name w:val="toc 4"/>
+    <w:basedOn w:val="Normal"/>
+    <w:pPr>
+      <w:tabs>
+        <w:tab w:pos="9746" w:val="right" w:leader="dot"/>
+      </w:tabs>
+      <w:spacing w:after="40" w:before="0"/>
+      <w:ind w:left="850"/>
+    </w:pPr>
+    <w:rPr>
+      <w:b w:val="0"/>
+      <w:sz w:val="20"/>
+    </w:rPr>
+  </w:style>
 </w:styles>
 </file>
 

--- a/Fase 2/Evidencias del Proyecto/SICMA_PLP_v1.0.docx
+++ b/Fase 2/Evidencias del Proyecto/SICMA_PLP_v1.0.docx
@@ -102,22 +102,6 @@
         </w:rPr>
         <w:t>SICMA-PLP</w:t>
       </w:r>
-      <w:r>
-        <w:rPr>
-          <w:color w:val="5A6672"/>
-          <w:sz w:val="26"/>
-        </w:rPr>
-        <w:t xml:space="preserve">  ·  </w:t>
-      </w:r>
-      <w:r>
-        <w:rPr>
-          <w:b/>
-          <w:color w:val="FFFFFF"/>
-          <w:sz w:val="21"/>
-          <w:shd w:val="clear" w:color="auto" w:fill="002840"/>
-        </w:rPr>
-        <w:t xml:space="preserve"> VIGENTE </w:t>
-      </w:r>
     </w:p>
     <w:p>
       <w:pPr>
@@ -1442,7 +1426,7 @@
               <w:rPr>
                 <w:sz w:val="18"/>
               </w:rPr>
-              <w:t>Pasa de borrador a vigente. Se agrega la portada y se actualizan las referencias a las versiones vigentes de los demás documentos. Se agrega la tabla de contenido, la numeración de páginas y se completa la lista de referencias.</w:t>
+              <w:t>Pasa de borrador a vigente. Se agrega la portada y se actualizan las referencias a las versiones vigentes de los demás documentos. Se agrega la tabla de contenido, la numeración de páginas y se completa la lista de referencias. Se quita la etiqueta Vigente de la portada.</w:t>
             </w:r>
           </w:p>
         </w:tc>

--- a/Fase 2/Evidencias del Proyecto/SICMA_PLP_v1.0.docx
+++ b/Fase 2/Evidencias del Proyecto/SICMA_PLP_v1.0.docx
@@ -118,13 +118,13 @@
         <w:tblInd w:w="108" w:type="dxa"/>
       </w:tblPr>
       <w:tblGrid>
-        <w:gridCol w:w="4873"/>
-        <w:gridCol w:w="4873"/>
+        <w:gridCol w:w="4365"/>
+        <w:gridCol w:w="4365"/>
       </w:tblGrid>
       <w:tr>
         <w:tc>
           <w:tcPr>
-            <w:tcW w:type="dxa" w:w="4762"/>
+            <w:tcW w:type="dxa" w:w="4265"/>
             <w:tcMar>
               <w:top w:w="160" w:type="dxa"/>
               <w:left w:w="0" w:type="dxa"/>
@@ -204,7 +204,7 @@
         </w:tc>
         <w:tc>
           <w:tcPr>
-            <w:tcW w:type="dxa" w:w="4762"/>
+            <w:tcW w:type="dxa" w:w="4265"/>
             <w:tcMar>
               <w:top w:w="160" w:type="dxa"/>
               <w:left w:w="0" w:type="dxa"/>
@@ -391,7 +391,7 @@
         <w:tab/>
       </w:r>
       <w:r>
-        <w:t>3</w:t>
+        <w:t>4</w:t>
       </w:r>
     </w:p>
     <w:p>
@@ -405,7 +405,7 @@
         <w:tab/>
       </w:r>
       <w:r>
-        <w:t>3</w:t>
+        <w:t>4</w:t>
       </w:r>
     </w:p>
     <w:p>
@@ -419,7 +419,7 @@
         <w:tab/>
       </w:r>
       <w:r>
-        <w:t>4</w:t>
+        <w:t>5</w:t>
       </w:r>
     </w:p>
     <w:p>
@@ -433,7 +433,7 @@
         <w:tab/>
       </w:r>
       <w:r>
-        <w:t>4</w:t>
+        <w:t>5</w:t>
       </w:r>
     </w:p>
     <w:p>
@@ -447,7 +447,7 @@
         <w:tab/>
       </w:r>
       <w:r>
-        <w:t>4</w:t>
+        <w:t>5</w:t>
       </w:r>
     </w:p>
     <w:p>
@@ -461,7 +461,7 @@
         <w:tab/>
       </w:r>
       <w:r>
-        <w:t>4</w:t>
+        <w:t>5</w:t>
       </w:r>
     </w:p>
     <w:p>
@@ -475,7 +475,7 @@
         <w:tab/>
       </w:r>
       <w:r>
-        <w:t>4</w:t>
+        <w:t>5</w:t>
       </w:r>
     </w:p>
     <w:p>
@@ -489,7 +489,7 @@
         <w:tab/>
       </w:r>
       <w:r>
-        <w:t>5</w:t>
+        <w:t>6</w:t>
       </w:r>
     </w:p>
     <w:p>
@@ -503,7 +503,7 @@
         <w:tab/>
       </w:r>
       <w:r>
-        <w:t>5</w:t>
+        <w:t>6</w:t>
       </w:r>
     </w:p>
     <w:p>
@@ -517,7 +517,7 @@
         <w:tab/>
       </w:r>
       <w:r>
-        <w:t>5</w:t>
+        <w:t>6</w:t>
       </w:r>
     </w:p>
     <w:p>
@@ -531,7 +531,7 @@
         <w:tab/>
       </w:r>
       <w:r>
-        <w:t>6</w:t>
+        <w:t>7</w:t>
       </w:r>
     </w:p>
     <w:p>
@@ -545,7 +545,7 @@
         <w:tab/>
       </w:r>
       <w:r>
-        <w:t>6</w:t>
+        <w:t>7</w:t>
       </w:r>
     </w:p>
     <w:p>
@@ -559,7 +559,7 @@
         <w:tab/>
       </w:r>
       <w:r>
-        <w:t>6</w:t>
+        <w:t>7</w:t>
       </w:r>
     </w:p>
     <w:p>
@@ -573,7 +573,7 @@
         <w:tab/>
       </w:r>
       <w:r>
-        <w:t>6</w:t>
+        <w:t>8</w:t>
       </w:r>
     </w:p>
     <w:p>
@@ -587,7 +587,7 @@
         <w:tab/>
       </w:r>
       <w:r>
-        <w:t>7</w:t>
+        <w:t>8</w:t>
       </w:r>
     </w:p>
     <w:p>
@@ -601,7 +601,7 @@
         <w:tab/>
       </w:r>
       <w:r>
-        <w:t>7</w:t>
+        <w:t>8</w:t>
       </w:r>
     </w:p>
     <w:p>
@@ -615,7 +615,7 @@
         <w:tab/>
       </w:r>
       <w:r>
-        <w:t>7</w:t>
+        <w:t>8</w:t>
       </w:r>
     </w:p>
     <w:p>
@@ -629,7 +629,7 @@
         <w:tab/>
       </w:r>
       <w:r>
-        <w:t>7</w:t>
+        <w:t>8</w:t>
       </w:r>
     </w:p>
     <w:p>
@@ -643,7 +643,7 @@
         <w:tab/>
       </w:r>
       <w:r>
-        <w:t>7</w:t>
+        <w:t>9</w:t>
       </w:r>
     </w:p>
     <w:p>
@@ -657,7 +657,7 @@
         <w:tab/>
       </w:r>
       <w:r>
-        <w:t>7</w:t>
+        <w:t>9</w:t>
       </w:r>
     </w:p>
     <w:p>
@@ -671,7 +671,7 @@
         <w:tab/>
       </w:r>
       <w:r>
-        <w:t>8</w:t>
+        <w:t>10</w:t>
       </w:r>
     </w:p>
     <w:p>
@@ -685,7 +685,7 @@
         <w:tab/>
       </w:r>
       <w:r>
-        <w:t>8</w:t>
+        <w:t>10</w:t>
       </w:r>
     </w:p>
     <w:p>
@@ -699,7 +699,7 @@
         <w:tab/>
       </w:r>
       <w:r>
-        <w:t>8</w:t>
+        <w:t>10</w:t>
       </w:r>
     </w:p>
     <w:p>
@@ -713,7 +713,7 @@
         <w:tab/>
       </w:r>
       <w:r>
-        <w:t>9</w:t>
+        <w:t>10</w:t>
       </w:r>
     </w:p>
     <w:p>
@@ -727,7 +727,7 @@
         <w:tab/>
       </w:r>
       <w:r>
-        <w:t>9</w:t>
+        <w:t>11</w:t>
       </w:r>
     </w:p>
     <w:p>
@@ -741,7 +741,7 @@
         <w:tab/>
       </w:r>
       <w:r>
-        <w:t>9</w:t>
+        <w:t>11</w:t>
       </w:r>
     </w:p>
     <w:p>
@@ -755,7 +755,7 @@
         <w:tab/>
       </w:r>
       <w:r>
-        <w:t>9</w:t>
+        <w:t>11</w:t>
       </w:r>
     </w:p>
     <w:p>
@@ -769,7 +769,7 @@
         <w:tab/>
       </w:r>
       <w:r>
-        <w:t>10</w:t>
+        <w:t>12</w:t>
       </w:r>
     </w:p>
     <w:p>
@@ -783,7 +783,7 @@
         <w:tab/>
       </w:r>
       <w:r>
-        <w:t>11</w:t>
+        <w:t>13</w:t>
       </w:r>
     </w:p>
     <w:p>
@@ -797,7 +797,7 @@
         <w:tab/>
       </w:r>
       <w:r>
-        <w:t>11</w:t>
+        <w:t>13</w:t>
       </w:r>
     </w:p>
     <w:p>
@@ -811,7 +811,7 @@
         <w:tab/>
       </w:r>
       <w:r>
-        <w:t>11</w:t>
+        <w:t>14</w:t>
       </w:r>
     </w:p>
     <w:p>
@@ -825,7 +825,7 @@
         <w:tab/>
       </w:r>
       <w:r>
-        <w:t>12</w:t>
+        <w:t>15</w:t>
       </w:r>
     </w:p>
     <w:p>
@@ -839,7 +839,7 @@
         <w:tab/>
       </w:r>
       <w:r>
-        <w:t>12</w:t>
+        <w:t>15</w:t>
       </w:r>
       <w:r>
         <w:fldChar w:fldCharType="end"/>
@@ -858,8 +858,14 @@
     <w:p>
       <w:pPr>
         <w:pStyle w:val="FirstParagraph"/>
-      </w:pPr>
-      <w:r>
+        <w:spacing w:line="360" w:lineRule="auto" w:before="160" w:after="0"/>
+        <w:ind w:firstLine="709"/>
+        <w:jc w:val="both"/>
+      </w:pPr>
+      <w:r>
+        <w:rPr>
+          <w:sz w:val="22"/>
+        </w:rPr>
         <w:t>Versión vigente 1.0 del documento SICMA-PLP. Reemplaza al borrador anterior; el detalle de cada versión está en la tabla de versiones.</w:t>
       </w:r>
     </w:p>
@@ -1101,10 +1107,10 @@
         </w:tblBorders>
       </w:tblPr>
       <w:tblGrid>
-        <w:gridCol w:w="1980"/>
-        <w:gridCol w:w="1980"/>
-        <w:gridCol w:w="1980"/>
-        <w:gridCol w:w="1980"/>
+        <w:gridCol w:w="972"/>
+        <w:gridCol w:w="1237"/>
+        <w:gridCol w:w="1502"/>
+        <w:gridCol w:w="5126"/>
       </w:tblGrid>
       <w:tr>
         <w:trPr>
@@ -1112,6 +1118,7 @@
         </w:trPr>
         <w:tc>
           <w:tcPr>
+            <w:tcW w:w="972" w:type="dxa"/>
             <w:shd w:val="clear" w:color="auto" w:fill="D9E2F3"/>
           </w:tcPr>
           <w:p>
@@ -1130,6 +1137,7 @@
         </w:tc>
         <w:tc>
           <w:tcPr>
+            <w:tcW w:w="1237" w:type="dxa"/>
             <w:shd w:val="clear" w:color="auto" w:fill="D9E2F3"/>
           </w:tcPr>
           <w:p>
@@ -1148,6 +1156,7 @@
         </w:tc>
         <w:tc>
           <w:tcPr>
+            <w:tcW w:w="1502" w:type="dxa"/>
             <w:shd w:val="clear" w:color="auto" w:fill="D9E2F3"/>
           </w:tcPr>
           <w:p>
@@ -1166,6 +1175,7 @@
         </w:tc>
         <w:tc>
           <w:tcPr>
+            <w:tcW w:w="5126" w:type="dxa"/>
             <w:shd w:val="clear" w:color="auto" w:fill="D9E2F3"/>
           </w:tcPr>
           <w:p>
@@ -1185,7 +1195,9 @@
       </w:tr>
       <w:tr>
         <w:tc>
-          <w:tcPr/>
+          <w:tcPr>
+            <w:tcW w:w="972" w:type="dxa"/>
+          </w:tcPr>
           <w:p>
             <w:pPr>
               <w:pStyle w:val="Compact"/>
@@ -1200,7 +1212,9 @@
           </w:p>
         </w:tc>
         <w:tc>
-          <w:tcPr/>
+          <w:tcPr>
+            <w:tcW w:w="1237" w:type="dxa"/>
+          </w:tcPr>
           <w:p>
             <w:pPr>
               <w:pStyle w:val="Compact"/>
@@ -1215,7 +1229,9 @@
           </w:p>
         </w:tc>
         <w:tc>
-          <w:tcPr/>
+          <w:tcPr>
+            <w:tcW w:w="1502" w:type="dxa"/>
+          </w:tcPr>
           <w:p>
             <w:pPr>
               <w:pStyle w:val="Compact"/>
@@ -1230,7 +1246,9 @@
           </w:p>
         </w:tc>
         <w:tc>
-          <w:tcPr/>
+          <w:tcPr>
+            <w:tcW w:w="5126" w:type="dxa"/>
+          </w:tcPr>
           <w:p>
             <w:pPr>
               <w:pStyle w:val="Compact"/>
@@ -1247,7 +1265,9 @@
       </w:tr>
       <w:tr>
         <w:tc>
-          <w:tcPr/>
+          <w:tcPr>
+            <w:tcW w:w="972" w:type="dxa"/>
+          </w:tcPr>
           <w:p>
             <w:pPr>
               <w:pStyle w:val="Compact"/>
@@ -1262,7 +1282,9 @@
           </w:p>
         </w:tc>
         <w:tc>
-          <w:tcPr/>
+          <w:tcPr>
+            <w:tcW w:w="1237" w:type="dxa"/>
+          </w:tcPr>
           <w:p>
             <w:pPr>
               <w:pStyle w:val="Compact"/>
@@ -1277,7 +1299,9 @@
           </w:p>
         </w:tc>
         <w:tc>
-          <w:tcPr/>
+          <w:tcPr>
+            <w:tcW w:w="1502" w:type="dxa"/>
+          </w:tcPr>
           <w:p>
             <w:pPr>
               <w:pStyle w:val="Compact"/>
@@ -1292,7 +1316,9 @@
           </w:p>
         </w:tc>
         <w:tc>
-          <w:tcPr/>
+          <w:tcPr>
+            <w:tcW w:w="5126" w:type="dxa"/>
+          </w:tcPr>
           <w:p>
             <w:pPr>
               <w:pStyle w:val="Compact"/>
@@ -1309,7 +1335,9 @@
       </w:tr>
       <w:tr>
         <w:tc>
-          <w:tcPr/>
+          <w:tcPr>
+            <w:tcW w:w="972" w:type="dxa"/>
+          </w:tcPr>
           <w:p>
             <w:pPr>
               <w:pStyle w:val="Compact"/>
@@ -1324,7 +1352,9 @@
           </w:p>
         </w:tc>
         <w:tc>
-          <w:tcPr/>
+          <w:tcPr>
+            <w:tcW w:w="1237" w:type="dxa"/>
+          </w:tcPr>
           <w:p>
             <w:pPr>
               <w:pStyle w:val="Compact"/>
@@ -1339,7 +1369,9 @@
           </w:p>
         </w:tc>
         <w:tc>
-          <w:tcPr/>
+          <w:tcPr>
+            <w:tcW w:w="1502" w:type="dxa"/>
+          </w:tcPr>
           <w:p>
             <w:pPr>
               <w:pStyle w:val="Compact"/>
@@ -1354,7 +1386,9 @@
           </w:p>
         </w:tc>
         <w:tc>
-          <w:tcPr/>
+          <w:tcPr>
+            <w:tcW w:w="5126" w:type="dxa"/>
+          </w:tcPr>
           <w:p>
             <w:pPr>
               <w:pStyle w:val="Compact"/>
@@ -1371,7 +1405,9 @@
       </w:tr>
       <w:tr>
         <w:tc>
-          <w:tcPr/>
+          <w:tcPr>
+            <w:tcW w:w="972" w:type="dxa"/>
+          </w:tcPr>
           <w:p>
             <w:pPr>
               <w:pStyle w:val="Compact"/>
@@ -1386,7 +1422,9 @@
           </w:p>
         </w:tc>
         <w:tc>
-          <w:tcPr/>
+          <w:tcPr>
+            <w:tcW w:w="1237" w:type="dxa"/>
+          </w:tcPr>
           <w:p>
             <w:pPr>
               <w:pStyle w:val="Compact"/>
@@ -1401,7 +1439,9 @@
           </w:p>
         </w:tc>
         <w:tc>
-          <w:tcPr/>
+          <w:tcPr>
+            <w:tcW w:w="1502" w:type="dxa"/>
+          </w:tcPr>
           <w:p>
             <w:pPr>
               <w:pStyle w:val="Compact"/>
@@ -1416,17 +1456,19 @@
           </w:p>
         </w:tc>
         <w:tc>
-          <w:tcPr/>
-          <w:p>
-            <w:pPr>
-              <w:pStyle w:val="Compact"/>
-              <w:jc w:val="left"/>
-            </w:pPr>
-            <w:r>
-              <w:rPr>
-                <w:sz w:val="18"/>
-              </w:rPr>
-              <w:t>Pasa de borrador a vigente. Se agrega la portada y se actualizan las referencias a las versiones vigentes de los demás documentos. Se agrega la tabla de contenido, la numeración de páginas y se completa la lista de referencias. Se quita la etiqueta Vigente de la portada.</w:t>
+          <w:tcPr>
+            <w:tcW w:w="5126" w:type="dxa"/>
+          </w:tcPr>
+          <w:p>
+            <w:pPr>
+              <w:pStyle w:val="Compact"/>
+              <w:jc w:val="left"/>
+            </w:pPr>
+            <w:r>
+              <w:rPr>
+                <w:sz w:val="18"/>
+              </w:rPr>
+              <w:t>Pasa de borrador a vigente. Se agrega la portada y se actualizan las referencias a las versiones vigentes de los demás documentos. Se agrega la tabla de contenido, la numeración de páginas y se completa la lista de referencias. Se quita la etiqueta Vigente de la portada. Se aplica el formato de entrega (márgenes de 3 cm, interlineado 1,5, sangría y texto justificado).</w:t>
             </w:r>
           </w:p>
         </w:tc>
@@ -1445,24 +1487,42 @@
     <w:p>
       <w:pPr>
         <w:pStyle w:val="FirstParagraph"/>
-      </w:pPr>
-      <w:r>
+        <w:spacing w:line="360" w:lineRule="auto" w:before="160" w:after="0"/>
+        <w:ind w:firstLine="709"/>
+        <w:jc w:val="both"/>
+      </w:pPr>
+      <w:r>
+        <w:rPr>
+          <w:sz w:val="22"/>
+        </w:rPr>
         <w:t xml:space="preserve">Este plan define cómo se comprobará que SICMA cumple sus 36 requerimientos funcionales y 20 no funcionales: qué se prueba, con qué tipos de prueba, en qué orden, en qué entorno, quién lo hace y cuándo se da por terminado. Es la base de los casos de prueba (SICMA-CPR) y de los informes de resultados, de defectos y de evidencia.</w:t>
       </w:r>
     </w:p>
     <w:p>
       <w:pPr>
         <w:pStyle w:val="BodyText"/>
-      </w:pPr>
-      <w:r>
+        <w:spacing w:line="360" w:lineRule="auto" w:before="160" w:after="0"/>
+        <w:ind w:firstLine="709"/>
+        <w:jc w:val="both"/>
+      </w:pPr>
+      <w:r>
+        <w:rPr>
+          <w:sz w:val="22"/>
+        </w:rPr>
         <w:t xml:space="preserve">El problema que resuelve SICMA es real y es del departamento de TI de Carozzi, pero las pruebas del proyecto se hacen con un entorno y datos simulados. No se prueba en producción.</w:t>
       </w:r>
     </w:p>
     <w:p>
       <w:pPr>
         <w:pStyle w:val="BodyText"/>
-      </w:pPr>
-      <w:r>
+        <w:spacing w:line="360" w:lineRule="auto" w:before="160" w:after="0"/>
+        <w:ind w:firstLine="709"/>
+        <w:jc w:val="both"/>
+      </w:pPr>
+      <w:r>
+        <w:rPr>
+          <w:sz w:val="22"/>
+        </w:rPr>
         <w:t xml:space="preserve">Se cubren cinco tipos de prueba: funcionales, de seguridad, de rendimiento y carga, de integridad de datos y de usabilidad con casos estándar.</w:t>
       </w:r>
     </w:p>
@@ -2227,8 +2287,14 @@
     <w:p>
       <w:pPr>
         <w:pStyle w:val="BodyText"/>
-      </w:pPr>
-      <w:r>
+        <w:spacing w:line="360" w:lineRule="auto" w:before="160" w:after="0"/>
+        <w:ind w:firstLine="709"/>
+        <w:jc w:val="both"/>
+      </w:pPr>
+      <w:r>
+        <w:rPr>
+          <w:sz w:val="22"/>
+        </w:rPr>
         <w:t xml:space="preserve">La correspondencia exacta entre cada requerimiento y su caso de uso se mantiene en SICMA-CUS. Si difiere de esta tabla, vale SICMA-CUS.</w:t>
       </w:r>
     </w:p>
@@ -2985,8 +3051,14 @@
     <w:p>
       <w:pPr>
         <w:pStyle w:val="FirstParagraph"/>
-      </w:pPr>
-      <w:r>
+        <w:spacing w:line="360" w:lineRule="auto" w:before="160" w:after="0"/>
+        <w:ind w:firstLine="709"/>
+        <w:jc w:val="both"/>
+      </w:pPr>
+      <w:r>
+        <w:rPr>
+          <w:sz w:val="22"/>
+        </w:rPr>
         <w:t xml:space="preserve">El orden sigue las dependencias entre módulos.</w:t>
       </w:r>
     </w:p>
@@ -4291,8 +4363,14 @@
     <w:p>
       <w:pPr>
         <w:pStyle w:val="BodyText"/>
-      </w:pPr>
-      <w:r>
+        <w:spacing w:line="360" w:lineRule="auto" w:before="160" w:after="0"/>
+        <w:ind w:firstLine="709"/>
+        <w:jc w:val="both"/>
+      </w:pPr>
+      <w:r>
+        <w:rPr>
+          <w:sz w:val="22"/>
+        </w:rPr>
         <w:t xml:space="preserve">Según el plan de trabajo de la Fase 1, Claudio Varas es el responsable de las pruebas y de coordinar su corrección. En la práctica las ejecutan los tres integrantes, así que una misma persona puede tener más de un rol de pruebas. El docente es Luis Bravo.</w:t>
       </w:r>
     </w:p>
@@ -4318,8 +4396,14 @@
     <w:p>
       <w:pPr>
         <w:pStyle w:val="FirstParagraph"/>
-      </w:pPr>
-      <w:r>
+        <w:spacing w:line="360" w:lineRule="auto" w:before="160" w:after="0"/>
+        <w:ind w:firstLine="709"/>
+        <w:jc w:val="both"/>
+      </w:pPr>
+      <w:r>
+        <w:rPr>
+          <w:sz w:val="22"/>
+        </w:rPr>
         <w:t xml:space="preserve">Siguiendo el plan de trabajo de la Fase 1, las pruebas son continuas e incrementales: se hacen sobre cada incremento que el desarrollo entrega, de la semana 6 a la 16, y no se dejan para el final. Cada ciclo ejecuta los casos de los módulos entregados hasta ese momento, registra los resultados y devuelve los defectos al desarrollo. Al corregirse un defecto se repite el caso que falló y los casos relacionados (regresión). El ciclo termina cuando se cumplen los criterios de salida.</w:t>
       </w:r>
     </w:p>
@@ -4647,8 +4731,14 @@
     <w:p>
       <w:pPr>
         <w:pStyle w:val="BodyText"/>
-      </w:pPr>
-      <w:r>
+        <w:spacing w:line="360" w:lineRule="auto" w:before="160" w:after="0"/>
+        <w:ind w:firstLine="709"/>
+        <w:jc w:val="both"/>
+      </w:pPr>
+      <w:r>
+        <w:rPr>
+          <w:sz w:val="22"/>
+        </w:rPr>
         <w:t xml:space="preserve">Estos criterios son una propuesta y quedan por validar (D-46).</w:t>
       </w:r>
     </w:p>
@@ -4665,8 +4755,14 @@
     <w:p>
       <w:pPr>
         <w:pStyle w:val="FirstParagraph"/>
-      </w:pPr>
-      <w:r>
+        <w:spacing w:line="360" w:lineRule="auto" w:before="160" w:after="0"/>
+        <w:ind w:firstLine="709"/>
+        <w:jc w:val="both"/>
+      </w:pPr>
+      <w:r>
+        <w:rPr>
+          <w:sz w:val="22"/>
+        </w:rPr>
         <w:t xml:space="preserve">Se suspende el ciclo si falla el inicio de sesión para todos los roles, si el entorno no responde o si hay un defecto crítico que bloquea más del 30 % de los casos. Se reanuda cuando se corrige la causa y se repite el caso que la detectó.</w:t>
       </w:r>
     </w:p>
@@ -4951,8 +5047,14 @@
     <w:p>
       <w:pPr>
         <w:pStyle w:val="BodyText"/>
-      </w:pPr>
-      <w:r>
+        <w:spacing w:line="360" w:lineRule="auto" w:before="160" w:after="0"/>
+        <w:ind w:firstLine="709"/>
+        <w:jc w:val="both"/>
+      </w:pPr>
+      <w:r>
+        <w:rPr>
+          <w:sz w:val="22"/>
+        </w:rPr>
         <w:t xml:space="preserve">Cada defecto se registra como una incidencia en GitHub Issues, con los campos de la plantilla de reporte de defecto: ID del caso, fecha, ambiente, nivel de impacto, módulo, título, descripción, pasos para replicar con evidencia y resultado esperado frente al obtenido. Los estados son Nuevo, Asignado, Corregido, Verificado y Cerrado (o Rechazado). La tarea correspondiente se mueve en el tablero Kanban a la columna En revisión/pruebas mientras se corrige y se verifica.</w:t>
       </w:r>
     </w:p>
@@ -4969,8 +5071,14 @@
     <w:p>
       <w:pPr>
         <w:pStyle w:val="FirstParagraph"/>
-      </w:pPr>
-      <w:r>
+        <w:spacing w:line="360" w:lineRule="auto" w:before="160" w:after="0"/>
+        <w:ind w:firstLine="709"/>
+        <w:jc w:val="both"/>
+      </w:pPr>
+      <w:r>
+        <w:rPr>
+          <w:sz w:val="22"/>
+        </w:rPr>
         <w:t xml:space="preserve">Cada caso ejecutado deja evidencia (captura, respuesta de la API o consulta a la base) con el ID del caso, la fecha y la versión probada. Se usan las plantillas de reporte de evidencia y de reporte de defecto. Los resultados se resumen por ciclo en el informe de resultados.</w:t>
       </w:r>
     </w:p>
@@ -5716,8 +5824,14 @@
     <w:p>
       <w:pPr>
         <w:pStyle w:val="BodyText"/>
-      </w:pPr>
-      <w:r>
+        <w:spacing w:line="360" w:lineRule="auto" w:before="160" w:after="0"/>
+        <w:ind w:firstLine="709"/>
+        <w:jc w:val="both"/>
+      </w:pPr>
+      <w:r>
+        <w:rPr>
+          <w:sz w:val="22"/>
+        </w:rPr>
         <w:t xml:space="preserve">Los valores de referencia son propuestas de SICMA-REQ que están por validar (D-06).</w:t>
       </w:r>
     </w:p>
@@ -5734,8 +5848,14 @@
     <w:p>
       <w:pPr>
         <w:pStyle w:val="FirstParagraph"/>
-      </w:pPr>
-      <w:r>
+        <w:spacing w:line="360" w:lineRule="auto" w:before="160" w:after="0"/>
+        <w:ind w:firstLine="709"/>
+        <w:jc w:val="both"/>
+      </w:pPr>
+      <w:r>
+        <w:rPr>
+          <w:sz w:val="22"/>
+        </w:rPr>
         <w:t>Se verifican las 19 reglas de integridad (RI-01 a RI-19) y las 10 reglas de negocio (RN-01 a RN-10). Según SICMA-BDD v1.0, la base cumple 7 reglas por sí sola y el backend hace cumplir 8, entre ellas RI-09. Esas 8 no las asegura la estructura de las tablas, así que sus casos son obligatorios.</w:t>
       </w:r>
     </w:p>
@@ -6426,8 +6546,14 @@
     <w:p>
       <w:pPr>
         <w:pStyle w:val="BodyText"/>
-      </w:pPr>
-      <w:r>
+        <w:spacing w:line="360" w:lineRule="auto" w:before="160" w:after="0"/>
+        <w:ind w:firstLine="709"/>
+        <w:jc w:val="both"/>
+      </w:pPr>
+      <w:r>
+        <w:rPr>
+          <w:sz w:val="22"/>
+        </w:rPr>
         <w:t xml:space="preserve">Las semanas salen de la carta Gantt de la Fase 1: la Fase 1 va de la S1 a la S4, la Fase 2 de la S5 a la S15 y la Fase 3 de la S16 a la S18. Las pruebas y la coordinación de calidad corren de la S6 a la S16. La S1 es la semana del 10 de agosto de 2026, así que la S9 es la del 5 al 11 de octubre (D-48). Las fechas de desarrollo salen de la base de tareas de Notion y son aproximadas.</w:t>
       </w:r>
     </w:p>
@@ -8067,23 +8193,39 @@
     <w:p>
       <w:pPr>
         <w:pStyle w:val="BodyText"/>
-      </w:pPr>
-      <w:r>
+        <w:spacing w:line="360" w:lineRule="auto" w:before="160" w:after="0"/>
+        <w:ind w:firstLine="709"/>
+        <w:jc w:val="both"/>
+      </w:pPr>
+      <w:r>
+        <w:rPr>
+          <w:sz w:val="22"/>
+        </w:rPr>
         <w:t xml:space="preserve">La columna de casos se completa con los identificadores</w:t>
       </w:r>
       <w:r>
+        <w:rPr>
+          <w:sz w:val="22"/>
+        </w:rPr>
         <w:t xml:space="preserve"> </w:t>
       </w:r>
       <w:r>
         <w:rPr>
           <w:rStyle w:val="VerbatimChar"/>
+          <w:sz w:val="22"/>
         </w:rPr>
         <w:t xml:space="preserve">CP-&lt;grupo&gt;-NN</w:t>
       </w:r>
       <w:r>
+        <w:rPr>
+          <w:sz w:val="22"/>
+        </w:rPr>
         <w:t xml:space="preserve"> </w:t>
       </w:r>
       <w:r>
+        <w:rPr>
+          <w:sz w:val="22"/>
+        </w:rPr>
         <w:t xml:space="preserve">cuando exista SICMA-CPR.</w:t>
       </w:r>
     </w:p>
@@ -8100,8 +8242,14 @@
     <w:p>
       <w:pPr>
         <w:pStyle w:val="FirstParagraph"/>
-      </w:pPr>
-      <w:r>
+        <w:spacing w:line="360" w:lineRule="auto" w:before="160" w:after="0"/>
+        <w:ind w:firstLine="709"/>
+        <w:jc w:val="both"/>
+      </w:pPr>
+      <w:r>
+        <w:rPr>
+          <w:sz w:val="22"/>
+        </w:rPr>
         <w:t xml:space="preserve">Los pendientes siguen la numeración de los otros documentos. D-43 a D-48 son nuevos.</w:t>
       </w:r>
     </w:p>
@@ -9382,10 +9530,15 @@
     <w:p>
       <w:pPr>
         <w:pStyle w:val="BodyText"/>
+        <w:keepNext/>
+        <w:spacing w:line="360" w:lineRule="auto" w:before="160" w:after="0"/>
+        <w:ind w:firstLine="709"/>
+        <w:jc w:val="both"/>
       </w:pPr>
       <w:r>
         <w:rPr>
           <w:b/>
+          <w:sz w:val="22"/>
         </w:rPr>
         <w:t>Documentos del proyecto</w:t>
       </w:r>
@@ -9497,10 +9650,15 @@
     <w:p>
       <w:pPr>
         <w:pStyle w:val="BodyText"/>
+        <w:keepNext/>
+        <w:spacing w:line="360" w:lineRule="auto" w:before="160" w:after="0"/>
+        <w:ind w:firstLine="709"/>
+        <w:jc w:val="both"/>
       </w:pPr>
       <w:r>
         <w:rPr>
           <w:b/>
+          <w:sz w:val="22"/>
         </w:rPr>
         <w:t>Normas y fuentes externas</w:t>
       </w:r>
@@ -9574,7 +9732,7 @@
     <w:sectPr>
       <w:footerReference w:type="default" r:id="rId10"/>
       <w:pgSz w:w="12240" w:h="15840"/>
-      <w:pgMar w:left="1247" w:right="1247" w:top="1247" w:bottom="1247"/>
+      <w:pgMar w:left="1701" w:right="1701" w:top="1701" w:bottom="1701" w:header="850" w:footer="964"/>
       <w:titlePg/>
     </w:sectPr>
   </w:body>
@@ -10770,7 +10928,7 @@
     <w:basedOn w:val="Normal"/>
     <w:pPr>
       <w:tabs>
-        <w:tab w:pos="9746" w:val="right" w:leader="dot"/>
+        <w:tab w:pos="8838" w:val="right" w:leader="dot"/>
       </w:tabs>
       <w:spacing w:after="60" w:before="80"/>
       <w:ind w:left="0"/>
@@ -10785,7 +10943,7 @@
     <w:basedOn w:val="Normal"/>
     <w:pPr>
       <w:tabs>
-        <w:tab w:pos="9746" w:val="right" w:leader="dot"/>
+        <w:tab w:pos="8838" w:val="right" w:leader="dot"/>
       </w:tabs>
       <w:spacing w:after="40" w:before="0"/>
       <w:ind w:left="283"/>
@@ -10800,7 +10958,7 @@
     <w:basedOn w:val="Normal"/>
     <w:pPr>
       <w:tabs>
-        <w:tab w:pos="9746" w:val="right" w:leader="dot"/>
+        <w:tab w:pos="8838" w:val="right" w:leader="dot"/>
       </w:tabs>
       <w:spacing w:after="40" w:before="0"/>
       <w:ind w:left="567"/>
@@ -10815,7 +10973,7 @@
     <w:basedOn w:val="Normal"/>
     <w:pPr>
       <w:tabs>
-        <w:tab w:pos="9746" w:val="right" w:leader="dot"/>
+        <w:tab w:pos="8838" w:val="right" w:leader="dot"/>
       </w:tabs>
       <w:spacing w:after="40" w:before="0"/>
       <w:ind w:left="850"/>

--- a/Fase 2/Evidencias del Proyecto/SICMA_PLP_v1.0.docx
+++ b/Fase 2/Evidencias del Proyecto/SICMA_PLP_v1.0.docx
@@ -573,21 +573,119 @@
         <w:tab/>
       </w:r>
       <w:r>
+        <w:t>7</w:t>
+      </w:r>
+    </w:p>
+    <w:p>
+      <w:pPr>
+        <w:pStyle w:val="toc1"/>
+      </w:pPr>
+      <w:r>
+        <w:t>Proceso de pruebas</w:t>
+      </w:r>
+      <w:r>
+        <w:tab/>
+      </w:r>
+      <w:r>
         <w:t>8</w:t>
       </w:r>
     </w:p>
     <w:p>
       <w:pPr>
+        <w:pStyle w:val="toc2"/>
+      </w:pPr>
+      <w:r>
+        <w:t>Ciclos</w:t>
+      </w:r>
+      <w:r>
+        <w:tab/>
+      </w:r>
+      <w:r>
+        <w:t>8</w:t>
+      </w:r>
+    </w:p>
+    <w:p>
+      <w:pPr>
+        <w:pStyle w:val="toc2"/>
+      </w:pPr>
+      <w:r>
+        <w:t>Criterios de entrada de un ciclo</w:t>
+      </w:r>
+      <w:r>
+        <w:tab/>
+      </w:r>
+      <w:r>
+        <w:t>8</w:t>
+      </w:r>
+    </w:p>
+    <w:p>
+      <w:pPr>
+        <w:pStyle w:val="toc2"/>
+      </w:pPr>
+      <w:r>
+        <w:t>Criterios de salida</w:t>
+      </w:r>
+      <w:r>
+        <w:tab/>
+      </w:r>
+      <w:r>
+        <w:t>8</w:t>
+      </w:r>
+    </w:p>
+    <w:p>
+      <w:pPr>
+        <w:pStyle w:val="toc2"/>
+      </w:pPr>
+      <w:r>
+        <w:t>Suspensión y reanudación</w:t>
+      </w:r>
+      <w:r>
+        <w:tab/>
+      </w:r>
+      <w:r>
+        <w:t>9</w:t>
+      </w:r>
+    </w:p>
+    <w:p>
+      <w:pPr>
+        <w:pStyle w:val="toc2"/>
+      </w:pPr>
+      <w:r>
+        <w:t>Defectos</w:t>
+      </w:r>
+      <w:r>
+        <w:tab/>
+      </w:r>
+      <w:r>
+        <w:t>9</w:t>
+      </w:r>
+    </w:p>
+    <w:p>
+      <w:pPr>
+        <w:pStyle w:val="toc2"/>
+      </w:pPr>
+      <w:r>
+        <w:t>Evidencia y reportes</w:t>
+      </w:r>
+      <w:r>
+        <w:tab/>
+      </w:r>
+      <w:r>
+        <w:t>9</w:t>
+      </w:r>
+    </w:p>
+    <w:p>
+      <w:pPr>
         <w:pStyle w:val="toc1"/>
       </w:pPr>
       <w:r>
-        <w:t>Proceso de pruebas</w:t>
+        <w:t>Pruebas por tipo</w:t>
       </w:r>
       <w:r>
         <w:tab/>
       </w:r>
       <w:r>
-        <w:t>8</w:t>
+        <w:t>9</w:t>
       </w:r>
     </w:p>
     <w:p>
@@ -595,13 +693,13 @@
         <w:pStyle w:val="toc2"/>
       </w:pPr>
       <w:r>
-        <w:t>Ciclos</w:t>
+        <w:t>Seguridad</w:t>
       </w:r>
       <w:r>
         <w:tab/>
       </w:r>
       <w:r>
-        <w:t>8</w:t>
+        <w:t>9</w:t>
       </w:r>
     </w:p>
     <w:p>
@@ -609,13 +707,13 @@
         <w:pStyle w:val="toc2"/>
       </w:pPr>
       <w:r>
-        <w:t>Criterios de entrada de un ciclo</w:t>
+        <w:t>Rendimiento, carga y recuperación</w:t>
       </w:r>
       <w:r>
         <w:tab/>
       </w:r>
       <w:r>
-        <w:t>8</w:t>
+        <w:t>10</w:t>
       </w:r>
     </w:p>
     <w:p>
@@ -623,13 +721,13 @@
         <w:pStyle w:val="toc2"/>
       </w:pPr>
       <w:r>
-        <w:t>Criterios de salida</w:t>
+        <w:t>Integridad de datos</w:t>
       </w:r>
       <w:r>
         <w:tab/>
       </w:r>
       <w:r>
-        <w:t>8</w:t>
+        <w:t>10</w:t>
       </w:r>
     </w:p>
     <w:p>
@@ -637,13 +735,97 @@
         <w:pStyle w:val="toc2"/>
       </w:pPr>
       <w:r>
-        <w:t>Suspensión y reanudación</w:t>
+        <w:t>Usabilidad y estándar</w:t>
       </w:r>
       <w:r>
         <w:tab/>
       </w:r>
       <w:r>
-        <w:t>9</w:t>
+        <w:t>11</w:t>
+      </w:r>
+    </w:p>
+    <w:p>
+      <w:pPr>
+        <w:pStyle w:val="toc1"/>
+      </w:pPr>
+      <w:r>
+        <w:t>Calendario</w:t>
+      </w:r>
+      <w:r>
+        <w:tab/>
+      </w:r>
+      <w:r>
+        <w:t>11</w:t>
+      </w:r>
+    </w:p>
+    <w:p>
+      <w:pPr>
+        <w:pStyle w:val="toc1"/>
+      </w:pPr>
+      <w:r>
+        <w:t>Riesgos de las pruebas</w:t>
+      </w:r>
+      <w:r>
+        <w:tab/>
+      </w:r>
+      <w:r>
+        <w:t>11</w:t>
+      </w:r>
+    </w:p>
+    <w:p>
+      <w:pPr>
+        <w:pStyle w:val="toc1"/>
+      </w:pPr>
+      <w:r>
+        <w:t>Artefactos</w:t>
+      </w:r>
+      <w:r>
+        <w:tab/>
+      </w:r>
+      <w:r>
+        <w:t>12</w:t>
+      </w:r>
+    </w:p>
+    <w:p>
+      <w:pPr>
+        <w:pStyle w:val="toc1"/>
+      </w:pPr>
+      <w:r>
+        <w:t>Trazabilidad</w:t>
+      </w:r>
+      <w:r>
+        <w:tab/>
+      </w:r>
+      <w:r>
+        <w:t>12</w:t>
+      </w:r>
+    </w:p>
+    <w:p>
+      <w:pPr>
+        <w:pStyle w:val="toc1"/>
+      </w:pPr>
+      <w:r>
+        <w:t>Supuestos y pendientes</w:t>
+      </w:r>
+      <w:r>
+        <w:tab/>
+      </w:r>
+      <w:r>
+        <w:t>13</w:t>
+      </w:r>
+    </w:p>
+    <w:p>
+      <w:pPr>
+        <w:pStyle w:val="toc1"/>
+      </w:pPr>
+      <w:r>
+        <w:t>Glosario y referencias</w:t>
+      </w:r>
+      <w:r>
+        <w:tab/>
+      </w:r>
+      <w:r>
+        <w:t>13</w:t>
       </w:r>
     </w:p>
     <w:p>
@@ -651,195 +833,13 @@
         <w:pStyle w:val="toc2"/>
       </w:pPr>
       <w:r>
-        <w:t>Defectos</w:t>
+        <w:t>Referencias</w:t>
       </w:r>
       <w:r>
         <w:tab/>
       </w:r>
       <w:r>
-        <w:t>9</w:t>
-      </w:r>
-    </w:p>
-    <w:p>
-      <w:pPr>
-        <w:pStyle w:val="toc2"/>
-      </w:pPr>
-      <w:r>
-        <w:t>Evidencia y reportes</w:t>
-      </w:r>
-      <w:r>
-        <w:tab/>
-      </w:r>
-      <w:r>
-        <w:t>10</w:t>
-      </w:r>
-    </w:p>
-    <w:p>
-      <w:pPr>
-        <w:pStyle w:val="toc1"/>
-      </w:pPr>
-      <w:r>
-        <w:t>Pruebas por tipo</w:t>
-      </w:r>
-      <w:r>
-        <w:tab/>
-      </w:r>
-      <w:r>
-        <w:t>10</w:t>
-      </w:r>
-    </w:p>
-    <w:p>
-      <w:pPr>
-        <w:pStyle w:val="toc2"/>
-      </w:pPr>
-      <w:r>
-        <w:t>Seguridad</w:t>
-      </w:r>
-      <w:r>
-        <w:tab/>
-      </w:r>
-      <w:r>
-        <w:t>10</w:t>
-      </w:r>
-    </w:p>
-    <w:p>
-      <w:pPr>
-        <w:pStyle w:val="toc2"/>
-      </w:pPr>
-      <w:r>
-        <w:t>Rendimiento, carga y recuperación</w:t>
-      </w:r>
-      <w:r>
-        <w:tab/>
-      </w:r>
-      <w:r>
-        <w:t>10</w:t>
-      </w:r>
-    </w:p>
-    <w:p>
-      <w:pPr>
-        <w:pStyle w:val="toc2"/>
-      </w:pPr>
-      <w:r>
-        <w:t>Integridad de datos</w:t>
-      </w:r>
-      <w:r>
-        <w:tab/>
-      </w:r>
-      <w:r>
-        <w:t>11</w:t>
-      </w:r>
-    </w:p>
-    <w:p>
-      <w:pPr>
-        <w:pStyle w:val="toc2"/>
-      </w:pPr>
-      <w:r>
-        <w:t>Usabilidad y estándar</w:t>
-      </w:r>
-      <w:r>
-        <w:tab/>
-      </w:r>
-      <w:r>
-        <w:t>11</w:t>
-      </w:r>
-    </w:p>
-    <w:p>
-      <w:pPr>
-        <w:pStyle w:val="toc1"/>
-      </w:pPr>
-      <w:r>
-        <w:t>Calendario</w:t>
-      </w:r>
-      <w:r>
-        <w:tab/>
-      </w:r>
-      <w:r>
-        <w:t>11</w:t>
-      </w:r>
-    </w:p>
-    <w:p>
-      <w:pPr>
-        <w:pStyle w:val="toc1"/>
-      </w:pPr>
-      <w:r>
-        <w:t>Riesgos de las pruebas</w:t>
-      </w:r>
-      <w:r>
-        <w:tab/>
-      </w:r>
-      <w:r>
-        <w:t>12</w:t>
-      </w:r>
-    </w:p>
-    <w:p>
-      <w:pPr>
-        <w:pStyle w:val="toc1"/>
-      </w:pPr>
-      <w:r>
-        <w:t>Artefactos</w:t>
-      </w:r>
-      <w:r>
-        <w:tab/>
-      </w:r>
-      <w:r>
         <w:t>13</w:t>
-      </w:r>
-    </w:p>
-    <w:p>
-      <w:pPr>
-        <w:pStyle w:val="toc1"/>
-      </w:pPr>
-      <w:r>
-        <w:t>Trazabilidad</w:t>
-      </w:r>
-      <w:r>
-        <w:tab/>
-      </w:r>
-      <w:r>
-        <w:t>13</w:t>
-      </w:r>
-    </w:p>
-    <w:p>
-      <w:pPr>
-        <w:pStyle w:val="toc1"/>
-      </w:pPr>
-      <w:r>
-        <w:t>Supuestos y pendientes</w:t>
-      </w:r>
-      <w:r>
-        <w:tab/>
-      </w:r>
-      <w:r>
-        <w:t>14</w:t>
-      </w:r>
-    </w:p>
-    <w:p>
-      <w:pPr>
-        <w:pStyle w:val="toc1"/>
-      </w:pPr>
-      <w:r>
-        <w:t>Glosario y referencias</w:t>
-      </w:r>
-      <w:r>
-        <w:tab/>
-      </w:r>
-      <w:r>
-        <w:t>15</w:t>
-      </w:r>
-    </w:p>
-    <w:p>
-      <w:pPr>
-        <w:pStyle w:val="toc2"/>
-      </w:pPr>
-      <w:r>
-        <w:t>Referencias</w:t>
-      </w:r>
-      <w:r>
-        <w:tab/>
-      </w:r>
-      <w:r>
-        <w:t>15</w:t>
       </w:r>
       <w:r>
         <w:fldChar w:fldCharType="end"/>
@@ -885,8 +885,8 @@
         </w:tblBorders>
       </w:tblPr>
       <w:tblGrid>
-        <w:gridCol w:w="3960"/>
-        <w:gridCol w:w="3960"/>
+        <w:gridCol w:w="3393"/>
+        <w:gridCol w:w="4524"/>
       </w:tblGrid>
       <w:tr>
         <w:trPr>
@@ -894,6 +894,7 @@
         </w:trPr>
         <w:tc>
           <w:tcPr>
+            <w:tcW w:w="3393" w:type="dxa"/>
             <w:shd w:val="clear" w:color="auto" w:fill="D9E2F3"/>
           </w:tcPr>
           <w:p>
@@ -912,6 +913,7 @@
         </w:tc>
         <w:tc>
           <w:tcPr>
+            <w:tcW w:w="4524" w:type="dxa"/>
             <w:shd w:val="clear" w:color="auto" w:fill="D9E2F3"/>
           </w:tcPr>
           <w:p>
@@ -931,7 +933,9 @@
       </w:tr>
       <w:tr>
         <w:tc>
-          <w:tcPr/>
+          <w:tcPr>
+            <w:tcW w:w="3393" w:type="dxa"/>
+          </w:tcPr>
           <w:p>
             <w:pPr>
               <w:pStyle w:val="Compact"/>
@@ -946,7 +950,9 @@
           </w:p>
         </w:tc>
         <w:tc>
-          <w:tcPr/>
+          <w:tcPr>
+            <w:tcW w:w="4524" w:type="dxa"/>
+          </w:tcPr>
           <w:p>
             <w:pPr>
               <w:pStyle w:val="Compact"/>
@@ -963,7 +969,9 @@
       </w:tr>
       <w:tr>
         <w:tc>
-          <w:tcPr/>
+          <w:tcPr>
+            <w:tcW w:w="3393" w:type="dxa"/>
+          </w:tcPr>
           <w:p>
             <w:pPr>
               <w:pStyle w:val="Compact"/>
@@ -978,7 +986,9 @@
           </w:p>
         </w:tc>
         <w:tc>
-          <w:tcPr/>
+          <w:tcPr>
+            <w:tcW w:w="4524" w:type="dxa"/>
+          </w:tcPr>
           <w:p>
             <w:pPr>
               <w:pStyle w:val="Compact"/>
@@ -995,7 +1005,9 @@
       </w:tr>
       <w:tr>
         <w:tc>
-          <w:tcPr/>
+          <w:tcPr>
+            <w:tcW w:w="3393" w:type="dxa"/>
+          </w:tcPr>
           <w:p>
             <w:pPr>
               <w:pStyle w:val="Compact"/>
@@ -1010,7 +1022,9 @@
           </w:p>
         </w:tc>
         <w:tc>
-          <w:tcPr/>
+          <w:tcPr>
+            <w:tcW w:w="4524" w:type="dxa"/>
+          </w:tcPr>
           <w:p>
             <w:pPr>
               <w:pStyle w:val="Compact"/>
@@ -1027,7 +1041,9 @@
       </w:tr>
       <w:tr>
         <w:tc>
-          <w:tcPr/>
+          <w:tcPr>
+            <w:tcW w:w="3393" w:type="dxa"/>
+          </w:tcPr>
           <w:p>
             <w:pPr>
               <w:pStyle w:val="Compact"/>
@@ -1042,7 +1058,9 @@
           </w:p>
         </w:tc>
         <w:tc>
-          <w:tcPr/>
+          <w:tcPr>
+            <w:tcW w:w="4524" w:type="dxa"/>
+          </w:tcPr>
           <w:p>
             <w:pPr>
               <w:pStyle w:val="Compact"/>
@@ -1059,7 +1077,9 @@
       </w:tr>
       <w:tr>
         <w:tc>
-          <w:tcPr/>
+          <w:tcPr>
+            <w:tcW w:w="3393" w:type="dxa"/>
+          </w:tcPr>
           <w:p>
             <w:pPr>
               <w:pStyle w:val="Compact"/>
@@ -1074,7 +1094,9 @@
           </w:p>
         </w:tc>
         <w:tc>
-          <w:tcPr/>
+          <w:tcPr>
+            <w:tcW w:w="4524" w:type="dxa"/>
+          </w:tcPr>
           <w:p>
             <w:pPr>
               <w:pStyle w:val="Compact"/>
@@ -1468,7 +1490,7 @@
               <w:rPr>
                 <w:sz w:val="18"/>
               </w:rPr>
-              <w:t>Pasa de borrador a vigente. Se agrega la portada y se actualizan las referencias a las versiones vigentes de los demás documentos. Se agrega la tabla de contenido, la numeración de páginas y se completa la lista de referencias. Se quita la etiqueta Vigente de la portada. Se aplica el formato de entrega (márgenes de 3 cm, interlineado 1,5, sangría y texto justificado).</w:t>
+              <w:t>Pasa de borrador a vigente. Se agrega la portada y se actualizan las referencias a las versiones vigentes de los demás documentos. Se agrega la tabla de contenido, la numeración de páginas y se completa la lista de referencias. Se quita la etiqueta Vigente de la portada. Se aplica el formato de entrega (márgenes de 3 cm, interlineado 1,5, sangría y texto justificado). Se ajusta el ancho de las columnas de las tablas.</w:t>
             </w:r>
           </w:p>
         </w:tc>
@@ -1542,8 +1564,8 @@
         </w:tblBorders>
       </w:tblPr>
       <w:tblGrid>
-        <w:gridCol w:w="3960"/>
-        <w:gridCol w:w="3960"/>
+        <w:gridCol w:w="3565"/>
+        <w:gridCol w:w="4352"/>
       </w:tblGrid>
       <w:tr>
         <w:trPr>
@@ -1551,6 +1573,7 @@
         </w:trPr>
         <w:tc>
           <w:tcPr>
+            <w:tcW w:w="3565" w:type="dxa"/>
             <w:shd w:val="clear" w:color="auto" w:fill="D9E2F3"/>
           </w:tcPr>
           <w:p>
@@ -1569,6 +1592,7 @@
         </w:tc>
         <w:tc>
           <w:tcPr>
+            <w:tcW w:w="4352" w:type="dxa"/>
             <w:shd w:val="clear" w:color="auto" w:fill="D9E2F3"/>
           </w:tcPr>
           <w:p>
@@ -1588,7 +1612,9 @@
       </w:tr>
       <w:tr>
         <w:tc>
-          <w:tcPr/>
+          <w:tcPr>
+            <w:tcW w:w="3565" w:type="dxa"/>
+          </w:tcPr>
           <w:p>
             <w:pPr>
               <w:pStyle w:val="Compact"/>
@@ -1603,7 +1629,9 @@
           </w:p>
         </w:tc>
         <w:tc>
-          <w:tcPr/>
+          <w:tcPr>
+            <w:tcW w:w="4352" w:type="dxa"/>
+          </w:tcPr>
           <w:p>
             <w:pPr>
               <w:pStyle w:val="Compact"/>
@@ -1620,7 +1648,9 @@
       </w:tr>
       <w:tr>
         <w:tc>
-          <w:tcPr/>
+          <w:tcPr>
+            <w:tcW w:w="3565" w:type="dxa"/>
+          </w:tcPr>
           <w:p>
             <w:pPr>
               <w:pStyle w:val="Compact"/>
@@ -1635,7 +1665,9 @@
           </w:p>
         </w:tc>
         <w:tc>
-          <w:tcPr/>
+          <w:tcPr>
+            <w:tcW w:w="4352" w:type="dxa"/>
+          </w:tcPr>
           <w:p>
             <w:pPr>
               <w:pStyle w:val="Compact"/>
@@ -1652,7 +1684,9 @@
       </w:tr>
       <w:tr>
         <w:tc>
-          <w:tcPr/>
+          <w:tcPr>
+            <w:tcW w:w="3565" w:type="dxa"/>
+          </w:tcPr>
           <w:p>
             <w:pPr>
               <w:pStyle w:val="Compact"/>
@@ -1667,7 +1701,9 @@
           </w:p>
         </w:tc>
         <w:tc>
-          <w:tcPr/>
+          <w:tcPr>
+            <w:tcW w:w="4352" w:type="dxa"/>
+          </w:tcPr>
           <w:p>
             <w:pPr>
               <w:pStyle w:val="Compact"/>
@@ -1684,7 +1720,9 @@
       </w:tr>
       <w:tr>
         <w:tc>
-          <w:tcPr/>
+          <w:tcPr>
+            <w:tcW w:w="3565" w:type="dxa"/>
+          </w:tcPr>
           <w:p>
             <w:pPr>
               <w:pStyle w:val="Compact"/>
@@ -1699,7 +1737,9 @@
           </w:p>
         </w:tc>
         <w:tc>
-          <w:tcPr/>
+          <w:tcPr>
+            <w:tcW w:w="4352" w:type="dxa"/>
+          </w:tcPr>
           <w:p>
             <w:pPr>
               <w:pStyle w:val="Compact"/>
@@ -1750,9 +1790,9 @@
         </w:tblBorders>
       </w:tblPr>
       <w:tblGrid>
-        <w:gridCol w:w="2640"/>
-        <w:gridCol w:w="2640"/>
-        <w:gridCol w:w="2640"/>
+        <w:gridCol w:w="2732"/>
+        <w:gridCol w:w="2988"/>
+        <w:gridCol w:w="2196"/>
       </w:tblGrid>
       <w:tr>
         <w:trPr>
@@ -1760,6 +1800,7 @@
         </w:trPr>
         <w:tc>
           <w:tcPr>
+            <w:tcW w:w="2732" w:type="dxa"/>
             <w:shd w:val="clear" w:color="auto" w:fill="D9E2F3"/>
           </w:tcPr>
           <w:p>
@@ -1778,6 +1819,7 @@
         </w:tc>
         <w:tc>
           <w:tcPr>
+            <w:tcW w:w="2988" w:type="dxa"/>
             <w:shd w:val="clear" w:color="auto" w:fill="D9E2F3"/>
           </w:tcPr>
           <w:p>
@@ -1796,6 +1838,7 @@
         </w:tc>
         <w:tc>
           <w:tcPr>
+            <w:tcW w:w="2196" w:type="dxa"/>
             <w:shd w:val="clear" w:color="auto" w:fill="D9E2F3"/>
           </w:tcPr>
           <w:p>
@@ -1815,7 +1858,9 @@
       </w:tr>
       <w:tr>
         <w:tc>
-          <w:tcPr/>
+          <w:tcPr>
+            <w:tcW w:w="2732" w:type="dxa"/>
+          </w:tcPr>
           <w:p>
             <w:pPr>
               <w:pStyle w:val="Compact"/>
@@ -1830,7 +1875,9 @@
           </w:p>
         </w:tc>
         <w:tc>
-          <w:tcPr/>
+          <w:tcPr>
+            <w:tcW w:w="2988" w:type="dxa"/>
+          </w:tcPr>
           <w:p>
             <w:pPr>
               <w:pStyle w:val="Compact"/>
@@ -1845,7 +1892,9 @@
           </w:p>
         </w:tc>
         <w:tc>
-          <w:tcPr/>
+          <w:tcPr>
+            <w:tcW w:w="2196" w:type="dxa"/>
+          </w:tcPr>
           <w:p>
             <w:pPr>
               <w:pStyle w:val="Compact"/>
@@ -1862,7 +1911,9 @@
       </w:tr>
       <w:tr>
         <w:tc>
-          <w:tcPr/>
+          <w:tcPr>
+            <w:tcW w:w="2732" w:type="dxa"/>
+          </w:tcPr>
           <w:p>
             <w:pPr>
               <w:pStyle w:val="Compact"/>
@@ -1877,7 +1928,9 @@
           </w:p>
         </w:tc>
         <w:tc>
-          <w:tcPr/>
+          <w:tcPr>
+            <w:tcW w:w="2988" w:type="dxa"/>
+          </w:tcPr>
           <w:p>
             <w:pPr>
               <w:pStyle w:val="Compact"/>
@@ -1892,7 +1945,9 @@
           </w:p>
         </w:tc>
         <w:tc>
-          <w:tcPr/>
+          <w:tcPr>
+            <w:tcW w:w="2196" w:type="dxa"/>
+          </w:tcPr>
           <w:p>
             <w:pPr>
               <w:pStyle w:val="Compact"/>
@@ -1909,7 +1964,9 @@
       </w:tr>
       <w:tr>
         <w:tc>
-          <w:tcPr/>
+          <w:tcPr>
+            <w:tcW w:w="2732" w:type="dxa"/>
+          </w:tcPr>
           <w:p>
             <w:pPr>
               <w:pStyle w:val="Compact"/>
@@ -1924,7 +1981,9 @@
           </w:p>
         </w:tc>
         <w:tc>
-          <w:tcPr/>
+          <w:tcPr>
+            <w:tcW w:w="2988" w:type="dxa"/>
+          </w:tcPr>
           <w:p>
             <w:pPr>
               <w:pStyle w:val="Compact"/>
@@ -1939,7 +1998,9 @@
           </w:p>
         </w:tc>
         <w:tc>
-          <w:tcPr/>
+          <w:tcPr>
+            <w:tcW w:w="2196" w:type="dxa"/>
+          </w:tcPr>
           <w:p>
             <w:pPr>
               <w:pStyle w:val="Compact"/>
@@ -1956,7 +2017,9 @@
       </w:tr>
       <w:tr>
         <w:tc>
-          <w:tcPr/>
+          <w:tcPr>
+            <w:tcW w:w="2732" w:type="dxa"/>
+          </w:tcPr>
           <w:p>
             <w:pPr>
               <w:pStyle w:val="Compact"/>
@@ -1971,7 +2034,9 @@
           </w:p>
         </w:tc>
         <w:tc>
-          <w:tcPr/>
+          <w:tcPr>
+            <w:tcW w:w="2988" w:type="dxa"/>
+          </w:tcPr>
           <w:p>
             <w:pPr>
               <w:pStyle w:val="Compact"/>
@@ -1986,7 +2051,9 @@
           </w:p>
         </w:tc>
         <w:tc>
-          <w:tcPr/>
+          <w:tcPr>
+            <w:tcW w:w="2196" w:type="dxa"/>
+          </w:tcPr>
           <w:p>
             <w:pPr>
               <w:pStyle w:val="Compact"/>
@@ -2003,7 +2070,9 @@
       </w:tr>
       <w:tr>
         <w:tc>
-          <w:tcPr/>
+          <w:tcPr>
+            <w:tcW w:w="2732" w:type="dxa"/>
+          </w:tcPr>
           <w:p>
             <w:pPr>
               <w:pStyle w:val="Compact"/>
@@ -2018,7 +2087,9 @@
           </w:p>
         </w:tc>
         <w:tc>
-          <w:tcPr/>
+          <w:tcPr>
+            <w:tcW w:w="2988" w:type="dxa"/>
+          </w:tcPr>
           <w:p>
             <w:pPr>
               <w:pStyle w:val="Compact"/>
@@ -2033,7 +2104,9 @@
           </w:p>
         </w:tc>
         <w:tc>
-          <w:tcPr/>
+          <w:tcPr>
+            <w:tcW w:w="2196" w:type="dxa"/>
+          </w:tcPr>
           <w:p>
             <w:pPr>
               <w:pStyle w:val="Compact"/>
@@ -2050,7 +2123,9 @@
       </w:tr>
       <w:tr>
         <w:tc>
-          <w:tcPr/>
+          <w:tcPr>
+            <w:tcW w:w="2732" w:type="dxa"/>
+          </w:tcPr>
           <w:p>
             <w:pPr>
               <w:pStyle w:val="Compact"/>
@@ -2065,7 +2140,9 @@
           </w:p>
         </w:tc>
         <w:tc>
-          <w:tcPr/>
+          <w:tcPr>
+            <w:tcW w:w="2988" w:type="dxa"/>
+          </w:tcPr>
           <w:p>
             <w:pPr>
               <w:pStyle w:val="Compact"/>
@@ -2080,7 +2157,9 @@
           </w:p>
         </w:tc>
         <w:tc>
-          <w:tcPr/>
+          <w:tcPr>
+            <w:tcW w:w="2196" w:type="dxa"/>
+          </w:tcPr>
           <w:p>
             <w:pPr>
               <w:pStyle w:val="Compact"/>
@@ -2097,7 +2176,9 @@
       </w:tr>
       <w:tr>
         <w:tc>
-          <w:tcPr/>
+          <w:tcPr>
+            <w:tcW w:w="2732" w:type="dxa"/>
+          </w:tcPr>
           <w:p>
             <w:pPr>
               <w:pStyle w:val="Compact"/>
@@ -2112,7 +2193,9 @@
           </w:p>
         </w:tc>
         <w:tc>
-          <w:tcPr/>
+          <w:tcPr>
+            <w:tcW w:w="2988" w:type="dxa"/>
+          </w:tcPr>
           <w:p>
             <w:pPr>
               <w:pStyle w:val="Compact"/>
@@ -2127,7 +2210,9 @@
           </w:p>
         </w:tc>
         <w:tc>
-          <w:tcPr/>
+          <w:tcPr>
+            <w:tcW w:w="2196" w:type="dxa"/>
+          </w:tcPr>
           <w:p>
             <w:pPr>
               <w:pStyle w:val="Compact"/>
@@ -2144,7 +2229,9 @@
       </w:tr>
       <w:tr>
         <w:tc>
-          <w:tcPr/>
+          <w:tcPr>
+            <w:tcW w:w="2732" w:type="dxa"/>
+          </w:tcPr>
           <w:p>
             <w:pPr>
               <w:pStyle w:val="Compact"/>
@@ -2159,7 +2246,9 @@
           </w:p>
         </w:tc>
         <w:tc>
-          <w:tcPr/>
+          <w:tcPr>
+            <w:tcW w:w="2988" w:type="dxa"/>
+          </w:tcPr>
           <w:p>
             <w:pPr>
               <w:pStyle w:val="Compact"/>
@@ -2174,7 +2263,9 @@
           </w:p>
         </w:tc>
         <w:tc>
-          <w:tcPr/>
+          <w:tcPr>
+            <w:tcW w:w="2196" w:type="dxa"/>
+          </w:tcPr>
           <w:p>
             <w:pPr>
               <w:pStyle w:val="Compact"/>
@@ -2191,7 +2282,9 @@
       </w:tr>
       <w:tr>
         <w:tc>
-          <w:tcPr/>
+          <w:tcPr>
+            <w:tcW w:w="2732" w:type="dxa"/>
+          </w:tcPr>
           <w:p>
             <w:pPr>
               <w:pStyle w:val="Compact"/>
@@ -2206,7 +2299,9 @@
           </w:p>
         </w:tc>
         <w:tc>
-          <w:tcPr/>
+          <w:tcPr>
+            <w:tcW w:w="2988" w:type="dxa"/>
+          </w:tcPr>
           <w:p>
             <w:pPr>
               <w:pStyle w:val="Compact"/>
@@ -2221,7 +2316,9 @@
           </w:p>
         </w:tc>
         <w:tc>
-          <w:tcPr/>
+          <w:tcPr>
+            <w:tcW w:w="2196" w:type="dxa"/>
+          </w:tcPr>
           <w:p>
             <w:pPr>
               <w:pStyle w:val="Compact"/>
@@ -2238,7 +2335,9 @@
       </w:tr>
       <w:tr>
         <w:tc>
-          <w:tcPr/>
+          <w:tcPr>
+            <w:tcW w:w="2732" w:type="dxa"/>
+          </w:tcPr>
           <w:p>
             <w:pPr>
               <w:pStyle w:val="Compact"/>
@@ -2253,7 +2352,9 @@
           </w:p>
         </w:tc>
         <w:tc>
-          <w:tcPr/>
+          <w:tcPr>
+            <w:tcW w:w="2988" w:type="dxa"/>
+          </w:tcPr>
           <w:p>
             <w:pPr>
               <w:pStyle w:val="Compact"/>
@@ -2268,7 +2369,9 @@
           </w:p>
         </w:tc>
         <w:tc>
-          <w:tcPr/>
+          <w:tcPr>
+            <w:tcW w:w="2196" w:type="dxa"/>
+          </w:tcPr>
           <w:p>
             <w:pPr>
               <w:pStyle w:val="Compact"/>
@@ -2392,9 +2495,9 @@
         </w:tblBorders>
       </w:tblPr>
       <w:tblGrid>
-        <w:gridCol w:w="2640"/>
-        <w:gridCol w:w="2640"/>
-        <w:gridCol w:w="2640"/>
+        <w:gridCol w:w="1792"/>
+        <w:gridCol w:w="3606"/>
+        <w:gridCol w:w="2518"/>
       </w:tblGrid>
       <w:tr>
         <w:trPr>
@@ -2402,6 +2505,7 @@
         </w:trPr>
         <w:tc>
           <w:tcPr>
+            <w:tcW w:w="1792" w:type="dxa"/>
             <w:shd w:val="clear" w:color="auto" w:fill="D9E2F3"/>
           </w:tcPr>
           <w:p>
@@ -2420,6 +2524,7 @@
         </w:tc>
         <w:tc>
           <w:tcPr>
+            <w:tcW w:w="3606" w:type="dxa"/>
             <w:shd w:val="clear" w:color="auto" w:fill="D9E2F3"/>
           </w:tcPr>
           <w:p>
@@ -2438,6 +2543,7 @@
         </w:tc>
         <w:tc>
           <w:tcPr>
+            <w:tcW w:w="2518" w:type="dxa"/>
             <w:shd w:val="clear" w:color="auto" w:fill="D9E2F3"/>
           </w:tcPr>
           <w:p>
@@ -2457,7 +2563,9 @@
       </w:tr>
       <w:tr>
         <w:tc>
-          <w:tcPr/>
+          <w:tcPr>
+            <w:tcW w:w="1792" w:type="dxa"/>
+          </w:tcPr>
           <w:p>
             <w:pPr>
               <w:pStyle w:val="Compact"/>
@@ -2472,7 +2580,9 @@
           </w:p>
         </w:tc>
         <w:tc>
-          <w:tcPr/>
+          <w:tcPr>
+            <w:tcW w:w="3606" w:type="dxa"/>
+          </w:tcPr>
           <w:p>
             <w:pPr>
               <w:pStyle w:val="Compact"/>
@@ -2487,7 +2597,9 @@
           </w:p>
         </w:tc>
         <w:tc>
-          <w:tcPr/>
+          <w:tcPr>
+            <w:tcW w:w="2518" w:type="dxa"/>
+          </w:tcPr>
           <w:p>
             <w:pPr>
               <w:pStyle w:val="Compact"/>
@@ -2504,7 +2616,9 @@
       </w:tr>
       <w:tr>
         <w:tc>
-          <w:tcPr/>
+          <w:tcPr>
+            <w:tcW w:w="1792" w:type="dxa"/>
+          </w:tcPr>
           <w:p>
             <w:pPr>
               <w:pStyle w:val="Compact"/>
@@ -2519,7 +2633,9 @@
           </w:p>
         </w:tc>
         <w:tc>
-          <w:tcPr/>
+          <w:tcPr>
+            <w:tcW w:w="3606" w:type="dxa"/>
+          </w:tcPr>
           <w:p>
             <w:pPr>
               <w:pStyle w:val="Compact"/>
@@ -2534,7 +2650,9 @@
           </w:p>
         </w:tc>
         <w:tc>
-          <w:tcPr/>
+          <w:tcPr>
+            <w:tcW w:w="2518" w:type="dxa"/>
+          </w:tcPr>
           <w:p>
             <w:pPr>
               <w:pStyle w:val="Compact"/>
@@ -2551,7 +2669,9 @@
       </w:tr>
       <w:tr>
         <w:tc>
-          <w:tcPr/>
+          <w:tcPr>
+            <w:tcW w:w="1792" w:type="dxa"/>
+          </w:tcPr>
           <w:p>
             <w:pPr>
               <w:pStyle w:val="Compact"/>
@@ -2566,7 +2686,9 @@
           </w:p>
         </w:tc>
         <w:tc>
-          <w:tcPr/>
+          <w:tcPr>
+            <w:tcW w:w="3606" w:type="dxa"/>
+          </w:tcPr>
           <w:p>
             <w:pPr>
               <w:pStyle w:val="Compact"/>
@@ -2581,7 +2703,9 @@
           </w:p>
         </w:tc>
         <w:tc>
-          <w:tcPr/>
+          <w:tcPr>
+            <w:tcW w:w="2518" w:type="dxa"/>
+          </w:tcPr>
           <w:p>
             <w:pPr>
               <w:pStyle w:val="Compact"/>
@@ -2598,7 +2722,9 @@
       </w:tr>
       <w:tr>
         <w:tc>
-          <w:tcPr/>
+          <w:tcPr>
+            <w:tcW w:w="1792" w:type="dxa"/>
+          </w:tcPr>
           <w:p>
             <w:pPr>
               <w:pStyle w:val="Compact"/>
@@ -2613,7 +2739,9 @@
           </w:p>
         </w:tc>
         <w:tc>
-          <w:tcPr/>
+          <w:tcPr>
+            <w:tcW w:w="3606" w:type="dxa"/>
+          </w:tcPr>
           <w:p>
             <w:pPr>
               <w:pStyle w:val="Compact"/>
@@ -2628,7 +2756,9 @@
           </w:p>
         </w:tc>
         <w:tc>
-          <w:tcPr/>
+          <w:tcPr>
+            <w:tcW w:w="2518" w:type="dxa"/>
+          </w:tcPr>
           <w:p>
             <w:pPr>
               <w:pStyle w:val="Compact"/>
@@ -2645,7 +2775,9 @@
       </w:tr>
       <w:tr>
         <w:tc>
-          <w:tcPr/>
+          <w:tcPr>
+            <w:tcW w:w="1792" w:type="dxa"/>
+          </w:tcPr>
           <w:p>
             <w:pPr>
               <w:pStyle w:val="Compact"/>
@@ -2660,7 +2792,9 @@
           </w:p>
         </w:tc>
         <w:tc>
-          <w:tcPr/>
+          <w:tcPr>
+            <w:tcW w:w="3606" w:type="dxa"/>
+          </w:tcPr>
           <w:p>
             <w:pPr>
               <w:pStyle w:val="Compact"/>
@@ -2675,7 +2809,9 @@
           </w:p>
         </w:tc>
         <w:tc>
-          <w:tcPr/>
+          <w:tcPr>
+            <w:tcW w:w="2518" w:type="dxa"/>
+          </w:tcPr>
           <w:p>
             <w:pPr>
               <w:pStyle w:val="Compact"/>
@@ -2692,7 +2828,9 @@
       </w:tr>
       <w:tr>
         <w:tc>
-          <w:tcPr/>
+          <w:tcPr>
+            <w:tcW w:w="1792" w:type="dxa"/>
+          </w:tcPr>
           <w:p>
             <w:pPr>
               <w:pStyle w:val="Compact"/>
@@ -2707,7 +2845,9 @@
           </w:p>
         </w:tc>
         <w:tc>
-          <w:tcPr/>
+          <w:tcPr>
+            <w:tcW w:w="3606" w:type="dxa"/>
+          </w:tcPr>
           <w:p>
             <w:pPr>
               <w:pStyle w:val="Compact"/>
@@ -2722,7 +2862,9 @@
           </w:p>
         </w:tc>
         <w:tc>
-          <w:tcPr/>
+          <w:tcPr>
+            <w:tcW w:w="2518" w:type="dxa"/>
+          </w:tcPr>
           <w:p>
             <w:pPr>
               <w:pStyle w:val="Compact"/>
@@ -2739,7 +2881,9 @@
       </w:tr>
       <w:tr>
         <w:tc>
-          <w:tcPr/>
+          <w:tcPr>
+            <w:tcW w:w="1792" w:type="dxa"/>
+          </w:tcPr>
           <w:p>
             <w:pPr>
               <w:pStyle w:val="Compact"/>
@@ -2754,7 +2898,9 @@
           </w:p>
         </w:tc>
         <w:tc>
-          <w:tcPr/>
+          <w:tcPr>
+            <w:tcW w:w="3606" w:type="dxa"/>
+          </w:tcPr>
           <w:p>
             <w:pPr>
               <w:pStyle w:val="Compact"/>
@@ -2769,7 +2915,9 @@
           </w:p>
         </w:tc>
         <w:tc>
-          <w:tcPr/>
+          <w:tcPr>
+            <w:tcW w:w="2518" w:type="dxa"/>
+          </w:tcPr>
           <w:p>
             <w:pPr>
               <w:pStyle w:val="Compact"/>
@@ -2786,7 +2934,9 @@
       </w:tr>
       <w:tr>
         <w:tc>
-          <w:tcPr/>
+          <w:tcPr>
+            <w:tcW w:w="1792" w:type="dxa"/>
+          </w:tcPr>
           <w:p>
             <w:pPr>
               <w:pStyle w:val="Compact"/>
@@ -2801,7 +2951,9 @@
           </w:p>
         </w:tc>
         <w:tc>
-          <w:tcPr/>
+          <w:tcPr>
+            <w:tcW w:w="3606" w:type="dxa"/>
+          </w:tcPr>
           <w:p>
             <w:pPr>
               <w:pStyle w:val="Compact"/>
@@ -2816,7 +2968,9 @@
           </w:p>
         </w:tc>
         <w:tc>
-          <w:tcPr/>
+          <w:tcPr>
+            <w:tcW w:w="2518" w:type="dxa"/>
+          </w:tcPr>
           <w:p>
             <w:pPr>
               <w:pStyle w:val="Compact"/>
@@ -3078,9 +3232,9 @@
         </w:tblBorders>
       </w:tblPr>
       <w:tblGrid>
-        <w:gridCol w:w="2640"/>
-        <w:gridCol w:w="2640"/>
-        <w:gridCol w:w="2640"/>
+        <w:gridCol w:w="1400"/>
+        <w:gridCol w:w="2721"/>
+        <w:gridCol w:w="3794"/>
       </w:tblGrid>
       <w:tr>
         <w:trPr>
@@ -3088,6 +3242,7 @@
         </w:trPr>
         <w:tc>
           <w:tcPr>
+            <w:tcW w:w="1400" w:type="dxa"/>
             <w:shd w:val="clear" w:color="auto" w:fill="D9E2F3"/>
           </w:tcPr>
           <w:p>
@@ -3106,6 +3261,7 @@
         </w:tc>
         <w:tc>
           <w:tcPr>
+            <w:tcW w:w="2721" w:type="dxa"/>
             <w:shd w:val="clear" w:color="auto" w:fill="D9E2F3"/>
           </w:tcPr>
           <w:p>
@@ -3124,6 +3280,7 @@
         </w:tc>
         <w:tc>
           <w:tcPr>
+            <w:tcW w:w="3794" w:type="dxa"/>
             <w:shd w:val="clear" w:color="auto" w:fill="D9E2F3"/>
           </w:tcPr>
           <w:p>
@@ -3143,7 +3300,9 @@
       </w:tr>
       <w:tr>
         <w:tc>
-          <w:tcPr/>
+          <w:tcPr>
+            <w:tcW w:w="1400" w:type="dxa"/>
+          </w:tcPr>
           <w:p>
             <w:pPr>
               <w:pStyle w:val="Compact"/>
@@ -3158,7 +3317,9 @@
           </w:p>
         </w:tc>
         <w:tc>
-          <w:tcPr/>
+          <w:tcPr>
+            <w:tcW w:w="2721" w:type="dxa"/>
+          </w:tcPr>
           <w:p>
             <w:pPr>
               <w:pStyle w:val="Compact"/>
@@ -3173,7 +3334,9 @@
           </w:p>
         </w:tc>
         <w:tc>
-          <w:tcPr/>
+          <w:tcPr>
+            <w:tcW w:w="3794" w:type="dxa"/>
+          </w:tcPr>
           <w:p>
             <w:pPr>
               <w:pStyle w:val="Compact"/>
@@ -3190,7 +3353,9 @@
       </w:tr>
       <w:tr>
         <w:tc>
-          <w:tcPr/>
+          <w:tcPr>
+            <w:tcW w:w="1400" w:type="dxa"/>
+          </w:tcPr>
           <w:p>
             <w:pPr>
               <w:pStyle w:val="Compact"/>
@@ -3205,7 +3370,9 @@
           </w:p>
         </w:tc>
         <w:tc>
-          <w:tcPr/>
+          <w:tcPr>
+            <w:tcW w:w="2721" w:type="dxa"/>
+          </w:tcPr>
           <w:p>
             <w:pPr>
               <w:pStyle w:val="Compact"/>
@@ -3220,7 +3387,9 @@
           </w:p>
         </w:tc>
         <w:tc>
-          <w:tcPr/>
+          <w:tcPr>
+            <w:tcW w:w="3794" w:type="dxa"/>
+          </w:tcPr>
           <w:p>
             <w:pPr>
               <w:pStyle w:val="Compact"/>
@@ -3237,7 +3406,9 @@
       </w:tr>
       <w:tr>
         <w:tc>
-          <w:tcPr/>
+          <w:tcPr>
+            <w:tcW w:w="1400" w:type="dxa"/>
+          </w:tcPr>
           <w:p>
             <w:pPr>
               <w:pStyle w:val="Compact"/>
@@ -3252,7 +3423,9 @@
           </w:p>
         </w:tc>
         <w:tc>
-          <w:tcPr/>
+          <w:tcPr>
+            <w:tcW w:w="2721" w:type="dxa"/>
+          </w:tcPr>
           <w:p>
             <w:pPr>
               <w:pStyle w:val="Compact"/>
@@ -3267,7 +3440,9 @@
           </w:p>
         </w:tc>
         <w:tc>
-          <w:tcPr/>
+          <w:tcPr>
+            <w:tcW w:w="3794" w:type="dxa"/>
+          </w:tcPr>
           <w:p>
             <w:pPr>
               <w:pStyle w:val="Compact"/>
@@ -3284,7 +3459,9 @@
       </w:tr>
       <w:tr>
         <w:tc>
-          <w:tcPr/>
+          <w:tcPr>
+            <w:tcW w:w="1400" w:type="dxa"/>
+          </w:tcPr>
           <w:p>
             <w:pPr>
               <w:pStyle w:val="Compact"/>
@@ -3299,7 +3476,9 @@
           </w:p>
         </w:tc>
         <w:tc>
-          <w:tcPr/>
+          <w:tcPr>
+            <w:tcW w:w="2721" w:type="dxa"/>
+          </w:tcPr>
           <w:p>
             <w:pPr>
               <w:pStyle w:val="Compact"/>
@@ -3314,7 +3493,9 @@
           </w:p>
         </w:tc>
         <w:tc>
-          <w:tcPr/>
+          <w:tcPr>
+            <w:tcW w:w="3794" w:type="dxa"/>
+          </w:tcPr>
           <w:p>
             <w:pPr>
               <w:pStyle w:val="Compact"/>
@@ -3331,7 +3512,9 @@
       </w:tr>
       <w:tr>
         <w:tc>
-          <w:tcPr/>
+          <w:tcPr>
+            <w:tcW w:w="1400" w:type="dxa"/>
+          </w:tcPr>
           <w:p>
             <w:pPr>
               <w:pStyle w:val="Compact"/>
@@ -3346,7 +3529,9 @@
           </w:p>
         </w:tc>
         <w:tc>
-          <w:tcPr/>
+          <w:tcPr>
+            <w:tcW w:w="2721" w:type="dxa"/>
+          </w:tcPr>
           <w:p>
             <w:pPr>
               <w:pStyle w:val="Compact"/>
@@ -3361,7 +3546,9 @@
           </w:p>
         </w:tc>
         <w:tc>
-          <w:tcPr/>
+          <w:tcPr>
+            <w:tcW w:w="3794" w:type="dxa"/>
+          </w:tcPr>
           <w:p>
             <w:pPr>
               <w:pStyle w:val="Compact"/>
@@ -3378,7 +3565,9 @@
       </w:tr>
       <w:tr>
         <w:tc>
-          <w:tcPr/>
+          <w:tcPr>
+            <w:tcW w:w="1400" w:type="dxa"/>
+          </w:tcPr>
           <w:p>
             <w:pPr>
               <w:pStyle w:val="Compact"/>
@@ -3393,7 +3582,9 @@
           </w:p>
         </w:tc>
         <w:tc>
-          <w:tcPr/>
+          <w:tcPr>
+            <w:tcW w:w="2721" w:type="dxa"/>
+          </w:tcPr>
           <w:p>
             <w:pPr>
               <w:pStyle w:val="Compact"/>
@@ -3408,7 +3599,9 @@
           </w:p>
         </w:tc>
         <w:tc>
-          <w:tcPr/>
+          <w:tcPr>
+            <w:tcW w:w="3794" w:type="dxa"/>
+          </w:tcPr>
           <w:p>
             <w:pPr>
               <w:pStyle w:val="Compact"/>
@@ -3425,7 +3618,9 @@
       </w:tr>
       <w:tr>
         <w:tc>
-          <w:tcPr/>
+          <w:tcPr>
+            <w:tcW w:w="1400" w:type="dxa"/>
+          </w:tcPr>
           <w:p>
             <w:pPr>
               <w:pStyle w:val="Compact"/>
@@ -3440,7 +3635,9 @@
           </w:p>
         </w:tc>
         <w:tc>
-          <w:tcPr/>
+          <w:tcPr>
+            <w:tcW w:w="2721" w:type="dxa"/>
+          </w:tcPr>
           <w:p>
             <w:pPr>
               <w:pStyle w:val="Compact"/>
@@ -3455,7 +3652,9 @@
           </w:p>
         </w:tc>
         <w:tc>
-          <w:tcPr/>
+          <w:tcPr>
+            <w:tcW w:w="3794" w:type="dxa"/>
+          </w:tcPr>
           <w:p>
             <w:pPr>
               <w:pStyle w:val="Compact"/>
@@ -3472,7 +3671,9 @@
       </w:tr>
       <w:tr>
         <w:tc>
-          <w:tcPr/>
+          <w:tcPr>
+            <w:tcW w:w="1400" w:type="dxa"/>
+          </w:tcPr>
           <w:p>
             <w:pPr>
               <w:pStyle w:val="Compact"/>
@@ -3487,7 +3688,9 @@
           </w:p>
         </w:tc>
         <w:tc>
-          <w:tcPr/>
+          <w:tcPr>
+            <w:tcW w:w="2721" w:type="dxa"/>
+          </w:tcPr>
           <w:p>
             <w:pPr>
               <w:pStyle w:val="Compact"/>
@@ -3502,7 +3705,9 @@
           </w:p>
         </w:tc>
         <w:tc>
-          <w:tcPr/>
+          <w:tcPr>
+            <w:tcW w:w="3794" w:type="dxa"/>
+          </w:tcPr>
           <w:p>
             <w:pPr>
               <w:pStyle w:val="Compact"/>
@@ -3519,7 +3724,9 @@
       </w:tr>
       <w:tr>
         <w:tc>
-          <w:tcPr/>
+          <w:tcPr>
+            <w:tcW w:w="1400" w:type="dxa"/>
+          </w:tcPr>
           <w:p>
             <w:pPr>
               <w:pStyle w:val="Compact"/>
@@ -3534,7 +3741,9 @@
           </w:p>
         </w:tc>
         <w:tc>
-          <w:tcPr/>
+          <w:tcPr>
+            <w:tcW w:w="2721" w:type="dxa"/>
+          </w:tcPr>
           <w:p>
             <w:pPr>
               <w:pStyle w:val="Compact"/>
@@ -3549,7 +3758,9 @@
           </w:p>
         </w:tc>
         <w:tc>
-          <w:tcPr/>
+          <w:tcPr>
+            <w:tcW w:w="3794" w:type="dxa"/>
+          </w:tcPr>
           <w:p>
             <w:pPr>
               <w:pStyle w:val="Compact"/>
@@ -3566,7 +3777,9 @@
       </w:tr>
       <w:tr>
         <w:tc>
-          <w:tcPr/>
+          <w:tcPr>
+            <w:tcW w:w="1400" w:type="dxa"/>
+          </w:tcPr>
           <w:p>
             <w:pPr>
               <w:pStyle w:val="Compact"/>
@@ -3581,7 +3794,9 @@
           </w:p>
         </w:tc>
         <w:tc>
-          <w:tcPr/>
+          <w:tcPr>
+            <w:tcW w:w="2721" w:type="dxa"/>
+          </w:tcPr>
           <w:p>
             <w:pPr>
               <w:pStyle w:val="Compact"/>
@@ -3596,7 +3811,9 @@
           </w:p>
         </w:tc>
         <w:tc>
-          <w:tcPr/>
+          <w:tcPr>
+            <w:tcW w:w="3794" w:type="dxa"/>
+          </w:tcPr>
           <w:p>
             <w:pPr>
               <w:pStyle w:val="Compact"/>
@@ -3648,8 +3865,8 @@
         </w:tblBorders>
       </w:tblPr>
       <w:tblGrid>
-        <w:gridCol w:w="3960"/>
-        <w:gridCol w:w="3960"/>
+        <w:gridCol w:w="2637"/>
+        <w:gridCol w:w="5280"/>
       </w:tblGrid>
       <w:tr>
         <w:trPr>
@@ -3657,6 +3874,7 @@
         </w:trPr>
         <w:tc>
           <w:tcPr>
+            <w:tcW w:w="2637" w:type="dxa"/>
             <w:shd w:val="clear" w:color="auto" w:fill="D9E2F3"/>
           </w:tcPr>
           <w:p>
@@ -3675,6 +3893,7 @@
         </w:tc>
         <w:tc>
           <w:tcPr>
+            <w:tcW w:w="5280" w:type="dxa"/>
             <w:shd w:val="clear" w:color="auto" w:fill="D9E2F3"/>
           </w:tcPr>
           <w:p>
@@ -3694,7 +3913,9 @@
       </w:tr>
       <w:tr>
         <w:tc>
-          <w:tcPr/>
+          <w:tcPr>
+            <w:tcW w:w="2637" w:type="dxa"/>
+          </w:tcPr>
           <w:p>
             <w:pPr>
               <w:pStyle w:val="Compact"/>
@@ -3709,7 +3930,9 @@
           </w:p>
         </w:tc>
         <w:tc>
-          <w:tcPr/>
+          <w:tcPr>
+            <w:tcW w:w="5280" w:type="dxa"/>
+          </w:tcPr>
           <w:p>
             <w:pPr>
               <w:pStyle w:val="Compact"/>
@@ -3726,7 +3949,9 @@
       </w:tr>
       <w:tr>
         <w:tc>
-          <w:tcPr/>
+          <w:tcPr>
+            <w:tcW w:w="2637" w:type="dxa"/>
+          </w:tcPr>
           <w:p>
             <w:pPr>
               <w:pStyle w:val="Compact"/>
@@ -3741,7 +3966,9 @@
           </w:p>
         </w:tc>
         <w:tc>
-          <w:tcPr/>
+          <w:tcPr>
+            <w:tcW w:w="5280" w:type="dxa"/>
+          </w:tcPr>
           <w:p>
             <w:pPr>
               <w:pStyle w:val="Compact"/>
@@ -3758,7 +3985,9 @@
       </w:tr>
       <w:tr>
         <w:tc>
-          <w:tcPr/>
+          <w:tcPr>
+            <w:tcW w:w="2637" w:type="dxa"/>
+          </w:tcPr>
           <w:p>
             <w:pPr>
               <w:pStyle w:val="Compact"/>
@@ -3773,7 +4002,9 @@
           </w:p>
         </w:tc>
         <w:tc>
-          <w:tcPr/>
+          <w:tcPr>
+            <w:tcW w:w="5280" w:type="dxa"/>
+          </w:tcPr>
           <w:p>
             <w:pPr>
               <w:pStyle w:val="Compact"/>
@@ -3790,7 +4021,9 @@
       </w:tr>
       <w:tr>
         <w:tc>
-          <w:tcPr/>
+          <w:tcPr>
+            <w:tcW w:w="2637" w:type="dxa"/>
+          </w:tcPr>
           <w:p>
             <w:pPr>
               <w:pStyle w:val="Compact"/>
@@ -3805,7 +4038,9 @@
           </w:p>
         </w:tc>
         <w:tc>
-          <w:tcPr/>
+          <w:tcPr>
+            <w:tcW w:w="5280" w:type="dxa"/>
+          </w:tcPr>
           <w:p>
             <w:pPr>
               <w:pStyle w:val="Compact"/>
@@ -3822,7 +4057,9 @@
       </w:tr>
       <w:tr>
         <w:tc>
-          <w:tcPr/>
+          <w:tcPr>
+            <w:tcW w:w="2637" w:type="dxa"/>
+          </w:tcPr>
           <w:p>
             <w:pPr>
               <w:pStyle w:val="Compact"/>
@@ -3837,7 +4074,9 @@
           </w:p>
         </w:tc>
         <w:tc>
-          <w:tcPr/>
+          <w:tcPr>
+            <w:tcW w:w="5280" w:type="dxa"/>
+          </w:tcPr>
           <w:p>
             <w:pPr>
               <w:pStyle w:val="Compact"/>
@@ -3854,7 +4093,9 @@
       </w:tr>
       <w:tr>
         <w:tc>
-          <w:tcPr/>
+          <w:tcPr>
+            <w:tcW w:w="2637" w:type="dxa"/>
+          </w:tcPr>
           <w:p>
             <w:pPr>
               <w:pStyle w:val="Compact"/>
@@ -3869,7 +4110,9 @@
           </w:p>
         </w:tc>
         <w:tc>
-          <w:tcPr/>
+          <w:tcPr>
+            <w:tcW w:w="5280" w:type="dxa"/>
+          </w:tcPr>
           <w:p>
             <w:pPr>
               <w:pStyle w:val="Compact"/>
@@ -3886,7 +4129,9 @@
       </w:tr>
       <w:tr>
         <w:tc>
-          <w:tcPr/>
+          <w:tcPr>
+            <w:tcW w:w="2637" w:type="dxa"/>
+          </w:tcPr>
           <w:p>
             <w:pPr>
               <w:pStyle w:val="Compact"/>
@@ -3901,7 +4146,9 @@
           </w:p>
         </w:tc>
         <w:tc>
-          <w:tcPr/>
+          <w:tcPr>
+            <w:tcW w:w="5280" w:type="dxa"/>
+          </w:tcPr>
           <w:p>
             <w:pPr>
               <w:pStyle w:val="Compact"/>
@@ -4014,9 +4261,9 @@
         </w:tblBorders>
       </w:tblPr>
       <w:tblGrid>
-        <w:gridCol w:w="2640"/>
-        <w:gridCol w:w="2640"/>
-        <w:gridCol w:w="2640"/>
+        <w:gridCol w:w="2151"/>
+        <w:gridCol w:w="3370"/>
+        <w:gridCol w:w="2393"/>
       </w:tblGrid>
       <w:tr>
         <w:trPr>
@@ -4024,6 +4271,7 @@
         </w:trPr>
         <w:tc>
           <w:tcPr>
+            <w:tcW w:w="2151" w:type="dxa"/>
             <w:shd w:val="clear" w:color="auto" w:fill="D9E2F3"/>
           </w:tcPr>
           <w:p>
@@ -4042,6 +4290,7 @@
         </w:tc>
         <w:tc>
           <w:tcPr>
+            <w:tcW w:w="3370" w:type="dxa"/>
             <w:shd w:val="clear" w:color="auto" w:fill="D9E2F3"/>
           </w:tcPr>
           <w:p>
@@ -4060,6 +4309,7 @@
         </w:tc>
         <w:tc>
           <w:tcPr>
+            <w:tcW w:w="2393" w:type="dxa"/>
             <w:shd w:val="clear" w:color="auto" w:fill="D9E2F3"/>
           </w:tcPr>
           <w:p>
@@ -4079,7 +4329,9 @@
       </w:tr>
       <w:tr>
         <w:tc>
-          <w:tcPr/>
+          <w:tcPr>
+            <w:tcW w:w="2151" w:type="dxa"/>
+          </w:tcPr>
           <w:p>
             <w:pPr>
               <w:pStyle w:val="Compact"/>
@@ -4094,7 +4346,9 @@
           </w:p>
         </w:tc>
         <w:tc>
-          <w:tcPr/>
+          <w:tcPr>
+            <w:tcW w:w="3370" w:type="dxa"/>
+          </w:tcPr>
           <w:p>
             <w:pPr>
               <w:pStyle w:val="Compact"/>
@@ -4109,7 +4363,9 @@
           </w:p>
         </w:tc>
         <w:tc>
-          <w:tcPr/>
+          <w:tcPr>
+            <w:tcW w:w="2393" w:type="dxa"/>
+          </w:tcPr>
           <w:p>
             <w:pPr>
               <w:pStyle w:val="Compact"/>
@@ -4126,7 +4382,9 @@
       </w:tr>
       <w:tr>
         <w:tc>
-          <w:tcPr/>
+          <w:tcPr>
+            <w:tcW w:w="2151" w:type="dxa"/>
+          </w:tcPr>
           <w:p>
             <w:pPr>
               <w:pStyle w:val="Compact"/>
@@ -4141,7 +4399,9 @@
           </w:p>
         </w:tc>
         <w:tc>
-          <w:tcPr/>
+          <w:tcPr>
+            <w:tcW w:w="3370" w:type="dxa"/>
+          </w:tcPr>
           <w:p>
             <w:pPr>
               <w:pStyle w:val="Compact"/>
@@ -4156,7 +4416,9 @@
           </w:p>
         </w:tc>
         <w:tc>
-          <w:tcPr/>
+          <w:tcPr>
+            <w:tcW w:w="2393" w:type="dxa"/>
+          </w:tcPr>
           <w:p>
             <w:pPr>
               <w:pStyle w:val="Compact"/>
@@ -4173,7 +4435,9 @@
       </w:tr>
       <w:tr>
         <w:tc>
-          <w:tcPr/>
+          <w:tcPr>
+            <w:tcW w:w="2151" w:type="dxa"/>
+          </w:tcPr>
           <w:p>
             <w:pPr>
               <w:pStyle w:val="Compact"/>
@@ -4188,7 +4452,9 @@
           </w:p>
         </w:tc>
         <w:tc>
-          <w:tcPr/>
+          <w:tcPr>
+            <w:tcW w:w="3370" w:type="dxa"/>
+          </w:tcPr>
           <w:p>
             <w:pPr>
               <w:pStyle w:val="Compact"/>
@@ -4203,7 +4469,9 @@
           </w:p>
         </w:tc>
         <w:tc>
-          <w:tcPr/>
+          <w:tcPr>
+            <w:tcW w:w="2393" w:type="dxa"/>
+          </w:tcPr>
           <w:p>
             <w:pPr>
               <w:pStyle w:val="Compact"/>
@@ -4220,7 +4488,9 @@
       </w:tr>
       <w:tr>
         <w:tc>
-          <w:tcPr/>
+          <w:tcPr>
+            <w:tcW w:w="2151" w:type="dxa"/>
+          </w:tcPr>
           <w:p>
             <w:pPr>
               <w:pStyle w:val="Compact"/>
@@ -4235,7 +4505,9 @@
           </w:p>
         </w:tc>
         <w:tc>
-          <w:tcPr/>
+          <w:tcPr>
+            <w:tcW w:w="3370" w:type="dxa"/>
+          </w:tcPr>
           <w:p>
             <w:pPr>
               <w:pStyle w:val="Compact"/>
@@ -4250,7 +4522,9 @@
           </w:p>
         </w:tc>
         <w:tc>
-          <w:tcPr/>
+          <w:tcPr>
+            <w:tcW w:w="2393" w:type="dxa"/>
+          </w:tcPr>
           <w:p>
             <w:pPr>
               <w:pStyle w:val="Compact"/>
@@ -4267,7 +4541,9 @@
       </w:tr>
       <w:tr>
         <w:tc>
-          <w:tcPr/>
+          <w:tcPr>
+            <w:tcW w:w="2151" w:type="dxa"/>
+          </w:tcPr>
           <w:p>
             <w:pPr>
               <w:pStyle w:val="Compact"/>
@@ -4282,7 +4558,9 @@
           </w:p>
         </w:tc>
         <w:tc>
-          <w:tcPr/>
+          <w:tcPr>
+            <w:tcW w:w="3370" w:type="dxa"/>
+          </w:tcPr>
           <w:p>
             <w:pPr>
               <w:pStyle w:val="Compact"/>
@@ -4297,7 +4575,9 @@
           </w:p>
         </w:tc>
         <w:tc>
-          <w:tcPr/>
+          <w:tcPr>
+            <w:tcW w:w="2393" w:type="dxa"/>
+          </w:tcPr>
           <w:p>
             <w:pPr>
               <w:pStyle w:val="Compact"/>
@@ -4314,7 +4594,9 @@
       </w:tr>
       <w:tr>
         <w:tc>
-          <w:tcPr/>
+          <w:tcPr>
+            <w:tcW w:w="2151" w:type="dxa"/>
+          </w:tcPr>
           <w:p>
             <w:pPr>
               <w:pStyle w:val="Compact"/>
@@ -4329,7 +4611,9 @@
           </w:p>
         </w:tc>
         <w:tc>
-          <w:tcPr/>
+          <w:tcPr>
+            <w:tcW w:w="3370" w:type="dxa"/>
+          </w:tcPr>
           <w:p>
             <w:pPr>
               <w:pStyle w:val="Compact"/>
@@ -4344,7 +4628,9 @@
           </w:p>
         </w:tc>
         <w:tc>
-          <w:tcPr/>
+          <w:tcPr>
+            <w:tcW w:w="2393" w:type="dxa"/>
+          </w:tcPr>
           <w:p>
             <w:pPr>
               <w:pStyle w:val="Compact"/>
@@ -4491,8 +4777,8 @@
         </w:tblBorders>
       </w:tblPr>
       <w:tblGrid>
-        <w:gridCol w:w="3960"/>
-        <w:gridCol w:w="3960"/>
+        <w:gridCol w:w="2196"/>
+        <w:gridCol w:w="5721"/>
       </w:tblGrid>
       <w:tr>
         <w:trPr>
@@ -4500,6 +4786,7 @@
         </w:trPr>
         <w:tc>
           <w:tcPr>
+            <w:tcW w:w="2196" w:type="dxa"/>
             <w:shd w:val="clear" w:color="auto" w:fill="D9E2F3"/>
           </w:tcPr>
           <w:p>
@@ -4518,6 +4805,7 @@
         </w:tc>
         <w:tc>
           <w:tcPr>
+            <w:tcW w:w="5721" w:type="dxa"/>
             <w:shd w:val="clear" w:color="auto" w:fill="D9E2F3"/>
           </w:tcPr>
           <w:p>
@@ -4537,7 +4825,9 @@
       </w:tr>
       <w:tr>
         <w:tc>
-          <w:tcPr/>
+          <w:tcPr>
+            <w:tcW w:w="2196" w:type="dxa"/>
+          </w:tcPr>
           <w:p>
             <w:pPr>
               <w:pStyle w:val="Compact"/>
@@ -4552,7 +4842,9 @@
           </w:p>
         </w:tc>
         <w:tc>
-          <w:tcPr/>
+          <w:tcPr>
+            <w:tcW w:w="5721" w:type="dxa"/>
+          </w:tcPr>
           <w:p>
             <w:pPr>
               <w:pStyle w:val="Compact"/>
@@ -4569,7 +4861,9 @@
       </w:tr>
       <w:tr>
         <w:tc>
-          <w:tcPr/>
+          <w:tcPr>
+            <w:tcW w:w="2196" w:type="dxa"/>
+          </w:tcPr>
           <w:p>
             <w:pPr>
               <w:pStyle w:val="Compact"/>
@@ -4584,7 +4878,9 @@
           </w:p>
         </w:tc>
         <w:tc>
-          <w:tcPr/>
+          <w:tcPr>
+            <w:tcW w:w="5721" w:type="dxa"/>
+          </w:tcPr>
           <w:p>
             <w:pPr>
               <w:pStyle w:val="Compact"/>
@@ -4601,7 +4897,9 @@
       </w:tr>
       <w:tr>
         <w:tc>
-          <w:tcPr/>
+          <w:tcPr>
+            <w:tcW w:w="2196" w:type="dxa"/>
+          </w:tcPr>
           <w:p>
             <w:pPr>
               <w:pStyle w:val="Compact"/>
@@ -4616,7 +4914,9 @@
           </w:p>
         </w:tc>
         <w:tc>
-          <w:tcPr/>
+          <w:tcPr>
+            <w:tcW w:w="5721" w:type="dxa"/>
+          </w:tcPr>
           <w:p>
             <w:pPr>
               <w:pStyle w:val="Compact"/>
@@ -4633,7 +4933,9 @@
       </w:tr>
       <w:tr>
         <w:tc>
-          <w:tcPr/>
+          <w:tcPr>
+            <w:tcW w:w="2196" w:type="dxa"/>
+          </w:tcPr>
           <w:p>
             <w:pPr>
               <w:pStyle w:val="Compact"/>
@@ -4648,7 +4950,9 @@
           </w:p>
         </w:tc>
         <w:tc>
-          <w:tcPr/>
+          <w:tcPr>
+            <w:tcW w:w="5721" w:type="dxa"/>
+          </w:tcPr>
           <w:p>
             <w:pPr>
               <w:pStyle w:val="Compact"/>
@@ -4665,7 +4969,9 @@
       </w:tr>
       <w:tr>
         <w:tc>
-          <w:tcPr/>
+          <w:tcPr>
+            <w:tcW w:w="2196" w:type="dxa"/>
+          </w:tcPr>
           <w:p>
             <w:pPr>
               <w:pStyle w:val="Compact"/>
@@ -4680,7 +4986,9 @@
           </w:p>
         </w:tc>
         <w:tc>
-          <w:tcPr/>
+          <w:tcPr>
+            <w:tcW w:w="5721" w:type="dxa"/>
+          </w:tcPr>
           <w:p>
             <w:pPr>
               <w:pStyle w:val="Compact"/>
@@ -4697,7 +5005,9 @@
       </w:tr>
       <w:tr>
         <w:tc>
-          <w:tcPr/>
+          <w:tcPr>
+            <w:tcW w:w="2196" w:type="dxa"/>
+          </w:tcPr>
           <w:p>
             <w:pPr>
               <w:pStyle w:val="Compact"/>
@@ -4712,7 +5022,9 @@
           </w:p>
         </w:tc>
         <w:tc>
-          <w:tcPr/>
+          <w:tcPr>
+            <w:tcW w:w="5721" w:type="dxa"/>
+          </w:tcPr>
           <w:p>
             <w:pPr>
               <w:pStyle w:val="Compact"/>
@@ -4792,9 +5104,9 @@
         </w:tblBorders>
       </w:tblPr>
       <w:tblGrid>
-        <w:gridCol w:w="2640"/>
-        <w:gridCol w:w="2640"/>
-        <w:gridCol w:w="2640"/>
+        <w:gridCol w:w="1503"/>
+        <w:gridCol w:w="3235"/>
+        <w:gridCol w:w="3178"/>
       </w:tblGrid>
       <w:tr>
         <w:trPr>
@@ -4802,6 +5114,7 @@
         </w:trPr>
         <w:tc>
           <w:tcPr>
+            <w:tcW w:w="1503" w:type="dxa"/>
             <w:shd w:val="clear" w:color="auto" w:fill="D9E2F3"/>
           </w:tcPr>
           <w:p>
@@ -4820,6 +5133,7 @@
         </w:tc>
         <w:tc>
           <w:tcPr>
+            <w:tcW w:w="3235" w:type="dxa"/>
             <w:shd w:val="clear" w:color="auto" w:fill="D9E2F3"/>
           </w:tcPr>
           <w:p>
@@ -4838,6 +5152,7 @@
         </w:tc>
         <w:tc>
           <w:tcPr>
+            <w:tcW w:w="3178" w:type="dxa"/>
             <w:shd w:val="clear" w:color="auto" w:fill="D9E2F3"/>
           </w:tcPr>
           <w:p>
@@ -4857,7 +5172,9 @@
       </w:tr>
       <w:tr>
         <w:tc>
-          <w:tcPr/>
+          <w:tcPr>
+            <w:tcW w:w="1503" w:type="dxa"/>
+          </w:tcPr>
           <w:p>
             <w:pPr>
               <w:pStyle w:val="Compact"/>
@@ -4872,7 +5189,9 @@
           </w:p>
         </w:tc>
         <w:tc>
-          <w:tcPr/>
+          <w:tcPr>
+            <w:tcW w:w="3235" w:type="dxa"/>
+          </w:tcPr>
           <w:p>
             <w:pPr>
               <w:pStyle w:val="Compact"/>
@@ -4887,7 +5206,9 @@
           </w:p>
         </w:tc>
         <w:tc>
-          <w:tcPr/>
+          <w:tcPr>
+            <w:tcW w:w="3178" w:type="dxa"/>
+          </w:tcPr>
           <w:p>
             <w:pPr>
               <w:pStyle w:val="Compact"/>
@@ -4904,7 +5225,9 @@
       </w:tr>
       <w:tr>
         <w:tc>
-          <w:tcPr/>
+          <w:tcPr>
+            <w:tcW w:w="1503" w:type="dxa"/>
+          </w:tcPr>
           <w:p>
             <w:pPr>
               <w:pStyle w:val="Compact"/>
@@ -4919,7 +5242,9 @@
           </w:p>
         </w:tc>
         <w:tc>
-          <w:tcPr/>
+          <w:tcPr>
+            <w:tcW w:w="3235" w:type="dxa"/>
+          </w:tcPr>
           <w:p>
             <w:pPr>
               <w:pStyle w:val="Compact"/>
@@ -4934,7 +5259,9 @@
           </w:p>
         </w:tc>
         <w:tc>
-          <w:tcPr/>
+          <w:tcPr>
+            <w:tcW w:w="3178" w:type="dxa"/>
+          </w:tcPr>
           <w:p>
             <w:pPr>
               <w:pStyle w:val="Compact"/>
@@ -4951,7 +5278,9 @@
       </w:tr>
       <w:tr>
         <w:tc>
-          <w:tcPr/>
+          <w:tcPr>
+            <w:tcW w:w="1503" w:type="dxa"/>
+          </w:tcPr>
           <w:p>
             <w:pPr>
               <w:pStyle w:val="Compact"/>
@@ -4966,7 +5295,9 @@
           </w:p>
         </w:tc>
         <w:tc>
-          <w:tcPr/>
+          <w:tcPr>
+            <w:tcW w:w="3235" w:type="dxa"/>
+          </w:tcPr>
           <w:p>
             <w:pPr>
               <w:pStyle w:val="Compact"/>
@@ -4981,7 +5312,9 @@
           </w:p>
         </w:tc>
         <w:tc>
-          <w:tcPr/>
+          <w:tcPr>
+            <w:tcW w:w="3178" w:type="dxa"/>
+          </w:tcPr>
           <w:p>
             <w:pPr>
               <w:pStyle w:val="Compact"/>
@@ -4998,7 +5331,9 @@
       </w:tr>
       <w:tr>
         <w:tc>
-          <w:tcPr/>
+          <w:tcPr>
+            <w:tcW w:w="1503" w:type="dxa"/>
+          </w:tcPr>
           <w:p>
             <w:pPr>
               <w:pStyle w:val="Compact"/>
@@ -5013,7 +5348,9 @@
           </w:p>
         </w:tc>
         <w:tc>
-          <w:tcPr/>
+          <w:tcPr>
+            <w:tcW w:w="3235" w:type="dxa"/>
+          </w:tcPr>
           <w:p>
             <w:pPr>
               <w:pStyle w:val="Compact"/>
@@ -5028,7 +5365,9 @@
           </w:p>
         </w:tc>
         <w:tc>
-          <w:tcPr/>
+          <w:tcPr>
+            <w:tcW w:w="3178" w:type="dxa"/>
+          </w:tcPr>
           <w:p>
             <w:pPr>
               <w:pStyle w:val="Compact"/>
@@ -5118,9 +5457,9 @@
         </w:tblBorders>
       </w:tblPr>
       <w:tblGrid>
-        <w:gridCol w:w="2640"/>
-        <w:gridCol w:w="2640"/>
-        <w:gridCol w:w="2640"/>
+        <w:gridCol w:w="1900"/>
+        <w:gridCol w:w="3792"/>
+        <w:gridCol w:w="2224"/>
       </w:tblGrid>
       <w:tr>
         <w:trPr>
@@ -5128,6 +5467,7 @@
         </w:trPr>
         <w:tc>
           <w:tcPr>
+            <w:tcW w:w="1900" w:type="dxa"/>
             <w:shd w:val="clear" w:color="auto" w:fill="D9E2F3"/>
           </w:tcPr>
           <w:p>
@@ -5146,6 +5486,7 @@
         </w:tc>
         <w:tc>
           <w:tcPr>
+            <w:tcW w:w="3792" w:type="dxa"/>
             <w:shd w:val="clear" w:color="auto" w:fill="D9E2F3"/>
           </w:tcPr>
           <w:p>
@@ -5164,6 +5505,7 @@
         </w:tc>
         <w:tc>
           <w:tcPr>
+            <w:tcW w:w="2224" w:type="dxa"/>
             <w:shd w:val="clear" w:color="auto" w:fill="D9E2F3"/>
           </w:tcPr>
           <w:p>
@@ -5183,7 +5525,9 @@
       </w:tr>
       <w:tr>
         <w:tc>
-          <w:tcPr/>
+          <w:tcPr>
+            <w:tcW w:w="1900" w:type="dxa"/>
+          </w:tcPr>
           <w:p>
             <w:pPr>
               <w:pStyle w:val="Compact"/>
@@ -5198,7 +5542,9 @@
           </w:p>
         </w:tc>
         <w:tc>
-          <w:tcPr/>
+          <w:tcPr>
+            <w:tcW w:w="3792" w:type="dxa"/>
+          </w:tcPr>
           <w:p>
             <w:pPr>
               <w:pStyle w:val="Compact"/>
@@ -5213,7 +5559,9 @@
           </w:p>
         </w:tc>
         <w:tc>
-          <w:tcPr/>
+          <w:tcPr>
+            <w:tcW w:w="2224" w:type="dxa"/>
+          </w:tcPr>
           <w:p>
             <w:pPr>
               <w:pStyle w:val="Compact"/>
@@ -5230,7 +5578,9 @@
       </w:tr>
       <w:tr>
         <w:tc>
-          <w:tcPr/>
+          <w:tcPr>
+            <w:tcW w:w="1900" w:type="dxa"/>
+          </w:tcPr>
           <w:p>
             <w:pPr>
               <w:pStyle w:val="Compact"/>
@@ -5245,7 +5595,9 @@
           </w:p>
         </w:tc>
         <w:tc>
-          <w:tcPr/>
+          <w:tcPr>
+            <w:tcW w:w="3792" w:type="dxa"/>
+          </w:tcPr>
           <w:p>
             <w:pPr>
               <w:pStyle w:val="Compact"/>
@@ -5260,7 +5612,9 @@
           </w:p>
         </w:tc>
         <w:tc>
-          <w:tcPr/>
+          <w:tcPr>
+            <w:tcW w:w="2224" w:type="dxa"/>
+          </w:tcPr>
           <w:p>
             <w:pPr>
               <w:pStyle w:val="Compact"/>
@@ -5277,7 +5631,9 @@
       </w:tr>
       <w:tr>
         <w:tc>
-          <w:tcPr/>
+          <w:tcPr>
+            <w:tcW w:w="1900" w:type="dxa"/>
+          </w:tcPr>
           <w:p>
             <w:pPr>
               <w:pStyle w:val="Compact"/>
@@ -5292,7 +5648,9 @@
           </w:p>
         </w:tc>
         <w:tc>
-          <w:tcPr/>
+          <w:tcPr>
+            <w:tcW w:w="3792" w:type="dxa"/>
+          </w:tcPr>
           <w:p>
             <w:pPr>
               <w:pStyle w:val="Compact"/>
@@ -5307,7 +5665,9 @@
           </w:p>
         </w:tc>
         <w:tc>
-          <w:tcPr/>
+          <w:tcPr>
+            <w:tcW w:w="2224" w:type="dxa"/>
+          </w:tcPr>
           <w:p>
             <w:pPr>
               <w:pStyle w:val="Compact"/>
@@ -5324,7 +5684,9 @@
       </w:tr>
       <w:tr>
         <w:tc>
-          <w:tcPr/>
+          <w:tcPr>
+            <w:tcW w:w="1900" w:type="dxa"/>
+          </w:tcPr>
           <w:p>
             <w:pPr>
               <w:pStyle w:val="Compact"/>
@@ -5339,7 +5701,9 @@
           </w:p>
         </w:tc>
         <w:tc>
-          <w:tcPr/>
+          <w:tcPr>
+            <w:tcW w:w="3792" w:type="dxa"/>
+          </w:tcPr>
           <w:p>
             <w:pPr>
               <w:pStyle w:val="Compact"/>
@@ -5354,7 +5718,9 @@
           </w:p>
         </w:tc>
         <w:tc>
-          <w:tcPr/>
+          <w:tcPr>
+            <w:tcW w:w="2224" w:type="dxa"/>
+          </w:tcPr>
           <w:p>
             <w:pPr>
               <w:pStyle w:val="Compact"/>
@@ -5371,7 +5737,9 @@
       </w:tr>
       <w:tr>
         <w:tc>
-          <w:tcPr/>
+          <w:tcPr>
+            <w:tcW w:w="1900" w:type="dxa"/>
+          </w:tcPr>
           <w:p>
             <w:pPr>
               <w:pStyle w:val="Compact"/>
@@ -5386,7 +5754,9 @@
           </w:p>
         </w:tc>
         <w:tc>
-          <w:tcPr/>
+          <w:tcPr>
+            <w:tcW w:w="3792" w:type="dxa"/>
+          </w:tcPr>
           <w:p>
             <w:pPr>
               <w:pStyle w:val="Compact"/>
@@ -5401,7 +5771,9 @@
           </w:p>
         </w:tc>
         <w:tc>
-          <w:tcPr/>
+          <w:tcPr>
+            <w:tcW w:w="2224" w:type="dxa"/>
+          </w:tcPr>
           <w:p>
             <w:pPr>
               <w:pStyle w:val="Compact"/>
@@ -5418,7 +5790,9 @@
       </w:tr>
       <w:tr>
         <w:tc>
-          <w:tcPr/>
+          <w:tcPr>
+            <w:tcW w:w="1900" w:type="dxa"/>
+          </w:tcPr>
           <w:p>
             <w:pPr>
               <w:pStyle w:val="Compact"/>
@@ -5433,7 +5807,9 @@
           </w:p>
         </w:tc>
         <w:tc>
-          <w:tcPr/>
+          <w:tcPr>
+            <w:tcW w:w="3792" w:type="dxa"/>
+          </w:tcPr>
           <w:p>
             <w:pPr>
               <w:pStyle w:val="Compact"/>
@@ -5448,7 +5824,9 @@
           </w:p>
         </w:tc>
         <w:tc>
-          <w:tcPr/>
+          <w:tcPr>
+            <w:tcW w:w="2224" w:type="dxa"/>
+          </w:tcPr>
           <w:p>
             <w:pPr>
               <w:pStyle w:val="Compact"/>
@@ -5465,7 +5843,9 @@
       </w:tr>
       <w:tr>
         <w:tc>
-          <w:tcPr/>
+          <w:tcPr>
+            <w:tcW w:w="1900" w:type="dxa"/>
+          </w:tcPr>
           <w:p>
             <w:pPr>
               <w:pStyle w:val="Compact"/>
@@ -5480,7 +5860,9 @@
           </w:p>
         </w:tc>
         <w:tc>
-          <w:tcPr/>
+          <w:tcPr>
+            <w:tcW w:w="3792" w:type="dxa"/>
+          </w:tcPr>
           <w:p>
             <w:pPr>
               <w:pStyle w:val="Compact"/>
@@ -5495,7 +5877,9 @@
           </w:p>
         </w:tc>
         <w:tc>
-          <w:tcPr/>
+          <w:tcPr>
+            <w:tcW w:w="2224" w:type="dxa"/>
+          </w:tcPr>
           <w:p>
             <w:pPr>
               <w:pStyle w:val="Compact"/>
@@ -5512,7 +5896,9 @@
       </w:tr>
       <w:tr>
         <w:tc>
-          <w:tcPr/>
+          <w:tcPr>
+            <w:tcW w:w="1900" w:type="dxa"/>
+          </w:tcPr>
           <w:p>
             <w:pPr>
               <w:pStyle w:val="Compact"/>
@@ -5527,7 +5913,9 @@
           </w:p>
         </w:tc>
         <w:tc>
-          <w:tcPr/>
+          <w:tcPr>
+            <w:tcW w:w="3792" w:type="dxa"/>
+          </w:tcPr>
           <w:p>
             <w:pPr>
               <w:pStyle w:val="Compact"/>
@@ -5542,7 +5930,9 @@
           </w:p>
         </w:tc>
         <w:tc>
-          <w:tcPr/>
+          <w:tcPr>
+            <w:tcW w:w="2224" w:type="dxa"/>
+          </w:tcPr>
           <w:p>
             <w:pPr>
               <w:pStyle w:val="Compact"/>
@@ -5584,8 +5974,8 @@
         </w:tblBorders>
       </w:tblPr>
       <w:tblGrid>
-        <w:gridCol w:w="3960"/>
-        <w:gridCol w:w="3960"/>
+        <w:gridCol w:w="2800"/>
+        <w:gridCol w:w="5117"/>
       </w:tblGrid>
       <w:tr>
         <w:trPr>
@@ -5593,6 +5983,7 @@
         </w:trPr>
         <w:tc>
           <w:tcPr>
+            <w:tcW w:w="2800" w:type="dxa"/>
             <w:shd w:val="clear" w:color="auto" w:fill="D9E2F3"/>
           </w:tcPr>
           <w:p>
@@ -5611,6 +6002,7 @@
         </w:tc>
         <w:tc>
           <w:tcPr>
+            <w:tcW w:w="5117" w:type="dxa"/>
             <w:shd w:val="clear" w:color="auto" w:fill="D9E2F3"/>
           </w:tcPr>
           <w:p>
@@ -5630,7 +6022,9 @@
       </w:tr>
       <w:tr>
         <w:tc>
-          <w:tcPr/>
+          <w:tcPr>
+            <w:tcW w:w="2800" w:type="dxa"/>
+          </w:tcPr>
           <w:p>
             <w:pPr>
               <w:pStyle w:val="Compact"/>
@@ -5645,7 +6039,9 @@
           </w:p>
         </w:tc>
         <w:tc>
-          <w:tcPr/>
+          <w:tcPr>
+            <w:tcW w:w="5117" w:type="dxa"/>
+          </w:tcPr>
           <w:p>
             <w:pPr>
               <w:pStyle w:val="Compact"/>
@@ -5662,7 +6058,9 @@
       </w:tr>
       <w:tr>
         <w:tc>
-          <w:tcPr/>
+          <w:tcPr>
+            <w:tcW w:w="2800" w:type="dxa"/>
+          </w:tcPr>
           <w:p>
             <w:pPr>
               <w:pStyle w:val="Compact"/>
@@ -5677,7 +6075,9 @@
           </w:p>
         </w:tc>
         <w:tc>
-          <w:tcPr/>
+          <w:tcPr>
+            <w:tcW w:w="5117" w:type="dxa"/>
+          </w:tcPr>
           <w:p>
             <w:pPr>
               <w:pStyle w:val="Compact"/>
@@ -5694,7 +6094,9 @@
       </w:tr>
       <w:tr>
         <w:tc>
-          <w:tcPr/>
+          <w:tcPr>
+            <w:tcW w:w="2800" w:type="dxa"/>
+          </w:tcPr>
           <w:p>
             <w:pPr>
               <w:pStyle w:val="Compact"/>
@@ -5709,7 +6111,9 @@
           </w:p>
         </w:tc>
         <w:tc>
-          <w:tcPr/>
+          <w:tcPr>
+            <w:tcW w:w="5117" w:type="dxa"/>
+          </w:tcPr>
           <w:p>
             <w:pPr>
               <w:pStyle w:val="Compact"/>
@@ -5726,7 +6130,9 @@
       </w:tr>
       <w:tr>
         <w:tc>
-          <w:tcPr/>
+          <w:tcPr>
+            <w:tcW w:w="2800" w:type="dxa"/>
+          </w:tcPr>
           <w:p>
             <w:pPr>
               <w:pStyle w:val="Compact"/>
@@ -5741,7 +6147,9 @@
           </w:p>
         </w:tc>
         <w:tc>
-          <w:tcPr/>
+          <w:tcPr>
+            <w:tcW w:w="5117" w:type="dxa"/>
+          </w:tcPr>
           <w:p>
             <w:pPr>
               <w:pStyle w:val="Compact"/>
@@ -5758,7 +6166,9 @@
       </w:tr>
       <w:tr>
         <w:tc>
-          <w:tcPr/>
+          <w:tcPr>
+            <w:tcW w:w="2800" w:type="dxa"/>
+          </w:tcPr>
           <w:p>
             <w:pPr>
               <w:pStyle w:val="Compact"/>
@@ -5773,7 +6183,9 @@
           </w:p>
         </w:tc>
         <w:tc>
-          <w:tcPr/>
+          <w:tcPr>
+            <w:tcW w:w="5117" w:type="dxa"/>
+          </w:tcPr>
           <w:p>
             <w:pPr>
               <w:pStyle w:val="Compact"/>
@@ -5790,7 +6202,9 @@
       </w:tr>
       <w:tr>
         <w:tc>
-          <w:tcPr/>
+          <w:tcPr>
+            <w:tcW w:w="2800" w:type="dxa"/>
+          </w:tcPr>
           <w:p>
             <w:pPr>
               <w:pStyle w:val="Compact"/>
@@ -5805,7 +6219,9 @@
           </w:p>
         </w:tc>
         <w:tc>
-          <w:tcPr/>
+          <w:tcPr>
+            <w:tcW w:w="5117" w:type="dxa"/>
+          </w:tcPr>
           <w:p>
             <w:pPr>
               <w:pStyle w:val="Compact"/>
@@ -5875,8 +6291,8 @@
         </w:tblBorders>
       </w:tblPr>
       <w:tblGrid>
-        <w:gridCol w:w="3960"/>
-        <w:gridCol w:w="3960"/>
+        <w:gridCol w:w="2659"/>
+        <w:gridCol w:w="5258"/>
       </w:tblGrid>
       <w:tr>
         <w:trPr>
@@ -5884,6 +6300,7 @@
         </w:trPr>
         <w:tc>
           <w:tcPr>
+            <w:tcW w:w="2659" w:type="dxa"/>
             <w:shd w:val="clear" w:color="auto" w:fill="D9E2F3"/>
           </w:tcPr>
           <w:p>
@@ -5902,6 +6319,7 @@
         </w:tc>
         <w:tc>
           <w:tcPr>
+            <w:tcW w:w="5258" w:type="dxa"/>
             <w:shd w:val="clear" w:color="auto" w:fill="D9E2F3"/>
           </w:tcPr>
           <w:p>
@@ -5921,7 +6339,9 @@
       </w:tr>
       <w:tr>
         <w:tc>
-          <w:tcPr/>
+          <w:tcPr>
+            <w:tcW w:w="2659" w:type="dxa"/>
+          </w:tcPr>
           <w:p>
             <w:pPr>
               <w:pStyle w:val="Compact"/>
@@ -5936,7 +6356,9 @@
           </w:p>
         </w:tc>
         <w:tc>
-          <w:tcPr/>
+          <w:tcPr>
+            <w:tcW w:w="5258" w:type="dxa"/>
+          </w:tcPr>
           <w:p>
             <w:pPr>
               <w:pStyle w:val="Compact"/>
@@ -5953,7 +6375,9 @@
       </w:tr>
       <w:tr>
         <w:tc>
-          <w:tcPr/>
+          <w:tcPr>
+            <w:tcW w:w="2659" w:type="dxa"/>
+          </w:tcPr>
           <w:p>
             <w:pPr>
               <w:pStyle w:val="Compact"/>
@@ -5968,7 +6392,9 @@
           </w:p>
         </w:tc>
         <w:tc>
-          <w:tcPr/>
+          <w:tcPr>
+            <w:tcW w:w="5258" w:type="dxa"/>
+          </w:tcPr>
           <w:p>
             <w:pPr>
               <w:pStyle w:val="Compact"/>
@@ -5985,7 +6411,9 @@
       </w:tr>
       <w:tr>
         <w:tc>
-          <w:tcPr/>
+          <w:tcPr>
+            <w:tcW w:w="2659" w:type="dxa"/>
+          </w:tcPr>
           <w:p>
             <w:pPr>
               <w:pStyle w:val="Compact"/>
@@ -6000,7 +6428,9 @@
           </w:p>
         </w:tc>
         <w:tc>
-          <w:tcPr/>
+          <w:tcPr>
+            <w:tcW w:w="5258" w:type="dxa"/>
+          </w:tcPr>
           <w:p>
             <w:pPr>
               <w:pStyle w:val="Compact"/>
@@ -6017,7 +6447,9 @@
       </w:tr>
       <w:tr>
         <w:tc>
-          <w:tcPr/>
+          <w:tcPr>
+            <w:tcW w:w="2659" w:type="dxa"/>
+          </w:tcPr>
           <w:p>
             <w:pPr>
               <w:pStyle w:val="Compact"/>
@@ -6032,7 +6464,9 @@
           </w:p>
         </w:tc>
         <w:tc>
-          <w:tcPr/>
+          <w:tcPr>
+            <w:tcW w:w="5258" w:type="dxa"/>
+          </w:tcPr>
           <w:p>
             <w:pPr>
               <w:pStyle w:val="Compact"/>
@@ -6049,7 +6483,9 @@
       </w:tr>
       <w:tr>
         <w:tc>
-          <w:tcPr/>
+          <w:tcPr>
+            <w:tcW w:w="2659" w:type="dxa"/>
+          </w:tcPr>
           <w:p>
             <w:pPr>
               <w:pStyle w:val="Compact"/>
@@ -6064,7 +6500,9 @@
           </w:p>
         </w:tc>
         <w:tc>
-          <w:tcPr/>
+          <w:tcPr>
+            <w:tcW w:w="5258" w:type="dxa"/>
+          </w:tcPr>
           <w:p>
             <w:pPr>
               <w:pStyle w:val="Compact"/>
@@ -6081,7 +6519,9 @@
       </w:tr>
       <w:tr>
         <w:tc>
-          <w:tcPr/>
+          <w:tcPr>
+            <w:tcW w:w="2659" w:type="dxa"/>
+          </w:tcPr>
           <w:p>
             <w:pPr>
               <w:pStyle w:val="Compact"/>
@@ -6096,7 +6536,9 @@
           </w:p>
         </w:tc>
         <w:tc>
-          <w:tcPr/>
+          <w:tcPr>
+            <w:tcW w:w="5258" w:type="dxa"/>
+          </w:tcPr>
           <w:p>
             <w:pPr>
               <w:pStyle w:val="Compact"/>
@@ -6197,9 +6639,9 @@
         </w:tblBorders>
       </w:tblPr>
       <w:tblGrid>
-        <w:gridCol w:w="2640"/>
-        <w:gridCol w:w="2640"/>
-        <w:gridCol w:w="2640"/>
+        <w:gridCol w:w="1591"/>
+        <w:gridCol w:w="2429"/>
+        <w:gridCol w:w="3894"/>
       </w:tblGrid>
       <w:tr>
         <w:trPr>
@@ -6207,6 +6649,7 @@
         </w:trPr>
         <w:tc>
           <w:tcPr>
+            <w:tcW w:w="1591" w:type="dxa"/>
             <w:shd w:val="clear" w:color="auto" w:fill="D9E2F3"/>
           </w:tcPr>
           <w:p>
@@ -6225,6 +6668,7 @@
         </w:tc>
         <w:tc>
           <w:tcPr>
+            <w:tcW w:w="2429" w:type="dxa"/>
             <w:shd w:val="clear" w:color="auto" w:fill="D9E2F3"/>
           </w:tcPr>
           <w:p>
@@ -6243,6 +6687,7 @@
         </w:tc>
         <w:tc>
           <w:tcPr>
+            <w:tcW w:w="3894" w:type="dxa"/>
             <w:shd w:val="clear" w:color="auto" w:fill="D9E2F3"/>
           </w:tcPr>
           <w:p>
@@ -6262,7 +6707,9 @@
       </w:tr>
       <w:tr>
         <w:tc>
-          <w:tcPr/>
+          <w:tcPr>
+            <w:tcW w:w="1591" w:type="dxa"/>
+          </w:tcPr>
           <w:p>
             <w:pPr>
               <w:pStyle w:val="Compact"/>
@@ -6277,7 +6724,9 @@
           </w:p>
         </w:tc>
         <w:tc>
-          <w:tcPr/>
+          <w:tcPr>
+            <w:tcW w:w="2429" w:type="dxa"/>
+          </w:tcPr>
           <w:p>
             <w:pPr>
               <w:pStyle w:val="Compact"/>
@@ -6292,7 +6741,9 @@
           </w:p>
         </w:tc>
         <w:tc>
-          <w:tcPr/>
+          <w:tcPr>
+            <w:tcW w:w="3894" w:type="dxa"/>
+          </w:tcPr>
           <w:p>
             <w:pPr>
               <w:pStyle w:val="Compact"/>
@@ -6309,7 +6760,9 @@
       </w:tr>
       <w:tr>
         <w:tc>
-          <w:tcPr/>
+          <w:tcPr>
+            <w:tcW w:w="1591" w:type="dxa"/>
+          </w:tcPr>
           <w:p>
             <w:pPr>
               <w:pStyle w:val="Compact"/>
@@ -6324,7 +6777,9 @@
           </w:p>
         </w:tc>
         <w:tc>
-          <w:tcPr/>
+          <w:tcPr>
+            <w:tcW w:w="2429" w:type="dxa"/>
+          </w:tcPr>
           <w:p>
             <w:pPr>
               <w:pStyle w:val="Compact"/>
@@ -6339,7 +6794,9 @@
           </w:p>
         </w:tc>
         <w:tc>
-          <w:tcPr/>
+          <w:tcPr>
+            <w:tcW w:w="3894" w:type="dxa"/>
+          </w:tcPr>
           <w:p>
             <w:pPr>
               <w:pStyle w:val="Compact"/>
@@ -6356,7 +6813,9 @@
       </w:tr>
       <w:tr>
         <w:tc>
-          <w:tcPr/>
+          <w:tcPr>
+            <w:tcW w:w="1591" w:type="dxa"/>
+          </w:tcPr>
           <w:p>
             <w:pPr>
               <w:pStyle w:val="Compact"/>
@@ -6371,7 +6830,9 @@
           </w:p>
         </w:tc>
         <w:tc>
-          <w:tcPr/>
+          <w:tcPr>
+            <w:tcW w:w="2429" w:type="dxa"/>
+          </w:tcPr>
           <w:p>
             <w:pPr>
               <w:pStyle w:val="Compact"/>
@@ -6386,7 +6847,9 @@
           </w:p>
         </w:tc>
         <w:tc>
-          <w:tcPr/>
+          <w:tcPr>
+            <w:tcW w:w="3894" w:type="dxa"/>
+          </w:tcPr>
           <w:p>
             <w:pPr>
               <w:pStyle w:val="Compact"/>
@@ -6403,7 +6866,9 @@
       </w:tr>
       <w:tr>
         <w:tc>
-          <w:tcPr/>
+          <w:tcPr>
+            <w:tcW w:w="1591" w:type="dxa"/>
+          </w:tcPr>
           <w:p>
             <w:pPr>
               <w:pStyle w:val="Compact"/>
@@ -6418,7 +6883,9 @@
           </w:p>
         </w:tc>
         <w:tc>
-          <w:tcPr/>
+          <w:tcPr>
+            <w:tcW w:w="2429" w:type="dxa"/>
+          </w:tcPr>
           <w:p>
             <w:pPr>
               <w:pStyle w:val="Compact"/>
@@ -6433,7 +6900,9 @@
           </w:p>
         </w:tc>
         <w:tc>
-          <w:tcPr/>
+          <w:tcPr>
+            <w:tcW w:w="3894" w:type="dxa"/>
+          </w:tcPr>
           <w:p>
             <w:pPr>
               <w:pStyle w:val="Compact"/>
@@ -6450,7 +6919,9 @@
       </w:tr>
       <w:tr>
         <w:tc>
-          <w:tcPr/>
+          <w:tcPr>
+            <w:tcW w:w="1591" w:type="dxa"/>
+          </w:tcPr>
           <w:p>
             <w:pPr>
               <w:pStyle w:val="Compact"/>
@@ -6465,7 +6936,9 @@
           </w:p>
         </w:tc>
         <w:tc>
-          <w:tcPr/>
+          <w:tcPr>
+            <w:tcW w:w="2429" w:type="dxa"/>
+          </w:tcPr>
           <w:p>
             <w:pPr>
               <w:pStyle w:val="Compact"/>
@@ -6480,7 +6953,9 @@
           </w:p>
         </w:tc>
         <w:tc>
-          <w:tcPr/>
+          <w:tcPr>
+            <w:tcW w:w="3894" w:type="dxa"/>
+          </w:tcPr>
           <w:p>
             <w:pPr>
               <w:pStyle w:val="Compact"/>
@@ -6497,7 +6972,9 @@
       </w:tr>
       <w:tr>
         <w:tc>
-          <w:tcPr/>
+          <w:tcPr>
+            <w:tcW w:w="1591" w:type="dxa"/>
+          </w:tcPr>
           <w:p>
             <w:pPr>
               <w:pStyle w:val="Compact"/>
@@ -6512,7 +6989,9 @@
           </w:p>
         </w:tc>
         <w:tc>
-          <w:tcPr/>
+          <w:tcPr>
+            <w:tcW w:w="2429" w:type="dxa"/>
+          </w:tcPr>
           <w:p>
             <w:pPr>
               <w:pStyle w:val="Compact"/>
@@ -6527,7 +7006,9 @@
           </w:p>
         </w:tc>
         <w:tc>
-          <w:tcPr/>
+          <w:tcPr>
+            <w:tcW w:w="3894" w:type="dxa"/>
+          </w:tcPr>
           <w:p>
             <w:pPr>
               <w:pStyle w:val="Compact"/>
@@ -6583,11 +7064,11 @@
         </w:tblBorders>
       </w:tblPr>
       <w:tblGrid>
-        <w:gridCol w:w="1584"/>
-        <w:gridCol w:w="1584"/>
-        <w:gridCol w:w="1584"/>
-        <w:gridCol w:w="1584"/>
-        <w:gridCol w:w="1584"/>
+        <w:gridCol w:w="1933"/>
+        <w:gridCol w:w="952"/>
+        <w:gridCol w:w="1134"/>
+        <w:gridCol w:w="1938"/>
+        <w:gridCol w:w="1952"/>
       </w:tblGrid>
       <w:tr>
         <w:trPr>
@@ -6595,6 +7076,7 @@
         </w:trPr>
         <w:tc>
           <w:tcPr>
+            <w:tcW w:w="1933" w:type="dxa"/>
             <w:shd w:val="clear" w:color="auto" w:fill="D9E2F3"/>
           </w:tcPr>
           <w:p>
@@ -6613,6 +7095,7 @@
         </w:tc>
         <w:tc>
           <w:tcPr>
+            <w:tcW w:w="952" w:type="dxa"/>
             <w:shd w:val="clear" w:color="auto" w:fill="D9E2F3"/>
           </w:tcPr>
           <w:p>
@@ -6631,6 +7114,7 @@
         </w:tc>
         <w:tc>
           <w:tcPr>
+            <w:tcW w:w="1134" w:type="dxa"/>
             <w:shd w:val="clear" w:color="auto" w:fill="D9E2F3"/>
           </w:tcPr>
           <w:p>
@@ -6649,6 +7133,7 @@
         </w:tc>
         <w:tc>
           <w:tcPr>
+            <w:tcW w:w="1938" w:type="dxa"/>
             <w:shd w:val="clear" w:color="auto" w:fill="D9E2F3"/>
           </w:tcPr>
           <w:p>
@@ -6667,6 +7152,7 @@
         </w:tc>
         <w:tc>
           <w:tcPr>
+            <w:tcW w:w="1952" w:type="dxa"/>
             <w:shd w:val="clear" w:color="auto" w:fill="D9E2F3"/>
           </w:tcPr>
           <w:p>
@@ -6686,7 +7172,9 @@
       </w:tr>
       <w:tr>
         <w:tc>
-          <w:tcPr/>
+          <w:tcPr>
+            <w:tcW w:w="1933" w:type="dxa"/>
+          </w:tcPr>
           <w:p>
             <w:pPr>
               <w:pStyle w:val="Compact"/>
@@ -6701,7 +7189,9 @@
           </w:p>
         </w:tc>
         <w:tc>
-          <w:tcPr/>
+          <w:tcPr>
+            <w:tcW w:w="952" w:type="dxa"/>
+          </w:tcPr>
           <w:p>
             <w:pPr>
               <w:pStyle w:val="Compact"/>
@@ -6716,7 +7206,9 @@
           </w:p>
         </w:tc>
         <w:tc>
-          <w:tcPr/>
+          <w:tcPr>
+            <w:tcW w:w="1134" w:type="dxa"/>
+          </w:tcPr>
           <w:p>
             <w:pPr>
               <w:pStyle w:val="Compact"/>
@@ -6731,7 +7223,9 @@
           </w:p>
         </w:tc>
         <w:tc>
-          <w:tcPr/>
+          <w:tcPr>
+            <w:tcW w:w="1938" w:type="dxa"/>
+          </w:tcPr>
           <w:p>
             <w:pPr>
               <w:pStyle w:val="Compact"/>
@@ -6746,7 +7240,9 @@
           </w:p>
         </w:tc>
         <w:tc>
-          <w:tcPr/>
+          <w:tcPr>
+            <w:tcW w:w="1952" w:type="dxa"/>
+          </w:tcPr>
           <w:p>
             <w:pPr>
               <w:pStyle w:val="Compact"/>
@@ -6763,7 +7259,9 @@
       </w:tr>
       <w:tr>
         <w:tc>
-          <w:tcPr/>
+          <w:tcPr>
+            <w:tcW w:w="1933" w:type="dxa"/>
+          </w:tcPr>
           <w:p>
             <w:pPr>
               <w:pStyle w:val="Compact"/>
@@ -6778,7 +7276,9 @@
           </w:p>
         </w:tc>
         <w:tc>
-          <w:tcPr/>
+          <w:tcPr>
+            <w:tcW w:w="952" w:type="dxa"/>
+          </w:tcPr>
           <w:p>
             <w:pPr>
               <w:pStyle w:val="Compact"/>
@@ -6793,7 +7293,9 @@
           </w:p>
         </w:tc>
         <w:tc>
-          <w:tcPr/>
+          <w:tcPr>
+            <w:tcW w:w="1134" w:type="dxa"/>
+          </w:tcPr>
           <w:p>
             <w:pPr>
               <w:pStyle w:val="Compact"/>
@@ -6808,7 +7310,9 @@
           </w:p>
         </w:tc>
         <w:tc>
-          <w:tcPr/>
+          <w:tcPr>
+            <w:tcW w:w="1938" w:type="dxa"/>
+          </w:tcPr>
           <w:p>
             <w:pPr>
               <w:pStyle w:val="Compact"/>
@@ -6823,7 +7327,9 @@
           </w:p>
         </w:tc>
         <w:tc>
-          <w:tcPr/>
+          <w:tcPr>
+            <w:tcW w:w="1952" w:type="dxa"/>
+          </w:tcPr>
           <w:p>
             <w:pPr>
               <w:pStyle w:val="Compact"/>
@@ -6840,7 +7346,9 @@
       </w:tr>
       <w:tr>
         <w:tc>
-          <w:tcPr/>
+          <w:tcPr>
+            <w:tcW w:w="1933" w:type="dxa"/>
+          </w:tcPr>
           <w:p>
             <w:pPr>
               <w:pStyle w:val="Compact"/>
@@ -6855,7 +7363,9 @@
           </w:p>
         </w:tc>
         <w:tc>
-          <w:tcPr/>
+          <w:tcPr>
+            <w:tcW w:w="952" w:type="dxa"/>
+          </w:tcPr>
           <w:p>
             <w:pPr>
               <w:pStyle w:val="Compact"/>
@@ -6870,7 +7380,9 @@
           </w:p>
         </w:tc>
         <w:tc>
-          <w:tcPr/>
+          <w:tcPr>
+            <w:tcW w:w="1134" w:type="dxa"/>
+          </w:tcPr>
           <w:p>
             <w:pPr>
               <w:pStyle w:val="Compact"/>
@@ -6885,7 +7397,9 @@
           </w:p>
         </w:tc>
         <w:tc>
-          <w:tcPr/>
+          <w:tcPr>
+            <w:tcW w:w="1938" w:type="dxa"/>
+          </w:tcPr>
           <w:p>
             <w:pPr>
               <w:pStyle w:val="Compact"/>
@@ -6900,7 +7414,9 @@
           </w:p>
         </w:tc>
         <w:tc>
-          <w:tcPr/>
+          <w:tcPr>
+            <w:tcW w:w="1952" w:type="dxa"/>
+          </w:tcPr>
           <w:p>
             <w:pPr>
               <w:pStyle w:val="Compact"/>
@@ -6917,7 +7433,9 @@
       </w:tr>
       <w:tr>
         <w:tc>
-          <w:tcPr/>
+          <w:tcPr>
+            <w:tcW w:w="1933" w:type="dxa"/>
+          </w:tcPr>
           <w:p>
             <w:pPr>
               <w:pStyle w:val="Compact"/>
@@ -6932,7 +7450,9 @@
           </w:p>
         </w:tc>
         <w:tc>
-          <w:tcPr/>
+          <w:tcPr>
+            <w:tcW w:w="952" w:type="dxa"/>
+          </w:tcPr>
           <w:p>
             <w:pPr>
               <w:pStyle w:val="Compact"/>
@@ -6947,7 +7467,9 @@
           </w:p>
         </w:tc>
         <w:tc>
-          <w:tcPr/>
+          <w:tcPr>
+            <w:tcW w:w="1134" w:type="dxa"/>
+          </w:tcPr>
           <w:p>
             <w:pPr>
               <w:pStyle w:val="Compact"/>
@@ -6962,7 +7484,9 @@
           </w:p>
         </w:tc>
         <w:tc>
-          <w:tcPr/>
+          <w:tcPr>
+            <w:tcW w:w="1938" w:type="dxa"/>
+          </w:tcPr>
           <w:p>
             <w:pPr>
               <w:pStyle w:val="Compact"/>
@@ -6977,7 +7501,9 @@
           </w:p>
         </w:tc>
         <w:tc>
-          <w:tcPr/>
+          <w:tcPr>
+            <w:tcW w:w="1952" w:type="dxa"/>
+          </w:tcPr>
           <w:p>
             <w:pPr>
               <w:pStyle w:val="Compact"/>
@@ -6994,7 +7520,9 @@
       </w:tr>
       <w:tr>
         <w:tc>
-          <w:tcPr/>
+          <w:tcPr>
+            <w:tcW w:w="1933" w:type="dxa"/>
+          </w:tcPr>
           <w:p>
             <w:pPr>
               <w:pStyle w:val="Compact"/>
@@ -7009,7 +7537,9 @@
           </w:p>
         </w:tc>
         <w:tc>
-          <w:tcPr/>
+          <w:tcPr>
+            <w:tcW w:w="952" w:type="dxa"/>
+          </w:tcPr>
           <w:p>
             <w:pPr>
               <w:pStyle w:val="Compact"/>
@@ -7024,7 +7554,9 @@
           </w:p>
         </w:tc>
         <w:tc>
-          <w:tcPr/>
+          <w:tcPr>
+            <w:tcW w:w="1134" w:type="dxa"/>
+          </w:tcPr>
           <w:p>
             <w:pPr>
               <w:pStyle w:val="Compact"/>
@@ -7039,7 +7571,9 @@
           </w:p>
         </w:tc>
         <w:tc>
-          <w:tcPr/>
+          <w:tcPr>
+            <w:tcW w:w="1938" w:type="dxa"/>
+          </w:tcPr>
           <w:p>
             <w:pPr>
               <w:pStyle w:val="Compact"/>
@@ -7054,7 +7588,9 @@
           </w:p>
         </w:tc>
         <w:tc>
-          <w:tcPr/>
+          <w:tcPr>
+            <w:tcW w:w="1952" w:type="dxa"/>
+          </w:tcPr>
           <w:p>
             <w:pPr>
               <w:pStyle w:val="Compact"/>
@@ -7071,7 +7607,9 @@
       </w:tr>
       <w:tr>
         <w:tc>
-          <w:tcPr/>
+          <w:tcPr>
+            <w:tcW w:w="1933" w:type="dxa"/>
+          </w:tcPr>
           <w:p>
             <w:pPr>
               <w:pStyle w:val="Compact"/>
@@ -7086,7 +7624,9 @@
           </w:p>
         </w:tc>
         <w:tc>
-          <w:tcPr/>
+          <w:tcPr>
+            <w:tcW w:w="952" w:type="dxa"/>
+          </w:tcPr>
           <w:p>
             <w:pPr>
               <w:pStyle w:val="Compact"/>
@@ -7101,7 +7641,9 @@
           </w:p>
         </w:tc>
         <w:tc>
-          <w:tcPr/>
+          <w:tcPr>
+            <w:tcW w:w="1134" w:type="dxa"/>
+          </w:tcPr>
           <w:p>
             <w:pPr>
               <w:pStyle w:val="Compact"/>
@@ -7116,7 +7658,9 @@
           </w:p>
         </w:tc>
         <w:tc>
-          <w:tcPr/>
+          <w:tcPr>
+            <w:tcW w:w="1938" w:type="dxa"/>
+          </w:tcPr>
           <w:p>
             <w:pPr>
               <w:pStyle w:val="Compact"/>
@@ -7131,7 +7675,9 @@
           </w:p>
         </w:tc>
         <w:tc>
-          <w:tcPr/>
+          <w:tcPr>
+            <w:tcW w:w="1952" w:type="dxa"/>
+          </w:tcPr>
           <w:p>
             <w:pPr>
               <w:pStyle w:val="Compact"/>
@@ -7148,7 +7694,9 @@
       </w:tr>
       <w:tr>
         <w:tc>
-          <w:tcPr/>
+          <w:tcPr>
+            <w:tcW w:w="1933" w:type="dxa"/>
+          </w:tcPr>
           <w:p>
             <w:pPr>
               <w:pStyle w:val="Compact"/>
@@ -7163,7 +7711,9 @@
           </w:p>
         </w:tc>
         <w:tc>
-          <w:tcPr/>
+          <w:tcPr>
+            <w:tcW w:w="952" w:type="dxa"/>
+          </w:tcPr>
           <w:p>
             <w:pPr>
               <w:pStyle w:val="Compact"/>
@@ -7178,7 +7728,9 @@
           </w:p>
         </w:tc>
         <w:tc>
-          <w:tcPr/>
+          <w:tcPr>
+            <w:tcW w:w="1134" w:type="dxa"/>
+          </w:tcPr>
           <w:p>
             <w:pPr>
               <w:pStyle w:val="Compact"/>
@@ -7193,7 +7745,9 @@
           </w:p>
         </w:tc>
         <w:tc>
-          <w:tcPr/>
+          <w:tcPr>
+            <w:tcW w:w="1938" w:type="dxa"/>
+          </w:tcPr>
           <w:p>
             <w:pPr>
               <w:pStyle w:val="Compact"/>
@@ -7208,7 +7762,9 @@
           </w:p>
         </w:tc>
         <w:tc>
-          <w:tcPr/>
+          <w:tcPr>
+            <w:tcW w:w="1952" w:type="dxa"/>
+          </w:tcPr>
           <w:p>
             <w:pPr>
               <w:pStyle w:val="Compact"/>
@@ -7250,8 +7806,8 @@
         </w:tblBorders>
       </w:tblPr>
       <w:tblGrid>
-        <w:gridCol w:w="3960"/>
-        <w:gridCol w:w="3960"/>
+        <w:gridCol w:w="3273"/>
+        <w:gridCol w:w="4644"/>
       </w:tblGrid>
       <w:tr>
         <w:trPr>
@@ -7259,6 +7815,7 @@
         </w:trPr>
         <w:tc>
           <w:tcPr>
+            <w:tcW w:w="3273" w:type="dxa"/>
             <w:shd w:val="clear" w:color="auto" w:fill="D9E2F3"/>
           </w:tcPr>
           <w:p>
@@ -7277,6 +7834,7 @@
         </w:tc>
         <w:tc>
           <w:tcPr>
+            <w:tcW w:w="4644" w:type="dxa"/>
             <w:shd w:val="clear" w:color="auto" w:fill="D9E2F3"/>
           </w:tcPr>
           <w:p>
@@ -7296,7 +7854,9 @@
       </w:tr>
       <w:tr>
         <w:tc>
-          <w:tcPr/>
+          <w:tcPr>
+            <w:tcW w:w="3273" w:type="dxa"/>
+          </w:tcPr>
           <w:p>
             <w:pPr>
               <w:pStyle w:val="Compact"/>
@@ -7311,7 +7871,9 @@
           </w:p>
         </w:tc>
         <w:tc>
-          <w:tcPr/>
+          <w:tcPr>
+            <w:tcW w:w="4644" w:type="dxa"/>
+          </w:tcPr>
           <w:p>
             <w:pPr>
               <w:pStyle w:val="Compact"/>
@@ -7328,7 +7890,9 @@
       </w:tr>
       <w:tr>
         <w:tc>
-          <w:tcPr/>
+          <w:tcPr>
+            <w:tcW w:w="3273" w:type="dxa"/>
+          </w:tcPr>
           <w:p>
             <w:pPr>
               <w:pStyle w:val="Compact"/>
@@ -7343,7 +7907,9 @@
           </w:p>
         </w:tc>
         <w:tc>
-          <w:tcPr/>
+          <w:tcPr>
+            <w:tcW w:w="4644" w:type="dxa"/>
+          </w:tcPr>
           <w:p>
             <w:pPr>
               <w:pStyle w:val="Compact"/>
@@ -7360,7 +7926,9 @@
       </w:tr>
       <w:tr>
         <w:tc>
-          <w:tcPr/>
+          <w:tcPr>
+            <w:tcW w:w="3273" w:type="dxa"/>
+          </w:tcPr>
           <w:p>
             <w:pPr>
               <w:pStyle w:val="Compact"/>
@@ -7375,7 +7943,9 @@
           </w:p>
         </w:tc>
         <w:tc>
-          <w:tcPr/>
+          <w:tcPr>
+            <w:tcW w:w="4644" w:type="dxa"/>
+          </w:tcPr>
           <w:p>
             <w:pPr>
               <w:pStyle w:val="Compact"/>
@@ -7392,7 +7962,9 @@
       </w:tr>
       <w:tr>
         <w:tc>
-          <w:tcPr/>
+          <w:tcPr>
+            <w:tcW w:w="3273" w:type="dxa"/>
+          </w:tcPr>
           <w:p>
             <w:pPr>
               <w:pStyle w:val="Compact"/>
@@ -7407,7 +7979,9 @@
           </w:p>
         </w:tc>
         <w:tc>
-          <w:tcPr/>
+          <w:tcPr>
+            <w:tcW w:w="4644" w:type="dxa"/>
+          </w:tcPr>
           <w:p>
             <w:pPr>
               <w:pStyle w:val="Compact"/>
@@ -7424,7 +7998,9 @@
       </w:tr>
       <w:tr>
         <w:tc>
-          <w:tcPr/>
+          <w:tcPr>
+            <w:tcW w:w="3273" w:type="dxa"/>
+          </w:tcPr>
           <w:p>
             <w:pPr>
               <w:pStyle w:val="Compact"/>
@@ -7439,7 +8015,9 @@
           </w:p>
         </w:tc>
         <w:tc>
-          <w:tcPr/>
+          <w:tcPr>
+            <w:tcW w:w="4644" w:type="dxa"/>
+          </w:tcPr>
           <w:p>
             <w:pPr>
               <w:pStyle w:val="Compact"/>
@@ -7456,7 +8034,9 @@
       </w:tr>
       <w:tr>
         <w:tc>
-          <w:tcPr/>
+          <w:tcPr>
+            <w:tcW w:w="3273" w:type="dxa"/>
+          </w:tcPr>
           <w:p>
             <w:pPr>
               <w:pStyle w:val="Compact"/>
@@ -7471,7 +8051,9 @@
           </w:p>
         </w:tc>
         <w:tc>
-          <w:tcPr/>
+          <w:tcPr>
+            <w:tcW w:w="4644" w:type="dxa"/>
+          </w:tcPr>
           <w:p>
             <w:pPr>
               <w:pStyle w:val="Compact"/>
@@ -7488,7 +8070,9 @@
       </w:tr>
       <w:tr>
         <w:tc>
-          <w:tcPr/>
+          <w:tcPr>
+            <w:tcW w:w="3273" w:type="dxa"/>
+          </w:tcPr>
           <w:p>
             <w:pPr>
               <w:pStyle w:val="Compact"/>
@@ -7503,7 +8087,9 @@
           </w:p>
         </w:tc>
         <w:tc>
-          <w:tcPr/>
+          <w:tcPr>
+            <w:tcW w:w="4644" w:type="dxa"/>
+          </w:tcPr>
           <w:p>
             <w:pPr>
               <w:pStyle w:val="Compact"/>
@@ -7520,7 +8106,9 @@
       </w:tr>
       <w:tr>
         <w:tc>
-          <w:tcPr/>
+          <w:tcPr>
+            <w:tcW w:w="3273" w:type="dxa"/>
+          </w:tcPr>
           <w:p>
             <w:pPr>
               <w:pStyle w:val="Compact"/>
@@ -7535,7 +8123,9 @@
           </w:p>
         </w:tc>
         <w:tc>
-          <w:tcPr/>
+          <w:tcPr>
+            <w:tcW w:w="4644" w:type="dxa"/>
+          </w:tcPr>
           <w:p>
             <w:pPr>
               <w:pStyle w:val="Compact"/>
@@ -7552,7 +8142,9 @@
       </w:tr>
       <w:tr>
         <w:tc>
-          <w:tcPr/>
+          <w:tcPr>
+            <w:tcW w:w="3273" w:type="dxa"/>
+          </w:tcPr>
           <w:p>
             <w:pPr>
               <w:pStyle w:val="Compact"/>
@@ -7567,7 +8159,9 @@
           </w:p>
         </w:tc>
         <w:tc>
-          <w:tcPr/>
+          <w:tcPr>
+            <w:tcW w:w="4644" w:type="dxa"/>
+          </w:tcPr>
           <w:p>
             <w:pPr>
               <w:pStyle w:val="Compact"/>
@@ -7609,9 +8203,9 @@
         </w:tblBorders>
       </w:tblPr>
       <w:tblGrid>
-        <w:gridCol w:w="2640"/>
-        <w:gridCol w:w="2640"/>
-        <w:gridCol w:w="2640"/>
+        <w:gridCol w:w="2358"/>
+        <w:gridCol w:w="3382"/>
+        <w:gridCol w:w="2175"/>
       </w:tblGrid>
       <w:tr>
         <w:trPr>
@@ -7619,6 +8213,7 @@
         </w:trPr>
         <w:tc>
           <w:tcPr>
+            <w:tcW w:w="2358" w:type="dxa"/>
             <w:shd w:val="clear" w:color="auto" w:fill="D9E2F3"/>
           </w:tcPr>
           <w:p>
@@ -7637,6 +8232,7 @@
         </w:tc>
         <w:tc>
           <w:tcPr>
+            <w:tcW w:w="3382" w:type="dxa"/>
             <w:shd w:val="clear" w:color="auto" w:fill="D9E2F3"/>
           </w:tcPr>
           <w:p>
@@ -7655,6 +8251,7 @@
         </w:tc>
         <w:tc>
           <w:tcPr>
+            <w:tcW w:w="2175" w:type="dxa"/>
             <w:shd w:val="clear" w:color="auto" w:fill="D9E2F3"/>
           </w:tcPr>
           <w:p>
@@ -7674,7 +8271,9 @@
       </w:tr>
       <w:tr>
         <w:tc>
-          <w:tcPr/>
+          <w:tcPr>
+            <w:tcW w:w="2358" w:type="dxa"/>
+          </w:tcPr>
           <w:p>
             <w:pPr>
               <w:pStyle w:val="Compact"/>
@@ -7689,7 +8288,9 @@
           </w:p>
         </w:tc>
         <w:tc>
-          <w:tcPr/>
+          <w:tcPr>
+            <w:tcW w:w="3382" w:type="dxa"/>
+          </w:tcPr>
           <w:p>
             <w:pPr>
               <w:pStyle w:val="Compact"/>
@@ -7704,7 +8305,9 @@
           </w:p>
         </w:tc>
         <w:tc>
-          <w:tcPr/>
+          <w:tcPr>
+            <w:tcW w:w="2175" w:type="dxa"/>
+          </w:tcPr>
           <w:p>
             <w:pPr>
               <w:pStyle w:val="Compact"/>
@@ -7721,7 +8324,9 @@
       </w:tr>
       <w:tr>
         <w:tc>
-          <w:tcPr/>
+          <w:tcPr>
+            <w:tcW w:w="2358" w:type="dxa"/>
+          </w:tcPr>
           <w:p>
             <w:pPr>
               <w:pStyle w:val="Compact"/>
@@ -7736,7 +8341,9 @@
           </w:p>
         </w:tc>
         <w:tc>
-          <w:tcPr/>
+          <w:tcPr>
+            <w:tcW w:w="3382" w:type="dxa"/>
+          </w:tcPr>
           <w:p>
             <w:pPr>
               <w:pStyle w:val="Compact"/>
@@ -7751,7 +8358,9 @@
           </w:p>
         </w:tc>
         <w:tc>
-          <w:tcPr/>
+          <w:tcPr>
+            <w:tcW w:w="2175" w:type="dxa"/>
+          </w:tcPr>
           <w:p>
             <w:pPr>
               <w:pStyle w:val="Compact"/>
@@ -7768,7 +8377,9 @@
       </w:tr>
       <w:tr>
         <w:tc>
-          <w:tcPr/>
+          <w:tcPr>
+            <w:tcW w:w="2358" w:type="dxa"/>
+          </w:tcPr>
           <w:p>
             <w:pPr>
               <w:pStyle w:val="Compact"/>
@@ -7783,7 +8394,9 @@
           </w:p>
         </w:tc>
         <w:tc>
-          <w:tcPr/>
+          <w:tcPr>
+            <w:tcW w:w="3382" w:type="dxa"/>
+          </w:tcPr>
           <w:p>
             <w:pPr>
               <w:pStyle w:val="Compact"/>
@@ -7798,7 +8411,9 @@
           </w:p>
         </w:tc>
         <w:tc>
-          <w:tcPr/>
+          <w:tcPr>
+            <w:tcW w:w="2175" w:type="dxa"/>
+          </w:tcPr>
           <w:p>
             <w:pPr>
               <w:pStyle w:val="Compact"/>
@@ -7815,7 +8430,9 @@
       </w:tr>
       <w:tr>
         <w:tc>
-          <w:tcPr/>
+          <w:tcPr>
+            <w:tcW w:w="2358" w:type="dxa"/>
+          </w:tcPr>
           <w:p>
             <w:pPr>
               <w:pStyle w:val="Compact"/>
@@ -7830,7 +8447,9 @@
           </w:p>
         </w:tc>
         <w:tc>
-          <w:tcPr/>
+          <w:tcPr>
+            <w:tcW w:w="3382" w:type="dxa"/>
+          </w:tcPr>
           <w:p>
             <w:pPr>
               <w:pStyle w:val="Compact"/>
@@ -7845,7 +8464,9 @@
           </w:p>
         </w:tc>
         <w:tc>
-          <w:tcPr/>
+          <w:tcPr>
+            <w:tcW w:w="2175" w:type="dxa"/>
+          </w:tcPr>
           <w:p>
             <w:pPr>
               <w:pStyle w:val="Compact"/>
@@ -7862,7 +8483,9 @@
       </w:tr>
       <w:tr>
         <w:tc>
-          <w:tcPr/>
+          <w:tcPr>
+            <w:tcW w:w="2358" w:type="dxa"/>
+          </w:tcPr>
           <w:p>
             <w:pPr>
               <w:pStyle w:val="Compact"/>
@@ -7877,7 +8500,9 @@
           </w:p>
         </w:tc>
         <w:tc>
-          <w:tcPr/>
+          <w:tcPr>
+            <w:tcW w:w="3382" w:type="dxa"/>
+          </w:tcPr>
           <w:p>
             <w:pPr>
               <w:pStyle w:val="Compact"/>
@@ -7892,7 +8517,9 @@
           </w:p>
         </w:tc>
         <w:tc>
-          <w:tcPr/>
+          <w:tcPr>
+            <w:tcW w:w="2175" w:type="dxa"/>
+          </w:tcPr>
           <w:p>
             <w:pPr>
               <w:pStyle w:val="Compact"/>
@@ -7909,7 +8536,9 @@
       </w:tr>
       <w:tr>
         <w:tc>
-          <w:tcPr/>
+          <w:tcPr>
+            <w:tcW w:w="2358" w:type="dxa"/>
+          </w:tcPr>
           <w:p>
             <w:pPr>
               <w:pStyle w:val="Compact"/>
@@ -7924,7 +8553,9 @@
           </w:p>
         </w:tc>
         <w:tc>
-          <w:tcPr/>
+          <w:tcPr>
+            <w:tcW w:w="3382" w:type="dxa"/>
+          </w:tcPr>
           <w:p>
             <w:pPr>
               <w:pStyle w:val="Compact"/>
@@ -7939,7 +8570,9 @@
           </w:p>
         </w:tc>
         <w:tc>
-          <w:tcPr/>
+          <w:tcPr>
+            <w:tcW w:w="2175" w:type="dxa"/>
+          </w:tcPr>
           <w:p>
             <w:pPr>
               <w:pStyle w:val="Compact"/>
@@ -7956,7 +8589,9 @@
       </w:tr>
       <w:tr>
         <w:tc>
-          <w:tcPr/>
+          <w:tcPr>
+            <w:tcW w:w="2358" w:type="dxa"/>
+          </w:tcPr>
           <w:p>
             <w:pPr>
               <w:pStyle w:val="Compact"/>
@@ -7971,7 +8606,9 @@
           </w:p>
         </w:tc>
         <w:tc>
-          <w:tcPr/>
+          <w:tcPr>
+            <w:tcW w:w="3382" w:type="dxa"/>
+          </w:tcPr>
           <w:p>
             <w:pPr>
               <w:pStyle w:val="Compact"/>
@@ -7986,7 +8623,9 @@
           </w:p>
         </w:tc>
         <w:tc>
-          <w:tcPr/>
+          <w:tcPr>
+            <w:tcW w:w="2175" w:type="dxa"/>
+          </w:tcPr>
           <w:p>
             <w:pPr>
               <w:pStyle w:val="Compact"/>
@@ -8003,7 +8642,9 @@
       </w:tr>
       <w:tr>
         <w:tc>
-          <w:tcPr/>
+          <w:tcPr>
+            <w:tcW w:w="2358" w:type="dxa"/>
+          </w:tcPr>
           <w:p>
             <w:pPr>
               <w:pStyle w:val="Compact"/>
@@ -8018,7 +8659,9 @@
           </w:p>
         </w:tc>
         <w:tc>
-          <w:tcPr/>
+          <w:tcPr>
+            <w:tcW w:w="3382" w:type="dxa"/>
+          </w:tcPr>
           <w:p>
             <w:pPr>
               <w:pStyle w:val="Compact"/>
@@ -8033,7 +8676,9 @@
           </w:p>
         </w:tc>
         <w:tc>
-          <w:tcPr/>
+          <w:tcPr>
+            <w:tcW w:w="2175" w:type="dxa"/>
+          </w:tcPr>
           <w:p>
             <w:pPr>
               <w:pStyle w:val="Compact"/>
@@ -8050,7 +8695,9 @@
       </w:tr>
       <w:tr>
         <w:tc>
-          <w:tcPr/>
+          <w:tcPr>
+            <w:tcW w:w="2358" w:type="dxa"/>
+          </w:tcPr>
           <w:p>
             <w:pPr>
               <w:pStyle w:val="Compact"/>
@@ -8065,7 +8712,9 @@
           </w:p>
         </w:tc>
         <w:tc>
-          <w:tcPr/>
+          <w:tcPr>
+            <w:tcW w:w="3382" w:type="dxa"/>
+          </w:tcPr>
           <w:p>
             <w:pPr>
               <w:pStyle w:val="Compact"/>
@@ -8080,7 +8729,9 @@
           </w:p>
         </w:tc>
         <w:tc>
-          <w:tcPr/>
+          <w:tcPr>
+            <w:tcW w:w="2175" w:type="dxa"/>
+          </w:tcPr>
           <w:p>
             <w:pPr>
               <w:pStyle w:val="Compact"/>
@@ -8097,7 +8748,9 @@
       </w:tr>
       <w:tr>
         <w:tc>
-          <w:tcPr/>
+          <w:tcPr>
+            <w:tcW w:w="2358" w:type="dxa"/>
+          </w:tcPr>
           <w:p>
             <w:pPr>
               <w:pStyle w:val="Compact"/>
@@ -8112,7 +8765,9 @@
           </w:p>
         </w:tc>
         <w:tc>
-          <w:tcPr/>
+          <w:tcPr>
+            <w:tcW w:w="3382" w:type="dxa"/>
+          </w:tcPr>
           <w:p>
             <w:pPr>
               <w:pStyle w:val="Compact"/>
@@ -8127,7 +8782,9 @@
           </w:p>
         </w:tc>
         <w:tc>
-          <w:tcPr/>
+          <w:tcPr>
+            <w:tcW w:w="2175" w:type="dxa"/>
+          </w:tcPr>
           <w:p>
             <w:pPr>
               <w:pStyle w:val="Compact"/>
@@ -8144,7 +8801,9 @@
       </w:tr>
       <w:tr>
         <w:tc>
-          <w:tcPr/>
+          <w:tcPr>
+            <w:tcW w:w="2358" w:type="dxa"/>
+          </w:tcPr>
           <w:p>
             <w:pPr>
               <w:pStyle w:val="Compact"/>
@@ -8159,7 +8818,9 @@
           </w:p>
         </w:tc>
         <w:tc>
-          <w:tcPr/>
+          <w:tcPr>
+            <w:tcW w:w="3382" w:type="dxa"/>
+          </w:tcPr>
           <w:p>
             <w:pPr>
               <w:pStyle w:val="Compact"/>
@@ -8174,7 +8835,9 @@
           </w:p>
         </w:tc>
         <w:tc>
-          <w:tcPr/>
+          <w:tcPr>
+            <w:tcW w:w="2175" w:type="dxa"/>
+          </w:tcPr>
           <w:p>
             <w:pPr>
               <w:pStyle w:val="Compact"/>
@@ -8269,11 +8932,11 @@
         </w:tblBorders>
       </w:tblPr>
       <w:tblGrid>
-        <w:gridCol w:w="1584"/>
-        <w:gridCol w:w="1584"/>
-        <w:gridCol w:w="1584"/>
-        <w:gridCol w:w="1584"/>
-        <w:gridCol w:w="1584"/>
+        <w:gridCol w:w="951"/>
+        <w:gridCol w:w="2503"/>
+        <w:gridCol w:w="2222"/>
+        <w:gridCol w:w="1142"/>
+        <w:gridCol w:w="1094"/>
       </w:tblGrid>
       <w:tr>
         <w:trPr>
@@ -8281,6 +8944,7 @@
         </w:trPr>
         <w:tc>
           <w:tcPr>
+            <w:tcW w:w="951" w:type="dxa"/>
             <w:shd w:val="clear" w:color="auto" w:fill="D9E2F3"/>
           </w:tcPr>
           <w:p>
@@ -8299,6 +8963,7 @@
         </w:tc>
         <w:tc>
           <w:tcPr>
+            <w:tcW w:w="2503" w:type="dxa"/>
             <w:shd w:val="clear" w:color="auto" w:fill="D9E2F3"/>
           </w:tcPr>
           <w:p>
@@ -8317,6 +8982,7 @@
         </w:tc>
         <w:tc>
           <w:tcPr>
+            <w:tcW w:w="2222" w:type="dxa"/>
             <w:shd w:val="clear" w:color="auto" w:fill="D9E2F3"/>
           </w:tcPr>
           <w:p>
@@ -8335,6 +9001,7 @@
         </w:tc>
         <w:tc>
           <w:tcPr>
+            <w:tcW w:w="1142" w:type="dxa"/>
             <w:shd w:val="clear" w:color="auto" w:fill="D9E2F3"/>
           </w:tcPr>
           <w:p>
@@ -8353,6 +9020,7 @@
         </w:tc>
         <w:tc>
           <w:tcPr>
+            <w:tcW w:w="1094" w:type="dxa"/>
             <w:shd w:val="clear" w:color="auto" w:fill="D9E2F3"/>
           </w:tcPr>
           <w:p>
@@ -8372,7 +9040,9 @@
       </w:tr>
       <w:tr>
         <w:tc>
-          <w:tcPr/>
+          <w:tcPr>
+            <w:tcW w:w="951" w:type="dxa"/>
+          </w:tcPr>
           <w:p>
             <w:pPr>
               <w:pStyle w:val="Compact"/>
@@ -8387,7 +9057,9 @@
           </w:p>
         </w:tc>
         <w:tc>
-          <w:tcPr/>
+          <w:tcPr>
+            <w:tcW w:w="2503" w:type="dxa"/>
+          </w:tcPr>
           <w:p>
             <w:pPr>
               <w:pStyle w:val="Compact"/>
@@ -8402,7 +9074,9 @@
           </w:p>
         </w:tc>
         <w:tc>
-          <w:tcPr/>
+          <w:tcPr>
+            <w:tcW w:w="2222" w:type="dxa"/>
+          </w:tcPr>
           <w:p>
             <w:pPr>
               <w:pStyle w:val="Compact"/>
@@ -8417,7 +9091,9 @@
           </w:p>
         </w:tc>
         <w:tc>
-          <w:tcPr/>
+          <w:tcPr>
+            <w:tcW w:w="1142" w:type="dxa"/>
+          </w:tcPr>
           <w:p>
             <w:pPr>
               <w:pStyle w:val="Compact"/>
@@ -8432,7 +9108,9 @@
           </w:p>
         </w:tc>
         <w:tc>
-          <w:tcPr/>
+          <w:tcPr>
+            <w:tcW w:w="1094" w:type="dxa"/>
+          </w:tcPr>
           <w:p>
             <w:pPr>
               <w:pStyle w:val="Compact"/>
@@ -8449,7 +9127,9 @@
       </w:tr>
       <w:tr>
         <w:tc>
-          <w:tcPr/>
+          <w:tcPr>
+            <w:tcW w:w="951" w:type="dxa"/>
+          </w:tcPr>
           <w:p>
             <w:pPr>
               <w:pStyle w:val="Compact"/>
@@ -8464,7 +9144,9 @@
           </w:p>
         </w:tc>
         <w:tc>
-          <w:tcPr/>
+          <w:tcPr>
+            <w:tcW w:w="2503" w:type="dxa"/>
+          </w:tcPr>
           <w:p>
             <w:pPr>
               <w:pStyle w:val="Compact"/>
@@ -8479,7 +9161,9 @@
           </w:p>
         </w:tc>
         <w:tc>
-          <w:tcPr/>
+          <w:tcPr>
+            <w:tcW w:w="2222" w:type="dxa"/>
+          </w:tcPr>
           <w:p>
             <w:pPr>
               <w:pStyle w:val="Compact"/>
@@ -8494,7 +9178,9 @@
           </w:p>
         </w:tc>
         <w:tc>
-          <w:tcPr/>
+          <w:tcPr>
+            <w:tcW w:w="1142" w:type="dxa"/>
+          </w:tcPr>
           <w:p>
             <w:pPr>
               <w:pStyle w:val="Compact"/>
@@ -8509,7 +9195,9 @@
           </w:p>
         </w:tc>
         <w:tc>
-          <w:tcPr/>
+          <w:tcPr>
+            <w:tcW w:w="1094" w:type="dxa"/>
+          </w:tcPr>
           <w:p>
             <w:pPr>
               <w:pStyle w:val="Compact"/>
@@ -8526,7 +9214,9 @@
       </w:tr>
       <w:tr>
         <w:tc>
-          <w:tcPr/>
+          <w:tcPr>
+            <w:tcW w:w="951" w:type="dxa"/>
+          </w:tcPr>
           <w:p>
             <w:pPr>
               <w:pStyle w:val="Compact"/>
@@ -8541,7 +9231,9 @@
           </w:p>
         </w:tc>
         <w:tc>
-          <w:tcPr/>
+          <w:tcPr>
+            <w:tcW w:w="2503" w:type="dxa"/>
+          </w:tcPr>
           <w:p>
             <w:pPr>
               <w:pStyle w:val="Compact"/>
@@ -8556,7 +9248,9 @@
           </w:p>
         </w:tc>
         <w:tc>
-          <w:tcPr/>
+          <w:tcPr>
+            <w:tcW w:w="2222" w:type="dxa"/>
+          </w:tcPr>
           <w:p>
             <w:pPr>
               <w:pStyle w:val="Compact"/>
@@ -8571,7 +9265,9 @@
           </w:p>
         </w:tc>
         <w:tc>
-          <w:tcPr/>
+          <w:tcPr>
+            <w:tcW w:w="1142" w:type="dxa"/>
+          </w:tcPr>
           <w:p>
             <w:pPr>
               <w:pStyle w:val="Compact"/>
@@ -8586,7 +9282,9 @@
           </w:p>
         </w:tc>
         <w:tc>
-          <w:tcPr/>
+          <w:tcPr>
+            <w:tcW w:w="1094" w:type="dxa"/>
+          </w:tcPr>
           <w:p>
             <w:pPr>
               <w:pStyle w:val="Compact"/>
@@ -8603,7 +9301,9 @@
       </w:tr>
       <w:tr>
         <w:tc>
-          <w:tcPr/>
+          <w:tcPr>
+            <w:tcW w:w="951" w:type="dxa"/>
+          </w:tcPr>
           <w:p>
             <w:pPr>
               <w:pStyle w:val="Compact"/>
@@ -8618,7 +9318,9 @@
           </w:p>
         </w:tc>
         <w:tc>
-          <w:tcPr/>
+          <w:tcPr>
+            <w:tcW w:w="2503" w:type="dxa"/>
+          </w:tcPr>
           <w:p>
             <w:pPr>
               <w:pStyle w:val="Compact"/>
@@ -8633,7 +9335,9 @@
           </w:p>
         </w:tc>
         <w:tc>
-          <w:tcPr/>
+          <w:tcPr>
+            <w:tcW w:w="2222" w:type="dxa"/>
+          </w:tcPr>
           <w:p>
             <w:pPr>
               <w:pStyle w:val="Compact"/>
@@ -8648,7 +9352,9 @@
           </w:p>
         </w:tc>
         <w:tc>
-          <w:tcPr/>
+          <w:tcPr>
+            <w:tcW w:w="1142" w:type="dxa"/>
+          </w:tcPr>
           <w:p>
             <w:pPr>
               <w:pStyle w:val="Compact"/>
@@ -8663,7 +9369,9 @@
           </w:p>
         </w:tc>
         <w:tc>
-          <w:tcPr/>
+          <w:tcPr>
+            <w:tcW w:w="1094" w:type="dxa"/>
+          </w:tcPr>
           <w:p>
             <w:pPr>
               <w:pStyle w:val="Compact"/>
@@ -8680,7 +9388,9 @@
       </w:tr>
       <w:tr>
         <w:tc>
-          <w:tcPr/>
+          <w:tcPr>
+            <w:tcW w:w="951" w:type="dxa"/>
+          </w:tcPr>
           <w:p>
             <w:pPr>
               <w:pStyle w:val="Compact"/>
@@ -8695,7 +9405,9 @@
           </w:p>
         </w:tc>
         <w:tc>
-          <w:tcPr/>
+          <w:tcPr>
+            <w:tcW w:w="2503" w:type="dxa"/>
+          </w:tcPr>
           <w:p>
             <w:pPr>
               <w:pStyle w:val="Compact"/>
@@ -8710,7 +9422,9 @@
           </w:p>
         </w:tc>
         <w:tc>
-          <w:tcPr/>
+          <w:tcPr>
+            <w:tcW w:w="2222" w:type="dxa"/>
+          </w:tcPr>
           <w:p>
             <w:pPr>
               <w:pStyle w:val="Compact"/>
@@ -8725,7 +9439,9 @@
           </w:p>
         </w:tc>
         <w:tc>
-          <w:tcPr/>
+          <w:tcPr>
+            <w:tcW w:w="1142" w:type="dxa"/>
+          </w:tcPr>
           <w:p>
             <w:pPr>
               <w:pStyle w:val="Compact"/>
@@ -8740,7 +9456,9 @@
           </w:p>
         </w:tc>
         <w:tc>
-          <w:tcPr/>
+          <w:tcPr>
+            <w:tcW w:w="1094" w:type="dxa"/>
+          </w:tcPr>
           <w:p>
             <w:pPr>
               <w:pStyle w:val="Compact"/>
@@ -8757,7 +9475,9 @@
       </w:tr>
       <w:tr>
         <w:tc>
-          <w:tcPr/>
+          <w:tcPr>
+            <w:tcW w:w="951" w:type="dxa"/>
+          </w:tcPr>
           <w:p>
             <w:pPr>
               <w:pStyle w:val="Compact"/>
@@ -8772,7 +9492,9 @@
           </w:p>
         </w:tc>
         <w:tc>
-          <w:tcPr/>
+          <w:tcPr>
+            <w:tcW w:w="2503" w:type="dxa"/>
+          </w:tcPr>
           <w:p>
             <w:pPr>
               <w:pStyle w:val="Compact"/>
@@ -8787,7 +9509,9 @@
           </w:p>
         </w:tc>
         <w:tc>
-          <w:tcPr/>
+          <w:tcPr>
+            <w:tcW w:w="2222" w:type="dxa"/>
+          </w:tcPr>
           <w:p>
             <w:pPr>
               <w:pStyle w:val="Compact"/>
@@ -8802,7 +9526,9 @@
           </w:p>
         </w:tc>
         <w:tc>
-          <w:tcPr/>
+          <w:tcPr>
+            <w:tcW w:w="1142" w:type="dxa"/>
+          </w:tcPr>
           <w:p>
             <w:pPr>
               <w:pStyle w:val="Compact"/>
@@ -8817,7 +9543,9 @@
           </w:p>
         </w:tc>
         <w:tc>
-          <w:tcPr/>
+          <w:tcPr>
+            <w:tcW w:w="1094" w:type="dxa"/>
+          </w:tcPr>
           <w:p>
             <w:pPr>
               <w:pStyle w:val="Compact"/>
@@ -8834,7 +9562,9 @@
       </w:tr>
       <w:tr>
         <w:tc>
-          <w:tcPr/>
+          <w:tcPr>
+            <w:tcW w:w="951" w:type="dxa"/>
+          </w:tcPr>
           <w:p>
             <w:pPr>
               <w:pStyle w:val="Compact"/>
@@ -8849,7 +9579,9 @@
           </w:p>
         </w:tc>
         <w:tc>
-          <w:tcPr/>
+          <w:tcPr>
+            <w:tcW w:w="2503" w:type="dxa"/>
+          </w:tcPr>
           <w:p>
             <w:pPr>
               <w:pStyle w:val="Compact"/>
@@ -8864,7 +9596,9 @@
           </w:p>
         </w:tc>
         <w:tc>
-          <w:tcPr/>
+          <w:tcPr>
+            <w:tcW w:w="2222" w:type="dxa"/>
+          </w:tcPr>
           <w:p>
             <w:pPr>
               <w:pStyle w:val="Compact"/>
@@ -8879,7 +9613,9 @@
           </w:p>
         </w:tc>
         <w:tc>
-          <w:tcPr/>
+          <w:tcPr>
+            <w:tcW w:w="1142" w:type="dxa"/>
+          </w:tcPr>
           <w:p>
             <w:pPr>
               <w:pStyle w:val="Compact"/>
@@ -8894,7 +9630,9 @@
           </w:p>
         </w:tc>
         <w:tc>
-          <w:tcPr/>
+          <w:tcPr>
+            <w:tcW w:w="1094" w:type="dxa"/>
+          </w:tcPr>
           <w:p>
             <w:pPr>
               <w:pStyle w:val="Compact"/>
@@ -8911,7 +9649,9 @@
       </w:tr>
       <w:tr>
         <w:tc>
-          <w:tcPr/>
+          <w:tcPr>
+            <w:tcW w:w="951" w:type="dxa"/>
+          </w:tcPr>
           <w:p>
             <w:pPr>
               <w:pStyle w:val="Compact"/>
@@ -8926,7 +9666,9 @@
           </w:p>
         </w:tc>
         <w:tc>
-          <w:tcPr/>
+          <w:tcPr>
+            <w:tcW w:w="2503" w:type="dxa"/>
+          </w:tcPr>
           <w:p>
             <w:pPr>
               <w:pStyle w:val="Compact"/>
@@ -8941,7 +9683,9 @@
           </w:p>
         </w:tc>
         <w:tc>
-          <w:tcPr/>
+          <w:tcPr>
+            <w:tcW w:w="2222" w:type="dxa"/>
+          </w:tcPr>
           <w:p>
             <w:pPr>
               <w:pStyle w:val="Compact"/>
@@ -8956,7 +9700,9 @@
           </w:p>
         </w:tc>
         <w:tc>
-          <w:tcPr/>
+          <w:tcPr>
+            <w:tcW w:w="1142" w:type="dxa"/>
+          </w:tcPr>
           <w:p>
             <w:pPr>
               <w:pStyle w:val="Compact"/>
@@ -8971,7 +9717,9 @@
           </w:p>
         </w:tc>
         <w:tc>
-          <w:tcPr/>
+          <w:tcPr>
+            <w:tcW w:w="1094" w:type="dxa"/>
+          </w:tcPr>
           <w:p>
             <w:pPr>
               <w:pStyle w:val="Compact"/>
@@ -8988,7 +9736,9 @@
       </w:tr>
       <w:tr>
         <w:tc>
-          <w:tcPr/>
+          <w:tcPr>
+            <w:tcW w:w="951" w:type="dxa"/>
+          </w:tcPr>
           <w:p>
             <w:pPr>
               <w:pStyle w:val="Compact"/>
@@ -9003,7 +9753,9 @@
           </w:p>
         </w:tc>
         <w:tc>
-          <w:tcPr/>
+          <w:tcPr>
+            <w:tcW w:w="2503" w:type="dxa"/>
+          </w:tcPr>
           <w:p>
             <w:pPr>
               <w:pStyle w:val="Compact"/>
@@ -9018,7 +9770,9 @@
           </w:p>
         </w:tc>
         <w:tc>
-          <w:tcPr/>
+          <w:tcPr>
+            <w:tcW w:w="2222" w:type="dxa"/>
+          </w:tcPr>
           <w:p>
             <w:pPr>
               <w:pStyle w:val="Compact"/>
@@ -9033,7 +9787,9 @@
           </w:p>
         </w:tc>
         <w:tc>
-          <w:tcPr/>
+          <w:tcPr>
+            <w:tcW w:w="1142" w:type="dxa"/>
+          </w:tcPr>
           <w:p>
             <w:pPr>
               <w:pStyle w:val="Compact"/>
@@ -9048,7 +9804,9 @@
           </w:p>
         </w:tc>
         <w:tc>
-          <w:tcPr/>
+          <w:tcPr>
+            <w:tcW w:w="1094" w:type="dxa"/>
+          </w:tcPr>
           <w:p>
             <w:pPr>
               <w:pStyle w:val="Compact"/>
@@ -9090,8 +9848,8 @@
         </w:tblBorders>
       </w:tblPr>
       <w:tblGrid>
-        <w:gridCol w:w="3960"/>
-        <w:gridCol w:w="3960"/>
+        <w:gridCol w:w="2660"/>
+        <w:gridCol w:w="5257"/>
       </w:tblGrid>
       <w:tr>
         <w:trPr>
@@ -9099,6 +9857,7 @@
         </w:trPr>
         <w:tc>
           <w:tcPr>
+            <w:tcW w:w="2660" w:type="dxa"/>
             <w:shd w:val="clear" w:color="auto" w:fill="D9E2F3"/>
           </w:tcPr>
           <w:p>
@@ -9117,6 +9876,7 @@
         </w:tc>
         <w:tc>
           <w:tcPr>
+            <w:tcW w:w="5257" w:type="dxa"/>
             <w:shd w:val="clear" w:color="auto" w:fill="D9E2F3"/>
           </w:tcPr>
           <w:p>
@@ -9136,7 +9896,9 @@
       </w:tr>
       <w:tr>
         <w:tc>
-          <w:tcPr/>
+          <w:tcPr>
+            <w:tcW w:w="2660" w:type="dxa"/>
+          </w:tcPr>
           <w:p>
             <w:pPr>
               <w:pStyle w:val="Compact"/>
@@ -9151,7 +9913,9 @@
           </w:p>
         </w:tc>
         <w:tc>
-          <w:tcPr/>
+          <w:tcPr>
+            <w:tcW w:w="5257" w:type="dxa"/>
+          </w:tcPr>
           <w:p>
             <w:pPr>
               <w:pStyle w:val="Compact"/>
@@ -9168,7 +9932,9 @@
       </w:tr>
       <w:tr>
         <w:tc>
-          <w:tcPr/>
+          <w:tcPr>
+            <w:tcW w:w="2660" w:type="dxa"/>
+          </w:tcPr>
           <w:p>
             <w:pPr>
               <w:pStyle w:val="Compact"/>
@@ -9183,7 +9949,9 @@
           </w:p>
         </w:tc>
         <w:tc>
-          <w:tcPr/>
+          <w:tcPr>
+            <w:tcW w:w="5257" w:type="dxa"/>
+          </w:tcPr>
           <w:p>
             <w:pPr>
               <w:pStyle w:val="Compact"/>
@@ -9200,7 +9968,9 @@
       </w:tr>
       <w:tr>
         <w:tc>
-          <w:tcPr/>
+          <w:tcPr>
+            <w:tcW w:w="2660" w:type="dxa"/>
+          </w:tcPr>
           <w:p>
             <w:pPr>
               <w:pStyle w:val="Compact"/>
@@ -9215,7 +9985,9 @@
           </w:p>
         </w:tc>
         <w:tc>
-          <w:tcPr/>
+          <w:tcPr>
+            <w:tcW w:w="5257" w:type="dxa"/>
+          </w:tcPr>
           <w:p>
             <w:pPr>
               <w:pStyle w:val="Compact"/>
@@ -9232,7 +10004,9 @@
       </w:tr>
       <w:tr>
         <w:tc>
-          <w:tcPr/>
+          <w:tcPr>
+            <w:tcW w:w="2660" w:type="dxa"/>
+          </w:tcPr>
           <w:p>
             <w:pPr>
               <w:pStyle w:val="Compact"/>
@@ -9247,7 +10021,9 @@
           </w:p>
         </w:tc>
         <w:tc>
-          <w:tcPr/>
+          <w:tcPr>
+            <w:tcW w:w="5257" w:type="dxa"/>
+          </w:tcPr>
           <w:p>
             <w:pPr>
               <w:pStyle w:val="Compact"/>
@@ -9264,7 +10040,9 @@
       </w:tr>
       <w:tr>
         <w:tc>
-          <w:tcPr/>
+          <w:tcPr>
+            <w:tcW w:w="2660" w:type="dxa"/>
+          </w:tcPr>
           <w:p>
             <w:pPr>
               <w:pStyle w:val="Compact"/>
@@ -9279,7 +10057,9 @@
           </w:p>
         </w:tc>
         <w:tc>
-          <w:tcPr/>
+          <w:tcPr>
+            <w:tcW w:w="5257" w:type="dxa"/>
+          </w:tcPr>
           <w:p>
             <w:pPr>
               <w:pStyle w:val="Compact"/>
@@ -9296,7 +10076,9 @@
       </w:tr>
       <w:tr>
         <w:tc>
-          <w:tcPr/>
+          <w:tcPr>
+            <w:tcW w:w="2660" w:type="dxa"/>
+          </w:tcPr>
           <w:p>
             <w:pPr>
               <w:pStyle w:val="Compact"/>
@@ -9311,7 +10093,9 @@
           </w:p>
         </w:tc>
         <w:tc>
-          <w:tcPr/>
+          <w:tcPr>
+            <w:tcW w:w="5257" w:type="dxa"/>
+          </w:tcPr>
           <w:p>
             <w:pPr>
               <w:pStyle w:val="Compact"/>
@@ -9328,7 +10112,9 @@
       </w:tr>
       <w:tr>
         <w:tc>
-          <w:tcPr/>
+          <w:tcPr>
+            <w:tcW w:w="2660" w:type="dxa"/>
+          </w:tcPr>
           <w:p>
             <w:pPr>
               <w:pStyle w:val="Compact"/>
@@ -9343,7 +10129,9 @@
           </w:p>
         </w:tc>
         <w:tc>
-          <w:tcPr/>
+          <w:tcPr>
+            <w:tcW w:w="5257" w:type="dxa"/>
+          </w:tcPr>
           <w:p>
             <w:pPr>
               <w:pStyle w:val="Compact"/>
@@ -9360,7 +10148,9 @@
       </w:tr>
       <w:tr>
         <w:tc>
-          <w:tcPr/>
+          <w:tcPr>
+            <w:tcW w:w="2660" w:type="dxa"/>
+          </w:tcPr>
           <w:p>
             <w:pPr>
               <w:pStyle w:val="Compact"/>
@@ -9375,7 +10165,9 @@
           </w:p>
         </w:tc>
         <w:tc>
-          <w:tcPr/>
+          <w:tcPr>
+            <w:tcW w:w="5257" w:type="dxa"/>
+          </w:tcPr>
           <w:p>
             <w:pPr>
               <w:pStyle w:val="Compact"/>
@@ -9392,7 +10184,9 @@
       </w:tr>
       <w:tr>
         <w:tc>
-          <w:tcPr/>
+          <w:tcPr>
+            <w:tcW w:w="2660" w:type="dxa"/>
+          </w:tcPr>
           <w:p>
             <w:pPr>
               <w:pStyle w:val="Compact"/>
@@ -9407,7 +10201,9 @@
           </w:p>
         </w:tc>
         <w:tc>
-          <w:tcPr/>
+          <w:tcPr>
+            <w:tcW w:w="5257" w:type="dxa"/>
+          </w:tcPr>
           <w:p>
             <w:pPr>
               <w:pStyle w:val="Compact"/>
@@ -9424,7 +10220,9 @@
       </w:tr>
       <w:tr>
         <w:tc>
-          <w:tcPr/>
+          <w:tcPr>
+            <w:tcW w:w="2660" w:type="dxa"/>
+          </w:tcPr>
           <w:p>
             <w:pPr>
               <w:pStyle w:val="Compact"/>
@@ -9439,7 +10237,9 @@
           </w:p>
         </w:tc>
         <w:tc>
-          <w:tcPr/>
+          <w:tcPr>
+            <w:tcW w:w="5257" w:type="dxa"/>
+          </w:tcPr>
           <w:p>
             <w:pPr>
               <w:pStyle w:val="Compact"/>
@@ -9456,7 +10256,9 @@
       </w:tr>
       <w:tr>
         <w:tc>
-          <w:tcPr/>
+          <w:tcPr>
+            <w:tcW w:w="2660" w:type="dxa"/>
+          </w:tcPr>
           <w:p>
             <w:pPr>
               <w:pStyle w:val="Compact"/>
@@ -9471,7 +10273,9 @@
           </w:p>
         </w:tc>
         <w:tc>
-          <w:tcPr/>
+          <w:tcPr>
+            <w:tcW w:w="5257" w:type="dxa"/>
+          </w:tcPr>
           <w:p>
             <w:pPr>
               <w:pStyle w:val="Compact"/>
@@ -9488,7 +10292,9 @@
       </w:tr>
       <w:tr>
         <w:tc>
-          <w:tcPr/>
+          <w:tcPr>
+            <w:tcW w:w="2660" w:type="dxa"/>
+          </w:tcPr>
           <w:p>
             <w:pPr>
               <w:pStyle w:val="Compact"/>
@@ -9503,7 +10309,9 @@
           </w:p>
         </w:tc>
         <w:tc>
-          <w:tcPr/>
+          <w:tcPr>
+            <w:tcW w:w="5257" w:type="dxa"/>
+          </w:tcPr>
           <w:p>
             <w:pPr>
               <w:pStyle w:val="Compact"/>

--- a/Fase 2/Evidencias del Proyecto/SICMA_PLP_v1.0.docx
+++ b/Fase 2/Evidencias del Proyecto/SICMA_PLP_v1.0.docx
@@ -839,7 +839,7 @@
         <w:tab/>
       </w:r>
       <w:r>
-        <w:t>13</w:t>
+        <w:t>15</w:t>
       </w:r>
       <w:r>
         <w:fldChar w:fldCharType="end"/>
@@ -1490,7 +1490,7 @@
               <w:rPr>
                 <w:sz w:val="18"/>
               </w:rPr>
-              <w:t>Pasa de borrador a vigente. Se agrega la portada y se actualizan las referencias a las versiones vigentes de los demás documentos. Se agrega la tabla de contenido, la numeración de páginas y se completa la lista de referencias. Se quita la etiqueta Vigente de la portada. Se aplica el formato de entrega (márgenes de 3 cm, interlineado 1,5, sangría y texto justificado). Se ajusta el ancho de las columnas de las tablas.</w:t>
+              <w:t>Pasa de borrador a vigente. Se agrega la portada y se actualizan las referencias a las versiones vigentes de los demás documentos. Se agrega la tabla de contenido, la numeración de páginas y se completa la lista de referencias. Se quita la etiqueta Vigente de la portada. Se aplica el formato de entrega (márgenes de 3 cm, interlineado 1,5, sangría y texto justificado). Se ajusta el ancho de las columnas de las tablas. Las referencias pasan a una hoja aparte.</w:t>
             </w:r>
           </w:p>
         </w:tc>
@@ -1564,8 +1564,8 @@
         </w:tblBorders>
       </w:tblPr>
       <w:tblGrid>
-        <w:gridCol w:w="3565"/>
-        <w:gridCol w:w="4352"/>
+        <w:gridCol w:w="3564"/>
+        <w:gridCol w:w="4351"/>
       </w:tblGrid>
       <w:tr>
         <w:trPr>
@@ -1573,7 +1573,7 @@
         </w:trPr>
         <w:tc>
           <w:tcPr>
-            <w:tcW w:w="3565" w:type="dxa"/>
+            <w:tcW w:w="3564" w:type="dxa"/>
             <w:shd w:val="clear" w:color="auto" w:fill="D9E2F3"/>
           </w:tcPr>
           <w:p>
@@ -1592,7 +1592,7 @@
         </w:tc>
         <w:tc>
           <w:tcPr>
-            <w:tcW w:w="4352" w:type="dxa"/>
+            <w:tcW w:w="4351" w:type="dxa"/>
             <w:shd w:val="clear" w:color="auto" w:fill="D9E2F3"/>
           </w:tcPr>
           <w:p>
@@ -1613,7 +1613,7 @@
       <w:tr>
         <w:tc>
           <w:tcPr>
-            <w:tcW w:w="3565" w:type="dxa"/>
+            <w:tcW w:w="3564" w:type="dxa"/>
           </w:tcPr>
           <w:p>
             <w:pPr>
@@ -1630,7 +1630,7 @@
         </w:tc>
         <w:tc>
           <w:tcPr>
-            <w:tcW w:w="4352" w:type="dxa"/>
+            <w:tcW w:w="4351" w:type="dxa"/>
           </w:tcPr>
           <w:p>
             <w:pPr>
@@ -1649,7 +1649,7 @@
       <w:tr>
         <w:tc>
           <w:tcPr>
-            <w:tcW w:w="3565" w:type="dxa"/>
+            <w:tcW w:w="3564" w:type="dxa"/>
           </w:tcPr>
           <w:p>
             <w:pPr>
@@ -1666,7 +1666,7 @@
         </w:tc>
         <w:tc>
           <w:tcPr>
-            <w:tcW w:w="4352" w:type="dxa"/>
+            <w:tcW w:w="4351" w:type="dxa"/>
           </w:tcPr>
           <w:p>
             <w:pPr>
@@ -1685,7 +1685,7 @@
       <w:tr>
         <w:tc>
           <w:tcPr>
-            <w:tcW w:w="3565" w:type="dxa"/>
+            <w:tcW w:w="3564" w:type="dxa"/>
           </w:tcPr>
           <w:p>
             <w:pPr>
@@ -1702,7 +1702,7 @@
         </w:tc>
         <w:tc>
           <w:tcPr>
-            <w:tcW w:w="4352" w:type="dxa"/>
+            <w:tcW w:w="4351" w:type="dxa"/>
           </w:tcPr>
           <w:p>
             <w:pPr>
@@ -1721,7 +1721,7 @@
       <w:tr>
         <w:tc>
           <w:tcPr>
-            <w:tcW w:w="3565" w:type="dxa"/>
+            <w:tcW w:w="3564" w:type="dxa"/>
           </w:tcPr>
           <w:p>
             <w:pPr>
@@ -1738,7 +1738,7 @@
         </w:tc>
         <w:tc>
           <w:tcPr>
-            <w:tcW w:w="4352" w:type="dxa"/>
+            <w:tcW w:w="4351" w:type="dxa"/>
           </w:tcPr>
           <w:p>
             <w:pPr>
@@ -1790,9 +1790,9 @@
         </w:tblBorders>
       </w:tblPr>
       <w:tblGrid>
-        <w:gridCol w:w="2732"/>
-        <w:gridCol w:w="2988"/>
-        <w:gridCol w:w="2196"/>
+        <w:gridCol w:w="2731"/>
+        <w:gridCol w:w="2987"/>
+        <w:gridCol w:w="2195"/>
       </w:tblGrid>
       <w:tr>
         <w:trPr>
@@ -1800,7 +1800,7 @@
         </w:trPr>
         <w:tc>
           <w:tcPr>
-            <w:tcW w:w="2732" w:type="dxa"/>
+            <w:tcW w:w="2731" w:type="dxa"/>
             <w:shd w:val="clear" w:color="auto" w:fill="D9E2F3"/>
           </w:tcPr>
           <w:p>
@@ -1819,7 +1819,7 @@
         </w:tc>
         <w:tc>
           <w:tcPr>
-            <w:tcW w:w="2988" w:type="dxa"/>
+            <w:tcW w:w="2987" w:type="dxa"/>
             <w:shd w:val="clear" w:color="auto" w:fill="D9E2F3"/>
           </w:tcPr>
           <w:p>
@@ -1838,7 +1838,7 @@
         </w:tc>
         <w:tc>
           <w:tcPr>
-            <w:tcW w:w="2196" w:type="dxa"/>
+            <w:tcW w:w="2195" w:type="dxa"/>
             <w:shd w:val="clear" w:color="auto" w:fill="D9E2F3"/>
           </w:tcPr>
           <w:p>
@@ -1859,7 +1859,7 @@
       <w:tr>
         <w:tc>
           <w:tcPr>
-            <w:tcW w:w="2732" w:type="dxa"/>
+            <w:tcW w:w="2731" w:type="dxa"/>
           </w:tcPr>
           <w:p>
             <w:pPr>
@@ -1876,7 +1876,7 @@
         </w:tc>
         <w:tc>
           <w:tcPr>
-            <w:tcW w:w="2988" w:type="dxa"/>
+            <w:tcW w:w="2987" w:type="dxa"/>
           </w:tcPr>
           <w:p>
             <w:pPr>
@@ -1893,7 +1893,7 @@
         </w:tc>
         <w:tc>
           <w:tcPr>
-            <w:tcW w:w="2196" w:type="dxa"/>
+            <w:tcW w:w="2195" w:type="dxa"/>
           </w:tcPr>
           <w:p>
             <w:pPr>
@@ -1912,7 +1912,7 @@
       <w:tr>
         <w:tc>
           <w:tcPr>
-            <w:tcW w:w="2732" w:type="dxa"/>
+            <w:tcW w:w="2731" w:type="dxa"/>
           </w:tcPr>
           <w:p>
             <w:pPr>
@@ -1929,7 +1929,7 @@
         </w:tc>
         <w:tc>
           <w:tcPr>
-            <w:tcW w:w="2988" w:type="dxa"/>
+            <w:tcW w:w="2987" w:type="dxa"/>
           </w:tcPr>
           <w:p>
             <w:pPr>
@@ -1946,7 +1946,7 @@
         </w:tc>
         <w:tc>
           <w:tcPr>
-            <w:tcW w:w="2196" w:type="dxa"/>
+            <w:tcW w:w="2195" w:type="dxa"/>
           </w:tcPr>
           <w:p>
             <w:pPr>
@@ -1965,7 +1965,7 @@
       <w:tr>
         <w:tc>
           <w:tcPr>
-            <w:tcW w:w="2732" w:type="dxa"/>
+            <w:tcW w:w="2731" w:type="dxa"/>
           </w:tcPr>
           <w:p>
             <w:pPr>
@@ -1982,7 +1982,7 @@
         </w:tc>
         <w:tc>
           <w:tcPr>
-            <w:tcW w:w="2988" w:type="dxa"/>
+            <w:tcW w:w="2987" w:type="dxa"/>
           </w:tcPr>
           <w:p>
             <w:pPr>
@@ -1999,7 +1999,7 @@
         </w:tc>
         <w:tc>
           <w:tcPr>
-            <w:tcW w:w="2196" w:type="dxa"/>
+            <w:tcW w:w="2195" w:type="dxa"/>
           </w:tcPr>
           <w:p>
             <w:pPr>
@@ -2018,7 +2018,7 @@
       <w:tr>
         <w:tc>
           <w:tcPr>
-            <w:tcW w:w="2732" w:type="dxa"/>
+            <w:tcW w:w="2731" w:type="dxa"/>
           </w:tcPr>
           <w:p>
             <w:pPr>
@@ -2035,7 +2035,7 @@
         </w:tc>
         <w:tc>
           <w:tcPr>
-            <w:tcW w:w="2988" w:type="dxa"/>
+            <w:tcW w:w="2987" w:type="dxa"/>
           </w:tcPr>
           <w:p>
             <w:pPr>
@@ -2052,7 +2052,7 @@
         </w:tc>
         <w:tc>
           <w:tcPr>
-            <w:tcW w:w="2196" w:type="dxa"/>
+            <w:tcW w:w="2195" w:type="dxa"/>
           </w:tcPr>
           <w:p>
             <w:pPr>
@@ -2071,7 +2071,7 @@
       <w:tr>
         <w:tc>
           <w:tcPr>
-            <w:tcW w:w="2732" w:type="dxa"/>
+            <w:tcW w:w="2731" w:type="dxa"/>
           </w:tcPr>
           <w:p>
             <w:pPr>
@@ -2088,7 +2088,7 @@
         </w:tc>
         <w:tc>
           <w:tcPr>
-            <w:tcW w:w="2988" w:type="dxa"/>
+            <w:tcW w:w="2987" w:type="dxa"/>
           </w:tcPr>
           <w:p>
             <w:pPr>
@@ -2105,7 +2105,7 @@
         </w:tc>
         <w:tc>
           <w:tcPr>
-            <w:tcW w:w="2196" w:type="dxa"/>
+            <w:tcW w:w="2195" w:type="dxa"/>
           </w:tcPr>
           <w:p>
             <w:pPr>
@@ -2124,7 +2124,7 @@
       <w:tr>
         <w:tc>
           <w:tcPr>
-            <w:tcW w:w="2732" w:type="dxa"/>
+            <w:tcW w:w="2731" w:type="dxa"/>
           </w:tcPr>
           <w:p>
             <w:pPr>
@@ -2141,7 +2141,7 @@
         </w:tc>
         <w:tc>
           <w:tcPr>
-            <w:tcW w:w="2988" w:type="dxa"/>
+            <w:tcW w:w="2987" w:type="dxa"/>
           </w:tcPr>
           <w:p>
             <w:pPr>
@@ -2158,7 +2158,7 @@
         </w:tc>
         <w:tc>
           <w:tcPr>
-            <w:tcW w:w="2196" w:type="dxa"/>
+            <w:tcW w:w="2195" w:type="dxa"/>
           </w:tcPr>
           <w:p>
             <w:pPr>
@@ -2177,7 +2177,7 @@
       <w:tr>
         <w:tc>
           <w:tcPr>
-            <w:tcW w:w="2732" w:type="dxa"/>
+            <w:tcW w:w="2731" w:type="dxa"/>
           </w:tcPr>
           <w:p>
             <w:pPr>
@@ -2194,7 +2194,7 @@
         </w:tc>
         <w:tc>
           <w:tcPr>
-            <w:tcW w:w="2988" w:type="dxa"/>
+            <w:tcW w:w="2987" w:type="dxa"/>
           </w:tcPr>
           <w:p>
             <w:pPr>
@@ -2211,7 +2211,7 @@
         </w:tc>
         <w:tc>
           <w:tcPr>
-            <w:tcW w:w="2196" w:type="dxa"/>
+            <w:tcW w:w="2195" w:type="dxa"/>
           </w:tcPr>
           <w:p>
             <w:pPr>
@@ -2230,7 +2230,7 @@
       <w:tr>
         <w:tc>
           <w:tcPr>
-            <w:tcW w:w="2732" w:type="dxa"/>
+            <w:tcW w:w="2731" w:type="dxa"/>
           </w:tcPr>
           <w:p>
             <w:pPr>
@@ -2247,7 +2247,7 @@
         </w:tc>
         <w:tc>
           <w:tcPr>
-            <w:tcW w:w="2988" w:type="dxa"/>
+            <w:tcW w:w="2987" w:type="dxa"/>
           </w:tcPr>
           <w:p>
             <w:pPr>
@@ -2264,7 +2264,7 @@
         </w:tc>
         <w:tc>
           <w:tcPr>
-            <w:tcW w:w="2196" w:type="dxa"/>
+            <w:tcW w:w="2195" w:type="dxa"/>
           </w:tcPr>
           <w:p>
             <w:pPr>
@@ -2283,7 +2283,7 @@
       <w:tr>
         <w:tc>
           <w:tcPr>
-            <w:tcW w:w="2732" w:type="dxa"/>
+            <w:tcW w:w="2731" w:type="dxa"/>
           </w:tcPr>
           <w:p>
             <w:pPr>
@@ -2300,7 +2300,7 @@
         </w:tc>
         <w:tc>
           <w:tcPr>
-            <w:tcW w:w="2988" w:type="dxa"/>
+            <w:tcW w:w="2987" w:type="dxa"/>
           </w:tcPr>
           <w:p>
             <w:pPr>
@@ -2317,7 +2317,7 @@
         </w:tc>
         <w:tc>
           <w:tcPr>
-            <w:tcW w:w="2196" w:type="dxa"/>
+            <w:tcW w:w="2195" w:type="dxa"/>
           </w:tcPr>
           <w:p>
             <w:pPr>
@@ -2336,7 +2336,7 @@
       <w:tr>
         <w:tc>
           <w:tcPr>
-            <w:tcW w:w="2732" w:type="dxa"/>
+            <w:tcW w:w="2731" w:type="dxa"/>
           </w:tcPr>
           <w:p>
             <w:pPr>
@@ -2353,7 +2353,7 @@
         </w:tc>
         <w:tc>
           <w:tcPr>
-            <w:tcW w:w="2988" w:type="dxa"/>
+            <w:tcW w:w="2987" w:type="dxa"/>
           </w:tcPr>
           <w:p>
             <w:pPr>
@@ -2370,7 +2370,7 @@
         </w:tc>
         <w:tc>
           <w:tcPr>
-            <w:tcW w:w="2196" w:type="dxa"/>
+            <w:tcW w:w="2195" w:type="dxa"/>
           </w:tcPr>
           <w:p>
             <w:pPr>
@@ -2495,9 +2495,9 @@
         </w:tblBorders>
       </w:tblPr>
       <w:tblGrid>
-        <w:gridCol w:w="1792"/>
-        <w:gridCol w:w="3606"/>
-        <w:gridCol w:w="2518"/>
+        <w:gridCol w:w="1791"/>
+        <w:gridCol w:w="3604"/>
+        <w:gridCol w:w="2517"/>
       </w:tblGrid>
       <w:tr>
         <w:trPr>
@@ -2505,7 +2505,7 @@
         </w:trPr>
         <w:tc>
           <w:tcPr>
-            <w:tcW w:w="1792" w:type="dxa"/>
+            <w:tcW w:w="1791" w:type="dxa"/>
             <w:shd w:val="clear" w:color="auto" w:fill="D9E2F3"/>
           </w:tcPr>
           <w:p>
@@ -2524,7 +2524,7 @@
         </w:tc>
         <w:tc>
           <w:tcPr>
-            <w:tcW w:w="3606" w:type="dxa"/>
+            <w:tcW w:w="3604" w:type="dxa"/>
             <w:shd w:val="clear" w:color="auto" w:fill="D9E2F3"/>
           </w:tcPr>
           <w:p>
@@ -2543,7 +2543,7 @@
         </w:tc>
         <w:tc>
           <w:tcPr>
-            <w:tcW w:w="2518" w:type="dxa"/>
+            <w:tcW w:w="2517" w:type="dxa"/>
             <w:shd w:val="clear" w:color="auto" w:fill="D9E2F3"/>
           </w:tcPr>
           <w:p>
@@ -2564,7 +2564,7 @@
       <w:tr>
         <w:tc>
           <w:tcPr>
-            <w:tcW w:w="1792" w:type="dxa"/>
+            <w:tcW w:w="1791" w:type="dxa"/>
           </w:tcPr>
           <w:p>
             <w:pPr>
@@ -2581,7 +2581,7 @@
         </w:tc>
         <w:tc>
           <w:tcPr>
-            <w:tcW w:w="3606" w:type="dxa"/>
+            <w:tcW w:w="3604" w:type="dxa"/>
           </w:tcPr>
           <w:p>
             <w:pPr>
@@ -2598,7 +2598,7 @@
         </w:tc>
         <w:tc>
           <w:tcPr>
-            <w:tcW w:w="2518" w:type="dxa"/>
+            <w:tcW w:w="2517" w:type="dxa"/>
           </w:tcPr>
           <w:p>
             <w:pPr>
@@ -2617,7 +2617,7 @@
       <w:tr>
         <w:tc>
           <w:tcPr>
-            <w:tcW w:w="1792" w:type="dxa"/>
+            <w:tcW w:w="1791" w:type="dxa"/>
           </w:tcPr>
           <w:p>
             <w:pPr>
@@ -2634,7 +2634,7 @@
         </w:tc>
         <w:tc>
           <w:tcPr>
-            <w:tcW w:w="3606" w:type="dxa"/>
+            <w:tcW w:w="3604" w:type="dxa"/>
           </w:tcPr>
           <w:p>
             <w:pPr>
@@ -2651,7 +2651,7 @@
         </w:tc>
         <w:tc>
           <w:tcPr>
-            <w:tcW w:w="2518" w:type="dxa"/>
+            <w:tcW w:w="2517" w:type="dxa"/>
           </w:tcPr>
           <w:p>
             <w:pPr>
@@ -2670,7 +2670,7 @@
       <w:tr>
         <w:tc>
           <w:tcPr>
-            <w:tcW w:w="1792" w:type="dxa"/>
+            <w:tcW w:w="1791" w:type="dxa"/>
           </w:tcPr>
           <w:p>
             <w:pPr>
@@ -2687,7 +2687,7 @@
         </w:tc>
         <w:tc>
           <w:tcPr>
-            <w:tcW w:w="3606" w:type="dxa"/>
+            <w:tcW w:w="3604" w:type="dxa"/>
           </w:tcPr>
           <w:p>
             <w:pPr>
@@ -2704,7 +2704,7 @@
         </w:tc>
         <w:tc>
           <w:tcPr>
-            <w:tcW w:w="2518" w:type="dxa"/>
+            <w:tcW w:w="2517" w:type="dxa"/>
           </w:tcPr>
           <w:p>
             <w:pPr>
@@ -2723,7 +2723,7 @@
       <w:tr>
         <w:tc>
           <w:tcPr>
-            <w:tcW w:w="1792" w:type="dxa"/>
+            <w:tcW w:w="1791" w:type="dxa"/>
           </w:tcPr>
           <w:p>
             <w:pPr>
@@ -2740,7 +2740,7 @@
         </w:tc>
         <w:tc>
           <w:tcPr>
-            <w:tcW w:w="3606" w:type="dxa"/>
+            <w:tcW w:w="3604" w:type="dxa"/>
           </w:tcPr>
           <w:p>
             <w:pPr>
@@ -2757,7 +2757,7 @@
         </w:tc>
         <w:tc>
           <w:tcPr>
-            <w:tcW w:w="2518" w:type="dxa"/>
+            <w:tcW w:w="2517" w:type="dxa"/>
           </w:tcPr>
           <w:p>
             <w:pPr>
@@ -2776,7 +2776,7 @@
       <w:tr>
         <w:tc>
           <w:tcPr>
-            <w:tcW w:w="1792" w:type="dxa"/>
+            <w:tcW w:w="1791" w:type="dxa"/>
           </w:tcPr>
           <w:p>
             <w:pPr>
@@ -2793,7 +2793,7 @@
         </w:tc>
         <w:tc>
           <w:tcPr>
-            <w:tcW w:w="3606" w:type="dxa"/>
+            <w:tcW w:w="3604" w:type="dxa"/>
           </w:tcPr>
           <w:p>
             <w:pPr>
@@ -2810,7 +2810,7 @@
         </w:tc>
         <w:tc>
           <w:tcPr>
-            <w:tcW w:w="2518" w:type="dxa"/>
+            <w:tcW w:w="2517" w:type="dxa"/>
           </w:tcPr>
           <w:p>
             <w:pPr>
@@ -2829,7 +2829,7 @@
       <w:tr>
         <w:tc>
           <w:tcPr>
-            <w:tcW w:w="1792" w:type="dxa"/>
+            <w:tcW w:w="1791" w:type="dxa"/>
           </w:tcPr>
           <w:p>
             <w:pPr>
@@ -2846,7 +2846,7 @@
         </w:tc>
         <w:tc>
           <w:tcPr>
-            <w:tcW w:w="3606" w:type="dxa"/>
+            <w:tcW w:w="3604" w:type="dxa"/>
           </w:tcPr>
           <w:p>
             <w:pPr>
@@ -2863,7 +2863,7 @@
         </w:tc>
         <w:tc>
           <w:tcPr>
-            <w:tcW w:w="2518" w:type="dxa"/>
+            <w:tcW w:w="2517" w:type="dxa"/>
           </w:tcPr>
           <w:p>
             <w:pPr>
@@ -2882,7 +2882,7 @@
       <w:tr>
         <w:tc>
           <w:tcPr>
-            <w:tcW w:w="1792" w:type="dxa"/>
+            <w:tcW w:w="1791" w:type="dxa"/>
           </w:tcPr>
           <w:p>
             <w:pPr>
@@ -2899,7 +2899,7 @@
         </w:tc>
         <w:tc>
           <w:tcPr>
-            <w:tcW w:w="3606" w:type="dxa"/>
+            <w:tcW w:w="3604" w:type="dxa"/>
           </w:tcPr>
           <w:p>
             <w:pPr>
@@ -2916,7 +2916,7 @@
         </w:tc>
         <w:tc>
           <w:tcPr>
-            <w:tcW w:w="2518" w:type="dxa"/>
+            <w:tcW w:w="2517" w:type="dxa"/>
           </w:tcPr>
           <w:p>
             <w:pPr>
@@ -2935,7 +2935,7 @@
       <w:tr>
         <w:tc>
           <w:tcPr>
-            <w:tcW w:w="1792" w:type="dxa"/>
+            <w:tcW w:w="1791" w:type="dxa"/>
           </w:tcPr>
           <w:p>
             <w:pPr>
@@ -2952,7 +2952,7 @@
         </w:tc>
         <w:tc>
           <w:tcPr>
-            <w:tcW w:w="3606" w:type="dxa"/>
+            <w:tcW w:w="3604" w:type="dxa"/>
           </w:tcPr>
           <w:p>
             <w:pPr>
@@ -2969,7 +2969,7 @@
         </w:tc>
         <w:tc>
           <w:tcPr>
-            <w:tcW w:w="2518" w:type="dxa"/>
+            <w:tcW w:w="2517" w:type="dxa"/>
           </w:tcPr>
           <w:p>
             <w:pPr>
@@ -3232,9 +3232,9 @@
         </w:tblBorders>
       </w:tblPr>
       <w:tblGrid>
-        <w:gridCol w:w="1400"/>
-        <w:gridCol w:w="2721"/>
-        <w:gridCol w:w="3794"/>
+        <w:gridCol w:w="1399"/>
+        <w:gridCol w:w="2720"/>
+        <w:gridCol w:w="3792"/>
       </w:tblGrid>
       <w:tr>
         <w:trPr>
@@ -3242,7 +3242,7 @@
         </w:trPr>
         <w:tc>
           <w:tcPr>
-            <w:tcW w:w="1400" w:type="dxa"/>
+            <w:tcW w:w="1399" w:type="dxa"/>
             <w:shd w:val="clear" w:color="auto" w:fill="D9E2F3"/>
           </w:tcPr>
           <w:p>
@@ -3261,7 +3261,7 @@
         </w:tc>
         <w:tc>
           <w:tcPr>
-            <w:tcW w:w="2721" w:type="dxa"/>
+            <w:tcW w:w="2720" w:type="dxa"/>
             <w:shd w:val="clear" w:color="auto" w:fill="D9E2F3"/>
           </w:tcPr>
           <w:p>
@@ -3280,7 +3280,7 @@
         </w:tc>
         <w:tc>
           <w:tcPr>
-            <w:tcW w:w="3794" w:type="dxa"/>
+            <w:tcW w:w="3792" w:type="dxa"/>
             <w:shd w:val="clear" w:color="auto" w:fill="D9E2F3"/>
           </w:tcPr>
           <w:p>
@@ -3301,7 +3301,7 @@
       <w:tr>
         <w:tc>
           <w:tcPr>
-            <w:tcW w:w="1400" w:type="dxa"/>
+            <w:tcW w:w="1399" w:type="dxa"/>
           </w:tcPr>
           <w:p>
             <w:pPr>
@@ -3318,7 +3318,7 @@
         </w:tc>
         <w:tc>
           <w:tcPr>
-            <w:tcW w:w="2721" w:type="dxa"/>
+            <w:tcW w:w="2720" w:type="dxa"/>
           </w:tcPr>
           <w:p>
             <w:pPr>
@@ -3335,7 +3335,7 @@
         </w:tc>
         <w:tc>
           <w:tcPr>
-            <w:tcW w:w="3794" w:type="dxa"/>
+            <w:tcW w:w="3792" w:type="dxa"/>
           </w:tcPr>
           <w:p>
             <w:pPr>
@@ -3354,7 +3354,7 @@
       <w:tr>
         <w:tc>
           <w:tcPr>
-            <w:tcW w:w="1400" w:type="dxa"/>
+            <w:tcW w:w="1399" w:type="dxa"/>
           </w:tcPr>
           <w:p>
             <w:pPr>
@@ -3371,7 +3371,7 @@
         </w:tc>
         <w:tc>
           <w:tcPr>
-            <w:tcW w:w="2721" w:type="dxa"/>
+            <w:tcW w:w="2720" w:type="dxa"/>
           </w:tcPr>
           <w:p>
             <w:pPr>
@@ -3388,7 +3388,7 @@
         </w:tc>
         <w:tc>
           <w:tcPr>
-            <w:tcW w:w="3794" w:type="dxa"/>
+            <w:tcW w:w="3792" w:type="dxa"/>
           </w:tcPr>
           <w:p>
             <w:pPr>
@@ -3407,7 +3407,7 @@
       <w:tr>
         <w:tc>
           <w:tcPr>
-            <w:tcW w:w="1400" w:type="dxa"/>
+            <w:tcW w:w="1399" w:type="dxa"/>
           </w:tcPr>
           <w:p>
             <w:pPr>
@@ -3424,7 +3424,7 @@
         </w:tc>
         <w:tc>
           <w:tcPr>
-            <w:tcW w:w="2721" w:type="dxa"/>
+            <w:tcW w:w="2720" w:type="dxa"/>
           </w:tcPr>
           <w:p>
             <w:pPr>
@@ -3441,7 +3441,7 @@
         </w:tc>
         <w:tc>
           <w:tcPr>
-            <w:tcW w:w="3794" w:type="dxa"/>
+            <w:tcW w:w="3792" w:type="dxa"/>
           </w:tcPr>
           <w:p>
             <w:pPr>
@@ -3460,7 +3460,7 @@
       <w:tr>
         <w:tc>
           <w:tcPr>
-            <w:tcW w:w="1400" w:type="dxa"/>
+            <w:tcW w:w="1399" w:type="dxa"/>
           </w:tcPr>
           <w:p>
             <w:pPr>
@@ -3477,7 +3477,7 @@
         </w:tc>
         <w:tc>
           <w:tcPr>
-            <w:tcW w:w="2721" w:type="dxa"/>
+            <w:tcW w:w="2720" w:type="dxa"/>
           </w:tcPr>
           <w:p>
             <w:pPr>
@@ -3494,7 +3494,7 @@
         </w:tc>
         <w:tc>
           <w:tcPr>
-            <w:tcW w:w="3794" w:type="dxa"/>
+            <w:tcW w:w="3792" w:type="dxa"/>
           </w:tcPr>
           <w:p>
             <w:pPr>
@@ -3513,7 +3513,7 @@
       <w:tr>
         <w:tc>
           <w:tcPr>
-            <w:tcW w:w="1400" w:type="dxa"/>
+            <w:tcW w:w="1399" w:type="dxa"/>
           </w:tcPr>
           <w:p>
             <w:pPr>
@@ -3530,7 +3530,7 @@
         </w:tc>
         <w:tc>
           <w:tcPr>
-            <w:tcW w:w="2721" w:type="dxa"/>
+            <w:tcW w:w="2720" w:type="dxa"/>
           </w:tcPr>
           <w:p>
             <w:pPr>
@@ -3547,7 +3547,7 @@
         </w:tc>
         <w:tc>
           <w:tcPr>
-            <w:tcW w:w="3794" w:type="dxa"/>
+            <w:tcW w:w="3792" w:type="dxa"/>
           </w:tcPr>
           <w:p>
             <w:pPr>
@@ -3566,7 +3566,7 @@
       <w:tr>
         <w:tc>
           <w:tcPr>
-            <w:tcW w:w="1400" w:type="dxa"/>
+            <w:tcW w:w="1399" w:type="dxa"/>
           </w:tcPr>
           <w:p>
             <w:pPr>
@@ -3583,7 +3583,7 @@
         </w:tc>
         <w:tc>
           <w:tcPr>
-            <w:tcW w:w="2721" w:type="dxa"/>
+            <w:tcW w:w="2720" w:type="dxa"/>
           </w:tcPr>
           <w:p>
             <w:pPr>
@@ -3600,7 +3600,7 @@
         </w:tc>
         <w:tc>
           <w:tcPr>
-            <w:tcW w:w="3794" w:type="dxa"/>
+            <w:tcW w:w="3792" w:type="dxa"/>
           </w:tcPr>
           <w:p>
             <w:pPr>
@@ -3619,7 +3619,7 @@
       <w:tr>
         <w:tc>
           <w:tcPr>
-            <w:tcW w:w="1400" w:type="dxa"/>
+            <w:tcW w:w="1399" w:type="dxa"/>
           </w:tcPr>
           <w:p>
             <w:pPr>
@@ -3636,7 +3636,7 @@
         </w:tc>
         <w:tc>
           <w:tcPr>
-            <w:tcW w:w="2721" w:type="dxa"/>
+            <w:tcW w:w="2720" w:type="dxa"/>
           </w:tcPr>
           <w:p>
             <w:pPr>
@@ -3653,7 +3653,7 @@
         </w:tc>
         <w:tc>
           <w:tcPr>
-            <w:tcW w:w="3794" w:type="dxa"/>
+            <w:tcW w:w="3792" w:type="dxa"/>
           </w:tcPr>
           <w:p>
             <w:pPr>
@@ -3672,7 +3672,7 @@
       <w:tr>
         <w:tc>
           <w:tcPr>
-            <w:tcW w:w="1400" w:type="dxa"/>
+            <w:tcW w:w="1399" w:type="dxa"/>
           </w:tcPr>
           <w:p>
             <w:pPr>
@@ -3689,7 +3689,7 @@
         </w:tc>
         <w:tc>
           <w:tcPr>
-            <w:tcW w:w="2721" w:type="dxa"/>
+            <w:tcW w:w="2720" w:type="dxa"/>
           </w:tcPr>
           <w:p>
             <w:pPr>
@@ -3706,7 +3706,7 @@
         </w:tc>
         <w:tc>
           <w:tcPr>
-            <w:tcW w:w="3794" w:type="dxa"/>
+            <w:tcW w:w="3792" w:type="dxa"/>
           </w:tcPr>
           <w:p>
             <w:pPr>
@@ -3725,7 +3725,7 @@
       <w:tr>
         <w:tc>
           <w:tcPr>
-            <w:tcW w:w="1400" w:type="dxa"/>
+            <w:tcW w:w="1399" w:type="dxa"/>
           </w:tcPr>
           <w:p>
             <w:pPr>
@@ -3742,7 +3742,7 @@
         </w:tc>
         <w:tc>
           <w:tcPr>
-            <w:tcW w:w="2721" w:type="dxa"/>
+            <w:tcW w:w="2720" w:type="dxa"/>
           </w:tcPr>
           <w:p>
             <w:pPr>
@@ -3759,7 +3759,7 @@
         </w:tc>
         <w:tc>
           <w:tcPr>
-            <w:tcW w:w="3794" w:type="dxa"/>
+            <w:tcW w:w="3792" w:type="dxa"/>
           </w:tcPr>
           <w:p>
             <w:pPr>
@@ -3778,7 +3778,7 @@
       <w:tr>
         <w:tc>
           <w:tcPr>
-            <w:tcW w:w="1400" w:type="dxa"/>
+            <w:tcW w:w="1399" w:type="dxa"/>
           </w:tcPr>
           <w:p>
             <w:pPr>
@@ -3795,7 +3795,7 @@
         </w:tc>
         <w:tc>
           <w:tcPr>
-            <w:tcW w:w="2721" w:type="dxa"/>
+            <w:tcW w:w="2720" w:type="dxa"/>
           </w:tcPr>
           <w:p>
             <w:pPr>
@@ -3812,7 +3812,7 @@
         </w:tc>
         <w:tc>
           <w:tcPr>
-            <w:tcW w:w="3794" w:type="dxa"/>
+            <w:tcW w:w="3792" w:type="dxa"/>
           </w:tcPr>
           <w:p>
             <w:pPr>
@@ -3866,7 +3866,7 @@
       </w:tblPr>
       <w:tblGrid>
         <w:gridCol w:w="2637"/>
-        <w:gridCol w:w="5280"/>
+        <w:gridCol w:w="5278"/>
       </w:tblGrid>
       <w:tr>
         <w:trPr>
@@ -3893,7 +3893,7 @@
         </w:tc>
         <w:tc>
           <w:tcPr>
-            <w:tcW w:w="5280" w:type="dxa"/>
+            <w:tcW w:w="5278" w:type="dxa"/>
             <w:shd w:val="clear" w:color="auto" w:fill="D9E2F3"/>
           </w:tcPr>
           <w:p>
@@ -3931,7 +3931,7 @@
         </w:tc>
         <w:tc>
           <w:tcPr>
-            <w:tcW w:w="5280" w:type="dxa"/>
+            <w:tcW w:w="5278" w:type="dxa"/>
           </w:tcPr>
           <w:p>
             <w:pPr>
@@ -3967,7 +3967,7 @@
         </w:tc>
         <w:tc>
           <w:tcPr>
-            <w:tcW w:w="5280" w:type="dxa"/>
+            <w:tcW w:w="5278" w:type="dxa"/>
           </w:tcPr>
           <w:p>
             <w:pPr>
@@ -4003,7 +4003,7 @@
         </w:tc>
         <w:tc>
           <w:tcPr>
-            <w:tcW w:w="5280" w:type="dxa"/>
+            <w:tcW w:w="5278" w:type="dxa"/>
           </w:tcPr>
           <w:p>
             <w:pPr>
@@ -4039,7 +4039,7 @@
         </w:tc>
         <w:tc>
           <w:tcPr>
-            <w:tcW w:w="5280" w:type="dxa"/>
+            <w:tcW w:w="5278" w:type="dxa"/>
           </w:tcPr>
           <w:p>
             <w:pPr>
@@ -4075,7 +4075,7 @@
         </w:tc>
         <w:tc>
           <w:tcPr>
-            <w:tcW w:w="5280" w:type="dxa"/>
+            <w:tcW w:w="5278" w:type="dxa"/>
           </w:tcPr>
           <w:p>
             <w:pPr>
@@ -4111,7 +4111,7 @@
         </w:tc>
         <w:tc>
           <w:tcPr>
-            <w:tcW w:w="5280" w:type="dxa"/>
+            <w:tcW w:w="5278" w:type="dxa"/>
           </w:tcPr>
           <w:p>
             <w:pPr>
@@ -4147,7 +4147,7 @@
         </w:tc>
         <w:tc>
           <w:tcPr>
-            <w:tcW w:w="5280" w:type="dxa"/>
+            <w:tcW w:w="5278" w:type="dxa"/>
           </w:tcPr>
           <w:p>
             <w:pPr>
@@ -4262,8 +4262,8 @@
       </w:tblPr>
       <w:tblGrid>
         <w:gridCol w:w="2151"/>
-        <w:gridCol w:w="3370"/>
-        <w:gridCol w:w="2393"/>
+        <w:gridCol w:w="3369"/>
+        <w:gridCol w:w="2392"/>
       </w:tblGrid>
       <w:tr>
         <w:trPr>
@@ -4290,7 +4290,7 @@
         </w:tc>
         <w:tc>
           <w:tcPr>
-            <w:tcW w:w="3370" w:type="dxa"/>
+            <w:tcW w:w="3369" w:type="dxa"/>
             <w:shd w:val="clear" w:color="auto" w:fill="D9E2F3"/>
           </w:tcPr>
           <w:p>
@@ -4309,7 +4309,7 @@
         </w:tc>
         <w:tc>
           <w:tcPr>
-            <w:tcW w:w="2393" w:type="dxa"/>
+            <w:tcW w:w="2392" w:type="dxa"/>
             <w:shd w:val="clear" w:color="auto" w:fill="D9E2F3"/>
           </w:tcPr>
           <w:p>
@@ -4347,7 +4347,7 @@
         </w:tc>
         <w:tc>
           <w:tcPr>
-            <w:tcW w:w="3370" w:type="dxa"/>
+            <w:tcW w:w="3369" w:type="dxa"/>
           </w:tcPr>
           <w:p>
             <w:pPr>
@@ -4364,7 +4364,7 @@
         </w:tc>
         <w:tc>
           <w:tcPr>
-            <w:tcW w:w="2393" w:type="dxa"/>
+            <w:tcW w:w="2392" w:type="dxa"/>
           </w:tcPr>
           <w:p>
             <w:pPr>
@@ -4400,7 +4400,7 @@
         </w:tc>
         <w:tc>
           <w:tcPr>
-            <w:tcW w:w="3370" w:type="dxa"/>
+            <w:tcW w:w="3369" w:type="dxa"/>
           </w:tcPr>
           <w:p>
             <w:pPr>
@@ -4417,7 +4417,7 @@
         </w:tc>
         <w:tc>
           <w:tcPr>
-            <w:tcW w:w="2393" w:type="dxa"/>
+            <w:tcW w:w="2392" w:type="dxa"/>
           </w:tcPr>
           <w:p>
             <w:pPr>
@@ -4453,7 +4453,7 @@
         </w:tc>
         <w:tc>
           <w:tcPr>
-            <w:tcW w:w="3370" w:type="dxa"/>
+            <w:tcW w:w="3369" w:type="dxa"/>
           </w:tcPr>
           <w:p>
             <w:pPr>
@@ -4470,7 +4470,7 @@
         </w:tc>
         <w:tc>
           <w:tcPr>
-            <w:tcW w:w="2393" w:type="dxa"/>
+            <w:tcW w:w="2392" w:type="dxa"/>
           </w:tcPr>
           <w:p>
             <w:pPr>
@@ -4506,7 +4506,7 @@
         </w:tc>
         <w:tc>
           <w:tcPr>
-            <w:tcW w:w="3370" w:type="dxa"/>
+            <w:tcW w:w="3369" w:type="dxa"/>
           </w:tcPr>
           <w:p>
             <w:pPr>
@@ -4523,7 +4523,7 @@
         </w:tc>
         <w:tc>
           <w:tcPr>
-            <w:tcW w:w="2393" w:type="dxa"/>
+            <w:tcW w:w="2392" w:type="dxa"/>
           </w:tcPr>
           <w:p>
             <w:pPr>
@@ -4559,7 +4559,7 @@
         </w:tc>
         <w:tc>
           <w:tcPr>
-            <w:tcW w:w="3370" w:type="dxa"/>
+            <w:tcW w:w="3369" w:type="dxa"/>
           </w:tcPr>
           <w:p>
             <w:pPr>
@@ -4576,7 +4576,7 @@
         </w:tc>
         <w:tc>
           <w:tcPr>
-            <w:tcW w:w="2393" w:type="dxa"/>
+            <w:tcW w:w="2392" w:type="dxa"/>
           </w:tcPr>
           <w:p>
             <w:pPr>
@@ -4612,7 +4612,7 @@
         </w:tc>
         <w:tc>
           <w:tcPr>
-            <w:tcW w:w="3370" w:type="dxa"/>
+            <w:tcW w:w="3369" w:type="dxa"/>
           </w:tcPr>
           <w:p>
             <w:pPr>
@@ -4629,7 +4629,7 @@
         </w:tc>
         <w:tc>
           <w:tcPr>
-            <w:tcW w:w="2393" w:type="dxa"/>
+            <w:tcW w:w="2392" w:type="dxa"/>
           </w:tcPr>
           <w:p>
             <w:pPr>
@@ -4778,7 +4778,7 @@
       </w:tblPr>
       <w:tblGrid>
         <w:gridCol w:w="2196"/>
-        <w:gridCol w:w="5721"/>
+        <w:gridCol w:w="5719"/>
       </w:tblGrid>
       <w:tr>
         <w:trPr>
@@ -4805,7 +4805,7 @@
         </w:tc>
         <w:tc>
           <w:tcPr>
-            <w:tcW w:w="5721" w:type="dxa"/>
+            <w:tcW w:w="5719" w:type="dxa"/>
             <w:shd w:val="clear" w:color="auto" w:fill="D9E2F3"/>
           </w:tcPr>
           <w:p>
@@ -4843,7 +4843,7 @@
         </w:tc>
         <w:tc>
           <w:tcPr>
-            <w:tcW w:w="5721" w:type="dxa"/>
+            <w:tcW w:w="5719" w:type="dxa"/>
           </w:tcPr>
           <w:p>
             <w:pPr>
@@ -4879,7 +4879,7 @@
         </w:tc>
         <w:tc>
           <w:tcPr>
-            <w:tcW w:w="5721" w:type="dxa"/>
+            <w:tcW w:w="5719" w:type="dxa"/>
           </w:tcPr>
           <w:p>
             <w:pPr>
@@ -4915,7 +4915,7 @@
         </w:tc>
         <w:tc>
           <w:tcPr>
-            <w:tcW w:w="5721" w:type="dxa"/>
+            <w:tcW w:w="5719" w:type="dxa"/>
           </w:tcPr>
           <w:p>
             <w:pPr>
@@ -4951,7 +4951,7 @@
         </w:tc>
         <w:tc>
           <w:tcPr>
-            <w:tcW w:w="5721" w:type="dxa"/>
+            <w:tcW w:w="5719" w:type="dxa"/>
           </w:tcPr>
           <w:p>
             <w:pPr>
@@ -4987,7 +4987,7 @@
         </w:tc>
         <w:tc>
           <w:tcPr>
-            <w:tcW w:w="5721" w:type="dxa"/>
+            <w:tcW w:w="5719" w:type="dxa"/>
           </w:tcPr>
           <w:p>
             <w:pPr>
@@ -5023,7 +5023,7 @@
         </w:tc>
         <w:tc>
           <w:tcPr>
-            <w:tcW w:w="5721" w:type="dxa"/>
+            <w:tcW w:w="5719" w:type="dxa"/>
           </w:tcPr>
           <w:p>
             <w:pPr>
@@ -5104,9 +5104,9 @@
         </w:tblBorders>
       </w:tblPr>
       <w:tblGrid>
-        <w:gridCol w:w="1503"/>
-        <w:gridCol w:w="3235"/>
-        <w:gridCol w:w="3178"/>
+        <w:gridCol w:w="1502"/>
+        <w:gridCol w:w="3234"/>
+        <w:gridCol w:w="3177"/>
       </w:tblGrid>
       <w:tr>
         <w:trPr>
@@ -5114,7 +5114,7 @@
         </w:trPr>
         <w:tc>
           <w:tcPr>
-            <w:tcW w:w="1503" w:type="dxa"/>
+            <w:tcW w:w="1502" w:type="dxa"/>
             <w:shd w:val="clear" w:color="auto" w:fill="D9E2F3"/>
           </w:tcPr>
           <w:p>
@@ -5133,7 +5133,7 @@
         </w:tc>
         <w:tc>
           <w:tcPr>
-            <w:tcW w:w="3235" w:type="dxa"/>
+            <w:tcW w:w="3234" w:type="dxa"/>
             <w:shd w:val="clear" w:color="auto" w:fill="D9E2F3"/>
           </w:tcPr>
           <w:p>
@@ -5152,7 +5152,7 @@
         </w:tc>
         <w:tc>
           <w:tcPr>
-            <w:tcW w:w="3178" w:type="dxa"/>
+            <w:tcW w:w="3177" w:type="dxa"/>
             <w:shd w:val="clear" w:color="auto" w:fill="D9E2F3"/>
           </w:tcPr>
           <w:p>
@@ -5173,7 +5173,7 @@
       <w:tr>
         <w:tc>
           <w:tcPr>
-            <w:tcW w:w="1503" w:type="dxa"/>
+            <w:tcW w:w="1502" w:type="dxa"/>
           </w:tcPr>
           <w:p>
             <w:pPr>
@@ -5190,7 +5190,7 @@
         </w:tc>
         <w:tc>
           <w:tcPr>
-            <w:tcW w:w="3235" w:type="dxa"/>
+            <w:tcW w:w="3234" w:type="dxa"/>
           </w:tcPr>
           <w:p>
             <w:pPr>
@@ -5207,7 +5207,7 @@
         </w:tc>
         <w:tc>
           <w:tcPr>
-            <w:tcW w:w="3178" w:type="dxa"/>
+            <w:tcW w:w="3177" w:type="dxa"/>
           </w:tcPr>
           <w:p>
             <w:pPr>
@@ -5226,7 +5226,7 @@
       <w:tr>
         <w:tc>
           <w:tcPr>
-            <w:tcW w:w="1503" w:type="dxa"/>
+            <w:tcW w:w="1502" w:type="dxa"/>
           </w:tcPr>
           <w:p>
             <w:pPr>
@@ -5243,7 +5243,7 @@
         </w:tc>
         <w:tc>
           <w:tcPr>
-            <w:tcW w:w="3235" w:type="dxa"/>
+            <w:tcW w:w="3234" w:type="dxa"/>
           </w:tcPr>
           <w:p>
             <w:pPr>
@@ -5260,7 +5260,7 @@
         </w:tc>
         <w:tc>
           <w:tcPr>
-            <w:tcW w:w="3178" w:type="dxa"/>
+            <w:tcW w:w="3177" w:type="dxa"/>
           </w:tcPr>
           <w:p>
             <w:pPr>
@@ -5279,7 +5279,7 @@
       <w:tr>
         <w:tc>
           <w:tcPr>
-            <w:tcW w:w="1503" w:type="dxa"/>
+            <w:tcW w:w="1502" w:type="dxa"/>
           </w:tcPr>
           <w:p>
             <w:pPr>
@@ -5296,7 +5296,7 @@
         </w:tc>
         <w:tc>
           <w:tcPr>
-            <w:tcW w:w="3235" w:type="dxa"/>
+            <w:tcW w:w="3234" w:type="dxa"/>
           </w:tcPr>
           <w:p>
             <w:pPr>
@@ -5313,7 +5313,7 @@
         </w:tc>
         <w:tc>
           <w:tcPr>
-            <w:tcW w:w="3178" w:type="dxa"/>
+            <w:tcW w:w="3177" w:type="dxa"/>
           </w:tcPr>
           <w:p>
             <w:pPr>
@@ -5332,7 +5332,7 @@
       <w:tr>
         <w:tc>
           <w:tcPr>
-            <w:tcW w:w="1503" w:type="dxa"/>
+            <w:tcW w:w="1502" w:type="dxa"/>
           </w:tcPr>
           <w:p>
             <w:pPr>
@@ -5349,7 +5349,7 @@
         </w:tc>
         <w:tc>
           <w:tcPr>
-            <w:tcW w:w="3235" w:type="dxa"/>
+            <w:tcW w:w="3234" w:type="dxa"/>
           </w:tcPr>
           <w:p>
             <w:pPr>
@@ -5366,7 +5366,7 @@
         </w:tc>
         <w:tc>
           <w:tcPr>
-            <w:tcW w:w="3178" w:type="dxa"/>
+            <w:tcW w:w="3177" w:type="dxa"/>
           </w:tcPr>
           <w:p>
             <w:pPr>
@@ -5458,8 +5458,8 @@
       </w:tblPr>
       <w:tblGrid>
         <w:gridCol w:w="1900"/>
-        <w:gridCol w:w="3792"/>
-        <w:gridCol w:w="2224"/>
+        <w:gridCol w:w="3790"/>
+        <w:gridCol w:w="2223"/>
       </w:tblGrid>
       <w:tr>
         <w:trPr>
@@ -5486,7 +5486,7 @@
         </w:tc>
         <w:tc>
           <w:tcPr>
-            <w:tcW w:w="3792" w:type="dxa"/>
+            <w:tcW w:w="3790" w:type="dxa"/>
             <w:shd w:val="clear" w:color="auto" w:fill="D9E2F3"/>
           </w:tcPr>
           <w:p>
@@ -5505,7 +5505,7 @@
         </w:tc>
         <w:tc>
           <w:tcPr>
-            <w:tcW w:w="2224" w:type="dxa"/>
+            <w:tcW w:w="2223" w:type="dxa"/>
             <w:shd w:val="clear" w:color="auto" w:fill="D9E2F3"/>
           </w:tcPr>
           <w:p>
@@ -5543,7 +5543,7 @@
         </w:tc>
         <w:tc>
           <w:tcPr>
-            <w:tcW w:w="3792" w:type="dxa"/>
+            <w:tcW w:w="3790" w:type="dxa"/>
           </w:tcPr>
           <w:p>
             <w:pPr>
@@ -5560,7 +5560,7 @@
         </w:tc>
         <w:tc>
           <w:tcPr>
-            <w:tcW w:w="2224" w:type="dxa"/>
+            <w:tcW w:w="2223" w:type="dxa"/>
           </w:tcPr>
           <w:p>
             <w:pPr>
@@ -5596,7 +5596,7 @@
         </w:tc>
         <w:tc>
           <w:tcPr>
-            <w:tcW w:w="3792" w:type="dxa"/>
+            <w:tcW w:w="3790" w:type="dxa"/>
           </w:tcPr>
           <w:p>
             <w:pPr>
@@ -5613,7 +5613,7 @@
         </w:tc>
         <w:tc>
           <w:tcPr>
-            <w:tcW w:w="2224" w:type="dxa"/>
+            <w:tcW w:w="2223" w:type="dxa"/>
           </w:tcPr>
           <w:p>
             <w:pPr>
@@ -5649,7 +5649,7 @@
         </w:tc>
         <w:tc>
           <w:tcPr>
-            <w:tcW w:w="3792" w:type="dxa"/>
+            <w:tcW w:w="3790" w:type="dxa"/>
           </w:tcPr>
           <w:p>
             <w:pPr>
@@ -5666,7 +5666,7 @@
         </w:tc>
         <w:tc>
           <w:tcPr>
-            <w:tcW w:w="2224" w:type="dxa"/>
+            <w:tcW w:w="2223" w:type="dxa"/>
           </w:tcPr>
           <w:p>
             <w:pPr>
@@ -5702,7 +5702,7 @@
         </w:tc>
         <w:tc>
           <w:tcPr>
-            <w:tcW w:w="3792" w:type="dxa"/>
+            <w:tcW w:w="3790" w:type="dxa"/>
           </w:tcPr>
           <w:p>
             <w:pPr>
@@ -5719,7 +5719,7 @@
         </w:tc>
         <w:tc>
           <w:tcPr>
-            <w:tcW w:w="2224" w:type="dxa"/>
+            <w:tcW w:w="2223" w:type="dxa"/>
           </w:tcPr>
           <w:p>
             <w:pPr>
@@ -5755,7 +5755,7 @@
         </w:tc>
         <w:tc>
           <w:tcPr>
-            <w:tcW w:w="3792" w:type="dxa"/>
+            <w:tcW w:w="3790" w:type="dxa"/>
           </w:tcPr>
           <w:p>
             <w:pPr>
@@ -5772,7 +5772,7 @@
         </w:tc>
         <w:tc>
           <w:tcPr>
-            <w:tcW w:w="2224" w:type="dxa"/>
+            <w:tcW w:w="2223" w:type="dxa"/>
           </w:tcPr>
           <w:p>
             <w:pPr>
@@ -5808,7 +5808,7 @@
         </w:tc>
         <w:tc>
           <w:tcPr>
-            <w:tcW w:w="3792" w:type="dxa"/>
+            <w:tcW w:w="3790" w:type="dxa"/>
           </w:tcPr>
           <w:p>
             <w:pPr>
@@ -5825,7 +5825,7 @@
         </w:tc>
         <w:tc>
           <w:tcPr>
-            <w:tcW w:w="2224" w:type="dxa"/>
+            <w:tcW w:w="2223" w:type="dxa"/>
           </w:tcPr>
           <w:p>
             <w:pPr>
@@ -5861,7 +5861,7 @@
         </w:tc>
         <w:tc>
           <w:tcPr>
-            <w:tcW w:w="3792" w:type="dxa"/>
+            <w:tcW w:w="3790" w:type="dxa"/>
           </w:tcPr>
           <w:p>
             <w:pPr>
@@ -5878,7 +5878,7 @@
         </w:tc>
         <w:tc>
           <w:tcPr>
-            <w:tcW w:w="2224" w:type="dxa"/>
+            <w:tcW w:w="2223" w:type="dxa"/>
           </w:tcPr>
           <w:p>
             <w:pPr>
@@ -5914,7 +5914,7 @@
         </w:tc>
         <w:tc>
           <w:tcPr>
-            <w:tcW w:w="3792" w:type="dxa"/>
+            <w:tcW w:w="3790" w:type="dxa"/>
           </w:tcPr>
           <w:p>
             <w:pPr>
@@ -5931,7 +5931,7 @@
         </w:tc>
         <w:tc>
           <w:tcPr>
-            <w:tcW w:w="2224" w:type="dxa"/>
+            <w:tcW w:w="2223" w:type="dxa"/>
           </w:tcPr>
           <w:p>
             <w:pPr>
@@ -5975,7 +5975,7 @@
       </w:tblPr>
       <w:tblGrid>
         <w:gridCol w:w="2800"/>
-        <w:gridCol w:w="5117"/>
+        <w:gridCol w:w="5115"/>
       </w:tblGrid>
       <w:tr>
         <w:trPr>
@@ -6002,7 +6002,7 @@
         </w:tc>
         <w:tc>
           <w:tcPr>
-            <w:tcW w:w="5117" w:type="dxa"/>
+            <w:tcW w:w="5115" w:type="dxa"/>
             <w:shd w:val="clear" w:color="auto" w:fill="D9E2F3"/>
           </w:tcPr>
           <w:p>
@@ -6040,7 +6040,7 @@
         </w:tc>
         <w:tc>
           <w:tcPr>
-            <w:tcW w:w="5117" w:type="dxa"/>
+            <w:tcW w:w="5115" w:type="dxa"/>
           </w:tcPr>
           <w:p>
             <w:pPr>
@@ -6076,7 +6076,7 @@
         </w:tc>
         <w:tc>
           <w:tcPr>
-            <w:tcW w:w="5117" w:type="dxa"/>
+            <w:tcW w:w="5115" w:type="dxa"/>
           </w:tcPr>
           <w:p>
             <w:pPr>
@@ -6112,7 +6112,7 @@
         </w:tc>
         <w:tc>
           <w:tcPr>
-            <w:tcW w:w="5117" w:type="dxa"/>
+            <w:tcW w:w="5115" w:type="dxa"/>
           </w:tcPr>
           <w:p>
             <w:pPr>
@@ -6148,7 +6148,7 @@
         </w:tc>
         <w:tc>
           <w:tcPr>
-            <w:tcW w:w="5117" w:type="dxa"/>
+            <w:tcW w:w="5115" w:type="dxa"/>
           </w:tcPr>
           <w:p>
             <w:pPr>
@@ -6184,7 +6184,7 @@
         </w:tc>
         <w:tc>
           <w:tcPr>
-            <w:tcW w:w="5117" w:type="dxa"/>
+            <w:tcW w:w="5115" w:type="dxa"/>
           </w:tcPr>
           <w:p>
             <w:pPr>
@@ -6220,7 +6220,7 @@
         </w:tc>
         <w:tc>
           <w:tcPr>
-            <w:tcW w:w="5117" w:type="dxa"/>
+            <w:tcW w:w="5115" w:type="dxa"/>
           </w:tcPr>
           <w:p>
             <w:pPr>
@@ -6273,6 +6273,3563 @@
           <w:sz w:val="22"/>
         </w:rPr>
         <w:t>Se verifican las 19 reglas de integridad (RI-01 a RI-19) y las 10 reglas de negocio (RN-01 a RN-10). Según SICMA-BDD v1.0, la base cumple 7 reglas por sí sola y el backend hace cumplir 8, entre ellas RI-09. Esas 8 no las asegura la estructura de las tablas, así que sus casos son obligatorios.</w:t>
+      </w:r>
+    </w:p>
+    <w:tbl>
+      <w:tblPr>
+        <w:tblStyle w:val="Table"/>
+        <w:tblW w:type="pct" w:w="5000"/>
+        <w:tblLook w:firstRow="1" w:lastRow="0" w:firstColumn="0" w:lastColumn="0" w:noHBand="0" w:noVBand="0" w:val="0020"/>
+        <w:jc w:val="start"/>
+        <w:tblBorders>
+          <w:top w:val="single" w:sz="4" w:color="808080"/>
+          <w:left w:val="single" w:sz="4" w:color="808080"/>
+          <w:bottom w:val="single" w:sz="4" w:color="808080"/>
+          <w:right w:val="single" w:sz="4" w:color="808080"/>
+          <w:insideH w:val="single" w:sz="4" w:color="808080"/>
+          <w:insideV w:val="single" w:sz="4" w:color="808080"/>
+        </w:tblBorders>
+      </w:tblPr>
+      <w:tblGrid>
+        <w:gridCol w:w="2658"/>
+        <w:gridCol w:w="5257"/>
+      </w:tblGrid>
+      <w:tr>
+        <w:trPr>
+          <w:tblHeader w:val="true"/>
+        </w:trPr>
+        <w:tc>
+          <w:tcPr>
+            <w:tcW w:w="2658" w:type="dxa"/>
+            <w:shd w:val="clear" w:color="auto" w:fill="D9E2F3"/>
+          </w:tcPr>
+          <w:p>
+            <w:pPr>
+              <w:pStyle w:val="Compact"/>
+              <w:jc w:val="left"/>
+            </w:pPr>
+            <w:r>
+              <w:rPr>
+                <w:b/>
+                <w:sz w:val="18"/>
+              </w:rPr>
+              <w:t xml:space="preserve">Regla</w:t>
+            </w:r>
+          </w:p>
+        </w:tc>
+        <w:tc>
+          <w:tcPr>
+            <w:tcW w:w="5257" w:type="dxa"/>
+            <w:shd w:val="clear" w:color="auto" w:fill="D9E2F3"/>
+          </w:tcPr>
+          <w:p>
+            <w:pPr>
+              <w:pStyle w:val="Compact"/>
+              <w:jc w:val="left"/>
+            </w:pPr>
+            <w:r>
+              <w:rPr>
+                <w:b/>
+                <w:sz w:val="18"/>
+              </w:rPr>
+              <w:t xml:space="preserve">Qué se prueba</w:t>
+            </w:r>
+          </w:p>
+        </w:tc>
+      </w:tr>
+      <w:tr>
+        <w:tc>
+          <w:tcPr>
+            <w:tcW w:w="2658" w:type="dxa"/>
+          </w:tcPr>
+          <w:p>
+            <w:pPr>
+              <w:pStyle w:val="Compact"/>
+              <w:jc w:val="left"/>
+            </w:pPr>
+            <w:r>
+              <w:rPr>
+                <w:sz w:val="18"/>
+              </w:rPr>
+              <w:t xml:space="preserve">RI-09</w:t>
+            </w:r>
+          </w:p>
+        </w:tc>
+        <w:tc>
+          <w:tcPr>
+            <w:tcW w:w="5257" w:type="dxa"/>
+          </w:tcPr>
+          <w:p>
+            <w:pPr>
+              <w:pStyle w:val="Compact"/>
+              <w:jc w:val="left"/>
+            </w:pPr>
+            <w:r>
+              <w:rPr>
+                <w:sz w:val="18"/>
+              </w:rPr>
+              <w:t xml:space="preserve">Guardar un umbral con mínimo mayor o igual que el máximo se rechaza. Crear un segundo umbral vigente para la misma ubicación y variable se rechaza o reemplaza al anterior. Ambos controles los hace el backend, sin CHECK ni único en la base</w:t>
+            </w:r>
+          </w:p>
+        </w:tc>
+      </w:tr>
+      <w:tr>
+        <w:tc>
+          <w:tcPr>
+            <w:tcW w:w="2658" w:type="dxa"/>
+          </w:tcPr>
+          <w:p>
+            <w:pPr>
+              <w:pStyle w:val="Compact"/>
+              <w:jc w:val="left"/>
+            </w:pPr>
+            <w:r>
+              <w:rPr>
+                <w:sz w:val="18"/>
+              </w:rPr>
+              <w:t xml:space="preserve">RI-01, RI-03, RI-04</w:t>
+            </w:r>
+          </w:p>
+        </w:tc>
+        <w:tc>
+          <w:tcPr>
+            <w:tcW w:w="5257" w:type="dxa"/>
+          </w:tcPr>
+          <w:p>
+            <w:pPr>
+              <w:pStyle w:val="Compact"/>
+              <w:jc w:val="left"/>
+            </w:pPr>
+            <w:r>
+              <w:rPr>
+                <w:sz w:val="18"/>
+              </w:rPr>
+              <w:t xml:space="preserve">Correo único, bloqueo por intentos y código de recuperación de un solo uso, todo en el backend</w:t>
+            </w:r>
+          </w:p>
+        </w:tc>
+      </w:tr>
+      <w:tr>
+        <w:tc>
+          <w:tcPr>
+            <w:tcW w:w="2658" w:type="dxa"/>
+          </w:tcPr>
+          <w:p>
+            <w:pPr>
+              <w:pStyle w:val="Compact"/>
+              <w:jc w:val="left"/>
+            </w:pPr>
+            <w:r>
+              <w:rPr>
+                <w:sz w:val="18"/>
+              </w:rPr>
+              <w:t xml:space="preserve">RI-07, RI-10</w:t>
+            </w:r>
+          </w:p>
+        </w:tc>
+        <w:tc>
+          <w:tcPr>
+            <w:tcW w:w="5257" w:type="dxa"/>
+          </w:tcPr>
+          <w:p>
+            <w:pPr>
+              <w:pStyle w:val="Compact"/>
+              <w:jc w:val="left"/>
+            </w:pPr>
+            <w:r>
+              <w:rPr>
+                <w:sz w:val="18"/>
+              </w:rPr>
+              <w:t xml:space="preserve">Cada cambio deja historial y una lectura fuera de umbral genera alerta y correo</w:t>
+            </w:r>
+          </w:p>
+        </w:tc>
+      </w:tr>
+      <w:tr>
+        <w:tc>
+          <w:tcPr>
+            <w:tcW w:w="2658" w:type="dxa"/>
+          </w:tcPr>
+          <w:p>
+            <w:pPr>
+              <w:pStyle w:val="Compact"/>
+              <w:jc w:val="left"/>
+            </w:pPr>
+            <w:r>
+              <w:rPr>
+                <w:sz w:val="18"/>
+              </w:rPr>
+              <w:t xml:space="preserve">RI-12, RN-09</w:t>
+            </w:r>
+          </w:p>
+        </w:tc>
+        <w:tc>
+          <w:tcPr>
+            <w:tcW w:w="5257" w:type="dxa"/>
+          </w:tcPr>
+          <w:p>
+            <w:pPr>
+              <w:pStyle w:val="Compact"/>
+              <w:jc w:val="left"/>
+            </w:pPr>
+            <w:r>
+              <w:rPr>
+                <w:sz w:val="18"/>
+              </w:rPr>
+              <w:t xml:space="preserve">Los registros de solo inserción no se editan ni se eliminan, ni siquiera por el Administrador</w:t>
+            </w:r>
+          </w:p>
+        </w:tc>
+      </w:tr>
+      <w:tr>
+        <w:tc>
+          <w:tcPr>
+            <w:tcW w:w="2658" w:type="dxa"/>
+          </w:tcPr>
+          <w:p>
+            <w:pPr>
+              <w:pStyle w:val="Compact"/>
+              <w:jc w:val="left"/>
+            </w:pPr>
+            <w:r>
+              <w:rPr>
+                <w:sz w:val="18"/>
+              </w:rPr>
+              <w:t xml:space="preserve">RI-15</w:t>
+            </w:r>
+          </w:p>
+        </w:tc>
+        <w:tc>
+          <w:tcPr>
+            <w:tcW w:w="5257" w:type="dxa"/>
+          </w:tcPr>
+          <w:p>
+            <w:pPr>
+              <w:pStyle w:val="Compact"/>
+              <w:jc w:val="left"/>
+            </w:pPr>
+            <w:r>
+              <w:rPr>
+                <w:sz w:val="18"/>
+              </w:rPr>
+              <w:t xml:space="preserve">Una intervención se crea con al menos un activo</w:t>
+            </w:r>
+          </w:p>
+        </w:tc>
+      </w:tr>
+      <w:tr>
+        <w:tc>
+          <w:tcPr>
+            <w:tcW w:w="2658" w:type="dxa"/>
+          </w:tcPr>
+          <w:p>
+            <w:pPr>
+              <w:pStyle w:val="Compact"/>
+              <w:jc w:val="left"/>
+            </w:pPr>
+            <w:r>
+              <w:rPr>
+                <w:sz w:val="18"/>
+              </w:rPr>
+              <w:t xml:space="preserve">RI-11, RI-16, RI-17, RI-18</w:t>
+            </w:r>
+          </w:p>
+        </w:tc>
+        <w:tc>
+          <w:tcPr>
+            <w:tcW w:w="5257" w:type="dxa"/>
+          </w:tcPr>
+          <w:p>
+            <w:pPr>
+              <w:pStyle w:val="Compact"/>
+              <w:jc w:val="left"/>
+            </w:pPr>
+            <w:r>
+              <w:rPr>
+                <w:sz w:val="18"/>
+              </w:rPr>
+              <w:t xml:space="preserve">Reglas por construir en la base: se prueban cuando la parte esté implementada (D-47)</w:t>
+            </w:r>
+          </w:p>
+        </w:tc>
+      </w:tr>
+    </w:tbl>
+    <w:bookmarkEnd w:id="43"/>
+    <w:bookmarkStart w:id="44" w:name="usabilidad-y-estándar"/>
+    <w:p>
+      <w:pPr>
+        <w:pStyle w:val="Heading3"/>
+      </w:pPr>
+      <w:r>
+        <w:t xml:space="preserve">Usabilidad y estándar</w:t>
+      </w:r>
+    </w:p>
+    <w:p>
+      <w:pPr>
+        <w:numPr>
+          <w:ilvl w:val="0"/>
+          <w:numId w:val="1006"/>
+        </w:numPr>
+        <w:pStyle w:val="Compact"/>
+      </w:pPr>
+      <w:r>
+        <w:t xml:space="preserve">Casos estándar de interfaz gráfica, validación de datos de entrada, funcionales, informes y observaciones, adaptados de una planilla de casos estándar. Se marcan OK, NC (no cumple) o NA (no aplica), y los que no corresponden a SICMA, como impresiones, quedan como NA con su justificación.</w:t>
+      </w:r>
+    </w:p>
+    <w:p>
+      <w:pPr>
+        <w:numPr>
+          <w:ilvl w:val="0"/>
+          <w:numId w:val="1006"/>
+        </w:numPr>
+        <w:pStyle w:val="Compact"/>
+      </w:pPr>
+      <w:r>
+        <w:t xml:space="preserve">Evaluación con la escala SUS a usuarios de TI (RNF-USO-01).</w:t>
+      </w:r>
+    </w:p>
+    <w:p>
+      <w:pPr>
+        <w:numPr>
+          <w:ilvl w:val="0"/>
+          <w:numId w:val="1006"/>
+        </w:numPr>
+        <w:pStyle w:val="Compact"/>
+      </w:pPr>
+      <w:r>
+        <w:t xml:space="preserve">Revisión de accesibilidad contra WCAG 2.2 AA (RNF-USO-02, nivel por validar en D-12).</w:t>
+      </w:r>
+    </w:p>
+    <w:p>
+      <w:pPr>
+        <w:numPr>
+          <w:ilvl w:val="0"/>
+          <w:numId w:val="1006"/>
+        </w:numPr>
+        <w:pStyle w:val="Compact"/>
+      </w:pPr>
+      <w:r>
+        <w:t xml:space="preserve">Revisión de los mockups de SICMA-MCK frente a lo construido.</w:t>
+      </w:r>
+    </w:p>
+    <w:bookmarkEnd w:id="44"/>
+    <w:bookmarkEnd w:id="45"/>
+    <w:bookmarkStart w:id="46" w:name="calendario"/>
+    <w:p>
+      <w:pPr>
+        <w:pStyle w:val="Heading2"/>
+      </w:pPr>
+      <w:r>
+        <w:t xml:space="preserve">Calendario</w:t>
+      </w:r>
+    </w:p>
+    <w:tbl>
+      <w:tblPr>
+        <w:tblStyle w:val="Table"/>
+        <w:tblW w:type="pct" w:w="5000"/>
+        <w:tblLook w:firstRow="1" w:lastRow="0" w:firstColumn="0" w:lastColumn="0" w:noHBand="0" w:noVBand="0" w:val="0020"/>
+        <w:jc w:val="start"/>
+        <w:tblBorders>
+          <w:top w:val="single" w:sz="4" w:color="808080"/>
+          <w:left w:val="single" w:sz="4" w:color="808080"/>
+          <w:bottom w:val="single" w:sz="4" w:color="808080"/>
+          <w:right w:val="single" w:sz="4" w:color="808080"/>
+          <w:insideH w:val="single" w:sz="4" w:color="808080"/>
+          <w:insideV w:val="single" w:sz="4" w:color="808080"/>
+        </w:tblBorders>
+      </w:tblPr>
+      <w:tblGrid>
+        <w:gridCol w:w="1591"/>
+        <w:gridCol w:w="2428"/>
+        <w:gridCol w:w="3892"/>
+      </w:tblGrid>
+      <w:tr>
+        <w:trPr>
+          <w:tblHeader w:val="true"/>
+        </w:trPr>
+        <w:tc>
+          <w:tcPr>
+            <w:tcW w:w="1591" w:type="dxa"/>
+            <w:shd w:val="clear" w:color="auto" w:fill="D9E2F3"/>
+          </w:tcPr>
+          <w:p>
+            <w:pPr>
+              <w:pStyle w:val="Compact"/>
+              <w:jc w:val="left"/>
+            </w:pPr>
+            <w:r>
+              <w:rPr>
+                <w:b/>
+                <w:sz w:val="18"/>
+              </w:rPr>
+              <w:t xml:space="preserve">Semanas</w:t>
+            </w:r>
+          </w:p>
+        </w:tc>
+        <w:tc>
+          <w:tcPr>
+            <w:tcW w:w="2428" w:type="dxa"/>
+            <w:shd w:val="clear" w:color="auto" w:fill="D9E2F3"/>
+          </w:tcPr>
+          <w:p>
+            <w:pPr>
+              <w:pStyle w:val="Compact"/>
+              <w:jc w:val="left"/>
+            </w:pPr>
+            <w:r>
+              <w:rPr>
+                <w:b/>
+                <w:sz w:val="18"/>
+              </w:rPr>
+              <w:t xml:space="preserve">Fechas</w:t>
+            </w:r>
+          </w:p>
+        </w:tc>
+        <w:tc>
+          <w:tcPr>
+            <w:tcW w:w="3892" w:type="dxa"/>
+            <w:shd w:val="clear" w:color="auto" w:fill="D9E2F3"/>
+          </w:tcPr>
+          <w:p>
+            <w:pPr>
+              <w:pStyle w:val="Compact"/>
+              <w:jc w:val="left"/>
+            </w:pPr>
+            <w:r>
+              <w:rPr>
+                <w:b/>
+                <w:sz w:val="18"/>
+              </w:rPr>
+              <w:t xml:space="preserve">Pruebas</w:t>
+            </w:r>
+          </w:p>
+        </w:tc>
+      </w:tr>
+      <w:tr>
+        <w:tc>
+          <w:tcPr>
+            <w:tcW w:w="1591" w:type="dxa"/>
+          </w:tcPr>
+          <w:p>
+            <w:pPr>
+              <w:pStyle w:val="Compact"/>
+              <w:jc w:val="left"/>
+            </w:pPr>
+            <w:r>
+              <w:rPr>
+                <w:sz w:val="18"/>
+              </w:rPr>
+              <w:t xml:space="preserve">S9</w:t>
+            </w:r>
+          </w:p>
+        </w:tc>
+        <w:tc>
+          <w:tcPr>
+            <w:tcW w:w="2428" w:type="dxa"/>
+          </w:tcPr>
+          <w:p>
+            <w:pPr>
+              <w:pStyle w:val="Compact"/>
+              <w:jc w:val="left"/>
+            </w:pPr>
+            <w:r>
+              <w:rPr>
+                <w:sz w:val="18"/>
+              </w:rPr>
+              <w:t xml:space="preserve">5 al 11 de octubre</w:t>
+            </w:r>
+          </w:p>
+        </w:tc>
+        <w:tc>
+          <w:tcPr>
+            <w:tcW w:w="3892" w:type="dxa"/>
+          </w:tcPr>
+          <w:p>
+            <w:pPr>
+              <w:pStyle w:val="Compact"/>
+              <w:jc w:val="left"/>
+            </w:pPr>
+            <w:r>
+              <w:rPr>
+                <w:sz w:val="18"/>
+              </w:rPr>
+              <w:t xml:space="preserve">Plan de pruebas (SICMA-PLP), diseño de los casos (SICMA-CPR), entorno y datos de prueba</w:t>
+            </w:r>
+          </w:p>
+        </w:tc>
+      </w:tr>
+      <w:tr>
+        <w:tc>
+          <w:tcPr>
+            <w:tcW w:w="1591" w:type="dxa"/>
+          </w:tcPr>
+          <w:p>
+            <w:pPr>
+              <w:pStyle w:val="Compact"/>
+              <w:jc w:val="left"/>
+            </w:pPr>
+            <w:r>
+              <w:rPr>
+                <w:sz w:val="18"/>
+              </w:rPr>
+              <w:t xml:space="preserve">S10 y S11</w:t>
+            </w:r>
+          </w:p>
+        </w:tc>
+        <w:tc>
+          <w:tcPr>
+            <w:tcW w:w="2428" w:type="dxa"/>
+          </w:tcPr>
+          <w:p>
+            <w:pPr>
+              <w:pStyle w:val="Compact"/>
+              <w:jc w:val="left"/>
+            </w:pPr>
+            <w:r>
+              <w:rPr>
+                <w:sz w:val="18"/>
+              </w:rPr>
+              <w:t xml:space="preserve">12 al 25 de octubre</w:t>
+            </w:r>
+          </w:p>
+        </w:tc>
+        <w:tc>
+          <w:tcPr>
+            <w:tcW w:w="3892" w:type="dxa"/>
+          </w:tcPr>
+          <w:p>
+            <w:pPr>
+              <w:pStyle w:val="Compact"/>
+              <w:jc w:val="left"/>
+            </w:pPr>
+            <w:r>
+              <w:rPr>
+                <w:sz w:val="18"/>
+              </w:rPr>
+              <w:t xml:space="preserve">Ciclo 1: casos funcionales y de integridad de identidad y acceso, catálogos, activos y monitoreo ambiental, que son los primeros módulos entregados</w:t>
+            </w:r>
+          </w:p>
+        </w:tc>
+      </w:tr>
+      <w:tr>
+        <w:tc>
+          <w:tcPr>
+            <w:tcW w:w="1591" w:type="dxa"/>
+          </w:tcPr>
+          <w:p>
+            <w:pPr>
+              <w:pStyle w:val="Compact"/>
+              <w:jc w:val="left"/>
+            </w:pPr>
+            <w:r>
+              <w:rPr>
+                <w:sz w:val="18"/>
+              </w:rPr>
+              <w:t xml:space="preserve">S12 y S13</w:t>
+            </w:r>
+          </w:p>
+        </w:tc>
+        <w:tc>
+          <w:tcPr>
+            <w:tcW w:w="2428" w:type="dxa"/>
+          </w:tcPr>
+          <w:p>
+            <w:pPr>
+              <w:pStyle w:val="Compact"/>
+              <w:jc w:val="left"/>
+            </w:pPr>
+            <w:r>
+              <w:rPr>
+                <w:sz w:val="18"/>
+              </w:rPr>
+              <w:t xml:space="preserve">26 de octubre al 8 de noviembre</w:t>
+            </w:r>
+          </w:p>
+        </w:tc>
+        <w:tc>
+          <w:tcPr>
+            <w:tcW w:w="3892" w:type="dxa"/>
+          </w:tcPr>
+          <w:p>
+            <w:pPr>
+              <w:pStyle w:val="Compact"/>
+              <w:jc w:val="left"/>
+            </w:pPr>
+            <w:r>
+              <w:rPr>
+                <w:sz w:val="18"/>
+              </w:rPr>
+              <w:t xml:space="preserve">Ciclo 2: infraestructura, control de acceso, intervenciones y sus integraciones (IoT, Zabbix, lector HID, Forms y Teams). Termina el desarrollo web y el endurecimiento de seguridad</w:t>
+            </w:r>
+          </w:p>
+        </w:tc>
+      </w:tr>
+      <w:tr>
+        <w:tc>
+          <w:tcPr>
+            <w:tcW w:w="1591" w:type="dxa"/>
+          </w:tcPr>
+          <w:p>
+            <w:pPr>
+              <w:pStyle w:val="Compact"/>
+              <w:jc w:val="left"/>
+            </w:pPr>
+            <w:r>
+              <w:rPr>
+                <w:sz w:val="18"/>
+              </w:rPr>
+              <w:t xml:space="preserve">S14 y S15</w:t>
+            </w:r>
+          </w:p>
+        </w:tc>
+        <w:tc>
+          <w:tcPr>
+            <w:tcW w:w="2428" w:type="dxa"/>
+          </w:tcPr>
+          <w:p>
+            <w:pPr>
+              <w:pStyle w:val="Compact"/>
+              <w:jc w:val="left"/>
+            </w:pPr>
+            <w:r>
+              <w:rPr>
+                <w:sz w:val="18"/>
+              </w:rPr>
+              <w:t xml:space="preserve">9 al 22 de noviembre</w:t>
+            </w:r>
+          </w:p>
+        </w:tc>
+        <w:tc>
+          <w:tcPr>
+            <w:tcW w:w="3892" w:type="dxa"/>
+          </w:tcPr>
+          <w:p>
+            <w:pPr>
+              <w:pStyle w:val="Compact"/>
+              <w:jc w:val="left"/>
+            </w:pPr>
+            <w:r>
+              <w:rPr>
+                <w:sz w:val="18"/>
+              </w:rPr>
+              <w:t xml:space="preserve">Ciclo 3: inteligencia de negocio y app móvil, pruebas de seguridad (inyección SQL y SonarQube), rendimiento y carga. Fin de la Fase 2</w:t>
+            </w:r>
+          </w:p>
+        </w:tc>
+      </w:tr>
+      <w:tr>
+        <w:tc>
+          <w:tcPr>
+            <w:tcW w:w="1591" w:type="dxa"/>
+          </w:tcPr>
+          <w:p>
+            <w:pPr>
+              <w:pStyle w:val="Compact"/>
+              <w:jc w:val="left"/>
+            </w:pPr>
+            <w:r>
+              <w:rPr>
+                <w:sz w:val="18"/>
+              </w:rPr>
+              <w:t xml:space="preserve">S16</w:t>
+            </w:r>
+          </w:p>
+        </w:tc>
+        <w:tc>
+          <w:tcPr>
+            <w:tcW w:w="2428" w:type="dxa"/>
+          </w:tcPr>
+          <w:p>
+            <w:pPr>
+              <w:pStyle w:val="Compact"/>
+              <w:jc w:val="left"/>
+            </w:pPr>
+            <w:r>
+              <w:rPr>
+                <w:sz w:val="18"/>
+              </w:rPr>
+              <w:t xml:space="preserve">23 al 29 de noviembre</w:t>
+            </w:r>
+          </w:p>
+        </w:tc>
+        <w:tc>
+          <w:tcPr>
+            <w:tcW w:w="3892" w:type="dxa"/>
+          </w:tcPr>
+          <w:p>
+            <w:pPr>
+              <w:pStyle w:val="Compact"/>
+              <w:jc w:val="left"/>
+            </w:pPr>
+            <w:r>
+              <w:rPr>
+                <w:sz w:val="18"/>
+              </w:rPr>
+              <w:t xml:space="preserve">Prueba de recuperación del clúster, regresión final, informes de resultados, de seguridad y de rendimiento. Es la última semana de pruebas de la carta Gantt</w:t>
+            </w:r>
+          </w:p>
+        </w:tc>
+      </w:tr>
+      <w:tr>
+        <w:tc>
+          <w:tcPr>
+            <w:tcW w:w="1591" w:type="dxa"/>
+          </w:tcPr>
+          <w:p>
+            <w:pPr>
+              <w:pStyle w:val="Compact"/>
+              <w:jc w:val="left"/>
+            </w:pPr>
+            <w:r>
+              <w:rPr>
+                <w:sz w:val="18"/>
+              </w:rPr>
+              <w:t xml:space="preserve">S17 y S18</w:t>
+            </w:r>
+          </w:p>
+        </w:tc>
+        <w:tc>
+          <w:tcPr>
+            <w:tcW w:w="2428" w:type="dxa"/>
+          </w:tcPr>
+          <w:p>
+            <w:pPr>
+              <w:pStyle w:val="Compact"/>
+              <w:jc w:val="left"/>
+            </w:pPr>
+            <w:r>
+              <w:rPr>
+                <w:sz w:val="18"/>
+              </w:rPr>
+              <w:t xml:space="preserve">30 de noviembre al 13 de diciembre</w:t>
+            </w:r>
+          </w:p>
+        </w:tc>
+        <w:tc>
+          <w:tcPr>
+            <w:tcW w:w="3892" w:type="dxa"/>
+          </w:tcPr>
+          <w:p>
+            <w:pPr>
+              <w:pStyle w:val="Compact"/>
+              <w:jc w:val="left"/>
+            </w:pPr>
+            <w:r>
+              <w:rPr>
+                <w:sz w:val="18"/>
+              </w:rPr>
+              <w:t xml:space="preserve">Informe de casos de prueba y resultados dentro de la documentación final y la presentación</w:t>
+            </w:r>
+          </w:p>
+        </w:tc>
+      </w:tr>
+    </w:tbl>
+    <w:p>
+      <w:pPr>
+        <w:pStyle w:val="BodyText"/>
+        <w:spacing w:line="360" w:lineRule="auto" w:before="160" w:after="0"/>
+        <w:ind w:firstLine="709"/>
+        <w:jc w:val="both"/>
+      </w:pPr>
+      <w:r>
+        <w:rPr>
+          <w:sz w:val="22"/>
+        </w:rPr>
+        <w:t xml:space="preserve">Las semanas salen de la carta Gantt de la Fase 1: la Fase 1 va de la S1 a la S4, la Fase 2 de la S5 a la S15 y la Fase 3 de la S16 a la S18. Las pruebas y la coordinación de calidad corren de la S6 a la S16. La S1 es la semana del 10 de agosto de 2026, así que la S9 es la del 5 al 11 de octubre (D-48). Las fechas de desarrollo salen de la base de tareas de Notion y son aproximadas.</w:t>
+      </w:r>
+    </w:p>
+    <w:bookmarkEnd w:id="46"/>
+    <w:bookmarkStart w:id="47" w:name="riesgos-de-las-pruebas"/>
+    <w:p>
+      <w:pPr>
+        <w:pStyle w:val="Heading2"/>
+      </w:pPr>
+      <w:r>
+        <w:t xml:space="preserve">Riesgos de las pruebas</w:t>
+      </w:r>
+    </w:p>
+    <w:tbl>
+      <w:tblPr>
+        <w:tblStyle w:val="Table"/>
+        <w:tblW w:type="pct" w:w="5000"/>
+        <w:tblLook w:firstRow="1" w:lastRow="0" w:firstColumn="0" w:lastColumn="0" w:noHBand="0" w:noVBand="0" w:val="0020"/>
+        <w:jc w:val="start"/>
+        <w:tblBorders>
+          <w:top w:val="single" w:sz="4" w:color="808080"/>
+          <w:left w:val="single" w:sz="4" w:color="808080"/>
+          <w:bottom w:val="single" w:sz="4" w:color="808080"/>
+          <w:right w:val="single" w:sz="4" w:color="808080"/>
+          <w:insideH w:val="single" w:sz="4" w:color="808080"/>
+          <w:insideV w:val="single" w:sz="4" w:color="808080"/>
+        </w:tblBorders>
+      </w:tblPr>
+      <w:tblGrid>
+        <w:gridCol w:w="1930"/>
+        <w:gridCol w:w="952"/>
+        <w:gridCol w:w="1134"/>
+        <w:gridCol w:w="1935"/>
+        <w:gridCol w:w="1949"/>
+      </w:tblGrid>
+      <w:tr>
+        <w:trPr>
+          <w:tblHeader w:val="true"/>
+        </w:trPr>
+        <w:tc>
+          <w:tcPr>
+            <w:tcW w:w="1930" w:type="dxa"/>
+            <w:shd w:val="clear" w:color="auto" w:fill="D9E2F3"/>
+          </w:tcPr>
+          <w:p>
+            <w:pPr>
+              <w:pStyle w:val="Compact"/>
+              <w:jc w:val="left"/>
+            </w:pPr>
+            <w:r>
+              <w:rPr>
+                <w:b/>
+                <w:sz w:val="18"/>
+              </w:rPr>
+              <w:t xml:space="preserve">Riesgo</w:t>
+            </w:r>
+          </w:p>
+        </w:tc>
+        <w:tc>
+          <w:tcPr>
+            <w:tcW w:w="952" w:type="dxa"/>
+            <w:shd w:val="clear" w:color="auto" w:fill="D9E2F3"/>
+          </w:tcPr>
+          <w:p>
+            <w:pPr>
+              <w:pStyle w:val="Compact"/>
+              <w:jc w:val="left"/>
+            </w:pPr>
+            <w:r>
+              <w:rPr>
+                <w:b/>
+                <w:sz w:val="18"/>
+              </w:rPr>
+              <w:t xml:space="preserve">Magnitud</w:t>
+            </w:r>
+          </w:p>
+        </w:tc>
+        <w:tc>
+          <w:tcPr>
+            <w:tcW w:w="1134" w:type="dxa"/>
+            <w:shd w:val="clear" w:color="auto" w:fill="D9E2F3"/>
+          </w:tcPr>
+          <w:p>
+            <w:pPr>
+              <w:pStyle w:val="Compact"/>
+              <w:jc w:val="left"/>
+            </w:pPr>
+            <w:r>
+              <w:rPr>
+                <w:b/>
+                <w:sz w:val="18"/>
+              </w:rPr>
+              <w:t xml:space="preserve">Ocurrencia</w:t>
+            </w:r>
+          </w:p>
+        </w:tc>
+        <w:tc>
+          <w:tcPr>
+            <w:tcW w:w="1935" w:type="dxa"/>
+            <w:shd w:val="clear" w:color="auto" w:fill="D9E2F3"/>
+          </w:tcPr>
+          <w:p>
+            <w:pPr>
+              <w:pStyle w:val="Compact"/>
+              <w:jc w:val="left"/>
+            </w:pPr>
+            <w:r>
+              <w:rPr>
+                <w:b/>
+                <w:sz w:val="18"/>
+              </w:rPr>
+              <w:t xml:space="preserve">Mitigación</w:t>
+            </w:r>
+          </w:p>
+        </w:tc>
+        <w:tc>
+          <w:tcPr>
+            <w:tcW w:w="1949" w:type="dxa"/>
+            <w:shd w:val="clear" w:color="auto" w:fill="D9E2F3"/>
+          </w:tcPr>
+          <w:p>
+            <w:pPr>
+              <w:pStyle w:val="Compact"/>
+              <w:jc w:val="left"/>
+            </w:pPr>
+            <w:r>
+              <w:rPr>
+                <w:b/>
+                <w:sz w:val="18"/>
+              </w:rPr>
+              <w:t xml:space="preserve">Contingencia</w:t>
+            </w:r>
+          </w:p>
+        </w:tc>
+      </w:tr>
+      <w:tr>
+        <w:tc>
+          <w:tcPr>
+            <w:tcW w:w="1930" w:type="dxa"/>
+          </w:tcPr>
+          <w:p>
+            <w:pPr>
+              <w:pStyle w:val="Compact"/>
+              <w:jc w:val="left"/>
+            </w:pPr>
+            <w:r>
+              <w:rPr>
+                <w:sz w:val="18"/>
+              </w:rPr>
+              <w:t xml:space="preserve">El entorno de pruebas no replica el clúster de tres nodos</w:t>
+            </w:r>
+          </w:p>
+        </w:tc>
+        <w:tc>
+          <w:tcPr>
+            <w:tcW w:w="952" w:type="dxa"/>
+          </w:tcPr>
+          <w:p>
+            <w:pPr>
+              <w:pStyle w:val="Compact"/>
+              <w:jc w:val="left"/>
+            </w:pPr>
+            <w:r>
+              <w:rPr>
+                <w:sz w:val="18"/>
+              </w:rPr>
+              <w:t xml:space="preserve">Alta</w:t>
+            </w:r>
+          </w:p>
+        </w:tc>
+        <w:tc>
+          <w:tcPr>
+            <w:tcW w:w="1134" w:type="dxa"/>
+          </w:tcPr>
+          <w:p>
+            <w:pPr>
+              <w:pStyle w:val="Compact"/>
+              <w:jc w:val="left"/>
+            </w:pPr>
+            <w:r>
+              <w:rPr>
+                <w:sz w:val="18"/>
+              </w:rPr>
+              <w:t xml:space="preserve">Media</w:t>
+            </w:r>
+          </w:p>
+        </w:tc>
+        <w:tc>
+          <w:tcPr>
+            <w:tcW w:w="1935" w:type="dxa"/>
+          </w:tcPr>
+          <w:p>
+            <w:pPr>
+              <w:pStyle w:val="Compact"/>
+              <w:jc w:val="left"/>
+            </w:pPr>
+            <w:r>
+              <w:rPr>
+                <w:sz w:val="18"/>
+              </w:rPr>
+              <w:t xml:space="preserve">Preparar el clúster antes del ciclo 1 y probar el failover con tiempo</w:t>
+            </w:r>
+          </w:p>
+        </w:tc>
+        <w:tc>
+          <w:tcPr>
+            <w:tcW w:w="1949" w:type="dxa"/>
+          </w:tcPr>
+          <w:p>
+            <w:pPr>
+              <w:pStyle w:val="Compact"/>
+              <w:jc w:val="left"/>
+            </w:pPr>
+            <w:r>
+              <w:rPr>
+                <w:sz w:val="18"/>
+              </w:rPr>
+              <w:t xml:space="preserve">Probar la recuperación en un clúster reducido y declararlo en el informe</w:t>
+            </w:r>
+          </w:p>
+        </w:tc>
+      </w:tr>
+      <w:tr>
+        <w:tc>
+          <w:tcPr>
+            <w:tcW w:w="1930" w:type="dxa"/>
+          </w:tcPr>
+          <w:p>
+            <w:pPr>
+              <w:pStyle w:val="Compact"/>
+              <w:jc w:val="left"/>
+            </w:pPr>
+            <w:r>
+              <w:rPr>
+                <w:sz w:val="18"/>
+              </w:rPr>
+              <w:t xml:space="preserve">Una integración externa no está disponible (Zabbix, Teams, Power Automate, lector HID)</w:t>
+            </w:r>
+          </w:p>
+        </w:tc>
+        <w:tc>
+          <w:tcPr>
+            <w:tcW w:w="952" w:type="dxa"/>
+          </w:tcPr>
+          <w:p>
+            <w:pPr>
+              <w:pStyle w:val="Compact"/>
+              <w:jc w:val="left"/>
+            </w:pPr>
+            <w:r>
+              <w:rPr>
+                <w:sz w:val="18"/>
+              </w:rPr>
+              <w:t xml:space="preserve">Alta</w:t>
+            </w:r>
+          </w:p>
+        </w:tc>
+        <w:tc>
+          <w:tcPr>
+            <w:tcW w:w="1134" w:type="dxa"/>
+          </w:tcPr>
+          <w:p>
+            <w:pPr>
+              <w:pStyle w:val="Compact"/>
+              <w:jc w:val="left"/>
+            </w:pPr>
+            <w:r>
+              <w:rPr>
+                <w:sz w:val="18"/>
+              </w:rPr>
+              <w:t xml:space="preserve">Media</w:t>
+            </w:r>
+          </w:p>
+        </w:tc>
+        <w:tc>
+          <w:tcPr>
+            <w:tcW w:w="1935" w:type="dxa"/>
+          </w:tcPr>
+          <w:p>
+            <w:pPr>
+              <w:pStyle w:val="Compact"/>
+              <w:jc w:val="left"/>
+            </w:pPr>
+            <w:r>
+              <w:rPr>
+                <w:sz w:val="18"/>
+              </w:rPr>
+              <w:t xml:space="preserve">Simuladores de cada integración, con el mismo formato de mensaje</w:t>
+            </w:r>
+          </w:p>
+        </w:tc>
+        <w:tc>
+          <w:tcPr>
+            <w:tcW w:w="1949" w:type="dxa"/>
+          </w:tcPr>
+          <w:p>
+            <w:pPr>
+              <w:pStyle w:val="Compact"/>
+              <w:jc w:val="left"/>
+            </w:pPr>
+            <w:r>
+              <w:rPr>
+                <w:sz w:val="18"/>
+              </w:rPr>
+              <w:t xml:space="preserve">Probar con el simulador y repetir con el sistema real cuando se pueda</w:t>
+            </w:r>
+          </w:p>
+        </w:tc>
+      </w:tr>
+      <w:tr>
+        <w:tc>
+          <w:tcPr>
+            <w:tcW w:w="1930" w:type="dxa"/>
+          </w:tcPr>
+          <w:p>
+            <w:pPr>
+              <w:pStyle w:val="Compact"/>
+              <w:jc w:val="left"/>
+            </w:pPr>
+            <w:r>
+              <w:rPr>
+                <w:sz w:val="18"/>
+              </w:rPr>
+              <w:t xml:space="preserve">El backend aún no implementa una validación que la base no cubre (RI-09)</w:t>
+            </w:r>
+          </w:p>
+        </w:tc>
+        <w:tc>
+          <w:tcPr>
+            <w:tcW w:w="952" w:type="dxa"/>
+          </w:tcPr>
+          <w:p>
+            <w:pPr>
+              <w:pStyle w:val="Compact"/>
+              <w:jc w:val="left"/>
+            </w:pPr>
+            <w:r>
+              <w:rPr>
+                <w:sz w:val="18"/>
+              </w:rPr>
+              <w:t xml:space="preserve">Alta</w:t>
+            </w:r>
+          </w:p>
+        </w:tc>
+        <w:tc>
+          <w:tcPr>
+            <w:tcW w:w="1134" w:type="dxa"/>
+          </w:tcPr>
+          <w:p>
+            <w:pPr>
+              <w:pStyle w:val="Compact"/>
+              <w:jc w:val="left"/>
+            </w:pPr>
+            <w:r>
+              <w:rPr>
+                <w:sz w:val="18"/>
+              </w:rPr>
+              <w:t xml:space="preserve">Media</w:t>
+            </w:r>
+          </w:p>
+        </w:tc>
+        <w:tc>
+          <w:tcPr>
+            <w:tcW w:w="1935" w:type="dxa"/>
+          </w:tcPr>
+          <w:p>
+            <w:pPr>
+              <w:pStyle w:val="Compact"/>
+              <w:jc w:val="left"/>
+            </w:pPr>
+            <w:r>
+              <w:rPr>
+                <w:sz w:val="18"/>
+              </w:rPr>
+              <w:t xml:space="preserve">Casos de integridad desde el primer ciclo</w:t>
+            </w:r>
+          </w:p>
+        </w:tc>
+        <w:tc>
+          <w:tcPr>
+            <w:tcW w:w="1949" w:type="dxa"/>
+          </w:tcPr>
+          <w:p>
+            <w:pPr>
+              <w:pStyle w:val="Compact"/>
+              <w:jc w:val="left"/>
+            </w:pPr>
+            <w:r>
+              <w:rPr>
+                <w:sz w:val="18"/>
+              </w:rPr>
+              <w:t xml:space="preserve">Registrar el defecto y bloquear el cierre mientras siga abierto</w:t>
+            </w:r>
+          </w:p>
+        </w:tc>
+      </w:tr>
+      <w:tr>
+        <w:tc>
+          <w:tcPr>
+            <w:tcW w:w="1930" w:type="dxa"/>
+          </w:tcPr>
+          <w:p>
+            <w:pPr>
+              <w:pStyle w:val="Compact"/>
+              <w:jc w:val="left"/>
+            </w:pPr>
+            <w:r>
+              <w:rPr>
+                <w:sz w:val="18"/>
+              </w:rPr>
+              <w:t xml:space="preserve">Pocas personas para ejecutar y revisar</w:t>
+            </w:r>
+          </w:p>
+        </w:tc>
+        <w:tc>
+          <w:tcPr>
+            <w:tcW w:w="952" w:type="dxa"/>
+          </w:tcPr>
+          <w:p>
+            <w:pPr>
+              <w:pStyle w:val="Compact"/>
+              <w:jc w:val="left"/>
+            </w:pPr>
+            <w:r>
+              <w:rPr>
+                <w:sz w:val="18"/>
+              </w:rPr>
+              <w:t xml:space="preserve">Media</w:t>
+            </w:r>
+          </w:p>
+        </w:tc>
+        <w:tc>
+          <w:tcPr>
+            <w:tcW w:w="1134" w:type="dxa"/>
+          </w:tcPr>
+          <w:p>
+            <w:pPr>
+              <w:pStyle w:val="Compact"/>
+              <w:jc w:val="left"/>
+            </w:pPr>
+            <w:r>
+              <w:rPr>
+                <w:sz w:val="18"/>
+              </w:rPr>
+              <w:t xml:space="preserve">Alta</w:t>
+            </w:r>
+          </w:p>
+        </w:tc>
+        <w:tc>
+          <w:tcPr>
+            <w:tcW w:w="1935" w:type="dxa"/>
+          </w:tcPr>
+          <w:p>
+            <w:pPr>
+              <w:pStyle w:val="Compact"/>
+              <w:jc w:val="left"/>
+            </w:pPr>
+            <w:r>
+              <w:rPr>
+                <w:sz w:val="18"/>
+              </w:rPr>
+              <w:t xml:space="preserve">Priorizar los requerimientos Must y repartir roles</w:t>
+            </w:r>
+          </w:p>
+        </w:tc>
+        <w:tc>
+          <w:tcPr>
+            <w:tcW w:w="1949" w:type="dxa"/>
+          </w:tcPr>
+          <w:p>
+            <w:pPr>
+              <w:pStyle w:val="Compact"/>
+              <w:jc w:val="left"/>
+            </w:pPr>
+            <w:r>
+              <w:rPr>
+                <w:sz w:val="18"/>
+              </w:rPr>
+              <w:t xml:space="preserve">Dejar los Should para el último ciclo</w:t>
+            </w:r>
+          </w:p>
+        </w:tc>
+      </w:tr>
+      <w:tr>
+        <w:tc>
+          <w:tcPr>
+            <w:tcW w:w="1930" w:type="dxa"/>
+          </w:tcPr>
+          <w:p>
+            <w:pPr>
+              <w:pStyle w:val="Compact"/>
+              <w:jc w:val="left"/>
+            </w:pPr>
+            <w:r>
+              <w:rPr>
+                <w:sz w:val="18"/>
+              </w:rPr>
+              <w:t xml:space="preserve">Pruebas de seguridad o de carga dañan el entorno</w:t>
+            </w:r>
+          </w:p>
+        </w:tc>
+        <w:tc>
+          <w:tcPr>
+            <w:tcW w:w="952" w:type="dxa"/>
+          </w:tcPr>
+          <w:p>
+            <w:pPr>
+              <w:pStyle w:val="Compact"/>
+              <w:jc w:val="left"/>
+            </w:pPr>
+            <w:r>
+              <w:rPr>
+                <w:sz w:val="18"/>
+              </w:rPr>
+              <w:t xml:space="preserve">Media</w:t>
+            </w:r>
+          </w:p>
+        </w:tc>
+        <w:tc>
+          <w:tcPr>
+            <w:tcW w:w="1134" w:type="dxa"/>
+          </w:tcPr>
+          <w:p>
+            <w:pPr>
+              <w:pStyle w:val="Compact"/>
+              <w:jc w:val="left"/>
+            </w:pPr>
+            <w:r>
+              <w:rPr>
+                <w:sz w:val="18"/>
+              </w:rPr>
+              <w:t xml:space="preserve">Baja</w:t>
+            </w:r>
+          </w:p>
+        </w:tc>
+        <w:tc>
+          <w:tcPr>
+            <w:tcW w:w="1935" w:type="dxa"/>
+          </w:tcPr>
+          <w:p>
+            <w:pPr>
+              <w:pStyle w:val="Compact"/>
+              <w:jc w:val="left"/>
+            </w:pPr>
+            <w:r>
+              <w:rPr>
+                <w:sz w:val="18"/>
+              </w:rPr>
+              <w:t xml:space="preserve">Ejecutarlas solo en el entorno de pruebas con respaldo previo</w:t>
+            </w:r>
+          </w:p>
+        </w:tc>
+        <w:tc>
+          <w:tcPr>
+            <w:tcW w:w="1949" w:type="dxa"/>
+          </w:tcPr>
+          <w:p>
+            <w:pPr>
+              <w:pStyle w:val="Compact"/>
+              <w:jc w:val="left"/>
+            </w:pPr>
+            <w:r>
+              <w:rPr>
+                <w:sz w:val="18"/>
+              </w:rPr>
+              <w:t xml:space="preserve">Restaurar el entorno desde el respaldo</w:t>
+            </w:r>
+          </w:p>
+        </w:tc>
+      </w:tr>
+      <w:tr>
+        <w:tc>
+          <w:tcPr>
+            <w:tcW w:w="1930" w:type="dxa"/>
+          </w:tcPr>
+          <w:p>
+            <w:pPr>
+              <w:pStyle w:val="Compact"/>
+              <w:jc w:val="left"/>
+            </w:pPr>
+            <w:r>
+              <w:rPr>
+                <w:sz w:val="18"/>
+              </w:rPr>
+              <w:t xml:space="preserve">Cambios de requerimientos durante las pruebas</w:t>
+            </w:r>
+          </w:p>
+        </w:tc>
+        <w:tc>
+          <w:tcPr>
+            <w:tcW w:w="952" w:type="dxa"/>
+          </w:tcPr>
+          <w:p>
+            <w:pPr>
+              <w:pStyle w:val="Compact"/>
+              <w:jc w:val="left"/>
+            </w:pPr>
+            <w:r>
+              <w:rPr>
+                <w:sz w:val="18"/>
+              </w:rPr>
+              <w:t xml:space="preserve">Media</w:t>
+            </w:r>
+          </w:p>
+        </w:tc>
+        <w:tc>
+          <w:tcPr>
+            <w:tcW w:w="1134" w:type="dxa"/>
+          </w:tcPr>
+          <w:p>
+            <w:pPr>
+              <w:pStyle w:val="Compact"/>
+              <w:jc w:val="left"/>
+            </w:pPr>
+            <w:r>
+              <w:rPr>
+                <w:sz w:val="18"/>
+              </w:rPr>
+              <w:t xml:space="preserve">Media</w:t>
+            </w:r>
+          </w:p>
+        </w:tc>
+        <w:tc>
+          <w:tcPr>
+            <w:tcW w:w="1935" w:type="dxa"/>
+          </w:tcPr>
+          <w:p>
+            <w:pPr>
+              <w:pStyle w:val="Compact"/>
+              <w:jc w:val="left"/>
+            </w:pPr>
+            <w:r>
+              <w:rPr>
+                <w:sz w:val="18"/>
+              </w:rPr>
+              <w:t xml:space="preserve">Casos ligados por ID a cada requerimiento y versión</w:t>
+            </w:r>
+          </w:p>
+        </w:tc>
+        <w:tc>
+          <w:tcPr>
+            <w:tcW w:w="1949" w:type="dxa"/>
+          </w:tcPr>
+          <w:p>
+            <w:pPr>
+              <w:pStyle w:val="Compact"/>
+              <w:jc w:val="left"/>
+            </w:pPr>
+            <w:r>
+              <w:rPr>
+                <w:sz w:val="18"/>
+              </w:rPr>
+              <w:t xml:space="preserve">Revisar los casos afectados y repetir el ciclo parcial</w:t>
+            </w:r>
+          </w:p>
+        </w:tc>
+      </w:tr>
+      <w:tr>
+        <w:tc>
+          <w:tcPr>
+            <w:tcW w:w="1930" w:type="dxa"/>
+          </w:tcPr>
+          <w:p>
+            <w:pPr>
+              <w:pStyle w:val="Compact"/>
+              <w:jc w:val="left"/>
+            </w:pPr>
+            <w:r>
+              <w:rPr>
+                <w:sz w:val="18"/>
+              </w:rPr>
+              <w:t xml:space="preserve">Datos simulados que se mezclan con los reales</w:t>
+            </w:r>
+          </w:p>
+        </w:tc>
+        <w:tc>
+          <w:tcPr>
+            <w:tcW w:w="952" w:type="dxa"/>
+          </w:tcPr>
+          <w:p>
+            <w:pPr>
+              <w:pStyle w:val="Compact"/>
+              <w:jc w:val="left"/>
+            </w:pPr>
+            <w:r>
+              <w:rPr>
+                <w:sz w:val="18"/>
+              </w:rPr>
+              <w:t xml:space="preserve">Media</w:t>
+            </w:r>
+          </w:p>
+        </w:tc>
+        <w:tc>
+          <w:tcPr>
+            <w:tcW w:w="1134" w:type="dxa"/>
+          </w:tcPr>
+          <w:p>
+            <w:pPr>
+              <w:pStyle w:val="Compact"/>
+              <w:jc w:val="left"/>
+            </w:pPr>
+            <w:r>
+              <w:rPr>
+                <w:sz w:val="18"/>
+              </w:rPr>
+              <w:t xml:space="preserve">Baja</w:t>
+            </w:r>
+          </w:p>
+        </w:tc>
+        <w:tc>
+          <w:tcPr>
+            <w:tcW w:w="1935" w:type="dxa"/>
+          </w:tcPr>
+          <w:p>
+            <w:pPr>
+              <w:pStyle w:val="Compact"/>
+              <w:jc w:val="left"/>
+            </w:pPr>
+            <w:r>
+              <w:rPr>
+                <w:sz w:val="18"/>
+              </w:rPr>
+              <w:t xml:space="preserve">Marca visible y persistente (RN-06)</w:t>
+            </w:r>
+          </w:p>
+        </w:tc>
+        <w:tc>
+          <w:tcPr>
+            <w:tcW w:w="1949" w:type="dxa"/>
+          </w:tcPr>
+          <w:p>
+            <w:pPr>
+              <w:pStyle w:val="Compact"/>
+              <w:jc w:val="left"/>
+            </w:pPr>
+            <w:r>
+              <w:rPr>
+                <w:sz w:val="18"/>
+              </w:rPr>
+              <w:t xml:space="preserve">Depurar los registros simulados por la marca</w:t>
+            </w:r>
+          </w:p>
+        </w:tc>
+      </w:tr>
+    </w:tbl>
+    <w:bookmarkEnd w:id="47"/>
+    <w:bookmarkStart w:id="48" w:name="artefactos"/>
+    <w:p>
+      <w:pPr>
+        <w:pStyle w:val="Heading2"/>
+      </w:pPr>
+      <w:r>
+        <w:t xml:space="preserve">Artefactos</w:t>
+      </w:r>
+    </w:p>
+    <w:tbl>
+      <w:tblPr>
+        <w:tblStyle w:val="Table"/>
+        <w:tblW w:type="pct" w:w="5000"/>
+        <w:tblLook w:firstRow="1" w:lastRow="0" w:firstColumn="0" w:lastColumn="0" w:noHBand="0" w:noVBand="0" w:val="0020"/>
+        <w:jc w:val="start"/>
+        <w:tblBorders>
+          <w:top w:val="single" w:sz="4" w:color="808080"/>
+          <w:left w:val="single" w:sz="4" w:color="808080"/>
+          <w:bottom w:val="single" w:sz="4" w:color="808080"/>
+          <w:right w:val="single" w:sz="4" w:color="808080"/>
+          <w:insideH w:val="single" w:sz="4" w:color="808080"/>
+          <w:insideV w:val="single" w:sz="4" w:color="808080"/>
+        </w:tblBorders>
+      </w:tblPr>
+      <w:tblGrid>
+        <w:gridCol w:w="3272"/>
+        <w:gridCol w:w="4643"/>
+      </w:tblGrid>
+      <w:tr>
+        <w:trPr>
+          <w:tblHeader w:val="true"/>
+        </w:trPr>
+        <w:tc>
+          <w:tcPr>
+            <w:tcW w:w="3272" w:type="dxa"/>
+            <w:shd w:val="clear" w:color="auto" w:fill="D9E2F3"/>
+          </w:tcPr>
+          <w:p>
+            <w:pPr>
+              <w:pStyle w:val="Compact"/>
+              <w:jc w:val="left"/>
+            </w:pPr>
+            <w:r>
+              <w:rPr>
+                <w:b/>
+                <w:sz w:val="18"/>
+              </w:rPr>
+              <w:t xml:space="preserve">Artefacto</w:t>
+            </w:r>
+          </w:p>
+        </w:tc>
+        <w:tc>
+          <w:tcPr>
+            <w:tcW w:w="4643" w:type="dxa"/>
+            <w:shd w:val="clear" w:color="auto" w:fill="D9E2F3"/>
+          </w:tcPr>
+          <w:p>
+            <w:pPr>
+              <w:pStyle w:val="Compact"/>
+              <w:jc w:val="left"/>
+            </w:pPr>
+            <w:r>
+              <w:rPr>
+                <w:b/>
+                <w:sz w:val="18"/>
+              </w:rPr>
+              <w:t xml:space="preserve">Descripción</w:t>
+            </w:r>
+          </w:p>
+        </w:tc>
+      </w:tr>
+      <w:tr>
+        <w:tc>
+          <w:tcPr>
+            <w:tcW w:w="3272" w:type="dxa"/>
+          </w:tcPr>
+          <w:p>
+            <w:pPr>
+              <w:pStyle w:val="Compact"/>
+              <w:jc w:val="left"/>
+            </w:pPr>
+            <w:r>
+              <w:rPr>
+                <w:sz w:val="18"/>
+              </w:rPr>
+              <w:t xml:space="preserve">SICMA-PLP</w:t>
+            </w:r>
+          </w:p>
+        </w:tc>
+        <w:tc>
+          <w:tcPr>
+            <w:tcW w:w="4643" w:type="dxa"/>
+          </w:tcPr>
+          <w:p>
+            <w:pPr>
+              <w:pStyle w:val="Compact"/>
+              <w:jc w:val="left"/>
+            </w:pPr>
+            <w:r>
+              <w:rPr>
+                <w:sz w:val="18"/>
+              </w:rPr>
+              <w:t xml:space="preserve">Este plan</w:t>
+            </w:r>
+          </w:p>
+        </w:tc>
+      </w:tr>
+      <w:tr>
+        <w:tc>
+          <w:tcPr>
+            <w:tcW w:w="3272" w:type="dxa"/>
+          </w:tcPr>
+          <w:p>
+            <w:pPr>
+              <w:pStyle w:val="Compact"/>
+              <w:jc w:val="left"/>
+            </w:pPr>
+            <w:r>
+              <w:rPr>
+                <w:sz w:val="18"/>
+              </w:rPr>
+              <w:t xml:space="preserve">SICMA-CPR</w:t>
+            </w:r>
+          </w:p>
+        </w:tc>
+        <w:tc>
+          <w:tcPr>
+            <w:tcW w:w="4643" w:type="dxa"/>
+          </w:tcPr>
+          <w:p>
+            <w:pPr>
+              <w:pStyle w:val="Compact"/>
+              <w:jc w:val="left"/>
+            </w:pPr>
+            <w:r>
+              <w:rPr>
+                <w:sz w:val="18"/>
+              </w:rPr>
+              <w:t xml:space="preserve">Casos de prueba, con pasos, datos y resultado esperado, ligados a los requerimientos</w:t>
+            </w:r>
+          </w:p>
+        </w:tc>
+      </w:tr>
+      <w:tr>
+        <w:tc>
+          <w:tcPr>
+            <w:tcW w:w="3272" w:type="dxa"/>
+          </w:tcPr>
+          <w:p>
+            <w:pPr>
+              <w:pStyle w:val="Compact"/>
+              <w:jc w:val="left"/>
+            </w:pPr>
+            <w:r>
+              <w:rPr>
+                <w:sz w:val="18"/>
+              </w:rPr>
+              <w:t xml:space="preserve">Planilla de casos de prueba</w:t>
+            </w:r>
+          </w:p>
+        </w:tc>
+        <w:tc>
+          <w:tcPr>
+            <w:tcW w:w="4643" w:type="dxa"/>
+          </w:tcPr>
+          <w:p>
+            <w:pPr>
+              <w:pStyle w:val="Compact"/>
+              <w:jc w:val="left"/>
+            </w:pPr>
+            <w:r>
+              <w:rPr>
+                <w:sz w:val="18"/>
+              </w:rPr>
+              <w:t xml:space="preserve">Versión en hoja de cálculo de SICMA-CPR, para registrar el resultado obtenido por ciclo</w:t>
+            </w:r>
+          </w:p>
+        </w:tc>
+      </w:tr>
+      <w:tr>
+        <w:tc>
+          <w:tcPr>
+            <w:tcW w:w="3272" w:type="dxa"/>
+          </w:tcPr>
+          <w:p>
+            <w:pPr>
+              <w:pStyle w:val="Compact"/>
+              <w:jc w:val="left"/>
+            </w:pPr>
+            <w:r>
+              <w:rPr>
+                <w:sz w:val="18"/>
+              </w:rPr>
+              <w:t xml:space="preserve">Reporte de defecto</w:t>
+            </w:r>
+          </w:p>
+        </w:tc>
+        <w:tc>
+          <w:tcPr>
+            <w:tcW w:w="4643" w:type="dxa"/>
+          </w:tcPr>
+          <w:p>
+            <w:pPr>
+              <w:pStyle w:val="Compact"/>
+              <w:jc w:val="left"/>
+            </w:pPr>
+            <w:r>
+              <w:rPr>
+                <w:sz w:val="18"/>
+              </w:rPr>
+              <w:t xml:space="preserve">Un reporte por cada defecto encontrado</w:t>
+            </w:r>
+          </w:p>
+        </w:tc>
+      </w:tr>
+      <w:tr>
+        <w:tc>
+          <w:tcPr>
+            <w:tcW w:w="3272" w:type="dxa"/>
+          </w:tcPr>
+          <w:p>
+            <w:pPr>
+              <w:pStyle w:val="Compact"/>
+              <w:jc w:val="left"/>
+            </w:pPr>
+            <w:r>
+              <w:rPr>
+                <w:sz w:val="18"/>
+              </w:rPr>
+              <w:t xml:space="preserve">Reporte de evidencia</w:t>
+            </w:r>
+          </w:p>
+        </w:tc>
+        <w:tc>
+          <w:tcPr>
+            <w:tcW w:w="4643" w:type="dxa"/>
+          </w:tcPr>
+          <w:p>
+            <w:pPr>
+              <w:pStyle w:val="Compact"/>
+              <w:jc w:val="left"/>
+            </w:pPr>
+            <w:r>
+              <w:rPr>
+                <w:sz w:val="18"/>
+              </w:rPr>
+              <w:t xml:space="preserve">Capturas y respuestas de cada caso ejecutado</w:t>
+            </w:r>
+          </w:p>
+        </w:tc>
+      </w:tr>
+      <w:tr>
+        <w:tc>
+          <w:tcPr>
+            <w:tcW w:w="3272" w:type="dxa"/>
+          </w:tcPr>
+          <w:p>
+            <w:pPr>
+              <w:pStyle w:val="Compact"/>
+              <w:jc w:val="left"/>
+            </w:pPr>
+            <w:r>
+              <w:rPr>
+                <w:sz w:val="18"/>
+              </w:rPr>
+              <w:t xml:space="preserve">Informe de resultados</w:t>
+            </w:r>
+          </w:p>
+        </w:tc>
+        <w:tc>
+          <w:tcPr>
+            <w:tcW w:w="4643" w:type="dxa"/>
+          </w:tcPr>
+          <w:p>
+            <w:pPr>
+              <w:pStyle w:val="Compact"/>
+              <w:jc w:val="left"/>
+            </w:pPr>
+            <w:r>
+              <w:rPr>
+                <w:sz w:val="18"/>
+              </w:rPr>
+              <w:t xml:space="preserve">Resumen por ciclo: casos ejecutados, aprobados, fallidos y defectos</w:t>
+            </w:r>
+          </w:p>
+        </w:tc>
+      </w:tr>
+      <w:tr>
+        <w:tc>
+          <w:tcPr>
+            <w:tcW w:w="3272" w:type="dxa"/>
+          </w:tcPr>
+          <w:p>
+            <w:pPr>
+              <w:pStyle w:val="Compact"/>
+              <w:jc w:val="left"/>
+            </w:pPr>
+            <w:r>
+              <w:rPr>
+                <w:sz w:val="18"/>
+              </w:rPr>
+              <w:t xml:space="preserve">Informe de seguridad</w:t>
+            </w:r>
+          </w:p>
+        </w:tc>
+        <w:tc>
+          <w:tcPr>
+            <w:tcW w:w="4643" w:type="dxa"/>
+          </w:tcPr>
+          <w:p>
+            <w:pPr>
+              <w:pStyle w:val="Compact"/>
+              <w:jc w:val="left"/>
+            </w:pPr>
+            <w:r>
+              <w:rPr>
+                <w:sz w:val="18"/>
+              </w:rPr>
+              <w:t xml:space="preserve">Resultados de las pruebas de seguridad y de OWASP</w:t>
+            </w:r>
+          </w:p>
+        </w:tc>
+      </w:tr>
+      <w:tr>
+        <w:tc>
+          <w:tcPr>
+            <w:tcW w:w="3272" w:type="dxa"/>
+          </w:tcPr>
+          <w:p>
+            <w:pPr>
+              <w:pStyle w:val="Compact"/>
+              <w:jc w:val="left"/>
+            </w:pPr>
+            <w:r>
+              <w:rPr>
+                <w:sz w:val="18"/>
+              </w:rPr>
+              <w:t xml:space="preserve">Informe de rendimiento y recuperación</w:t>
+            </w:r>
+          </w:p>
+        </w:tc>
+        <w:tc>
+          <w:tcPr>
+            <w:tcW w:w="4643" w:type="dxa"/>
+          </w:tcPr>
+          <w:p>
+            <w:pPr>
+              <w:pStyle w:val="Compact"/>
+              <w:jc w:val="left"/>
+            </w:pPr>
+            <w:r>
+              <w:rPr>
+                <w:sz w:val="18"/>
+              </w:rPr>
+              <w:t xml:space="preserve">Resultados de carga, estrés y caída del nodo primary</w:t>
+            </w:r>
+          </w:p>
+        </w:tc>
+      </w:tr>
+      <w:tr>
+        <w:tc>
+          <w:tcPr>
+            <w:tcW w:w="3272" w:type="dxa"/>
+          </w:tcPr>
+          <w:p>
+            <w:pPr>
+              <w:pStyle w:val="Compact"/>
+              <w:jc w:val="left"/>
+            </w:pPr>
+            <w:r>
+              <w:rPr>
+                <w:sz w:val="18"/>
+              </w:rPr>
+              <w:t xml:space="preserve">Informe de inspección de código</w:t>
+            </w:r>
+          </w:p>
+        </w:tc>
+        <w:tc>
+          <w:tcPr>
+            <w:tcW w:w="4643" w:type="dxa"/>
+          </w:tcPr>
+          <w:p>
+            <w:pPr>
+              <w:pStyle w:val="Compact"/>
+              <w:jc w:val="left"/>
+            </w:pPr>
+            <w:r>
+              <w:rPr>
+                <w:sz w:val="18"/>
+              </w:rPr>
+              <w:t xml:space="preserve">Resultado del análisis de SonarQube</w:t>
+            </w:r>
+          </w:p>
+        </w:tc>
+      </w:tr>
+    </w:tbl>
+    <w:bookmarkEnd w:id="48"/>
+    <w:bookmarkStart w:id="49" w:name="trazabilidad"/>
+    <w:p>
+      <w:pPr>
+        <w:pStyle w:val="Heading2"/>
+      </w:pPr>
+      <w:r>
+        <w:t xml:space="preserve">Trazabilidad</w:t>
+      </w:r>
+    </w:p>
+    <w:tbl>
+      <w:tblPr>
+        <w:tblStyle w:val="Table"/>
+        <w:tblW w:type="pct" w:w="5000"/>
+        <w:tblLook w:firstRow="1" w:lastRow="0" w:firstColumn="0" w:lastColumn="0" w:noHBand="0" w:noVBand="0" w:val="0020"/>
+        <w:jc w:val="start"/>
+        <w:tblBorders>
+          <w:top w:val="single" w:sz="4" w:color="808080"/>
+          <w:left w:val="single" w:sz="4" w:color="808080"/>
+          <w:bottom w:val="single" w:sz="4" w:color="808080"/>
+          <w:right w:val="single" w:sz="4" w:color="808080"/>
+          <w:insideH w:val="single" w:sz="4" w:color="808080"/>
+          <w:insideV w:val="single" w:sz="4" w:color="808080"/>
+        </w:tblBorders>
+      </w:tblPr>
+      <w:tblGrid>
+        <w:gridCol w:w="2357"/>
+        <w:gridCol w:w="3381"/>
+        <w:gridCol w:w="2174"/>
+      </w:tblGrid>
+      <w:tr>
+        <w:trPr>
+          <w:tblHeader w:val="true"/>
+        </w:trPr>
+        <w:tc>
+          <w:tcPr>
+            <w:tcW w:w="2357" w:type="dxa"/>
+            <w:shd w:val="clear" w:color="auto" w:fill="D9E2F3"/>
+          </w:tcPr>
+          <w:p>
+            <w:pPr>
+              <w:pStyle w:val="Compact"/>
+              <w:jc w:val="left"/>
+            </w:pPr>
+            <w:r>
+              <w:rPr>
+                <w:b/>
+                <w:sz w:val="18"/>
+              </w:rPr>
+              <w:t xml:space="preserve">Grupo de requerimientos</w:t>
+            </w:r>
+          </w:p>
+        </w:tc>
+        <w:tc>
+          <w:tcPr>
+            <w:tcW w:w="3381" w:type="dxa"/>
+            <w:shd w:val="clear" w:color="auto" w:fill="D9E2F3"/>
+          </w:tcPr>
+          <w:p>
+            <w:pPr>
+              <w:pStyle w:val="Compact"/>
+              <w:jc w:val="left"/>
+            </w:pPr>
+            <w:r>
+              <w:rPr>
+                <w:b/>
+                <w:sz w:val="18"/>
+              </w:rPr>
+              <w:t xml:space="preserve">Tipos de prueba</w:t>
+            </w:r>
+          </w:p>
+        </w:tc>
+        <w:tc>
+          <w:tcPr>
+            <w:tcW w:w="2174" w:type="dxa"/>
+            <w:shd w:val="clear" w:color="auto" w:fill="D9E2F3"/>
+          </w:tcPr>
+          <w:p>
+            <w:pPr>
+              <w:pStyle w:val="Compact"/>
+              <w:jc w:val="left"/>
+            </w:pPr>
+            <w:r>
+              <w:rPr>
+                <w:b/>
+                <w:sz w:val="18"/>
+              </w:rPr>
+              <w:t xml:space="preserve">Casos en SICMA-CPR</w:t>
+            </w:r>
+          </w:p>
+        </w:tc>
+      </w:tr>
+      <w:tr>
+        <w:tc>
+          <w:tcPr>
+            <w:tcW w:w="2357" w:type="dxa"/>
+          </w:tcPr>
+          <w:p>
+            <w:pPr>
+              <w:pStyle w:val="Compact"/>
+              <w:jc w:val="left"/>
+            </w:pPr>
+            <w:r>
+              <w:rPr>
+                <w:sz w:val="18"/>
+              </w:rPr>
+              <w:t xml:space="preserve">RF-ID, RNF-SEG</w:t>
+            </w:r>
+          </w:p>
+        </w:tc>
+        <w:tc>
+          <w:tcPr>
+            <w:tcW w:w="3381" w:type="dxa"/>
+          </w:tcPr>
+          <w:p>
+            <w:pPr>
+              <w:pStyle w:val="Compact"/>
+              <w:jc w:val="left"/>
+            </w:pPr>
+            <w:r>
+              <w:rPr>
+                <w:sz w:val="18"/>
+              </w:rPr>
+              <w:t xml:space="preserve">Funcional, seguridad, integridad</w:t>
+            </w:r>
+          </w:p>
+        </w:tc>
+        <w:tc>
+          <w:tcPr>
+            <w:tcW w:w="2174" w:type="dxa"/>
+          </w:tcPr>
+          <w:p>
+            <w:pPr>
+              <w:pStyle w:val="Compact"/>
+              <w:jc w:val="left"/>
+            </w:pPr>
+            <w:r>
+              <w:rPr>
+                <w:sz w:val="18"/>
+              </w:rPr>
+              <w:t xml:space="preserve">Pendiente</w:t>
+            </w:r>
+          </w:p>
+        </w:tc>
+      </w:tr>
+      <w:tr>
+        <w:tc>
+          <w:tcPr>
+            <w:tcW w:w="2357" w:type="dxa"/>
+          </w:tcPr>
+          <w:p>
+            <w:pPr>
+              <w:pStyle w:val="Compact"/>
+              <w:jc w:val="left"/>
+            </w:pPr>
+            <w:r>
+              <w:rPr>
+                <w:sz w:val="18"/>
+              </w:rPr>
+              <w:t xml:space="preserve">RF-ACT, RF-CAT</w:t>
+            </w:r>
+          </w:p>
+        </w:tc>
+        <w:tc>
+          <w:tcPr>
+            <w:tcW w:w="3381" w:type="dxa"/>
+          </w:tcPr>
+          <w:p>
+            <w:pPr>
+              <w:pStyle w:val="Compact"/>
+              <w:jc w:val="left"/>
+            </w:pPr>
+            <w:r>
+              <w:rPr>
+                <w:sz w:val="18"/>
+              </w:rPr>
+              <w:t xml:space="preserve">Funcional, integridad, usabilidad</w:t>
+            </w:r>
+          </w:p>
+        </w:tc>
+        <w:tc>
+          <w:tcPr>
+            <w:tcW w:w="2174" w:type="dxa"/>
+          </w:tcPr>
+          <w:p>
+            <w:pPr>
+              <w:pStyle w:val="Compact"/>
+              <w:jc w:val="left"/>
+            </w:pPr>
+            <w:r>
+              <w:rPr>
+                <w:sz w:val="18"/>
+              </w:rPr>
+              <w:t xml:space="preserve">Pendiente</w:t>
+            </w:r>
+          </w:p>
+        </w:tc>
+      </w:tr>
+      <w:tr>
+        <w:tc>
+          <w:tcPr>
+            <w:tcW w:w="2357" w:type="dxa"/>
+          </w:tcPr>
+          <w:p>
+            <w:pPr>
+              <w:pStyle w:val="Compact"/>
+              <w:jc w:val="left"/>
+            </w:pPr>
+            <w:r>
+              <w:rPr>
+                <w:sz w:val="18"/>
+              </w:rPr>
+              <w:t xml:space="preserve">RF-AMB</w:t>
+            </w:r>
+          </w:p>
+        </w:tc>
+        <w:tc>
+          <w:tcPr>
+            <w:tcW w:w="3381" w:type="dxa"/>
+          </w:tcPr>
+          <w:p>
+            <w:pPr>
+              <w:pStyle w:val="Compact"/>
+              <w:jc w:val="left"/>
+            </w:pPr>
+            <w:r>
+              <w:rPr>
+                <w:sz w:val="18"/>
+              </w:rPr>
+              <w:t xml:space="preserve">Funcional, integración, integridad, rendimiento</w:t>
+            </w:r>
+          </w:p>
+        </w:tc>
+        <w:tc>
+          <w:tcPr>
+            <w:tcW w:w="2174" w:type="dxa"/>
+          </w:tcPr>
+          <w:p>
+            <w:pPr>
+              <w:pStyle w:val="Compact"/>
+              <w:jc w:val="left"/>
+            </w:pPr>
+            <w:r>
+              <w:rPr>
+                <w:sz w:val="18"/>
+              </w:rPr>
+              <w:t xml:space="preserve">Pendiente</w:t>
+            </w:r>
+          </w:p>
+        </w:tc>
+      </w:tr>
+      <w:tr>
+        <w:tc>
+          <w:tcPr>
+            <w:tcW w:w="2357" w:type="dxa"/>
+          </w:tcPr>
+          <w:p>
+            <w:pPr>
+              <w:pStyle w:val="Compact"/>
+              <w:jc w:val="left"/>
+            </w:pPr>
+            <w:r>
+              <w:rPr>
+                <w:sz w:val="18"/>
+              </w:rPr>
+              <w:t xml:space="preserve">RF-INF, RNF-REN-01</w:t>
+            </w:r>
+          </w:p>
+        </w:tc>
+        <w:tc>
+          <w:tcPr>
+            <w:tcW w:w="3381" w:type="dxa"/>
+          </w:tcPr>
+          <w:p>
+            <w:pPr>
+              <w:pStyle w:val="Compact"/>
+              <w:jc w:val="left"/>
+            </w:pPr>
+            <w:r>
+              <w:rPr>
+                <w:sz w:val="18"/>
+              </w:rPr>
+              <w:t xml:space="preserve">Integración, rendimiento</w:t>
+            </w:r>
+          </w:p>
+        </w:tc>
+        <w:tc>
+          <w:tcPr>
+            <w:tcW w:w="2174" w:type="dxa"/>
+          </w:tcPr>
+          <w:p>
+            <w:pPr>
+              <w:pStyle w:val="Compact"/>
+              <w:jc w:val="left"/>
+            </w:pPr>
+            <w:r>
+              <w:rPr>
+                <w:sz w:val="18"/>
+              </w:rPr>
+              <w:t xml:space="preserve">Pendiente</w:t>
+            </w:r>
+          </w:p>
+        </w:tc>
+      </w:tr>
+      <w:tr>
+        <w:tc>
+          <w:tcPr>
+            <w:tcW w:w="2357" w:type="dxa"/>
+          </w:tcPr>
+          <w:p>
+            <w:pPr>
+              <w:pStyle w:val="Compact"/>
+              <w:jc w:val="left"/>
+            </w:pPr>
+            <w:r>
+              <w:rPr>
+                <w:sz w:val="18"/>
+              </w:rPr>
+              <w:t xml:space="preserve">RF-ACC</w:t>
+            </w:r>
+          </w:p>
+        </w:tc>
+        <w:tc>
+          <w:tcPr>
+            <w:tcW w:w="3381" w:type="dxa"/>
+          </w:tcPr>
+          <w:p>
+            <w:pPr>
+              <w:pStyle w:val="Compact"/>
+              <w:jc w:val="left"/>
+            </w:pPr>
+            <w:r>
+              <w:rPr>
+                <w:sz w:val="18"/>
+              </w:rPr>
+              <w:t xml:space="preserve">Integración, integridad, seguridad</w:t>
+            </w:r>
+          </w:p>
+        </w:tc>
+        <w:tc>
+          <w:tcPr>
+            <w:tcW w:w="2174" w:type="dxa"/>
+          </w:tcPr>
+          <w:p>
+            <w:pPr>
+              <w:pStyle w:val="Compact"/>
+              <w:jc w:val="left"/>
+            </w:pPr>
+            <w:r>
+              <w:rPr>
+                <w:sz w:val="18"/>
+              </w:rPr>
+              <w:t xml:space="preserve">Pendiente</w:t>
+            </w:r>
+          </w:p>
+        </w:tc>
+      </w:tr>
+      <w:tr>
+        <w:tc>
+          <w:tcPr>
+            <w:tcW w:w="2357" w:type="dxa"/>
+          </w:tcPr>
+          <w:p>
+            <w:pPr>
+              <w:pStyle w:val="Compact"/>
+              <w:jc w:val="left"/>
+            </w:pPr>
+            <w:r>
+              <w:rPr>
+                <w:sz w:val="18"/>
+              </w:rPr>
+              <w:t xml:space="preserve">RF-INT</w:t>
+            </w:r>
+          </w:p>
+        </w:tc>
+        <w:tc>
+          <w:tcPr>
+            <w:tcW w:w="3381" w:type="dxa"/>
+          </w:tcPr>
+          <w:p>
+            <w:pPr>
+              <w:pStyle w:val="Compact"/>
+              <w:jc w:val="left"/>
+            </w:pPr>
+            <w:r>
+              <w:rPr>
+                <w:sz w:val="18"/>
+              </w:rPr>
+              <w:t xml:space="preserve">Integración, extremo a extremo, integridad</w:t>
+            </w:r>
+          </w:p>
+        </w:tc>
+        <w:tc>
+          <w:tcPr>
+            <w:tcW w:w="2174" w:type="dxa"/>
+          </w:tcPr>
+          <w:p>
+            <w:pPr>
+              <w:pStyle w:val="Compact"/>
+              <w:jc w:val="left"/>
+            </w:pPr>
+            <w:r>
+              <w:rPr>
+                <w:sz w:val="18"/>
+              </w:rPr>
+              <w:t xml:space="preserve">Pendiente</w:t>
+            </w:r>
+          </w:p>
+        </w:tc>
+      </w:tr>
+      <w:tr>
+        <w:tc>
+          <w:tcPr>
+            <w:tcW w:w="2357" w:type="dxa"/>
+          </w:tcPr>
+          <w:p>
+            <w:pPr>
+              <w:pStyle w:val="Compact"/>
+              <w:jc w:val="left"/>
+            </w:pPr>
+            <w:r>
+              <w:rPr>
+                <w:sz w:val="18"/>
+              </w:rPr>
+              <w:t xml:space="preserve">RF-BI</w:t>
+            </w:r>
+          </w:p>
+        </w:tc>
+        <w:tc>
+          <w:tcPr>
+            <w:tcW w:w="3381" w:type="dxa"/>
+          </w:tcPr>
+          <w:p>
+            <w:pPr>
+              <w:pStyle w:val="Compact"/>
+              <w:jc w:val="left"/>
+            </w:pPr>
+            <w:r>
+              <w:rPr>
+                <w:sz w:val="18"/>
+              </w:rPr>
+              <w:t xml:space="preserve">Integración, inspección</w:t>
+            </w:r>
+          </w:p>
+        </w:tc>
+        <w:tc>
+          <w:tcPr>
+            <w:tcW w:w="2174" w:type="dxa"/>
+          </w:tcPr>
+          <w:p>
+            <w:pPr>
+              <w:pStyle w:val="Compact"/>
+              <w:jc w:val="left"/>
+            </w:pPr>
+            <w:r>
+              <w:rPr>
+                <w:sz w:val="18"/>
+              </w:rPr>
+              <w:t xml:space="preserve">Pendiente</w:t>
+            </w:r>
+          </w:p>
+        </w:tc>
+      </w:tr>
+      <w:tr>
+        <w:tc>
+          <w:tcPr>
+            <w:tcW w:w="2357" w:type="dxa"/>
+          </w:tcPr>
+          <w:p>
+            <w:pPr>
+              <w:pStyle w:val="Compact"/>
+              <w:jc w:val="left"/>
+            </w:pPr>
+            <w:r>
+              <w:rPr>
+                <w:sz w:val="18"/>
+              </w:rPr>
+              <w:t xml:space="preserve">RF-PLT</w:t>
+            </w:r>
+          </w:p>
+        </w:tc>
+        <w:tc>
+          <w:tcPr>
+            <w:tcW w:w="3381" w:type="dxa"/>
+          </w:tcPr>
+          <w:p>
+            <w:pPr>
+              <w:pStyle w:val="Compact"/>
+              <w:jc w:val="left"/>
+            </w:pPr>
+            <w:r>
+              <w:rPr>
+                <w:sz w:val="18"/>
+              </w:rPr>
+              <w:t xml:space="preserve">Funcional, compatibilidad, usabilidad</w:t>
+            </w:r>
+          </w:p>
+        </w:tc>
+        <w:tc>
+          <w:tcPr>
+            <w:tcW w:w="2174" w:type="dxa"/>
+          </w:tcPr>
+          <w:p>
+            <w:pPr>
+              <w:pStyle w:val="Compact"/>
+              <w:jc w:val="left"/>
+            </w:pPr>
+            <w:r>
+              <w:rPr>
+                <w:sz w:val="18"/>
+              </w:rPr>
+              <w:t xml:space="preserve">Pendiente</w:t>
+            </w:r>
+          </w:p>
+        </w:tc>
+      </w:tr>
+      <w:tr>
+        <w:tc>
+          <w:tcPr>
+            <w:tcW w:w="2357" w:type="dxa"/>
+          </w:tcPr>
+          <w:p>
+            <w:pPr>
+              <w:pStyle w:val="Compact"/>
+              <w:jc w:val="left"/>
+            </w:pPr>
+            <w:r>
+              <w:rPr>
+                <w:sz w:val="18"/>
+              </w:rPr>
+              <w:t xml:space="preserve">RNF-DIS</w:t>
+            </w:r>
+          </w:p>
+        </w:tc>
+        <w:tc>
+          <w:tcPr>
+            <w:tcW w:w="3381" w:type="dxa"/>
+          </w:tcPr>
+          <w:p>
+            <w:pPr>
+              <w:pStyle w:val="Compact"/>
+              <w:jc w:val="left"/>
+            </w:pPr>
+            <w:r>
+              <w:rPr>
+                <w:sz w:val="18"/>
+              </w:rPr>
+              <w:t xml:space="preserve">Recuperación del clúster</w:t>
+            </w:r>
+          </w:p>
+        </w:tc>
+        <w:tc>
+          <w:tcPr>
+            <w:tcW w:w="2174" w:type="dxa"/>
+          </w:tcPr>
+          <w:p>
+            <w:pPr>
+              <w:pStyle w:val="Compact"/>
+              <w:jc w:val="left"/>
+            </w:pPr>
+            <w:r>
+              <w:rPr>
+                <w:sz w:val="18"/>
+              </w:rPr>
+              <w:t xml:space="preserve">Pendiente</w:t>
+            </w:r>
+          </w:p>
+        </w:tc>
+      </w:tr>
+      <w:tr>
+        <w:tc>
+          <w:tcPr>
+            <w:tcW w:w="2357" w:type="dxa"/>
+          </w:tcPr>
+          <w:p>
+            <w:pPr>
+              <w:pStyle w:val="Compact"/>
+              <w:jc w:val="left"/>
+            </w:pPr>
+            <w:r>
+              <w:rPr>
+                <w:sz w:val="18"/>
+              </w:rPr>
+              <w:t xml:space="preserve">RNF-CAL, RNF-MNT</w:t>
+            </w:r>
+          </w:p>
+        </w:tc>
+        <w:tc>
+          <w:tcPr>
+            <w:tcW w:w="3381" w:type="dxa"/>
+          </w:tcPr>
+          <w:p>
+            <w:pPr>
+              <w:pStyle w:val="Compact"/>
+              <w:jc w:val="left"/>
+            </w:pPr>
+            <w:r>
+              <w:rPr>
+                <w:sz w:val="18"/>
+              </w:rPr>
+              <w:t xml:space="preserve">Estática</w:t>
+            </w:r>
+          </w:p>
+        </w:tc>
+        <w:tc>
+          <w:tcPr>
+            <w:tcW w:w="2174" w:type="dxa"/>
+          </w:tcPr>
+          <w:p>
+            <w:pPr>
+              <w:pStyle w:val="Compact"/>
+              <w:jc w:val="left"/>
+            </w:pPr>
+            <w:r>
+              <w:rPr>
+                <w:sz w:val="18"/>
+              </w:rPr>
+              <w:t xml:space="preserve">Pendiente</w:t>
+            </w:r>
+          </w:p>
+        </w:tc>
+      </w:tr>
+      <w:tr>
+        <w:tc>
+          <w:tcPr>
+            <w:tcW w:w="2357" w:type="dxa"/>
+          </w:tcPr>
+          <w:p>
+            <w:pPr>
+              <w:pStyle w:val="Compact"/>
+              <w:jc w:val="left"/>
+            </w:pPr>
+            <w:r>
+              <w:rPr>
+                <w:sz w:val="18"/>
+              </w:rPr>
+              <w:t xml:space="preserve">RNF-USO, RNF-LEG, RNF-DES</w:t>
+            </w:r>
+          </w:p>
+        </w:tc>
+        <w:tc>
+          <w:tcPr>
+            <w:tcW w:w="3381" w:type="dxa"/>
+          </w:tcPr>
+          <w:p>
+            <w:pPr>
+              <w:pStyle w:val="Compact"/>
+              <w:jc w:val="left"/>
+            </w:pPr>
+            <w:r>
+              <w:rPr>
+                <w:sz w:val="18"/>
+              </w:rPr>
+              <w:t xml:space="preserve">Usabilidad, revisión, inspección</w:t>
+            </w:r>
+          </w:p>
+        </w:tc>
+        <w:tc>
+          <w:tcPr>
+            <w:tcW w:w="2174" w:type="dxa"/>
+          </w:tcPr>
+          <w:p>
+            <w:pPr>
+              <w:pStyle w:val="Compact"/>
+              <w:jc w:val="left"/>
+            </w:pPr>
+            <w:r>
+              <w:rPr>
+                <w:sz w:val="18"/>
+              </w:rPr>
+              <w:t xml:space="preserve">Pendiente</w:t>
+            </w:r>
+          </w:p>
+        </w:tc>
+      </w:tr>
+    </w:tbl>
+    <w:p>
+      <w:pPr>
+        <w:pStyle w:val="BodyText"/>
+        <w:spacing w:line="360" w:lineRule="auto" w:before="160" w:after="0"/>
+        <w:ind w:firstLine="709"/>
+        <w:jc w:val="both"/>
+      </w:pPr>
+      <w:r>
+        <w:rPr>
+          <w:sz w:val="22"/>
+        </w:rPr>
+        <w:t xml:space="preserve">La columna de casos se completa con los identificadores</w:t>
+      </w:r>
+      <w:r>
+        <w:rPr>
+          <w:sz w:val="22"/>
+        </w:rPr>
+        <w:t xml:space="preserve"> </w:t>
+      </w:r>
+      <w:r>
+        <w:rPr>
+          <w:rStyle w:val="VerbatimChar"/>
+          <w:sz w:val="22"/>
+        </w:rPr>
+        <w:t xml:space="preserve">CP-&lt;grupo&gt;-NN</w:t>
+      </w:r>
+      <w:r>
+        <w:rPr>
+          <w:sz w:val="22"/>
+        </w:rPr>
+        <w:t xml:space="preserve"> </w:t>
+      </w:r>
+      <w:r>
+        <w:rPr>
+          <w:sz w:val="22"/>
+        </w:rPr>
+        <w:t xml:space="preserve">cuando exista SICMA-CPR.</w:t>
+      </w:r>
+    </w:p>
+    <w:bookmarkEnd w:id="49"/>
+    <w:bookmarkStart w:id="50" w:name="supuestos-y-pendientes"/>
+    <w:p>
+      <w:pPr>
+        <w:pStyle w:val="Heading2"/>
+      </w:pPr>
+      <w:r>
+        <w:t xml:space="preserve">Supuestos y pendientes</w:t>
+      </w:r>
+    </w:p>
+    <w:p>
+      <w:pPr>
+        <w:pStyle w:val="FirstParagraph"/>
+        <w:spacing w:line="360" w:lineRule="auto" w:before="160" w:after="0"/>
+        <w:ind w:firstLine="709"/>
+        <w:jc w:val="both"/>
+      </w:pPr>
+      <w:r>
+        <w:rPr>
+          <w:sz w:val="22"/>
+        </w:rPr>
+        <w:t xml:space="preserve">Los pendientes siguen la numeración de los otros documentos. D-43 a D-48 son nuevos.</w:t>
+      </w:r>
+    </w:p>
+    <w:tbl>
+      <w:tblPr>
+        <w:tblStyle w:val="Table"/>
+        <w:tblW w:type="pct" w:w="5000"/>
+        <w:tblLook w:firstRow="1" w:lastRow="0" w:firstColumn="0" w:lastColumn="0" w:noHBand="0" w:noVBand="0" w:val="0020"/>
+        <w:jc w:val="start"/>
+        <w:tblBorders>
+          <w:top w:val="single" w:sz="4" w:color="808080"/>
+          <w:left w:val="single" w:sz="4" w:color="808080"/>
+          <w:bottom w:val="single" w:sz="4" w:color="808080"/>
+          <w:right w:val="single" w:sz="4" w:color="808080"/>
+          <w:insideH w:val="single" w:sz="4" w:color="808080"/>
+          <w:insideV w:val="single" w:sz="4" w:color="808080"/>
+        </w:tblBorders>
+      </w:tblPr>
+      <w:tblGrid>
+        <w:gridCol w:w="951"/>
+        <w:gridCol w:w="2501"/>
+        <w:gridCol w:w="2221"/>
+        <w:gridCol w:w="1141"/>
+        <w:gridCol w:w="1093"/>
+      </w:tblGrid>
+      <w:tr>
+        <w:trPr>
+          <w:tblHeader w:val="true"/>
+        </w:trPr>
+        <w:tc>
+          <w:tcPr>
+            <w:tcW w:w="951" w:type="dxa"/>
+            <w:shd w:val="clear" w:color="auto" w:fill="D9E2F3"/>
+          </w:tcPr>
+          <w:p>
+            <w:pPr>
+              <w:pStyle w:val="Compact"/>
+              <w:jc w:val="left"/>
+            </w:pPr>
+            <w:r>
+              <w:rPr>
+                <w:b/>
+                <w:sz w:val="18"/>
+              </w:rPr>
+              <w:t xml:space="preserve">ID</w:t>
+            </w:r>
+          </w:p>
+        </w:tc>
+        <w:tc>
+          <w:tcPr>
+            <w:tcW w:w="2501" w:type="dxa"/>
+            <w:shd w:val="clear" w:color="auto" w:fill="D9E2F3"/>
+          </w:tcPr>
+          <w:p>
+            <w:pPr>
+              <w:pStyle w:val="Compact"/>
+              <w:jc w:val="left"/>
+            </w:pPr>
+            <w:r>
+              <w:rPr>
+                <w:b/>
+                <w:sz w:val="18"/>
+              </w:rPr>
+              <w:t xml:space="preserve">Pendiente o supuesto</w:t>
+            </w:r>
+          </w:p>
+        </w:tc>
+        <w:tc>
+          <w:tcPr>
+            <w:tcW w:w="2221" w:type="dxa"/>
+            <w:shd w:val="clear" w:color="auto" w:fill="D9E2F3"/>
+          </w:tcPr>
+          <w:p>
+            <w:pPr>
+              <w:pStyle w:val="Compact"/>
+              <w:jc w:val="left"/>
+            </w:pPr>
+            <w:r>
+              <w:rPr>
+                <w:b/>
+                <w:sz w:val="18"/>
+              </w:rPr>
+              <w:t xml:space="preserve">Supuesto mientras tanto</w:t>
+            </w:r>
+          </w:p>
+        </w:tc>
+        <w:tc>
+          <w:tcPr>
+            <w:tcW w:w="1141" w:type="dxa"/>
+            <w:shd w:val="clear" w:color="auto" w:fill="D9E2F3"/>
+          </w:tcPr>
+          <w:p>
+            <w:pPr>
+              <w:pStyle w:val="Compact"/>
+              <w:jc w:val="left"/>
+            </w:pPr>
+            <w:r>
+              <w:rPr>
+                <w:b/>
+                <w:sz w:val="18"/>
+              </w:rPr>
+              <w:t xml:space="preserve">Afecta</w:t>
+            </w:r>
+          </w:p>
+        </w:tc>
+        <w:tc>
+          <w:tcPr>
+            <w:tcW w:w="1093" w:type="dxa"/>
+            <w:shd w:val="clear" w:color="auto" w:fill="D9E2F3"/>
+          </w:tcPr>
+          <w:p>
+            <w:pPr>
+              <w:pStyle w:val="Compact"/>
+              <w:jc w:val="left"/>
+            </w:pPr>
+            <w:r>
+              <w:rPr>
+                <w:b/>
+                <w:sz w:val="18"/>
+              </w:rPr>
+              <w:t xml:space="preserve">Estado</w:t>
+            </w:r>
+          </w:p>
+        </w:tc>
+      </w:tr>
+      <w:tr>
+        <w:tc>
+          <w:tcPr>
+            <w:tcW w:w="951" w:type="dxa"/>
+          </w:tcPr>
+          <w:p>
+            <w:pPr>
+              <w:pStyle w:val="Compact"/>
+              <w:jc w:val="left"/>
+            </w:pPr>
+            <w:r>
+              <w:rPr>
+                <w:sz w:val="18"/>
+              </w:rPr>
+              <w:t xml:space="preserve">D-43</w:t>
+            </w:r>
+          </w:p>
+        </w:tc>
+        <w:tc>
+          <w:tcPr>
+            <w:tcW w:w="2501" w:type="dxa"/>
+          </w:tcPr>
+          <w:p>
+            <w:pPr>
+              <w:pStyle w:val="Compact"/>
+              <w:jc w:val="left"/>
+            </w:pPr>
+            <w:r>
+              <w:rPr>
+                <w:sz w:val="18"/>
+              </w:rPr>
+              <w:t xml:space="preserve">Si las pruebas se hacen sobre un entorno propio o sobre la instalación que usa el equipo hoy</w:t>
+            </w:r>
+          </w:p>
+        </w:tc>
+        <w:tc>
+          <w:tcPr>
+            <w:tcW w:w="2221" w:type="dxa"/>
+          </w:tcPr>
+          <w:p>
+            <w:pPr>
+              <w:pStyle w:val="Compact"/>
+              <w:jc w:val="left"/>
+            </w:pPr>
+            <w:r>
+              <w:rPr>
+                <w:sz w:val="18"/>
+              </w:rPr>
+              <w:t xml:space="preserve">Entorno de pruebas aparte con una copia de la base</w:t>
+            </w:r>
+          </w:p>
+        </w:tc>
+        <w:tc>
+          <w:tcPr>
+            <w:tcW w:w="1141" w:type="dxa"/>
+          </w:tcPr>
+          <w:p>
+            <w:pPr>
+              <w:pStyle w:val="Compact"/>
+              <w:jc w:val="left"/>
+            </w:pPr>
+            <w:r>
+              <w:rPr>
+                <w:sz w:val="18"/>
+              </w:rPr>
+              <w:t xml:space="preserve">Entorno</w:t>
+            </w:r>
+          </w:p>
+        </w:tc>
+        <w:tc>
+          <w:tcPr>
+            <w:tcW w:w="1093" w:type="dxa"/>
+          </w:tcPr>
+          <w:p>
+            <w:pPr>
+              <w:pStyle w:val="Compact"/>
+              <w:jc w:val="left"/>
+            </w:pPr>
+            <w:r>
+              <w:rPr>
+                <w:sz w:val="18"/>
+              </w:rPr>
+              <w:t xml:space="preserve">Abierto</w:t>
+            </w:r>
+          </w:p>
+        </w:tc>
+      </w:tr>
+      <w:tr>
+        <w:tc>
+          <w:tcPr>
+            <w:tcW w:w="951" w:type="dxa"/>
+          </w:tcPr>
+          <w:p>
+            <w:pPr>
+              <w:pStyle w:val="Compact"/>
+              <w:jc w:val="left"/>
+            </w:pPr>
+            <w:r>
+              <w:rPr>
+                <w:sz w:val="18"/>
+              </w:rPr>
+              <w:t xml:space="preserve">D-44</w:t>
+            </w:r>
+          </w:p>
+        </w:tc>
+        <w:tc>
+          <w:tcPr>
+            <w:tcW w:w="2501" w:type="dxa"/>
+          </w:tcPr>
+          <w:p>
+            <w:pPr>
+              <w:pStyle w:val="Compact"/>
+              <w:jc w:val="left"/>
+            </w:pPr>
+            <w:r>
+              <w:rPr>
+                <w:sz w:val="18"/>
+              </w:rPr>
+              <w:t xml:space="preserve">Quién cumple cada rol de pruebas. Decisión del usuario: Claudio Varas es el responsable y en la práctica las hacen los tres.</w:t>
+            </w:r>
+          </w:p>
+        </w:tc>
+        <w:tc>
+          <w:tcPr>
+            <w:tcW w:w="2221" w:type="dxa"/>
+          </w:tcPr>
+          <w:p>
+            <w:pPr>
+              <w:pStyle w:val="Compact"/>
+              <w:jc w:val="left"/>
+            </w:pPr>
+            <w:r>
+              <w:rPr>
+                <w:sz w:val="18"/>
+              </w:rPr>
+              <w:t xml:space="preserve">Claudio Varas es el responsable; ejecutan los tres integrantes</w:t>
+            </w:r>
+          </w:p>
+        </w:tc>
+        <w:tc>
+          <w:tcPr>
+            <w:tcW w:w="1141" w:type="dxa"/>
+          </w:tcPr>
+          <w:p>
+            <w:pPr>
+              <w:pStyle w:val="Compact"/>
+              <w:jc w:val="left"/>
+            </w:pPr>
+            <w:r>
+              <w:rPr>
+                <w:sz w:val="18"/>
+              </w:rPr>
+              <w:t xml:space="preserve">Roles</w:t>
+            </w:r>
+          </w:p>
+        </w:tc>
+        <w:tc>
+          <w:tcPr>
+            <w:tcW w:w="1093" w:type="dxa"/>
+          </w:tcPr>
+          <w:p>
+            <w:pPr>
+              <w:pStyle w:val="Compact"/>
+              <w:jc w:val="left"/>
+            </w:pPr>
+            <w:r>
+              <w:rPr>
+                <w:sz w:val="18"/>
+              </w:rPr>
+              <w:t xml:space="preserve">Resuelto</w:t>
+            </w:r>
+          </w:p>
+        </w:tc>
+      </w:tr>
+      <w:tr>
+        <w:tc>
+          <w:tcPr>
+            <w:tcW w:w="951" w:type="dxa"/>
+          </w:tcPr>
+          <w:p>
+            <w:pPr>
+              <w:pStyle w:val="Compact"/>
+              <w:jc w:val="left"/>
+            </w:pPr>
+            <w:r>
+              <w:rPr>
+                <w:sz w:val="18"/>
+              </w:rPr>
+              <w:t xml:space="preserve">D-45</w:t>
+            </w:r>
+          </w:p>
+        </w:tc>
+        <w:tc>
+          <w:tcPr>
+            <w:tcW w:w="2501" w:type="dxa"/>
+          </w:tcPr>
+          <w:p>
+            <w:pPr>
+              <w:pStyle w:val="Compact"/>
+              <w:jc w:val="left"/>
+            </w:pPr>
+            <w:r>
+              <w:rPr>
+                <w:sz w:val="18"/>
+              </w:rPr>
+              <w:t xml:space="preserve">Herramientas de carga, seguridad y análisis estático</w:t>
+            </w:r>
+          </w:p>
+        </w:tc>
+        <w:tc>
+          <w:tcPr>
+            <w:tcW w:w="2221" w:type="dxa"/>
+          </w:tcPr>
+          <w:p>
+            <w:pPr>
+              <w:pStyle w:val="Compact"/>
+              <w:jc w:val="left"/>
+            </w:pPr>
+            <w:r>
+              <w:rPr>
+                <w:sz w:val="18"/>
+              </w:rPr>
+              <w:t xml:space="preserve">JMeter, k6 o Locust; OWASP ZAP y sqlmap; SonarQube</w:t>
+            </w:r>
+          </w:p>
+        </w:tc>
+        <w:tc>
+          <w:tcPr>
+            <w:tcW w:w="1141" w:type="dxa"/>
+          </w:tcPr>
+          <w:p>
+            <w:pPr>
+              <w:pStyle w:val="Compact"/>
+              <w:jc w:val="left"/>
+            </w:pPr>
+            <w:r>
+              <w:rPr>
+                <w:sz w:val="18"/>
+              </w:rPr>
+              <w:t xml:space="preserve">Entorno</w:t>
+            </w:r>
+          </w:p>
+        </w:tc>
+        <w:tc>
+          <w:tcPr>
+            <w:tcW w:w="1093" w:type="dxa"/>
+          </w:tcPr>
+          <w:p>
+            <w:pPr>
+              <w:pStyle w:val="Compact"/>
+              <w:jc w:val="left"/>
+            </w:pPr>
+            <w:r>
+              <w:rPr>
+                <w:sz w:val="18"/>
+              </w:rPr>
+              <w:t xml:space="preserve">Abierto</w:t>
+            </w:r>
+          </w:p>
+        </w:tc>
+      </w:tr>
+      <w:tr>
+        <w:tc>
+          <w:tcPr>
+            <w:tcW w:w="951" w:type="dxa"/>
+          </w:tcPr>
+          <w:p>
+            <w:pPr>
+              <w:pStyle w:val="Compact"/>
+              <w:jc w:val="left"/>
+            </w:pPr>
+            <w:r>
+              <w:rPr>
+                <w:sz w:val="18"/>
+              </w:rPr>
+              <w:t xml:space="preserve">D-46</w:t>
+            </w:r>
+          </w:p>
+        </w:tc>
+        <w:tc>
+          <w:tcPr>
+            <w:tcW w:w="2501" w:type="dxa"/>
+          </w:tcPr>
+          <w:p>
+            <w:pPr>
+              <w:pStyle w:val="Compact"/>
+              <w:jc w:val="left"/>
+            </w:pPr>
+            <w:r>
+              <w:rPr>
+                <w:sz w:val="18"/>
+              </w:rPr>
+              <w:t xml:space="preserve">Si los criterios de salida CS-01 a CS-06 y los valores de rendimiento son los que pide el docente</w:t>
+            </w:r>
+          </w:p>
+        </w:tc>
+        <w:tc>
+          <w:tcPr>
+            <w:tcW w:w="2221" w:type="dxa"/>
+          </w:tcPr>
+          <w:p>
+            <w:pPr>
+              <w:pStyle w:val="Compact"/>
+              <w:jc w:val="left"/>
+            </w:pPr>
+            <w:r>
+              <w:rPr>
+                <w:sz w:val="18"/>
+              </w:rPr>
+              <w:t>Los de este documento</w:t>
+            </w:r>
+          </w:p>
+        </w:tc>
+        <w:tc>
+          <w:tcPr>
+            <w:tcW w:w="1141" w:type="dxa"/>
+          </w:tcPr>
+          <w:p>
+            <w:pPr>
+              <w:pStyle w:val="Compact"/>
+              <w:jc w:val="left"/>
+            </w:pPr>
+            <w:r>
+              <w:rPr>
+                <w:sz w:val="18"/>
+              </w:rPr>
+              <w:t xml:space="preserve">Cierre</w:t>
+            </w:r>
+          </w:p>
+        </w:tc>
+        <w:tc>
+          <w:tcPr>
+            <w:tcW w:w="1093" w:type="dxa"/>
+          </w:tcPr>
+          <w:p>
+            <w:pPr>
+              <w:pStyle w:val="Compact"/>
+              <w:jc w:val="left"/>
+            </w:pPr>
+            <w:r>
+              <w:rPr>
+                <w:sz w:val="18"/>
+              </w:rPr>
+              <w:t xml:space="preserve">Abierto</w:t>
+            </w:r>
+          </w:p>
+        </w:tc>
+      </w:tr>
+      <w:tr>
+        <w:tc>
+          <w:tcPr>
+            <w:tcW w:w="951" w:type="dxa"/>
+          </w:tcPr>
+          <w:p>
+            <w:pPr>
+              <w:pStyle w:val="Compact"/>
+              <w:jc w:val="left"/>
+            </w:pPr>
+            <w:r>
+              <w:rPr>
+                <w:sz w:val="18"/>
+              </w:rPr>
+              <w:t xml:space="preserve">D-47</w:t>
+            </w:r>
+          </w:p>
+        </w:tc>
+        <w:tc>
+          <w:tcPr>
+            <w:tcW w:w="2501" w:type="dxa"/>
+          </w:tcPr>
+          <w:p>
+            <w:pPr>
+              <w:pStyle w:val="Compact"/>
+              <w:jc w:val="left"/>
+            </w:pPr>
+            <w:r>
+              <w:rPr>
+                <w:sz w:val="18"/>
+              </w:rPr>
+              <w:t xml:space="preserve">Cuándo estarán construidas las reglas RI-11, RI-16, RI-17 y RI-18</w:t>
+            </w:r>
+          </w:p>
+        </w:tc>
+        <w:tc>
+          <w:tcPr>
+            <w:tcW w:w="2221" w:type="dxa"/>
+          </w:tcPr>
+          <w:p>
+            <w:pPr>
+              <w:pStyle w:val="Compact"/>
+              <w:jc w:val="left"/>
+            </w:pPr>
+            <w:r>
+              <w:rPr>
+                <w:sz w:val="18"/>
+              </w:rPr>
+              <w:t xml:space="preserve">Se prueban cuando existan</w:t>
+            </w:r>
+          </w:p>
+        </w:tc>
+        <w:tc>
+          <w:tcPr>
+            <w:tcW w:w="1141" w:type="dxa"/>
+          </w:tcPr>
+          <w:p>
+            <w:pPr>
+              <w:pStyle w:val="Compact"/>
+              <w:jc w:val="left"/>
+            </w:pPr>
+            <w:r>
+              <w:rPr>
+                <w:sz w:val="18"/>
+              </w:rPr>
+              <w:t xml:space="preserve">Integridad</w:t>
+            </w:r>
+          </w:p>
+        </w:tc>
+        <w:tc>
+          <w:tcPr>
+            <w:tcW w:w="1093" w:type="dxa"/>
+          </w:tcPr>
+          <w:p>
+            <w:pPr>
+              <w:pStyle w:val="Compact"/>
+              <w:jc w:val="left"/>
+            </w:pPr>
+            <w:r>
+              <w:rPr>
+                <w:sz w:val="18"/>
+              </w:rPr>
+              <w:t xml:space="preserve">Abierto</w:t>
+            </w:r>
+          </w:p>
+        </w:tc>
+      </w:tr>
+      <w:tr>
+        <w:tc>
+          <w:tcPr>
+            <w:tcW w:w="951" w:type="dxa"/>
+          </w:tcPr>
+          <w:p>
+            <w:pPr>
+              <w:pStyle w:val="Compact"/>
+              <w:jc w:val="left"/>
+            </w:pPr>
+            <w:r>
+              <w:rPr>
+                <w:sz w:val="18"/>
+              </w:rPr>
+              <w:t xml:space="preserve">D-48</w:t>
+            </w:r>
+          </w:p>
+        </w:tc>
+        <w:tc>
+          <w:tcPr>
+            <w:tcW w:w="2501" w:type="dxa"/>
+          </w:tcPr>
+          <w:p>
+            <w:pPr>
+              <w:pStyle w:val="Compact"/>
+              <w:jc w:val="left"/>
+            </w:pPr>
+            <w:r>
+              <w:rPr>
+                <w:sz w:val="18"/>
+              </w:rPr>
+              <w:t xml:space="preserve">Fechas de calendario de cada semana de la carta Gantt</w:t>
+            </w:r>
+          </w:p>
+        </w:tc>
+        <w:tc>
+          <w:tcPr>
+            <w:tcW w:w="2221" w:type="dxa"/>
+          </w:tcPr>
+          <w:p>
+            <w:pPr>
+              <w:pStyle w:val="Compact"/>
+              <w:jc w:val="left"/>
+            </w:pPr>
+            <w:r>
+              <w:rPr>
+                <w:sz w:val="18"/>
+              </w:rPr>
+              <w:t xml:space="preserve">La S1 es la semana del 10 de agosto de 2026, por lo que la S9 es la del 5 al 11 de octubre. Confirmado por el usuario.</w:t>
+            </w:r>
+          </w:p>
+        </w:tc>
+        <w:tc>
+          <w:tcPr>
+            <w:tcW w:w="1141" w:type="dxa"/>
+          </w:tcPr>
+          <w:p>
+            <w:pPr>
+              <w:pStyle w:val="Compact"/>
+              <w:jc w:val="left"/>
+            </w:pPr>
+            <w:r>
+              <w:rPr>
+                <w:sz w:val="18"/>
+              </w:rPr>
+              <w:t xml:space="preserve">Calendario</w:t>
+            </w:r>
+          </w:p>
+        </w:tc>
+        <w:tc>
+          <w:tcPr>
+            <w:tcW w:w="1093" w:type="dxa"/>
+          </w:tcPr>
+          <w:p>
+            <w:pPr>
+              <w:pStyle w:val="Compact"/>
+              <w:jc w:val="left"/>
+            </w:pPr>
+            <w:r>
+              <w:rPr>
+                <w:sz w:val="18"/>
+              </w:rPr>
+              <w:t xml:space="preserve">Resuelto</w:t>
+            </w:r>
+          </w:p>
+        </w:tc>
+      </w:tr>
+      <w:tr>
+        <w:tc>
+          <w:tcPr>
+            <w:tcW w:w="951" w:type="dxa"/>
+          </w:tcPr>
+          <w:p>
+            <w:pPr>
+              <w:pStyle w:val="Compact"/>
+              <w:jc w:val="left"/>
+            </w:pPr>
+            <w:r>
+              <w:rPr>
+                <w:sz w:val="18"/>
+              </w:rPr>
+              <w:t xml:space="preserve">D-02, D-03</w:t>
+            </w:r>
+          </w:p>
+        </w:tc>
+        <w:tc>
+          <w:tcPr>
+            <w:tcW w:w="2501" w:type="dxa"/>
+          </w:tcPr>
+          <w:p>
+            <w:pPr>
+              <w:pStyle w:val="Compact"/>
+              <w:jc w:val="left"/>
+            </w:pPr>
+            <w:r>
+              <w:rPr>
+                <w:sz w:val="18"/>
+              </w:rPr>
+              <w:t xml:space="preserve">Cómo se comunican Power Automate y el lector HID con SICMA</w:t>
+            </w:r>
+          </w:p>
+        </w:tc>
+        <w:tc>
+          <w:tcPr>
+            <w:tcW w:w="2221" w:type="dxa"/>
+          </w:tcPr>
+          <w:p>
+            <w:pPr>
+              <w:pStyle w:val="Compact"/>
+              <w:jc w:val="left"/>
+            </w:pPr>
+            <w:r>
+              <w:rPr>
+                <w:sz w:val="18"/>
+              </w:rPr>
+              <w:t xml:space="preserve">Se prueba con simuladores del mensaje</w:t>
+            </w:r>
+          </w:p>
+        </w:tc>
+        <w:tc>
+          <w:tcPr>
+            <w:tcW w:w="1141" w:type="dxa"/>
+          </w:tcPr>
+          <w:p>
+            <w:pPr>
+              <w:pStyle w:val="Compact"/>
+              <w:jc w:val="left"/>
+            </w:pPr>
+            <w:r>
+              <w:rPr>
+                <w:sz w:val="18"/>
+              </w:rPr>
+              <w:t xml:space="preserve">Integración</w:t>
+            </w:r>
+          </w:p>
+        </w:tc>
+        <w:tc>
+          <w:tcPr>
+            <w:tcW w:w="1093" w:type="dxa"/>
+          </w:tcPr>
+          <w:p>
+            <w:pPr>
+              <w:pStyle w:val="Compact"/>
+              <w:jc w:val="left"/>
+            </w:pPr>
+            <w:r>
+              <w:rPr>
+                <w:sz w:val="18"/>
+              </w:rPr>
+              <w:t xml:space="preserve">Abierto</w:t>
+            </w:r>
+          </w:p>
+        </w:tc>
+      </w:tr>
+      <w:tr>
+        <w:tc>
+          <w:tcPr>
+            <w:tcW w:w="951" w:type="dxa"/>
+          </w:tcPr>
+          <w:p>
+            <w:pPr>
+              <w:pStyle w:val="Compact"/>
+              <w:jc w:val="left"/>
+            </w:pPr>
+            <w:r>
+              <w:rPr>
+                <w:sz w:val="18"/>
+              </w:rPr>
+              <w:t xml:space="preserve">D-09</w:t>
+            </w:r>
+          </w:p>
+        </w:tc>
+        <w:tc>
+          <w:tcPr>
+            <w:tcW w:w="2501" w:type="dxa"/>
+          </w:tcPr>
+          <w:p>
+            <w:pPr>
+              <w:pStyle w:val="Compact"/>
+              <w:jc w:val="left"/>
+            </w:pPr>
+            <w:r>
+              <w:rPr>
+                <w:sz w:val="18"/>
+              </w:rPr>
+              <w:t xml:space="preserve">Ley 21.719 sobre datos personales</w:t>
+            </w:r>
+          </w:p>
+        </w:tc>
+        <w:tc>
+          <w:tcPr>
+            <w:tcW w:w="2221" w:type="dxa"/>
+          </w:tcPr>
+          <w:p>
+            <w:pPr>
+              <w:pStyle w:val="Compact"/>
+              <w:jc w:val="left"/>
+            </w:pPr>
+            <w:r>
+              <w:rPr>
+                <w:sz w:val="18"/>
+              </w:rPr>
+              <w:t xml:space="preserve">Se prueba contra la Ley 19.628</w:t>
+            </w:r>
+          </w:p>
+        </w:tc>
+        <w:tc>
+          <w:tcPr>
+            <w:tcW w:w="1141" w:type="dxa"/>
+          </w:tcPr>
+          <w:p>
+            <w:pPr>
+              <w:pStyle w:val="Compact"/>
+              <w:jc w:val="left"/>
+            </w:pPr>
+            <w:r>
+              <w:rPr>
+                <w:sz w:val="18"/>
+              </w:rPr>
+              <w:t xml:space="preserve">RNF-LEG-01</w:t>
+            </w:r>
+          </w:p>
+        </w:tc>
+        <w:tc>
+          <w:tcPr>
+            <w:tcW w:w="1093" w:type="dxa"/>
+          </w:tcPr>
+          <w:p>
+            <w:pPr>
+              <w:pStyle w:val="Compact"/>
+              <w:jc w:val="left"/>
+            </w:pPr>
+            <w:r>
+              <w:rPr>
+                <w:sz w:val="18"/>
+              </w:rPr>
+              <w:t xml:space="preserve">Abierto</w:t>
+            </w:r>
+          </w:p>
+        </w:tc>
+      </w:tr>
+      <w:tr>
+        <w:tc>
+          <w:tcPr>
+            <w:tcW w:w="951" w:type="dxa"/>
+          </w:tcPr>
+          <w:p>
+            <w:pPr>
+              <w:pStyle w:val="Compact"/>
+              <w:jc w:val="left"/>
+            </w:pPr>
+            <w:r>
+              <w:rPr>
+                <w:sz w:val="18"/>
+              </w:rPr>
+              <w:t xml:space="preserve">D-42</w:t>
+            </w:r>
+          </w:p>
+        </w:tc>
+        <w:tc>
+          <w:tcPr>
+            <w:tcW w:w="2501" w:type="dxa"/>
+          </w:tcPr>
+          <w:p>
+            <w:pPr>
+              <w:pStyle w:val="Compact"/>
+              <w:jc w:val="left"/>
+            </w:pPr>
+            <w:r>
+              <w:rPr>
+                <w:sz w:val="18"/>
+              </w:rPr>
+              <w:t xml:space="preserve">Si el key user recibe avisos de las intervenciones</w:t>
+            </w:r>
+          </w:p>
+        </w:tc>
+        <w:tc>
+          <w:tcPr>
+            <w:tcW w:w="2221" w:type="dxa"/>
+          </w:tcPr>
+          <w:p>
+            <w:pPr>
+              <w:pStyle w:val="Compact"/>
+              <w:jc w:val="left"/>
+            </w:pPr>
+            <w:r>
+              <w:rPr>
+                <w:sz w:val="18"/>
+              </w:rPr>
+              <w:t xml:space="preserve">Recibe un aviso por correo, sin aprobar ni asignar</w:t>
+            </w:r>
+          </w:p>
+        </w:tc>
+        <w:tc>
+          <w:tcPr>
+            <w:tcW w:w="1141" w:type="dxa"/>
+          </w:tcPr>
+          <w:p>
+            <w:pPr>
+              <w:pStyle w:val="Compact"/>
+              <w:jc w:val="left"/>
+            </w:pPr>
+            <w:r>
+              <w:rPr>
+                <w:sz w:val="18"/>
+              </w:rPr>
+              <w:t xml:space="preserve">RF-INT-04</w:t>
+            </w:r>
+          </w:p>
+        </w:tc>
+        <w:tc>
+          <w:tcPr>
+            <w:tcW w:w="1093" w:type="dxa"/>
+          </w:tcPr>
+          <w:p>
+            <w:pPr>
+              <w:pStyle w:val="Compact"/>
+              <w:jc w:val="left"/>
+            </w:pPr>
+            <w:r>
+              <w:rPr>
+                <w:sz w:val="18"/>
+              </w:rPr>
+              <w:t xml:space="preserve">Abierto</w:t>
+            </w:r>
+          </w:p>
+        </w:tc>
+      </w:tr>
+    </w:tbl>
+    <w:bookmarkEnd w:id="50"/>
+    <w:bookmarkStart w:id="51" w:name="glosario-y-referencias"/>
+    <w:p>
+      <w:pPr>
+        <w:pStyle w:val="Heading2"/>
+      </w:pPr>
+      <w:r>
+        <w:t xml:space="preserve">Glosario y referencias</w:t>
       </w:r>
     </w:p>
     <w:tbl>
@@ -6292,7 +9849,7 @@
       </w:tblPr>
       <w:tblGrid>
         <w:gridCol w:w="2659"/>
-        <w:gridCol w:w="5258"/>
+        <w:gridCol w:w="5256"/>
       </w:tblGrid>
       <w:tr>
         <w:trPr>
@@ -6313,13 +9870,13 @@
                 <w:b/>
                 <w:sz w:val="18"/>
               </w:rPr>
-              <w:t xml:space="preserve">Regla</w:t>
-            </w:r>
-          </w:p>
-        </w:tc>
-        <w:tc>
-          <w:tcPr>
-            <w:tcW w:w="5258" w:type="dxa"/>
+              <w:t xml:space="preserve">Término</w:t>
+            </w:r>
+          </w:p>
+        </w:tc>
+        <w:tc>
+          <w:tcPr>
+            <w:tcW w:w="5256" w:type="dxa"/>
             <w:shd w:val="clear" w:color="auto" w:fill="D9E2F3"/>
           </w:tcPr>
           <w:p>
@@ -6332,7 +9889,7 @@
                 <w:b/>
                 <w:sz w:val="18"/>
               </w:rPr>
-              <w:t xml:space="preserve">Qué se prueba</w:t>
+              <w:t xml:space="preserve">Definición</w:t>
             </w:r>
           </w:p>
         </w:tc>
@@ -6351,24 +9908,24 @@
               <w:rPr>
                 <w:sz w:val="18"/>
               </w:rPr>
-              <w:t xml:space="preserve">RI-09</w:t>
-            </w:r>
-          </w:p>
-        </w:tc>
-        <w:tc>
-          <w:tcPr>
-            <w:tcW w:w="5258" w:type="dxa"/>
-          </w:tcPr>
-          <w:p>
-            <w:pPr>
-              <w:pStyle w:val="Compact"/>
-              <w:jc w:val="left"/>
-            </w:pPr>
-            <w:r>
-              <w:rPr>
-                <w:sz w:val="18"/>
-              </w:rPr>
-              <w:t xml:space="preserve">Guardar un umbral con mínimo mayor o igual que el máximo se rechaza. Crear un segundo umbral vigente para la misma ubicación y variable se rechaza o reemplaza al anterior. Ambos controles los hace el backend, sin CHECK ni único en la base</w:t>
+              <w:t xml:space="preserve">Caso de prueba</w:t>
+            </w:r>
+          </w:p>
+        </w:tc>
+        <w:tc>
+          <w:tcPr>
+            <w:tcW w:w="5256" w:type="dxa"/>
+          </w:tcPr>
+          <w:p>
+            <w:pPr>
+              <w:pStyle w:val="Compact"/>
+              <w:jc w:val="left"/>
+            </w:pPr>
+            <w:r>
+              <w:rPr>
+                <w:sz w:val="18"/>
+              </w:rPr>
+              <w:t xml:space="preserve">Conjunto de pasos, datos y resultado esperado para comprobar un requerimiento</w:t>
             </w:r>
           </w:p>
         </w:tc>
@@ -6387,24 +9944,24 @@
               <w:rPr>
                 <w:sz w:val="18"/>
               </w:rPr>
-              <w:t xml:space="preserve">RI-01, RI-03, RI-04</w:t>
-            </w:r>
-          </w:p>
-        </w:tc>
-        <w:tc>
-          <w:tcPr>
-            <w:tcW w:w="5258" w:type="dxa"/>
-          </w:tcPr>
-          <w:p>
-            <w:pPr>
-              <w:pStyle w:val="Compact"/>
-              <w:jc w:val="left"/>
-            </w:pPr>
-            <w:r>
-              <w:rPr>
-                <w:sz w:val="18"/>
-              </w:rPr>
-              <w:t xml:space="preserve">Correo único, bloqueo por intentos y código de recuperación de un solo uso, todo en el backend</w:t>
+              <w:t xml:space="preserve">Ciclo</w:t>
+            </w:r>
+          </w:p>
+        </w:tc>
+        <w:tc>
+          <w:tcPr>
+            <w:tcW w:w="5256" w:type="dxa"/>
+          </w:tcPr>
+          <w:p>
+            <w:pPr>
+              <w:pStyle w:val="Compact"/>
+              <w:jc w:val="left"/>
+            </w:pPr>
+            <w:r>
+              <w:rPr>
+                <w:sz w:val="18"/>
+              </w:rPr>
+              <w:t xml:space="preserve">Una pasada completa de ejecución de los casos, seguida de corrección y regresión</w:t>
             </w:r>
           </w:p>
         </w:tc>
@@ -6423,24 +9980,24 @@
               <w:rPr>
                 <w:sz w:val="18"/>
               </w:rPr>
-              <w:t xml:space="preserve">RI-07, RI-10</w:t>
-            </w:r>
-          </w:p>
-        </w:tc>
-        <w:tc>
-          <w:tcPr>
-            <w:tcW w:w="5258" w:type="dxa"/>
-          </w:tcPr>
-          <w:p>
-            <w:pPr>
-              <w:pStyle w:val="Compact"/>
-              <w:jc w:val="left"/>
-            </w:pPr>
-            <w:r>
-              <w:rPr>
-                <w:sz w:val="18"/>
-              </w:rPr>
-              <w:t xml:space="preserve">Cada cambio deja historial y una lectura fuera de umbral genera alerta y correo</w:t>
+              <w:t xml:space="preserve">Caja negra, gris y blanca</w:t>
+            </w:r>
+          </w:p>
+        </w:tc>
+        <w:tc>
+          <w:tcPr>
+            <w:tcW w:w="5256" w:type="dxa"/>
+          </w:tcPr>
+          <w:p>
+            <w:pPr>
+              <w:pStyle w:val="Compact"/>
+              <w:jc w:val="left"/>
+            </w:pPr>
+            <w:r>
+              <w:rPr>
+                <w:sz w:val="18"/>
+              </w:rPr>
+              <w:t xml:space="preserve">Se prueba sin ver el código, viendo la base de datos, o revisando el código</w:t>
             </w:r>
           </w:p>
         </w:tc>
@@ -6459,24 +10016,24 @@
               <w:rPr>
                 <w:sz w:val="18"/>
               </w:rPr>
-              <w:t xml:space="preserve">RI-12, RN-09</w:t>
-            </w:r>
-          </w:p>
-        </w:tc>
-        <w:tc>
-          <w:tcPr>
-            <w:tcW w:w="5258" w:type="dxa"/>
-          </w:tcPr>
-          <w:p>
-            <w:pPr>
-              <w:pStyle w:val="Compact"/>
-              <w:jc w:val="left"/>
-            </w:pPr>
-            <w:r>
-              <w:rPr>
-                <w:sz w:val="18"/>
-              </w:rPr>
-              <w:t xml:space="preserve">Los registros de solo inserción no se editan ni se eliminan, ni siquiera por el Administrador</w:t>
+              <w:t xml:space="preserve">Regresión</w:t>
+            </w:r>
+          </w:p>
+        </w:tc>
+        <w:tc>
+          <w:tcPr>
+            <w:tcW w:w="5256" w:type="dxa"/>
+          </w:tcPr>
+          <w:p>
+            <w:pPr>
+              <w:pStyle w:val="Compact"/>
+              <w:jc w:val="left"/>
+            </w:pPr>
+            <w:r>
+              <w:rPr>
+                <w:sz w:val="18"/>
+              </w:rPr>
+              <w:t xml:space="preserve">Repetir pruebas después de una corrección para ver que nada más se rompió</w:t>
             </w:r>
           </w:p>
         </w:tc>
@@ -6495,24 +10052,24 @@
               <w:rPr>
                 <w:sz w:val="18"/>
               </w:rPr>
-              <w:t xml:space="preserve">RI-15</w:t>
-            </w:r>
-          </w:p>
-        </w:tc>
-        <w:tc>
-          <w:tcPr>
-            <w:tcW w:w="5258" w:type="dxa"/>
-          </w:tcPr>
-          <w:p>
-            <w:pPr>
-              <w:pStyle w:val="Compact"/>
-              <w:jc w:val="left"/>
-            </w:pPr>
-            <w:r>
-              <w:rPr>
-                <w:sz w:val="18"/>
-              </w:rPr>
-              <w:t xml:space="preserve">Una intervención se crea con al menos un activo</w:t>
+              <w:t xml:space="preserve">Criterio de entrada y de salida</w:t>
+            </w:r>
+          </w:p>
+        </w:tc>
+        <w:tc>
+          <w:tcPr>
+            <w:tcW w:w="5256" w:type="dxa"/>
+          </w:tcPr>
+          <w:p>
+            <w:pPr>
+              <w:pStyle w:val="Compact"/>
+              <w:jc w:val="left"/>
+            </w:pPr>
+            <w:r>
+              <w:rPr>
+                <w:sz w:val="18"/>
+              </w:rPr>
+              <w:t xml:space="preserve">Condiciones para empezar un ciclo y para darlo por terminado</w:t>
             </w:r>
           </w:p>
         </w:tc>
@@ -6531,3805 +10088,249 @@
               <w:rPr>
                 <w:sz w:val="18"/>
               </w:rPr>
-              <w:t xml:space="preserve">RI-11, RI-16, RI-17, RI-18</w:t>
-            </w:r>
-          </w:p>
-        </w:tc>
-        <w:tc>
-          <w:tcPr>
-            <w:tcW w:w="5258" w:type="dxa"/>
-          </w:tcPr>
-          <w:p>
-            <w:pPr>
-              <w:pStyle w:val="Compact"/>
-              <w:jc w:val="left"/>
-            </w:pPr>
-            <w:r>
-              <w:rPr>
-                <w:sz w:val="18"/>
-              </w:rPr>
-              <w:t xml:space="preserve">Reglas por construir en la base: se prueban cuando la parte esté implementada (D-47)</w:t>
+              <w:t xml:space="preserve">Severidad</w:t>
+            </w:r>
+          </w:p>
+        </w:tc>
+        <w:tc>
+          <w:tcPr>
+            <w:tcW w:w="5256" w:type="dxa"/>
+          </w:tcPr>
+          <w:p>
+            <w:pPr>
+              <w:pStyle w:val="Compact"/>
+              <w:jc w:val="left"/>
+            </w:pPr>
+            <w:r>
+              <w:rPr>
+                <w:sz w:val="18"/>
+              </w:rPr>
+              <w:t xml:space="preserve">Qué tan grave es un defecto: crítica, alta, media o baja</w:t>
+            </w:r>
+          </w:p>
+        </w:tc>
+      </w:tr>
+      <w:tr>
+        <w:tc>
+          <w:tcPr>
+            <w:tcW w:w="2659" w:type="dxa"/>
+          </w:tcPr>
+          <w:p>
+            <w:pPr>
+              <w:pStyle w:val="Compact"/>
+              <w:jc w:val="left"/>
+            </w:pPr>
+            <w:r>
+              <w:rPr>
+                <w:sz w:val="18"/>
+              </w:rPr>
+              <w:t xml:space="preserve">Evidencia</w:t>
+            </w:r>
+          </w:p>
+        </w:tc>
+        <w:tc>
+          <w:tcPr>
+            <w:tcW w:w="5256" w:type="dxa"/>
+          </w:tcPr>
+          <w:p>
+            <w:pPr>
+              <w:pStyle w:val="Compact"/>
+              <w:jc w:val="left"/>
+            </w:pPr>
+            <w:r>
+              <w:rPr>
+                <w:sz w:val="18"/>
+              </w:rPr>
+              <w:t xml:space="preserve">Captura, respuesta o consulta que prueba el resultado de un caso</w:t>
+            </w:r>
+          </w:p>
+        </w:tc>
+      </w:tr>
+      <w:tr>
+        <w:tc>
+          <w:tcPr>
+            <w:tcW w:w="2659" w:type="dxa"/>
+          </w:tcPr>
+          <w:p>
+            <w:pPr>
+              <w:pStyle w:val="Compact"/>
+              <w:jc w:val="left"/>
+            </w:pPr>
+            <w:r>
+              <w:rPr>
+                <w:sz w:val="18"/>
+              </w:rPr>
+              <w:t xml:space="preserve">Idempotencia</w:t>
+            </w:r>
+          </w:p>
+        </w:tc>
+        <w:tc>
+          <w:tcPr>
+            <w:tcW w:w="5256" w:type="dxa"/>
+          </w:tcPr>
+          <w:p>
+            <w:pPr>
+              <w:pStyle w:val="Compact"/>
+              <w:jc w:val="left"/>
+            </w:pPr>
+            <w:r>
+              <w:rPr>
+                <w:sz w:val="18"/>
+              </w:rPr>
+              <w:t xml:space="preserve">Enviar dos veces el mismo mensaje no crea dos registros</w:t>
+            </w:r>
+          </w:p>
+        </w:tc>
+      </w:tr>
+      <w:tr>
+        <w:tc>
+          <w:tcPr>
+            <w:tcW w:w="2659" w:type="dxa"/>
+          </w:tcPr>
+          <w:p>
+            <w:pPr>
+              <w:pStyle w:val="Compact"/>
+              <w:jc w:val="left"/>
+            </w:pPr>
+            <w:r>
+              <w:rPr>
+                <w:sz w:val="18"/>
+              </w:rPr>
+              <w:t xml:space="preserve">Failover</w:t>
+            </w:r>
+          </w:p>
+        </w:tc>
+        <w:tc>
+          <w:tcPr>
+            <w:tcW w:w="5256" w:type="dxa"/>
+          </w:tcPr>
+          <w:p>
+            <w:pPr>
+              <w:pStyle w:val="Compact"/>
+              <w:jc w:val="left"/>
+            </w:pPr>
+            <w:r>
+              <w:rPr>
+                <w:sz w:val="18"/>
+              </w:rPr>
+              <w:t xml:space="preserve">Paso del servicio a otro nodo cuando cae el principal</w:t>
+            </w:r>
+          </w:p>
+        </w:tc>
+      </w:tr>
+      <w:tr>
+        <w:tc>
+          <w:tcPr>
+            <w:tcW w:w="2659" w:type="dxa"/>
+          </w:tcPr>
+          <w:p>
+            <w:pPr>
+              <w:pStyle w:val="Compact"/>
+              <w:jc w:val="left"/>
+            </w:pPr>
+            <w:r>
+              <w:rPr>
+                <w:sz w:val="18"/>
+              </w:rPr>
+              <w:t xml:space="preserve">SUS</w:t>
+            </w:r>
+          </w:p>
+        </w:tc>
+        <w:tc>
+          <w:tcPr>
+            <w:tcW w:w="5256" w:type="dxa"/>
+          </w:tcPr>
+          <w:p>
+            <w:pPr>
+              <w:pStyle w:val="Compact"/>
+              <w:jc w:val="left"/>
+            </w:pPr>
+            <w:r>
+              <w:rPr>
+                <w:sz w:val="18"/>
+              </w:rPr>
+              <w:t xml:space="preserve">Escala de usabilidad de un cuestionario corto</w:t>
+            </w:r>
+          </w:p>
+        </w:tc>
+      </w:tr>
+      <w:tr>
+        <w:tc>
+          <w:tcPr>
+            <w:tcW w:w="2659" w:type="dxa"/>
+          </w:tcPr>
+          <w:p>
+            <w:pPr>
+              <w:pStyle w:val="Compact"/>
+              <w:jc w:val="left"/>
+            </w:pPr>
+            <w:r>
+              <w:rPr>
+                <w:sz w:val="18"/>
+              </w:rPr>
+              <w:t xml:space="preserve">OWASP Top 10</w:t>
+            </w:r>
+          </w:p>
+        </w:tc>
+        <w:tc>
+          <w:tcPr>
+            <w:tcW w:w="5256" w:type="dxa"/>
+          </w:tcPr>
+          <w:p>
+            <w:pPr>
+              <w:pStyle w:val="Compact"/>
+              <w:jc w:val="left"/>
+            </w:pPr>
+            <w:r>
+              <w:rPr>
+                <w:sz w:val="18"/>
+              </w:rPr>
+              <w:t xml:space="preserve">Lista de las diez categorías de riesgo más comunes en aplicaciones web</w:t>
+            </w:r>
+          </w:p>
+        </w:tc>
+      </w:tr>
+      <w:tr>
+        <w:tc>
+          <w:tcPr>
+            <w:tcW w:w="2659" w:type="dxa"/>
+          </w:tcPr>
+          <w:p>
+            <w:pPr>
+              <w:pStyle w:val="Compact"/>
+              <w:jc w:val="left"/>
+            </w:pPr>
+            <w:r>
+              <w:rPr>
+                <w:sz w:val="18"/>
+              </w:rPr>
+              <w:t xml:space="preserve">NC, NA</w:t>
+            </w:r>
+          </w:p>
+        </w:tc>
+        <w:tc>
+          <w:tcPr>
+            <w:tcW w:w="5256" w:type="dxa"/>
+          </w:tcPr>
+          <w:p>
+            <w:pPr>
+              <w:pStyle w:val="Compact"/>
+              <w:jc w:val="left"/>
+            </w:pPr>
+            <w:r>
+              <w:rPr>
+                <w:sz w:val="18"/>
+              </w:rPr>
+              <w:t xml:space="preserve">No cumple y no aplica, en los casos estándar</w:t>
             </w:r>
           </w:p>
         </w:tc>
       </w:tr>
     </w:tbl>
-    <w:bookmarkEnd w:id="43"/>
-    <w:bookmarkStart w:id="44" w:name="usabilidad-y-estándar"/>
     <w:p>
       <w:pPr>
         <w:pStyle w:val="Heading3"/>
-      </w:pPr>
-      <w:r>
-        <w:t xml:space="preserve">Usabilidad y estándar</w:t>
-      </w:r>
-    </w:p>
-    <w:p>
-      <w:pPr>
-        <w:numPr>
-          <w:ilvl w:val="0"/>
-          <w:numId w:val="1006"/>
-        </w:numPr>
-        <w:pStyle w:val="Compact"/>
-      </w:pPr>
-      <w:r>
-        <w:t xml:space="preserve">Casos estándar de interfaz gráfica, validación de datos de entrada, funcionales, informes y observaciones, adaptados de una planilla de casos estándar. Se marcan OK, NC (no cumple) o NA (no aplica), y los que no corresponden a SICMA, como impresiones, quedan como NA con su justificación.</w:t>
-      </w:r>
-    </w:p>
-    <w:p>
-      <w:pPr>
-        <w:numPr>
-          <w:ilvl w:val="0"/>
-          <w:numId w:val="1006"/>
-        </w:numPr>
-        <w:pStyle w:val="Compact"/>
-      </w:pPr>
-      <w:r>
-        <w:t xml:space="preserve">Evaluación con la escala SUS a usuarios de TI (RNF-USO-01).</w:t>
-      </w:r>
-    </w:p>
-    <w:p>
-      <w:pPr>
-        <w:numPr>
-          <w:ilvl w:val="0"/>
-          <w:numId w:val="1006"/>
-        </w:numPr>
-        <w:pStyle w:val="Compact"/>
-      </w:pPr>
-      <w:r>
-        <w:t xml:space="preserve">Revisión de accesibilidad contra WCAG 2.2 AA (RNF-USO-02, nivel por validar en D-12).</w:t>
-      </w:r>
-    </w:p>
-    <w:p>
-      <w:pPr>
-        <w:numPr>
-          <w:ilvl w:val="0"/>
-          <w:numId w:val="1006"/>
-        </w:numPr>
-        <w:pStyle w:val="Compact"/>
-      </w:pPr>
-      <w:r>
-        <w:t xml:space="preserve">Revisión de los mockups de SICMA-MCK frente a lo construido.</w:t>
-      </w:r>
-    </w:p>
-    <w:bookmarkEnd w:id="44"/>
-    <w:bookmarkEnd w:id="45"/>
-    <w:bookmarkStart w:id="46" w:name="calendario"/>
-    <w:p>
-      <w:pPr>
-        <w:pStyle w:val="Heading2"/>
-      </w:pPr>
-      <w:r>
-        <w:t xml:space="preserve">Calendario</w:t>
-      </w:r>
-    </w:p>
-    <w:tbl>
-      <w:tblPr>
-        <w:tblStyle w:val="Table"/>
-        <w:tblW w:type="pct" w:w="5000"/>
-        <w:tblLook w:firstRow="1" w:lastRow="0" w:firstColumn="0" w:lastColumn="0" w:noHBand="0" w:noVBand="0" w:val="0020"/>
-        <w:jc w:val="start"/>
-        <w:tblBorders>
-          <w:top w:val="single" w:sz="4" w:color="808080"/>
-          <w:left w:val="single" w:sz="4" w:color="808080"/>
-          <w:bottom w:val="single" w:sz="4" w:color="808080"/>
-          <w:right w:val="single" w:sz="4" w:color="808080"/>
-          <w:insideH w:val="single" w:sz="4" w:color="808080"/>
-          <w:insideV w:val="single" w:sz="4" w:color="808080"/>
-        </w:tblBorders>
-      </w:tblPr>
-      <w:tblGrid>
-        <w:gridCol w:w="1591"/>
-        <w:gridCol w:w="2429"/>
-        <w:gridCol w:w="3894"/>
-      </w:tblGrid>
-      <w:tr>
-        <w:trPr>
-          <w:tblHeader w:val="true"/>
-        </w:trPr>
-        <w:tc>
-          <w:tcPr>
-            <w:tcW w:w="1591" w:type="dxa"/>
-            <w:shd w:val="clear" w:color="auto" w:fill="D9E2F3"/>
-          </w:tcPr>
-          <w:p>
-            <w:pPr>
-              <w:pStyle w:val="Compact"/>
-              <w:jc w:val="left"/>
-            </w:pPr>
-            <w:r>
-              <w:rPr>
-                <w:b/>
-                <w:sz w:val="18"/>
-              </w:rPr>
-              <w:t xml:space="preserve">Semanas</w:t>
-            </w:r>
-          </w:p>
-        </w:tc>
-        <w:tc>
-          <w:tcPr>
-            <w:tcW w:w="2429" w:type="dxa"/>
-            <w:shd w:val="clear" w:color="auto" w:fill="D9E2F3"/>
-          </w:tcPr>
-          <w:p>
-            <w:pPr>
-              <w:pStyle w:val="Compact"/>
-              <w:jc w:val="left"/>
-            </w:pPr>
-            <w:r>
-              <w:rPr>
-                <w:b/>
-                <w:sz w:val="18"/>
-              </w:rPr>
-              <w:t xml:space="preserve">Fechas</w:t>
-            </w:r>
-          </w:p>
-        </w:tc>
-        <w:tc>
-          <w:tcPr>
-            <w:tcW w:w="3894" w:type="dxa"/>
-            <w:shd w:val="clear" w:color="auto" w:fill="D9E2F3"/>
-          </w:tcPr>
-          <w:p>
-            <w:pPr>
-              <w:pStyle w:val="Compact"/>
-              <w:jc w:val="left"/>
-            </w:pPr>
-            <w:r>
-              <w:rPr>
-                <w:b/>
-                <w:sz w:val="18"/>
-              </w:rPr>
-              <w:t xml:space="preserve">Pruebas</w:t>
-            </w:r>
-          </w:p>
-        </w:tc>
-      </w:tr>
-      <w:tr>
-        <w:tc>
-          <w:tcPr>
-            <w:tcW w:w="1591" w:type="dxa"/>
-          </w:tcPr>
-          <w:p>
-            <w:pPr>
-              <w:pStyle w:val="Compact"/>
-              <w:jc w:val="left"/>
-            </w:pPr>
-            <w:r>
-              <w:rPr>
-                <w:sz w:val="18"/>
-              </w:rPr>
-              <w:t xml:space="preserve">S9</w:t>
-            </w:r>
-          </w:p>
-        </w:tc>
-        <w:tc>
-          <w:tcPr>
-            <w:tcW w:w="2429" w:type="dxa"/>
-          </w:tcPr>
-          <w:p>
-            <w:pPr>
-              <w:pStyle w:val="Compact"/>
-              <w:jc w:val="left"/>
-            </w:pPr>
-            <w:r>
-              <w:rPr>
-                <w:sz w:val="18"/>
-              </w:rPr>
-              <w:t xml:space="preserve">5 al 11 de octubre</w:t>
-            </w:r>
-          </w:p>
-        </w:tc>
-        <w:tc>
-          <w:tcPr>
-            <w:tcW w:w="3894" w:type="dxa"/>
-          </w:tcPr>
-          <w:p>
-            <w:pPr>
-              <w:pStyle w:val="Compact"/>
-              <w:jc w:val="left"/>
-            </w:pPr>
-            <w:r>
-              <w:rPr>
-                <w:sz w:val="18"/>
-              </w:rPr>
-              <w:t xml:space="preserve">Plan de pruebas (SICMA-PLP), diseño de los casos (SICMA-CPR), entorno y datos de prueba</w:t>
-            </w:r>
-          </w:p>
-        </w:tc>
-      </w:tr>
-      <w:tr>
-        <w:tc>
-          <w:tcPr>
-            <w:tcW w:w="1591" w:type="dxa"/>
-          </w:tcPr>
-          <w:p>
-            <w:pPr>
-              <w:pStyle w:val="Compact"/>
-              <w:jc w:val="left"/>
-            </w:pPr>
-            <w:r>
-              <w:rPr>
-                <w:sz w:val="18"/>
-              </w:rPr>
-              <w:t xml:space="preserve">S10 y S11</w:t>
-            </w:r>
-          </w:p>
-        </w:tc>
-        <w:tc>
-          <w:tcPr>
-            <w:tcW w:w="2429" w:type="dxa"/>
-          </w:tcPr>
-          <w:p>
-            <w:pPr>
-              <w:pStyle w:val="Compact"/>
-              <w:jc w:val="left"/>
-            </w:pPr>
-            <w:r>
-              <w:rPr>
-                <w:sz w:val="18"/>
-              </w:rPr>
-              <w:t xml:space="preserve">12 al 25 de octubre</w:t>
-            </w:r>
-          </w:p>
-        </w:tc>
-        <w:tc>
-          <w:tcPr>
-            <w:tcW w:w="3894" w:type="dxa"/>
-          </w:tcPr>
-          <w:p>
-            <w:pPr>
-              <w:pStyle w:val="Compact"/>
-              <w:jc w:val="left"/>
-            </w:pPr>
-            <w:r>
-              <w:rPr>
-                <w:sz w:val="18"/>
-              </w:rPr>
-              <w:t xml:space="preserve">Ciclo 1: casos funcionales y de integridad de identidad y acceso, catálogos, activos y monitoreo ambiental, que son los primeros módulos entregados</w:t>
-            </w:r>
-          </w:p>
-        </w:tc>
-      </w:tr>
-      <w:tr>
-        <w:tc>
-          <w:tcPr>
-            <w:tcW w:w="1591" w:type="dxa"/>
-          </w:tcPr>
-          <w:p>
-            <w:pPr>
-              <w:pStyle w:val="Compact"/>
-              <w:jc w:val="left"/>
-            </w:pPr>
-            <w:r>
-              <w:rPr>
-                <w:sz w:val="18"/>
-              </w:rPr>
-              <w:t xml:space="preserve">S12 y S13</w:t>
-            </w:r>
-          </w:p>
-        </w:tc>
-        <w:tc>
-          <w:tcPr>
-            <w:tcW w:w="2429" w:type="dxa"/>
-          </w:tcPr>
-          <w:p>
-            <w:pPr>
-              <w:pStyle w:val="Compact"/>
-              <w:jc w:val="left"/>
-            </w:pPr>
-            <w:r>
-              <w:rPr>
-                <w:sz w:val="18"/>
-              </w:rPr>
-              <w:t xml:space="preserve">26 de octubre al 8 de noviembre</w:t>
-            </w:r>
-          </w:p>
-        </w:tc>
-        <w:tc>
-          <w:tcPr>
-            <w:tcW w:w="3894" w:type="dxa"/>
-          </w:tcPr>
-          <w:p>
-            <w:pPr>
-              <w:pStyle w:val="Compact"/>
-              <w:jc w:val="left"/>
-            </w:pPr>
-            <w:r>
-              <w:rPr>
-                <w:sz w:val="18"/>
-              </w:rPr>
-              <w:t xml:space="preserve">Ciclo 2: infraestructura, control de acceso, intervenciones y sus integraciones (IoT, Zabbix, lector HID, Forms y Teams). Termina el desarrollo web y el endurecimiento de seguridad</w:t>
-            </w:r>
-          </w:p>
-        </w:tc>
-      </w:tr>
-      <w:tr>
-        <w:tc>
-          <w:tcPr>
-            <w:tcW w:w="1591" w:type="dxa"/>
-          </w:tcPr>
-          <w:p>
-            <w:pPr>
-              <w:pStyle w:val="Compact"/>
-              <w:jc w:val="left"/>
-            </w:pPr>
-            <w:r>
-              <w:rPr>
-                <w:sz w:val="18"/>
-              </w:rPr>
-              <w:t xml:space="preserve">S14 y S15</w:t>
-            </w:r>
-          </w:p>
-        </w:tc>
-        <w:tc>
-          <w:tcPr>
-            <w:tcW w:w="2429" w:type="dxa"/>
-          </w:tcPr>
-          <w:p>
-            <w:pPr>
-              <w:pStyle w:val="Compact"/>
-              <w:jc w:val="left"/>
-            </w:pPr>
-            <w:r>
-              <w:rPr>
-                <w:sz w:val="18"/>
-              </w:rPr>
-              <w:t xml:space="preserve">9 al 22 de noviembre</w:t>
-            </w:r>
-          </w:p>
-        </w:tc>
-        <w:tc>
-          <w:tcPr>
-            <w:tcW w:w="3894" w:type="dxa"/>
-          </w:tcPr>
-          <w:p>
-            <w:pPr>
-              <w:pStyle w:val="Compact"/>
-              <w:jc w:val="left"/>
-            </w:pPr>
-            <w:r>
-              <w:rPr>
-                <w:sz w:val="18"/>
-              </w:rPr>
-              <w:t xml:space="preserve">Ciclo 3: inteligencia de negocio y app móvil, pruebas de seguridad (inyección SQL y SonarQube), rendimiento y carga. Fin de la Fase 2</w:t>
-            </w:r>
-          </w:p>
-        </w:tc>
-      </w:tr>
-      <w:tr>
-        <w:tc>
-          <w:tcPr>
-            <w:tcW w:w="1591" w:type="dxa"/>
-          </w:tcPr>
-          <w:p>
-            <w:pPr>
-              <w:pStyle w:val="Compact"/>
-              <w:jc w:val="left"/>
-            </w:pPr>
-            <w:r>
-              <w:rPr>
-                <w:sz w:val="18"/>
-              </w:rPr>
-              <w:t xml:space="preserve">S16</w:t>
-            </w:r>
-          </w:p>
-        </w:tc>
-        <w:tc>
-          <w:tcPr>
-            <w:tcW w:w="2429" w:type="dxa"/>
-          </w:tcPr>
-          <w:p>
-            <w:pPr>
-              <w:pStyle w:val="Compact"/>
-              <w:jc w:val="left"/>
-            </w:pPr>
-            <w:r>
-              <w:rPr>
-                <w:sz w:val="18"/>
-              </w:rPr>
-              <w:t xml:space="preserve">23 al 29 de noviembre</w:t>
-            </w:r>
-          </w:p>
-        </w:tc>
-        <w:tc>
-          <w:tcPr>
-            <w:tcW w:w="3894" w:type="dxa"/>
-          </w:tcPr>
-          <w:p>
-            <w:pPr>
-              <w:pStyle w:val="Compact"/>
-              <w:jc w:val="left"/>
-            </w:pPr>
-            <w:r>
-              <w:rPr>
-                <w:sz w:val="18"/>
-              </w:rPr>
-              <w:t xml:space="preserve">Prueba de recuperación del clúster, regresión final, informes de resultados, de seguridad y de rendimiento. Es la última semana de pruebas de la carta Gantt</w:t>
-            </w:r>
-          </w:p>
-        </w:tc>
-      </w:tr>
-      <w:tr>
-        <w:tc>
-          <w:tcPr>
-            <w:tcW w:w="1591" w:type="dxa"/>
-          </w:tcPr>
-          <w:p>
-            <w:pPr>
-              <w:pStyle w:val="Compact"/>
-              <w:jc w:val="left"/>
-            </w:pPr>
-            <w:r>
-              <w:rPr>
-                <w:sz w:val="18"/>
-              </w:rPr>
-              <w:t xml:space="preserve">S17 y S18</w:t>
-            </w:r>
-          </w:p>
-        </w:tc>
-        <w:tc>
-          <w:tcPr>
-            <w:tcW w:w="2429" w:type="dxa"/>
-          </w:tcPr>
-          <w:p>
-            <w:pPr>
-              <w:pStyle w:val="Compact"/>
-              <w:jc w:val="left"/>
-            </w:pPr>
-            <w:r>
-              <w:rPr>
-                <w:sz w:val="18"/>
-              </w:rPr>
-              <w:t xml:space="preserve">30 de noviembre al 13 de diciembre</w:t>
-            </w:r>
-          </w:p>
-        </w:tc>
-        <w:tc>
-          <w:tcPr>
-            <w:tcW w:w="3894" w:type="dxa"/>
-          </w:tcPr>
-          <w:p>
-            <w:pPr>
-              <w:pStyle w:val="Compact"/>
-              <w:jc w:val="left"/>
-            </w:pPr>
-            <w:r>
-              <w:rPr>
-                <w:sz w:val="18"/>
-              </w:rPr>
-              <w:t xml:space="preserve">Informe de casos de prueba y resultados dentro de la documentación final y la presentación</w:t>
-            </w:r>
-          </w:p>
-        </w:tc>
-      </w:tr>
-    </w:tbl>
-    <w:p>
-      <w:pPr>
-        <w:pStyle w:val="BodyText"/>
-        <w:spacing w:line="360" w:lineRule="auto" w:before="160" w:after="0"/>
-        <w:ind w:firstLine="709"/>
-        <w:jc w:val="both"/>
-      </w:pPr>
-      <w:r>
-        <w:rPr>
-          <w:sz w:val="22"/>
-        </w:rPr>
-        <w:t xml:space="preserve">Las semanas salen de la carta Gantt de la Fase 1: la Fase 1 va de la S1 a la S4, la Fase 2 de la S5 a la S15 y la Fase 3 de la S16 a la S18. Las pruebas y la coordinación de calidad corren de la S6 a la S16. La S1 es la semana del 10 de agosto de 2026, así que la S9 es la del 5 al 11 de octubre (D-48). Las fechas de desarrollo salen de la base de tareas de Notion y son aproximadas.</w:t>
-      </w:r>
-    </w:p>
-    <w:bookmarkEnd w:id="46"/>
-    <w:bookmarkStart w:id="47" w:name="riesgos-de-las-pruebas"/>
-    <w:p>
-      <w:pPr>
-        <w:pStyle w:val="Heading2"/>
-      </w:pPr>
-      <w:r>
-        <w:t xml:space="preserve">Riesgos de las pruebas</w:t>
-      </w:r>
-    </w:p>
-    <w:tbl>
-      <w:tblPr>
-        <w:tblStyle w:val="Table"/>
-        <w:tblW w:type="pct" w:w="5000"/>
-        <w:tblLook w:firstRow="1" w:lastRow="0" w:firstColumn="0" w:lastColumn="0" w:noHBand="0" w:noVBand="0" w:val="0020"/>
-        <w:jc w:val="start"/>
-        <w:tblBorders>
-          <w:top w:val="single" w:sz="4" w:color="808080"/>
-          <w:left w:val="single" w:sz="4" w:color="808080"/>
-          <w:bottom w:val="single" w:sz="4" w:color="808080"/>
-          <w:right w:val="single" w:sz="4" w:color="808080"/>
-          <w:insideH w:val="single" w:sz="4" w:color="808080"/>
-          <w:insideV w:val="single" w:sz="4" w:color="808080"/>
-        </w:tblBorders>
-      </w:tblPr>
-      <w:tblGrid>
-        <w:gridCol w:w="1933"/>
-        <w:gridCol w:w="952"/>
-        <w:gridCol w:w="1134"/>
-        <w:gridCol w:w="1938"/>
-        <w:gridCol w:w="1952"/>
-      </w:tblGrid>
-      <w:tr>
-        <w:trPr>
-          <w:tblHeader w:val="true"/>
-        </w:trPr>
-        <w:tc>
-          <w:tcPr>
-            <w:tcW w:w="1933" w:type="dxa"/>
-            <w:shd w:val="clear" w:color="auto" w:fill="D9E2F3"/>
-          </w:tcPr>
-          <w:p>
-            <w:pPr>
-              <w:pStyle w:val="Compact"/>
-              <w:jc w:val="left"/>
-            </w:pPr>
-            <w:r>
-              <w:rPr>
-                <w:b/>
-                <w:sz w:val="18"/>
-              </w:rPr>
-              <w:t xml:space="preserve">Riesgo</w:t>
-            </w:r>
-          </w:p>
-        </w:tc>
-        <w:tc>
-          <w:tcPr>
-            <w:tcW w:w="952" w:type="dxa"/>
-            <w:shd w:val="clear" w:color="auto" w:fill="D9E2F3"/>
-          </w:tcPr>
-          <w:p>
-            <w:pPr>
-              <w:pStyle w:val="Compact"/>
-              <w:jc w:val="left"/>
-            </w:pPr>
-            <w:r>
-              <w:rPr>
-                <w:b/>
-                <w:sz w:val="18"/>
-              </w:rPr>
-              <w:t xml:space="preserve">Magnitud</w:t>
-            </w:r>
-          </w:p>
-        </w:tc>
-        <w:tc>
-          <w:tcPr>
-            <w:tcW w:w="1134" w:type="dxa"/>
-            <w:shd w:val="clear" w:color="auto" w:fill="D9E2F3"/>
-          </w:tcPr>
-          <w:p>
-            <w:pPr>
-              <w:pStyle w:val="Compact"/>
-              <w:jc w:val="left"/>
-            </w:pPr>
-            <w:r>
-              <w:rPr>
-                <w:b/>
-                <w:sz w:val="18"/>
-              </w:rPr>
-              <w:t xml:space="preserve">Ocurrencia</w:t>
-            </w:r>
-          </w:p>
-        </w:tc>
-        <w:tc>
-          <w:tcPr>
-            <w:tcW w:w="1938" w:type="dxa"/>
-            <w:shd w:val="clear" w:color="auto" w:fill="D9E2F3"/>
-          </w:tcPr>
-          <w:p>
-            <w:pPr>
-              <w:pStyle w:val="Compact"/>
-              <w:jc w:val="left"/>
-            </w:pPr>
-            <w:r>
-              <w:rPr>
-                <w:b/>
-                <w:sz w:val="18"/>
-              </w:rPr>
-              <w:t xml:space="preserve">Mitigación</w:t>
-            </w:r>
-          </w:p>
-        </w:tc>
-        <w:tc>
-          <w:tcPr>
-            <w:tcW w:w="1952" w:type="dxa"/>
-            <w:shd w:val="clear" w:color="auto" w:fill="D9E2F3"/>
-          </w:tcPr>
-          <w:p>
-            <w:pPr>
-              <w:pStyle w:val="Compact"/>
-              <w:jc w:val="left"/>
-            </w:pPr>
-            <w:r>
-              <w:rPr>
-                <w:b/>
-                <w:sz w:val="18"/>
-              </w:rPr>
-              <w:t xml:space="preserve">Contingencia</w:t>
-            </w:r>
-          </w:p>
-        </w:tc>
-      </w:tr>
-      <w:tr>
-        <w:tc>
-          <w:tcPr>
-            <w:tcW w:w="1933" w:type="dxa"/>
-          </w:tcPr>
-          <w:p>
-            <w:pPr>
-              <w:pStyle w:val="Compact"/>
-              <w:jc w:val="left"/>
-            </w:pPr>
-            <w:r>
-              <w:rPr>
-                <w:sz w:val="18"/>
-              </w:rPr>
-              <w:t xml:space="preserve">El entorno de pruebas no replica el clúster de tres nodos</w:t>
-            </w:r>
-          </w:p>
-        </w:tc>
-        <w:tc>
-          <w:tcPr>
-            <w:tcW w:w="952" w:type="dxa"/>
-          </w:tcPr>
-          <w:p>
-            <w:pPr>
-              <w:pStyle w:val="Compact"/>
-              <w:jc w:val="left"/>
-            </w:pPr>
-            <w:r>
-              <w:rPr>
-                <w:sz w:val="18"/>
-              </w:rPr>
-              <w:t xml:space="preserve">Alta</w:t>
-            </w:r>
-          </w:p>
-        </w:tc>
-        <w:tc>
-          <w:tcPr>
-            <w:tcW w:w="1134" w:type="dxa"/>
-          </w:tcPr>
-          <w:p>
-            <w:pPr>
-              <w:pStyle w:val="Compact"/>
-              <w:jc w:val="left"/>
-            </w:pPr>
-            <w:r>
-              <w:rPr>
-                <w:sz w:val="18"/>
-              </w:rPr>
-              <w:t xml:space="preserve">Media</w:t>
-            </w:r>
-          </w:p>
-        </w:tc>
-        <w:tc>
-          <w:tcPr>
-            <w:tcW w:w="1938" w:type="dxa"/>
-          </w:tcPr>
-          <w:p>
-            <w:pPr>
-              <w:pStyle w:val="Compact"/>
-              <w:jc w:val="left"/>
-            </w:pPr>
-            <w:r>
-              <w:rPr>
-                <w:sz w:val="18"/>
-              </w:rPr>
-              <w:t xml:space="preserve">Preparar el clúster antes del ciclo 1 y probar el failover con tiempo</w:t>
-            </w:r>
-          </w:p>
-        </w:tc>
-        <w:tc>
-          <w:tcPr>
-            <w:tcW w:w="1952" w:type="dxa"/>
-          </w:tcPr>
-          <w:p>
-            <w:pPr>
-              <w:pStyle w:val="Compact"/>
-              <w:jc w:val="left"/>
-            </w:pPr>
-            <w:r>
-              <w:rPr>
-                <w:sz w:val="18"/>
-              </w:rPr>
-              <w:t xml:space="preserve">Probar la recuperación en un clúster reducido y declararlo en el informe</w:t>
-            </w:r>
-          </w:p>
-        </w:tc>
-      </w:tr>
-      <w:tr>
-        <w:tc>
-          <w:tcPr>
-            <w:tcW w:w="1933" w:type="dxa"/>
-          </w:tcPr>
-          <w:p>
-            <w:pPr>
-              <w:pStyle w:val="Compact"/>
-              <w:jc w:val="left"/>
-            </w:pPr>
-            <w:r>
-              <w:rPr>
-                <w:sz w:val="18"/>
-              </w:rPr>
-              <w:t xml:space="preserve">Una integración externa no está disponible (Zabbix, Teams, Power Automate, lector HID)</w:t>
-            </w:r>
-          </w:p>
-        </w:tc>
-        <w:tc>
-          <w:tcPr>
-            <w:tcW w:w="952" w:type="dxa"/>
-          </w:tcPr>
-          <w:p>
-            <w:pPr>
-              <w:pStyle w:val="Compact"/>
-              <w:jc w:val="left"/>
-            </w:pPr>
-            <w:r>
-              <w:rPr>
-                <w:sz w:val="18"/>
-              </w:rPr>
-              <w:t xml:space="preserve">Alta</w:t>
-            </w:r>
-          </w:p>
-        </w:tc>
-        <w:tc>
-          <w:tcPr>
-            <w:tcW w:w="1134" w:type="dxa"/>
-          </w:tcPr>
-          <w:p>
-            <w:pPr>
-              <w:pStyle w:val="Compact"/>
-              <w:jc w:val="left"/>
-            </w:pPr>
-            <w:r>
-              <w:rPr>
-                <w:sz w:val="18"/>
-              </w:rPr>
-              <w:t xml:space="preserve">Media</w:t>
-            </w:r>
-          </w:p>
-        </w:tc>
-        <w:tc>
-          <w:tcPr>
-            <w:tcW w:w="1938" w:type="dxa"/>
-          </w:tcPr>
-          <w:p>
-            <w:pPr>
-              <w:pStyle w:val="Compact"/>
-              <w:jc w:val="left"/>
-            </w:pPr>
-            <w:r>
-              <w:rPr>
-                <w:sz w:val="18"/>
-              </w:rPr>
-              <w:t xml:space="preserve">Simuladores de cada integración, con el mismo formato de mensaje</w:t>
-            </w:r>
-          </w:p>
-        </w:tc>
-        <w:tc>
-          <w:tcPr>
-            <w:tcW w:w="1952" w:type="dxa"/>
-          </w:tcPr>
-          <w:p>
-            <w:pPr>
-              <w:pStyle w:val="Compact"/>
-              <w:jc w:val="left"/>
-            </w:pPr>
-            <w:r>
-              <w:rPr>
-                <w:sz w:val="18"/>
-              </w:rPr>
-              <w:t xml:space="preserve">Probar con el simulador y repetir con el sistema real cuando se pueda</w:t>
-            </w:r>
-          </w:p>
-        </w:tc>
-      </w:tr>
-      <w:tr>
-        <w:tc>
-          <w:tcPr>
-            <w:tcW w:w="1933" w:type="dxa"/>
-          </w:tcPr>
-          <w:p>
-            <w:pPr>
-              <w:pStyle w:val="Compact"/>
-              <w:jc w:val="left"/>
-            </w:pPr>
-            <w:r>
-              <w:rPr>
-                <w:sz w:val="18"/>
-              </w:rPr>
-              <w:t xml:space="preserve">El backend aún no implementa una validación que la base no cubre (RI-09)</w:t>
-            </w:r>
-          </w:p>
-        </w:tc>
-        <w:tc>
-          <w:tcPr>
-            <w:tcW w:w="952" w:type="dxa"/>
-          </w:tcPr>
-          <w:p>
-            <w:pPr>
-              <w:pStyle w:val="Compact"/>
-              <w:jc w:val="left"/>
-            </w:pPr>
-            <w:r>
-              <w:rPr>
-                <w:sz w:val="18"/>
-              </w:rPr>
-              <w:t xml:space="preserve">Alta</w:t>
-            </w:r>
-          </w:p>
-        </w:tc>
-        <w:tc>
-          <w:tcPr>
-            <w:tcW w:w="1134" w:type="dxa"/>
-          </w:tcPr>
-          <w:p>
-            <w:pPr>
-              <w:pStyle w:val="Compact"/>
-              <w:jc w:val="left"/>
-            </w:pPr>
-            <w:r>
-              <w:rPr>
-                <w:sz w:val="18"/>
-              </w:rPr>
-              <w:t xml:space="preserve">Media</w:t>
-            </w:r>
-          </w:p>
-        </w:tc>
-        <w:tc>
-          <w:tcPr>
-            <w:tcW w:w="1938" w:type="dxa"/>
-          </w:tcPr>
-          <w:p>
-            <w:pPr>
-              <w:pStyle w:val="Compact"/>
-              <w:jc w:val="left"/>
-            </w:pPr>
-            <w:r>
-              <w:rPr>
-                <w:sz w:val="18"/>
-              </w:rPr>
-              <w:t xml:space="preserve">Casos de integridad desde el primer ciclo</w:t>
-            </w:r>
-          </w:p>
-        </w:tc>
-        <w:tc>
-          <w:tcPr>
-            <w:tcW w:w="1952" w:type="dxa"/>
-          </w:tcPr>
-          <w:p>
-            <w:pPr>
-              <w:pStyle w:val="Compact"/>
-              <w:jc w:val="left"/>
-            </w:pPr>
-            <w:r>
-              <w:rPr>
-                <w:sz w:val="18"/>
-              </w:rPr>
-              <w:t xml:space="preserve">Registrar el defecto y bloquear el cierre mientras siga abierto</w:t>
-            </w:r>
-          </w:p>
-        </w:tc>
-      </w:tr>
-      <w:tr>
-        <w:tc>
-          <w:tcPr>
-            <w:tcW w:w="1933" w:type="dxa"/>
-          </w:tcPr>
-          <w:p>
-            <w:pPr>
-              <w:pStyle w:val="Compact"/>
-              <w:jc w:val="left"/>
-            </w:pPr>
-            <w:r>
-              <w:rPr>
-                <w:sz w:val="18"/>
-              </w:rPr>
-              <w:t xml:space="preserve">Pocas personas para ejecutar y revisar</w:t>
-            </w:r>
-          </w:p>
-        </w:tc>
-        <w:tc>
-          <w:tcPr>
-            <w:tcW w:w="952" w:type="dxa"/>
-          </w:tcPr>
-          <w:p>
-            <w:pPr>
-              <w:pStyle w:val="Compact"/>
-              <w:jc w:val="left"/>
-            </w:pPr>
-            <w:r>
-              <w:rPr>
-                <w:sz w:val="18"/>
-              </w:rPr>
-              <w:t xml:space="preserve">Media</w:t>
-            </w:r>
-          </w:p>
-        </w:tc>
-        <w:tc>
-          <w:tcPr>
-            <w:tcW w:w="1134" w:type="dxa"/>
-          </w:tcPr>
-          <w:p>
-            <w:pPr>
-              <w:pStyle w:val="Compact"/>
-              <w:jc w:val="left"/>
-            </w:pPr>
-            <w:r>
-              <w:rPr>
-                <w:sz w:val="18"/>
-              </w:rPr>
-              <w:t xml:space="preserve">Alta</w:t>
-            </w:r>
-          </w:p>
-        </w:tc>
-        <w:tc>
-          <w:tcPr>
-            <w:tcW w:w="1938" w:type="dxa"/>
-          </w:tcPr>
-          <w:p>
-            <w:pPr>
-              <w:pStyle w:val="Compact"/>
-              <w:jc w:val="left"/>
-            </w:pPr>
-            <w:r>
-              <w:rPr>
-                <w:sz w:val="18"/>
-              </w:rPr>
-              <w:t xml:space="preserve">Priorizar los requerimientos Must y repartir roles</w:t>
-            </w:r>
-          </w:p>
-        </w:tc>
-        <w:tc>
-          <w:tcPr>
-            <w:tcW w:w="1952" w:type="dxa"/>
-          </w:tcPr>
-          <w:p>
-            <w:pPr>
-              <w:pStyle w:val="Compact"/>
-              <w:jc w:val="left"/>
-            </w:pPr>
-            <w:r>
-              <w:rPr>
-                <w:sz w:val="18"/>
-              </w:rPr>
-              <w:t xml:space="preserve">Dejar los Should para el último ciclo</w:t>
-            </w:r>
-          </w:p>
-        </w:tc>
-      </w:tr>
-      <w:tr>
-        <w:tc>
-          <w:tcPr>
-            <w:tcW w:w="1933" w:type="dxa"/>
-          </w:tcPr>
-          <w:p>
-            <w:pPr>
-              <w:pStyle w:val="Compact"/>
-              <w:jc w:val="left"/>
-            </w:pPr>
-            <w:r>
-              <w:rPr>
-                <w:sz w:val="18"/>
-              </w:rPr>
-              <w:t xml:space="preserve">Pruebas de seguridad o de carga dañan el entorno</w:t>
-            </w:r>
-          </w:p>
-        </w:tc>
-        <w:tc>
-          <w:tcPr>
-            <w:tcW w:w="952" w:type="dxa"/>
-          </w:tcPr>
-          <w:p>
-            <w:pPr>
-              <w:pStyle w:val="Compact"/>
-              <w:jc w:val="left"/>
-            </w:pPr>
-            <w:r>
-              <w:rPr>
-                <w:sz w:val="18"/>
-              </w:rPr>
-              <w:t xml:space="preserve">Media</w:t>
-            </w:r>
-          </w:p>
-        </w:tc>
-        <w:tc>
-          <w:tcPr>
-            <w:tcW w:w="1134" w:type="dxa"/>
-          </w:tcPr>
-          <w:p>
-            <w:pPr>
-              <w:pStyle w:val="Compact"/>
-              <w:jc w:val="left"/>
-            </w:pPr>
-            <w:r>
-              <w:rPr>
-                <w:sz w:val="18"/>
-              </w:rPr>
-              <w:t xml:space="preserve">Baja</w:t>
-            </w:r>
-          </w:p>
-        </w:tc>
-        <w:tc>
-          <w:tcPr>
-            <w:tcW w:w="1938" w:type="dxa"/>
-          </w:tcPr>
-          <w:p>
-            <w:pPr>
-              <w:pStyle w:val="Compact"/>
-              <w:jc w:val="left"/>
-            </w:pPr>
-            <w:r>
-              <w:rPr>
-                <w:sz w:val="18"/>
-              </w:rPr>
-              <w:t xml:space="preserve">Ejecutarlas solo en el entorno de pruebas con respaldo previo</w:t>
-            </w:r>
-          </w:p>
-        </w:tc>
-        <w:tc>
-          <w:tcPr>
-            <w:tcW w:w="1952" w:type="dxa"/>
-          </w:tcPr>
-          <w:p>
-            <w:pPr>
-              <w:pStyle w:val="Compact"/>
-              <w:jc w:val="left"/>
-            </w:pPr>
-            <w:r>
-              <w:rPr>
-                <w:sz w:val="18"/>
-              </w:rPr>
-              <w:t xml:space="preserve">Restaurar el entorno desde el respaldo</w:t>
-            </w:r>
-          </w:p>
-        </w:tc>
-      </w:tr>
-      <w:tr>
-        <w:tc>
-          <w:tcPr>
-            <w:tcW w:w="1933" w:type="dxa"/>
-          </w:tcPr>
-          <w:p>
-            <w:pPr>
-              <w:pStyle w:val="Compact"/>
-              <w:jc w:val="left"/>
-            </w:pPr>
-            <w:r>
-              <w:rPr>
-                <w:sz w:val="18"/>
-              </w:rPr>
-              <w:t xml:space="preserve">Cambios de requerimientos durante las pruebas</w:t>
-            </w:r>
-          </w:p>
-        </w:tc>
-        <w:tc>
-          <w:tcPr>
-            <w:tcW w:w="952" w:type="dxa"/>
-          </w:tcPr>
-          <w:p>
-            <w:pPr>
-              <w:pStyle w:val="Compact"/>
-              <w:jc w:val="left"/>
-            </w:pPr>
-            <w:r>
-              <w:rPr>
-                <w:sz w:val="18"/>
-              </w:rPr>
-              <w:t xml:space="preserve">Media</w:t>
-            </w:r>
-          </w:p>
-        </w:tc>
-        <w:tc>
-          <w:tcPr>
-            <w:tcW w:w="1134" w:type="dxa"/>
-          </w:tcPr>
-          <w:p>
-            <w:pPr>
-              <w:pStyle w:val="Compact"/>
-              <w:jc w:val="left"/>
-            </w:pPr>
-            <w:r>
-              <w:rPr>
-                <w:sz w:val="18"/>
-              </w:rPr>
-              <w:t xml:space="preserve">Media</w:t>
-            </w:r>
-          </w:p>
-        </w:tc>
-        <w:tc>
-          <w:tcPr>
-            <w:tcW w:w="1938" w:type="dxa"/>
-          </w:tcPr>
-          <w:p>
-            <w:pPr>
-              <w:pStyle w:val="Compact"/>
-              <w:jc w:val="left"/>
-            </w:pPr>
-            <w:r>
-              <w:rPr>
-                <w:sz w:val="18"/>
-              </w:rPr>
-              <w:t xml:space="preserve">Casos ligados por ID a cada requerimiento y versión</w:t>
-            </w:r>
-          </w:p>
-        </w:tc>
-        <w:tc>
-          <w:tcPr>
-            <w:tcW w:w="1952" w:type="dxa"/>
-          </w:tcPr>
-          <w:p>
-            <w:pPr>
-              <w:pStyle w:val="Compact"/>
-              <w:jc w:val="left"/>
-            </w:pPr>
-            <w:r>
-              <w:rPr>
-                <w:sz w:val="18"/>
-              </w:rPr>
-              <w:t xml:space="preserve">Revisar los casos afectados y repetir el ciclo parcial</w:t>
-            </w:r>
-          </w:p>
-        </w:tc>
-      </w:tr>
-      <w:tr>
-        <w:tc>
-          <w:tcPr>
-            <w:tcW w:w="1933" w:type="dxa"/>
-          </w:tcPr>
-          <w:p>
-            <w:pPr>
-              <w:pStyle w:val="Compact"/>
-              <w:jc w:val="left"/>
-            </w:pPr>
-            <w:r>
-              <w:rPr>
-                <w:sz w:val="18"/>
-              </w:rPr>
-              <w:t xml:space="preserve">Datos simulados que se mezclan con los reales</w:t>
-            </w:r>
-          </w:p>
-        </w:tc>
-        <w:tc>
-          <w:tcPr>
-            <w:tcW w:w="952" w:type="dxa"/>
-          </w:tcPr>
-          <w:p>
-            <w:pPr>
-              <w:pStyle w:val="Compact"/>
-              <w:jc w:val="left"/>
-            </w:pPr>
-            <w:r>
-              <w:rPr>
-                <w:sz w:val="18"/>
-              </w:rPr>
-              <w:t xml:space="preserve">Media</w:t>
-            </w:r>
-          </w:p>
-        </w:tc>
-        <w:tc>
-          <w:tcPr>
-            <w:tcW w:w="1134" w:type="dxa"/>
-          </w:tcPr>
-          <w:p>
-            <w:pPr>
-              <w:pStyle w:val="Compact"/>
-              <w:jc w:val="left"/>
-            </w:pPr>
-            <w:r>
-              <w:rPr>
-                <w:sz w:val="18"/>
-              </w:rPr>
-              <w:t xml:space="preserve">Baja</w:t>
-            </w:r>
-          </w:p>
-        </w:tc>
-        <w:tc>
-          <w:tcPr>
-            <w:tcW w:w="1938" w:type="dxa"/>
-          </w:tcPr>
-          <w:p>
-            <w:pPr>
-              <w:pStyle w:val="Compact"/>
-              <w:jc w:val="left"/>
-            </w:pPr>
-            <w:r>
-              <w:rPr>
-                <w:sz w:val="18"/>
-              </w:rPr>
-              <w:t xml:space="preserve">Marca visible y persistente (RN-06)</w:t>
-            </w:r>
-          </w:p>
-        </w:tc>
-        <w:tc>
-          <w:tcPr>
-            <w:tcW w:w="1952" w:type="dxa"/>
-          </w:tcPr>
-          <w:p>
-            <w:pPr>
-              <w:pStyle w:val="Compact"/>
-              <w:jc w:val="left"/>
-            </w:pPr>
-            <w:r>
-              <w:rPr>
-                <w:sz w:val="18"/>
-              </w:rPr>
-              <w:t xml:space="preserve">Depurar los registros simulados por la marca</w:t>
-            </w:r>
-          </w:p>
-        </w:tc>
-      </w:tr>
-    </w:tbl>
-    <w:bookmarkEnd w:id="47"/>
-    <w:bookmarkStart w:id="48" w:name="artefactos"/>
-    <w:p>
-      <w:pPr>
-        <w:pStyle w:val="Heading2"/>
-      </w:pPr>
-      <w:r>
-        <w:t xml:space="preserve">Artefactos</w:t>
-      </w:r>
-    </w:p>
-    <w:tbl>
-      <w:tblPr>
-        <w:tblStyle w:val="Table"/>
-        <w:tblW w:type="pct" w:w="5000"/>
-        <w:tblLook w:firstRow="1" w:lastRow="0" w:firstColumn="0" w:lastColumn="0" w:noHBand="0" w:noVBand="0" w:val="0020"/>
-        <w:jc w:val="start"/>
-        <w:tblBorders>
-          <w:top w:val="single" w:sz="4" w:color="808080"/>
-          <w:left w:val="single" w:sz="4" w:color="808080"/>
-          <w:bottom w:val="single" w:sz="4" w:color="808080"/>
-          <w:right w:val="single" w:sz="4" w:color="808080"/>
-          <w:insideH w:val="single" w:sz="4" w:color="808080"/>
-          <w:insideV w:val="single" w:sz="4" w:color="808080"/>
-        </w:tblBorders>
-      </w:tblPr>
-      <w:tblGrid>
-        <w:gridCol w:w="3273"/>
-        <w:gridCol w:w="4644"/>
-      </w:tblGrid>
-      <w:tr>
-        <w:trPr>
-          <w:tblHeader w:val="true"/>
-        </w:trPr>
-        <w:tc>
-          <w:tcPr>
-            <w:tcW w:w="3273" w:type="dxa"/>
-            <w:shd w:val="clear" w:color="auto" w:fill="D9E2F3"/>
-          </w:tcPr>
-          <w:p>
-            <w:pPr>
-              <w:pStyle w:val="Compact"/>
-              <w:jc w:val="left"/>
-            </w:pPr>
-            <w:r>
-              <w:rPr>
-                <w:b/>
-                <w:sz w:val="18"/>
-              </w:rPr>
-              <w:t xml:space="preserve">Artefacto</w:t>
-            </w:r>
-          </w:p>
-        </w:tc>
-        <w:tc>
-          <w:tcPr>
-            <w:tcW w:w="4644" w:type="dxa"/>
-            <w:shd w:val="clear" w:color="auto" w:fill="D9E2F3"/>
-          </w:tcPr>
-          <w:p>
-            <w:pPr>
-              <w:pStyle w:val="Compact"/>
-              <w:jc w:val="left"/>
-            </w:pPr>
-            <w:r>
-              <w:rPr>
-                <w:b/>
-                <w:sz w:val="18"/>
-              </w:rPr>
-              <w:t xml:space="preserve">Descripción</w:t>
-            </w:r>
-          </w:p>
-        </w:tc>
-      </w:tr>
-      <w:tr>
-        <w:tc>
-          <w:tcPr>
-            <w:tcW w:w="3273" w:type="dxa"/>
-          </w:tcPr>
-          <w:p>
-            <w:pPr>
-              <w:pStyle w:val="Compact"/>
-              <w:jc w:val="left"/>
-            </w:pPr>
-            <w:r>
-              <w:rPr>
-                <w:sz w:val="18"/>
-              </w:rPr>
-              <w:t xml:space="preserve">SICMA-PLP</w:t>
-            </w:r>
-          </w:p>
-        </w:tc>
-        <w:tc>
-          <w:tcPr>
-            <w:tcW w:w="4644" w:type="dxa"/>
-          </w:tcPr>
-          <w:p>
-            <w:pPr>
-              <w:pStyle w:val="Compact"/>
-              <w:jc w:val="left"/>
-            </w:pPr>
-            <w:r>
-              <w:rPr>
-                <w:sz w:val="18"/>
-              </w:rPr>
-              <w:t xml:space="preserve">Este plan</w:t>
-            </w:r>
-          </w:p>
-        </w:tc>
-      </w:tr>
-      <w:tr>
-        <w:tc>
-          <w:tcPr>
-            <w:tcW w:w="3273" w:type="dxa"/>
-          </w:tcPr>
-          <w:p>
-            <w:pPr>
-              <w:pStyle w:val="Compact"/>
-              <w:jc w:val="left"/>
-            </w:pPr>
-            <w:r>
-              <w:rPr>
-                <w:sz w:val="18"/>
-              </w:rPr>
-              <w:t xml:space="preserve">SICMA-CPR</w:t>
-            </w:r>
-          </w:p>
-        </w:tc>
-        <w:tc>
-          <w:tcPr>
-            <w:tcW w:w="4644" w:type="dxa"/>
-          </w:tcPr>
-          <w:p>
-            <w:pPr>
-              <w:pStyle w:val="Compact"/>
-              <w:jc w:val="left"/>
-            </w:pPr>
-            <w:r>
-              <w:rPr>
-                <w:sz w:val="18"/>
-              </w:rPr>
-              <w:t xml:space="preserve">Casos de prueba, con pasos, datos y resultado esperado, ligados a los requerimientos</w:t>
-            </w:r>
-          </w:p>
-        </w:tc>
-      </w:tr>
-      <w:tr>
-        <w:tc>
-          <w:tcPr>
-            <w:tcW w:w="3273" w:type="dxa"/>
-          </w:tcPr>
-          <w:p>
-            <w:pPr>
-              <w:pStyle w:val="Compact"/>
-              <w:jc w:val="left"/>
-            </w:pPr>
-            <w:r>
-              <w:rPr>
-                <w:sz w:val="18"/>
-              </w:rPr>
-              <w:t xml:space="preserve">Planilla de casos de prueba</w:t>
-            </w:r>
-          </w:p>
-        </w:tc>
-        <w:tc>
-          <w:tcPr>
-            <w:tcW w:w="4644" w:type="dxa"/>
-          </w:tcPr>
-          <w:p>
-            <w:pPr>
-              <w:pStyle w:val="Compact"/>
-              <w:jc w:val="left"/>
-            </w:pPr>
-            <w:r>
-              <w:rPr>
-                <w:sz w:val="18"/>
-              </w:rPr>
-              <w:t xml:space="preserve">Versión en hoja de cálculo de SICMA-CPR, para registrar el resultado obtenido por ciclo</w:t>
-            </w:r>
-          </w:p>
-        </w:tc>
-      </w:tr>
-      <w:tr>
-        <w:tc>
-          <w:tcPr>
-            <w:tcW w:w="3273" w:type="dxa"/>
-          </w:tcPr>
-          <w:p>
-            <w:pPr>
-              <w:pStyle w:val="Compact"/>
-              <w:jc w:val="left"/>
-            </w:pPr>
-            <w:r>
-              <w:rPr>
-                <w:sz w:val="18"/>
-              </w:rPr>
-              <w:t xml:space="preserve">Reporte de defecto</w:t>
-            </w:r>
-          </w:p>
-        </w:tc>
-        <w:tc>
-          <w:tcPr>
-            <w:tcW w:w="4644" w:type="dxa"/>
-          </w:tcPr>
-          <w:p>
-            <w:pPr>
-              <w:pStyle w:val="Compact"/>
-              <w:jc w:val="left"/>
-            </w:pPr>
-            <w:r>
-              <w:rPr>
-                <w:sz w:val="18"/>
-              </w:rPr>
-              <w:t xml:space="preserve">Un reporte por cada defecto encontrado</w:t>
-            </w:r>
-          </w:p>
-        </w:tc>
-      </w:tr>
-      <w:tr>
-        <w:tc>
-          <w:tcPr>
-            <w:tcW w:w="3273" w:type="dxa"/>
-          </w:tcPr>
-          <w:p>
-            <w:pPr>
-              <w:pStyle w:val="Compact"/>
-              <w:jc w:val="left"/>
-            </w:pPr>
-            <w:r>
-              <w:rPr>
-                <w:sz w:val="18"/>
-              </w:rPr>
-              <w:t xml:space="preserve">Reporte de evidencia</w:t>
-            </w:r>
-          </w:p>
-        </w:tc>
-        <w:tc>
-          <w:tcPr>
-            <w:tcW w:w="4644" w:type="dxa"/>
-          </w:tcPr>
-          <w:p>
-            <w:pPr>
-              <w:pStyle w:val="Compact"/>
-              <w:jc w:val="left"/>
-            </w:pPr>
-            <w:r>
-              <w:rPr>
-                <w:sz w:val="18"/>
-              </w:rPr>
-              <w:t xml:space="preserve">Capturas y respuestas de cada caso ejecutado</w:t>
-            </w:r>
-          </w:p>
-        </w:tc>
-      </w:tr>
-      <w:tr>
-        <w:tc>
-          <w:tcPr>
-            <w:tcW w:w="3273" w:type="dxa"/>
-          </w:tcPr>
-          <w:p>
-            <w:pPr>
-              <w:pStyle w:val="Compact"/>
-              <w:jc w:val="left"/>
-            </w:pPr>
-            <w:r>
-              <w:rPr>
-                <w:sz w:val="18"/>
-              </w:rPr>
-              <w:t xml:space="preserve">Informe de resultados</w:t>
-            </w:r>
-          </w:p>
-        </w:tc>
-        <w:tc>
-          <w:tcPr>
-            <w:tcW w:w="4644" w:type="dxa"/>
-          </w:tcPr>
-          <w:p>
-            <w:pPr>
-              <w:pStyle w:val="Compact"/>
-              <w:jc w:val="left"/>
-            </w:pPr>
-            <w:r>
-              <w:rPr>
-                <w:sz w:val="18"/>
-              </w:rPr>
-              <w:t xml:space="preserve">Resumen por ciclo: casos ejecutados, aprobados, fallidos y defectos</w:t>
-            </w:r>
-          </w:p>
-        </w:tc>
-      </w:tr>
-      <w:tr>
-        <w:tc>
-          <w:tcPr>
-            <w:tcW w:w="3273" w:type="dxa"/>
-          </w:tcPr>
-          <w:p>
-            <w:pPr>
-              <w:pStyle w:val="Compact"/>
-              <w:jc w:val="left"/>
-            </w:pPr>
-            <w:r>
-              <w:rPr>
-                <w:sz w:val="18"/>
-              </w:rPr>
-              <w:t xml:space="preserve">Informe de seguridad</w:t>
-            </w:r>
-          </w:p>
-        </w:tc>
-        <w:tc>
-          <w:tcPr>
-            <w:tcW w:w="4644" w:type="dxa"/>
-          </w:tcPr>
-          <w:p>
-            <w:pPr>
-              <w:pStyle w:val="Compact"/>
-              <w:jc w:val="left"/>
-            </w:pPr>
-            <w:r>
-              <w:rPr>
-                <w:sz w:val="18"/>
-              </w:rPr>
-              <w:t xml:space="preserve">Resultados de las pruebas de seguridad y de OWASP</w:t>
-            </w:r>
-          </w:p>
-        </w:tc>
-      </w:tr>
-      <w:tr>
-        <w:tc>
-          <w:tcPr>
-            <w:tcW w:w="3273" w:type="dxa"/>
-          </w:tcPr>
-          <w:p>
-            <w:pPr>
-              <w:pStyle w:val="Compact"/>
-              <w:jc w:val="left"/>
-            </w:pPr>
-            <w:r>
-              <w:rPr>
-                <w:sz w:val="18"/>
-              </w:rPr>
-              <w:t xml:space="preserve">Informe de rendimiento y recuperación</w:t>
-            </w:r>
-          </w:p>
-        </w:tc>
-        <w:tc>
-          <w:tcPr>
-            <w:tcW w:w="4644" w:type="dxa"/>
-          </w:tcPr>
-          <w:p>
-            <w:pPr>
-              <w:pStyle w:val="Compact"/>
-              <w:jc w:val="left"/>
-            </w:pPr>
-            <w:r>
-              <w:rPr>
-                <w:sz w:val="18"/>
-              </w:rPr>
-              <w:t xml:space="preserve">Resultados de carga, estrés y caída del nodo primary</w:t>
-            </w:r>
-          </w:p>
-        </w:tc>
-      </w:tr>
-      <w:tr>
-        <w:tc>
-          <w:tcPr>
-            <w:tcW w:w="3273" w:type="dxa"/>
-          </w:tcPr>
-          <w:p>
-            <w:pPr>
-              <w:pStyle w:val="Compact"/>
-              <w:jc w:val="left"/>
-            </w:pPr>
-            <w:r>
-              <w:rPr>
-                <w:sz w:val="18"/>
-              </w:rPr>
-              <w:t xml:space="preserve">Informe de inspección de código</w:t>
-            </w:r>
-          </w:p>
-        </w:tc>
-        <w:tc>
-          <w:tcPr>
-            <w:tcW w:w="4644" w:type="dxa"/>
-          </w:tcPr>
-          <w:p>
-            <w:pPr>
-              <w:pStyle w:val="Compact"/>
-              <w:jc w:val="left"/>
-            </w:pPr>
-            <w:r>
-              <w:rPr>
-                <w:sz w:val="18"/>
-              </w:rPr>
-              <w:t xml:space="preserve">Resultado del análisis de SonarQube</w:t>
-            </w:r>
-          </w:p>
-        </w:tc>
-      </w:tr>
-    </w:tbl>
-    <w:bookmarkEnd w:id="48"/>
-    <w:bookmarkStart w:id="49" w:name="trazabilidad"/>
-    <w:p>
-      <w:pPr>
-        <w:pStyle w:val="Heading2"/>
-      </w:pPr>
-      <w:r>
-        <w:t xml:space="preserve">Trazabilidad</w:t>
-      </w:r>
-    </w:p>
-    <w:tbl>
-      <w:tblPr>
-        <w:tblStyle w:val="Table"/>
-        <w:tblW w:type="pct" w:w="5000"/>
-        <w:tblLook w:firstRow="1" w:lastRow="0" w:firstColumn="0" w:lastColumn="0" w:noHBand="0" w:noVBand="0" w:val="0020"/>
-        <w:jc w:val="start"/>
-        <w:tblBorders>
-          <w:top w:val="single" w:sz="4" w:color="808080"/>
-          <w:left w:val="single" w:sz="4" w:color="808080"/>
-          <w:bottom w:val="single" w:sz="4" w:color="808080"/>
-          <w:right w:val="single" w:sz="4" w:color="808080"/>
-          <w:insideH w:val="single" w:sz="4" w:color="808080"/>
-          <w:insideV w:val="single" w:sz="4" w:color="808080"/>
-        </w:tblBorders>
-      </w:tblPr>
-      <w:tblGrid>
-        <w:gridCol w:w="2358"/>
-        <w:gridCol w:w="3382"/>
-        <w:gridCol w:w="2175"/>
-      </w:tblGrid>
-      <w:tr>
-        <w:trPr>
-          <w:tblHeader w:val="true"/>
-        </w:trPr>
-        <w:tc>
-          <w:tcPr>
-            <w:tcW w:w="2358" w:type="dxa"/>
-            <w:shd w:val="clear" w:color="auto" w:fill="D9E2F3"/>
-          </w:tcPr>
-          <w:p>
-            <w:pPr>
-              <w:pStyle w:val="Compact"/>
-              <w:jc w:val="left"/>
-            </w:pPr>
-            <w:r>
-              <w:rPr>
-                <w:b/>
-                <w:sz w:val="18"/>
-              </w:rPr>
-              <w:t xml:space="preserve">Grupo de requerimientos</w:t>
-            </w:r>
-          </w:p>
-        </w:tc>
-        <w:tc>
-          <w:tcPr>
-            <w:tcW w:w="3382" w:type="dxa"/>
-            <w:shd w:val="clear" w:color="auto" w:fill="D9E2F3"/>
-          </w:tcPr>
-          <w:p>
-            <w:pPr>
-              <w:pStyle w:val="Compact"/>
-              <w:jc w:val="left"/>
-            </w:pPr>
-            <w:r>
-              <w:rPr>
-                <w:b/>
-                <w:sz w:val="18"/>
-              </w:rPr>
-              <w:t xml:space="preserve">Tipos de prueba</w:t>
-            </w:r>
-          </w:p>
-        </w:tc>
-        <w:tc>
-          <w:tcPr>
-            <w:tcW w:w="2175" w:type="dxa"/>
-            <w:shd w:val="clear" w:color="auto" w:fill="D9E2F3"/>
-          </w:tcPr>
-          <w:p>
-            <w:pPr>
-              <w:pStyle w:val="Compact"/>
-              <w:jc w:val="left"/>
-            </w:pPr>
-            <w:r>
-              <w:rPr>
-                <w:b/>
-                <w:sz w:val="18"/>
-              </w:rPr>
-              <w:t xml:space="preserve">Casos en SICMA-CPR</w:t>
-            </w:r>
-          </w:p>
-        </w:tc>
-      </w:tr>
-      <w:tr>
-        <w:tc>
-          <w:tcPr>
-            <w:tcW w:w="2358" w:type="dxa"/>
-          </w:tcPr>
-          <w:p>
-            <w:pPr>
-              <w:pStyle w:val="Compact"/>
-              <w:jc w:val="left"/>
-            </w:pPr>
-            <w:r>
-              <w:rPr>
-                <w:sz w:val="18"/>
-              </w:rPr>
-              <w:t xml:space="preserve">RF-ID, RNF-SEG</w:t>
-            </w:r>
-          </w:p>
-        </w:tc>
-        <w:tc>
-          <w:tcPr>
-            <w:tcW w:w="3382" w:type="dxa"/>
-          </w:tcPr>
-          <w:p>
-            <w:pPr>
-              <w:pStyle w:val="Compact"/>
-              <w:jc w:val="left"/>
-            </w:pPr>
-            <w:r>
-              <w:rPr>
-                <w:sz w:val="18"/>
-              </w:rPr>
-              <w:t xml:space="preserve">Funcional, seguridad, integridad</w:t>
-            </w:r>
-          </w:p>
-        </w:tc>
-        <w:tc>
-          <w:tcPr>
-            <w:tcW w:w="2175" w:type="dxa"/>
-          </w:tcPr>
-          <w:p>
-            <w:pPr>
-              <w:pStyle w:val="Compact"/>
-              <w:jc w:val="left"/>
-            </w:pPr>
-            <w:r>
-              <w:rPr>
-                <w:sz w:val="18"/>
-              </w:rPr>
-              <w:t xml:space="preserve">Pendiente</w:t>
-            </w:r>
-          </w:p>
-        </w:tc>
-      </w:tr>
-      <w:tr>
-        <w:tc>
-          <w:tcPr>
-            <w:tcW w:w="2358" w:type="dxa"/>
-          </w:tcPr>
-          <w:p>
-            <w:pPr>
-              <w:pStyle w:val="Compact"/>
-              <w:jc w:val="left"/>
-            </w:pPr>
-            <w:r>
-              <w:rPr>
-                <w:sz w:val="18"/>
-              </w:rPr>
-              <w:t xml:space="preserve">RF-ACT, RF-CAT</w:t>
-            </w:r>
-          </w:p>
-        </w:tc>
-        <w:tc>
-          <w:tcPr>
-            <w:tcW w:w="3382" w:type="dxa"/>
-          </w:tcPr>
-          <w:p>
-            <w:pPr>
-              <w:pStyle w:val="Compact"/>
-              <w:jc w:val="left"/>
-            </w:pPr>
-            <w:r>
-              <w:rPr>
-                <w:sz w:val="18"/>
-              </w:rPr>
-              <w:t xml:space="preserve">Funcional, integridad, usabilidad</w:t>
-            </w:r>
-          </w:p>
-        </w:tc>
-        <w:tc>
-          <w:tcPr>
-            <w:tcW w:w="2175" w:type="dxa"/>
-          </w:tcPr>
-          <w:p>
-            <w:pPr>
-              <w:pStyle w:val="Compact"/>
-              <w:jc w:val="left"/>
-            </w:pPr>
-            <w:r>
-              <w:rPr>
-                <w:sz w:val="18"/>
-              </w:rPr>
-              <w:t xml:space="preserve">Pendiente</w:t>
-            </w:r>
-          </w:p>
-        </w:tc>
-      </w:tr>
-      <w:tr>
-        <w:tc>
-          <w:tcPr>
-            <w:tcW w:w="2358" w:type="dxa"/>
-          </w:tcPr>
-          <w:p>
-            <w:pPr>
-              <w:pStyle w:val="Compact"/>
-              <w:jc w:val="left"/>
-            </w:pPr>
-            <w:r>
-              <w:rPr>
-                <w:sz w:val="18"/>
-              </w:rPr>
-              <w:t xml:space="preserve">RF-AMB</w:t>
-            </w:r>
-          </w:p>
-        </w:tc>
-        <w:tc>
-          <w:tcPr>
-            <w:tcW w:w="3382" w:type="dxa"/>
-          </w:tcPr>
-          <w:p>
-            <w:pPr>
-              <w:pStyle w:val="Compact"/>
-              <w:jc w:val="left"/>
-            </w:pPr>
-            <w:r>
-              <w:rPr>
-                <w:sz w:val="18"/>
-              </w:rPr>
-              <w:t xml:space="preserve">Funcional, integración, integridad, rendimiento</w:t>
-            </w:r>
-          </w:p>
-        </w:tc>
-        <w:tc>
-          <w:tcPr>
-            <w:tcW w:w="2175" w:type="dxa"/>
-          </w:tcPr>
-          <w:p>
-            <w:pPr>
-              <w:pStyle w:val="Compact"/>
-              <w:jc w:val="left"/>
-            </w:pPr>
-            <w:r>
-              <w:rPr>
-                <w:sz w:val="18"/>
-              </w:rPr>
-              <w:t xml:space="preserve">Pendiente</w:t>
-            </w:r>
-          </w:p>
-        </w:tc>
-      </w:tr>
-      <w:tr>
-        <w:tc>
-          <w:tcPr>
-            <w:tcW w:w="2358" w:type="dxa"/>
-          </w:tcPr>
-          <w:p>
-            <w:pPr>
-              <w:pStyle w:val="Compact"/>
-              <w:jc w:val="left"/>
-            </w:pPr>
-            <w:r>
-              <w:rPr>
-                <w:sz w:val="18"/>
-              </w:rPr>
-              <w:t xml:space="preserve">RF-INF, RNF-REN-01</w:t>
-            </w:r>
-          </w:p>
-        </w:tc>
-        <w:tc>
-          <w:tcPr>
-            <w:tcW w:w="3382" w:type="dxa"/>
-          </w:tcPr>
-          <w:p>
-            <w:pPr>
-              <w:pStyle w:val="Compact"/>
-              <w:jc w:val="left"/>
-            </w:pPr>
-            <w:r>
-              <w:rPr>
-                <w:sz w:val="18"/>
-              </w:rPr>
-              <w:t xml:space="preserve">Integración, rendimiento</w:t>
-            </w:r>
-          </w:p>
-        </w:tc>
-        <w:tc>
-          <w:tcPr>
-            <w:tcW w:w="2175" w:type="dxa"/>
-          </w:tcPr>
-          <w:p>
-            <w:pPr>
-              <w:pStyle w:val="Compact"/>
-              <w:jc w:val="left"/>
-            </w:pPr>
-            <w:r>
-              <w:rPr>
-                <w:sz w:val="18"/>
-              </w:rPr>
-              <w:t xml:space="preserve">Pendiente</w:t>
-            </w:r>
-          </w:p>
-        </w:tc>
-      </w:tr>
-      <w:tr>
-        <w:tc>
-          <w:tcPr>
-            <w:tcW w:w="2358" w:type="dxa"/>
-          </w:tcPr>
-          <w:p>
-            <w:pPr>
-              <w:pStyle w:val="Compact"/>
-              <w:jc w:val="left"/>
-            </w:pPr>
-            <w:r>
-              <w:rPr>
-                <w:sz w:val="18"/>
-              </w:rPr>
-              <w:t xml:space="preserve">RF-ACC</w:t>
-            </w:r>
-          </w:p>
-        </w:tc>
-        <w:tc>
-          <w:tcPr>
-            <w:tcW w:w="3382" w:type="dxa"/>
-          </w:tcPr>
-          <w:p>
-            <w:pPr>
-              <w:pStyle w:val="Compact"/>
-              <w:jc w:val="left"/>
-            </w:pPr>
-            <w:r>
-              <w:rPr>
-                <w:sz w:val="18"/>
-              </w:rPr>
-              <w:t xml:space="preserve">Integración, integridad, seguridad</w:t>
-            </w:r>
-          </w:p>
-        </w:tc>
-        <w:tc>
-          <w:tcPr>
-            <w:tcW w:w="2175" w:type="dxa"/>
-          </w:tcPr>
-          <w:p>
-            <w:pPr>
-              <w:pStyle w:val="Compact"/>
-              <w:jc w:val="left"/>
-            </w:pPr>
-            <w:r>
-              <w:rPr>
-                <w:sz w:val="18"/>
-              </w:rPr>
-              <w:t xml:space="preserve">Pendiente</w:t>
-            </w:r>
-          </w:p>
-        </w:tc>
-      </w:tr>
-      <w:tr>
-        <w:tc>
-          <w:tcPr>
-            <w:tcW w:w="2358" w:type="dxa"/>
-          </w:tcPr>
-          <w:p>
-            <w:pPr>
-              <w:pStyle w:val="Compact"/>
-              <w:jc w:val="left"/>
-            </w:pPr>
-            <w:r>
-              <w:rPr>
-                <w:sz w:val="18"/>
-              </w:rPr>
-              <w:t xml:space="preserve">RF-INT</w:t>
-            </w:r>
-          </w:p>
-        </w:tc>
-        <w:tc>
-          <w:tcPr>
-            <w:tcW w:w="3382" w:type="dxa"/>
-          </w:tcPr>
-          <w:p>
-            <w:pPr>
-              <w:pStyle w:val="Compact"/>
-              <w:jc w:val="left"/>
-            </w:pPr>
-            <w:r>
-              <w:rPr>
-                <w:sz w:val="18"/>
-              </w:rPr>
-              <w:t xml:space="preserve">Integración, extremo a extremo, integridad</w:t>
-            </w:r>
-          </w:p>
-        </w:tc>
-        <w:tc>
-          <w:tcPr>
-            <w:tcW w:w="2175" w:type="dxa"/>
-          </w:tcPr>
-          <w:p>
-            <w:pPr>
-              <w:pStyle w:val="Compact"/>
-              <w:jc w:val="left"/>
-            </w:pPr>
-            <w:r>
-              <w:rPr>
-                <w:sz w:val="18"/>
-              </w:rPr>
-              <w:t xml:space="preserve">Pendiente</w:t>
-            </w:r>
-          </w:p>
-        </w:tc>
-      </w:tr>
-      <w:tr>
-        <w:tc>
-          <w:tcPr>
-            <w:tcW w:w="2358" w:type="dxa"/>
-          </w:tcPr>
-          <w:p>
-            <w:pPr>
-              <w:pStyle w:val="Compact"/>
-              <w:jc w:val="left"/>
-            </w:pPr>
-            <w:r>
-              <w:rPr>
-                <w:sz w:val="18"/>
-              </w:rPr>
-              <w:t xml:space="preserve">RF-BI</w:t>
-            </w:r>
-          </w:p>
-        </w:tc>
-        <w:tc>
-          <w:tcPr>
-            <w:tcW w:w="3382" w:type="dxa"/>
-          </w:tcPr>
-          <w:p>
-            <w:pPr>
-              <w:pStyle w:val="Compact"/>
-              <w:jc w:val="left"/>
-            </w:pPr>
-            <w:r>
-              <w:rPr>
-                <w:sz w:val="18"/>
-              </w:rPr>
-              <w:t xml:space="preserve">Integración, inspección</w:t>
-            </w:r>
-          </w:p>
-        </w:tc>
-        <w:tc>
-          <w:tcPr>
-            <w:tcW w:w="2175" w:type="dxa"/>
-          </w:tcPr>
-          <w:p>
-            <w:pPr>
-              <w:pStyle w:val="Compact"/>
-              <w:jc w:val="left"/>
-            </w:pPr>
-            <w:r>
-              <w:rPr>
-                <w:sz w:val="18"/>
-              </w:rPr>
-              <w:t xml:space="preserve">Pendiente</w:t>
-            </w:r>
-          </w:p>
-        </w:tc>
-      </w:tr>
-      <w:tr>
-        <w:tc>
-          <w:tcPr>
-            <w:tcW w:w="2358" w:type="dxa"/>
-          </w:tcPr>
-          <w:p>
-            <w:pPr>
-              <w:pStyle w:val="Compact"/>
-              <w:jc w:val="left"/>
-            </w:pPr>
-            <w:r>
-              <w:rPr>
-                <w:sz w:val="18"/>
-              </w:rPr>
-              <w:t xml:space="preserve">RF-PLT</w:t>
-            </w:r>
-          </w:p>
-        </w:tc>
-        <w:tc>
-          <w:tcPr>
-            <w:tcW w:w="3382" w:type="dxa"/>
-          </w:tcPr>
-          <w:p>
-            <w:pPr>
-              <w:pStyle w:val="Compact"/>
-              <w:jc w:val="left"/>
-            </w:pPr>
-            <w:r>
-              <w:rPr>
-                <w:sz w:val="18"/>
-              </w:rPr>
-              <w:t xml:space="preserve">Funcional, compatibilidad, usabilidad</w:t>
-            </w:r>
-          </w:p>
-        </w:tc>
-        <w:tc>
-          <w:tcPr>
-            <w:tcW w:w="2175" w:type="dxa"/>
-          </w:tcPr>
-          <w:p>
-            <w:pPr>
-              <w:pStyle w:val="Compact"/>
-              <w:jc w:val="left"/>
-            </w:pPr>
-            <w:r>
-              <w:rPr>
-                <w:sz w:val="18"/>
-              </w:rPr>
-              <w:t xml:space="preserve">Pendiente</w:t>
-            </w:r>
-          </w:p>
-        </w:tc>
-      </w:tr>
-      <w:tr>
-        <w:tc>
-          <w:tcPr>
-            <w:tcW w:w="2358" w:type="dxa"/>
-          </w:tcPr>
-          <w:p>
-            <w:pPr>
-              <w:pStyle w:val="Compact"/>
-              <w:jc w:val="left"/>
-            </w:pPr>
-            <w:r>
-              <w:rPr>
-                <w:sz w:val="18"/>
-              </w:rPr>
-              <w:t xml:space="preserve">RNF-DIS</w:t>
-            </w:r>
-          </w:p>
-        </w:tc>
-        <w:tc>
-          <w:tcPr>
-            <w:tcW w:w="3382" w:type="dxa"/>
-          </w:tcPr>
-          <w:p>
-            <w:pPr>
-              <w:pStyle w:val="Compact"/>
-              <w:jc w:val="left"/>
-            </w:pPr>
-            <w:r>
-              <w:rPr>
-                <w:sz w:val="18"/>
-              </w:rPr>
-              <w:t xml:space="preserve">Recuperación del clúster</w:t>
-            </w:r>
-          </w:p>
-        </w:tc>
-        <w:tc>
-          <w:tcPr>
-            <w:tcW w:w="2175" w:type="dxa"/>
-          </w:tcPr>
-          <w:p>
-            <w:pPr>
-              <w:pStyle w:val="Compact"/>
-              <w:jc w:val="left"/>
-            </w:pPr>
-            <w:r>
-              <w:rPr>
-                <w:sz w:val="18"/>
-              </w:rPr>
-              <w:t xml:space="preserve">Pendiente</w:t>
-            </w:r>
-          </w:p>
-        </w:tc>
-      </w:tr>
-      <w:tr>
-        <w:tc>
-          <w:tcPr>
-            <w:tcW w:w="2358" w:type="dxa"/>
-          </w:tcPr>
-          <w:p>
-            <w:pPr>
-              <w:pStyle w:val="Compact"/>
-              <w:jc w:val="left"/>
-            </w:pPr>
-            <w:r>
-              <w:rPr>
-                <w:sz w:val="18"/>
-              </w:rPr>
-              <w:t xml:space="preserve">RNF-CAL, RNF-MNT</w:t>
-            </w:r>
-          </w:p>
-        </w:tc>
-        <w:tc>
-          <w:tcPr>
-            <w:tcW w:w="3382" w:type="dxa"/>
-          </w:tcPr>
-          <w:p>
-            <w:pPr>
-              <w:pStyle w:val="Compact"/>
-              <w:jc w:val="left"/>
-            </w:pPr>
-            <w:r>
-              <w:rPr>
-                <w:sz w:val="18"/>
-              </w:rPr>
-              <w:t xml:space="preserve">Estática</w:t>
-            </w:r>
-          </w:p>
-        </w:tc>
-        <w:tc>
-          <w:tcPr>
-            <w:tcW w:w="2175" w:type="dxa"/>
-          </w:tcPr>
-          <w:p>
-            <w:pPr>
-              <w:pStyle w:val="Compact"/>
-              <w:jc w:val="left"/>
-            </w:pPr>
-            <w:r>
-              <w:rPr>
-                <w:sz w:val="18"/>
-              </w:rPr>
-              <w:t xml:space="preserve">Pendiente</w:t>
-            </w:r>
-          </w:p>
-        </w:tc>
-      </w:tr>
-      <w:tr>
-        <w:tc>
-          <w:tcPr>
-            <w:tcW w:w="2358" w:type="dxa"/>
-          </w:tcPr>
-          <w:p>
-            <w:pPr>
-              <w:pStyle w:val="Compact"/>
-              <w:jc w:val="left"/>
-            </w:pPr>
-            <w:r>
-              <w:rPr>
-                <w:sz w:val="18"/>
-              </w:rPr>
-              <w:t xml:space="preserve">RNF-USO, RNF-LEG, RNF-DES</w:t>
-            </w:r>
-          </w:p>
-        </w:tc>
-        <w:tc>
-          <w:tcPr>
-            <w:tcW w:w="3382" w:type="dxa"/>
-          </w:tcPr>
-          <w:p>
-            <w:pPr>
-              <w:pStyle w:val="Compact"/>
-              <w:jc w:val="left"/>
-            </w:pPr>
-            <w:r>
-              <w:rPr>
-                <w:sz w:val="18"/>
-              </w:rPr>
-              <w:t xml:space="preserve">Usabilidad, revisión, inspección</w:t>
-            </w:r>
-          </w:p>
-        </w:tc>
-        <w:tc>
-          <w:tcPr>
-            <w:tcW w:w="2175" w:type="dxa"/>
-          </w:tcPr>
-          <w:p>
-            <w:pPr>
-              <w:pStyle w:val="Compact"/>
-              <w:jc w:val="left"/>
-            </w:pPr>
-            <w:r>
-              <w:rPr>
-                <w:sz w:val="18"/>
-              </w:rPr>
-              <w:t xml:space="preserve">Pendiente</w:t>
-            </w:r>
-          </w:p>
-        </w:tc>
-      </w:tr>
-    </w:tbl>
-    <w:p>
-      <w:pPr>
-        <w:pStyle w:val="BodyText"/>
-        <w:spacing w:line="360" w:lineRule="auto" w:before="160" w:after="0"/>
-        <w:ind w:firstLine="709"/>
-        <w:jc w:val="both"/>
-      </w:pPr>
-      <w:r>
-        <w:rPr>
-          <w:sz w:val="22"/>
-        </w:rPr>
-        <w:t xml:space="preserve">La columna de casos se completa con los identificadores</w:t>
-      </w:r>
-      <w:r>
-        <w:rPr>
-          <w:sz w:val="22"/>
-        </w:rPr>
-        <w:t xml:space="preserve"> </w:t>
-      </w:r>
-      <w:r>
-        <w:rPr>
-          <w:rStyle w:val="VerbatimChar"/>
-          <w:sz w:val="22"/>
-        </w:rPr>
-        <w:t xml:space="preserve">CP-&lt;grupo&gt;-NN</w:t>
-      </w:r>
-      <w:r>
-        <w:rPr>
-          <w:sz w:val="22"/>
-        </w:rPr>
-        <w:t xml:space="preserve"> </w:t>
-      </w:r>
-      <w:r>
-        <w:rPr>
-          <w:sz w:val="22"/>
-        </w:rPr>
-        <w:t xml:space="preserve">cuando exista SICMA-CPR.</w:t>
-      </w:r>
-    </w:p>
-    <w:bookmarkEnd w:id="49"/>
-    <w:bookmarkStart w:id="50" w:name="supuestos-y-pendientes"/>
-    <w:p>
-      <w:pPr>
-        <w:pStyle w:val="Heading2"/>
-      </w:pPr>
-      <w:r>
-        <w:t xml:space="preserve">Supuestos y pendientes</w:t>
-      </w:r>
-    </w:p>
-    <w:p>
-      <w:pPr>
-        <w:pStyle w:val="FirstParagraph"/>
-        <w:spacing w:line="360" w:lineRule="auto" w:before="160" w:after="0"/>
-        <w:ind w:firstLine="709"/>
-        <w:jc w:val="both"/>
-      </w:pPr>
-      <w:r>
-        <w:rPr>
-          <w:sz w:val="22"/>
-        </w:rPr>
-        <w:t xml:space="preserve">Los pendientes siguen la numeración de los otros documentos. D-43 a D-48 son nuevos.</w:t>
-      </w:r>
-    </w:p>
-    <w:tbl>
-      <w:tblPr>
-        <w:tblStyle w:val="Table"/>
-        <w:tblW w:type="pct" w:w="5000"/>
-        <w:tblLook w:firstRow="1" w:lastRow="0" w:firstColumn="0" w:lastColumn="0" w:noHBand="0" w:noVBand="0" w:val="0020"/>
-        <w:jc w:val="start"/>
-        <w:tblBorders>
-          <w:top w:val="single" w:sz="4" w:color="808080"/>
-          <w:left w:val="single" w:sz="4" w:color="808080"/>
-          <w:bottom w:val="single" w:sz="4" w:color="808080"/>
-          <w:right w:val="single" w:sz="4" w:color="808080"/>
-          <w:insideH w:val="single" w:sz="4" w:color="808080"/>
-          <w:insideV w:val="single" w:sz="4" w:color="808080"/>
-        </w:tblBorders>
-      </w:tblPr>
-      <w:tblGrid>
-        <w:gridCol w:w="951"/>
-        <w:gridCol w:w="2503"/>
-        <w:gridCol w:w="2222"/>
-        <w:gridCol w:w="1142"/>
-        <w:gridCol w:w="1094"/>
-      </w:tblGrid>
-      <w:tr>
-        <w:trPr>
-          <w:tblHeader w:val="true"/>
-        </w:trPr>
-        <w:tc>
-          <w:tcPr>
-            <w:tcW w:w="951" w:type="dxa"/>
-            <w:shd w:val="clear" w:color="auto" w:fill="D9E2F3"/>
-          </w:tcPr>
-          <w:p>
-            <w:pPr>
-              <w:pStyle w:val="Compact"/>
-              <w:jc w:val="left"/>
-            </w:pPr>
-            <w:r>
-              <w:rPr>
-                <w:b/>
-                <w:sz w:val="18"/>
-              </w:rPr>
-              <w:t xml:space="preserve">ID</w:t>
-            </w:r>
-          </w:p>
-        </w:tc>
-        <w:tc>
-          <w:tcPr>
-            <w:tcW w:w="2503" w:type="dxa"/>
-            <w:shd w:val="clear" w:color="auto" w:fill="D9E2F3"/>
-          </w:tcPr>
-          <w:p>
-            <w:pPr>
-              <w:pStyle w:val="Compact"/>
-              <w:jc w:val="left"/>
-            </w:pPr>
-            <w:r>
-              <w:rPr>
-                <w:b/>
-                <w:sz w:val="18"/>
-              </w:rPr>
-              <w:t xml:space="preserve">Pendiente o supuesto</w:t>
-            </w:r>
-          </w:p>
-        </w:tc>
-        <w:tc>
-          <w:tcPr>
-            <w:tcW w:w="2222" w:type="dxa"/>
-            <w:shd w:val="clear" w:color="auto" w:fill="D9E2F3"/>
-          </w:tcPr>
-          <w:p>
-            <w:pPr>
-              <w:pStyle w:val="Compact"/>
-              <w:jc w:val="left"/>
-            </w:pPr>
-            <w:r>
-              <w:rPr>
-                <w:b/>
-                <w:sz w:val="18"/>
-              </w:rPr>
-              <w:t xml:space="preserve">Supuesto mientras tanto</w:t>
-            </w:r>
-          </w:p>
-        </w:tc>
-        <w:tc>
-          <w:tcPr>
-            <w:tcW w:w="1142" w:type="dxa"/>
-            <w:shd w:val="clear" w:color="auto" w:fill="D9E2F3"/>
-          </w:tcPr>
-          <w:p>
-            <w:pPr>
-              <w:pStyle w:val="Compact"/>
-              <w:jc w:val="left"/>
-            </w:pPr>
-            <w:r>
-              <w:rPr>
-                <w:b/>
-                <w:sz w:val="18"/>
-              </w:rPr>
-              <w:t xml:space="preserve">Afecta</w:t>
-            </w:r>
-          </w:p>
-        </w:tc>
-        <w:tc>
-          <w:tcPr>
-            <w:tcW w:w="1094" w:type="dxa"/>
-            <w:shd w:val="clear" w:color="auto" w:fill="D9E2F3"/>
-          </w:tcPr>
-          <w:p>
-            <w:pPr>
-              <w:pStyle w:val="Compact"/>
-              <w:jc w:val="left"/>
-            </w:pPr>
-            <w:r>
-              <w:rPr>
-                <w:b/>
-                <w:sz w:val="18"/>
-              </w:rPr>
-              <w:t xml:space="preserve">Estado</w:t>
-            </w:r>
-          </w:p>
-        </w:tc>
-      </w:tr>
-      <w:tr>
-        <w:tc>
-          <w:tcPr>
-            <w:tcW w:w="951" w:type="dxa"/>
-          </w:tcPr>
-          <w:p>
-            <w:pPr>
-              <w:pStyle w:val="Compact"/>
-              <w:jc w:val="left"/>
-            </w:pPr>
-            <w:r>
-              <w:rPr>
-                <w:sz w:val="18"/>
-              </w:rPr>
-              <w:t xml:space="preserve">D-43</w:t>
-            </w:r>
-          </w:p>
-        </w:tc>
-        <w:tc>
-          <w:tcPr>
-            <w:tcW w:w="2503" w:type="dxa"/>
-          </w:tcPr>
-          <w:p>
-            <w:pPr>
-              <w:pStyle w:val="Compact"/>
-              <w:jc w:val="left"/>
-            </w:pPr>
-            <w:r>
-              <w:rPr>
-                <w:sz w:val="18"/>
-              </w:rPr>
-              <w:t xml:space="preserve">Si las pruebas se hacen sobre un entorno propio o sobre la instalación que usa el equipo hoy</w:t>
-            </w:r>
-          </w:p>
-        </w:tc>
-        <w:tc>
-          <w:tcPr>
-            <w:tcW w:w="2222" w:type="dxa"/>
-          </w:tcPr>
-          <w:p>
-            <w:pPr>
-              <w:pStyle w:val="Compact"/>
-              <w:jc w:val="left"/>
-            </w:pPr>
-            <w:r>
-              <w:rPr>
-                <w:sz w:val="18"/>
-              </w:rPr>
-              <w:t xml:space="preserve">Entorno de pruebas aparte con una copia de la base</w:t>
-            </w:r>
-          </w:p>
-        </w:tc>
-        <w:tc>
-          <w:tcPr>
-            <w:tcW w:w="1142" w:type="dxa"/>
-          </w:tcPr>
-          <w:p>
-            <w:pPr>
-              <w:pStyle w:val="Compact"/>
-              <w:jc w:val="left"/>
-            </w:pPr>
-            <w:r>
-              <w:rPr>
-                <w:sz w:val="18"/>
-              </w:rPr>
-              <w:t xml:space="preserve">Entorno</w:t>
-            </w:r>
-          </w:p>
-        </w:tc>
-        <w:tc>
-          <w:tcPr>
-            <w:tcW w:w="1094" w:type="dxa"/>
-          </w:tcPr>
-          <w:p>
-            <w:pPr>
-              <w:pStyle w:val="Compact"/>
-              <w:jc w:val="left"/>
-            </w:pPr>
-            <w:r>
-              <w:rPr>
-                <w:sz w:val="18"/>
-              </w:rPr>
-              <w:t xml:space="preserve">Abierto</w:t>
-            </w:r>
-          </w:p>
-        </w:tc>
-      </w:tr>
-      <w:tr>
-        <w:tc>
-          <w:tcPr>
-            <w:tcW w:w="951" w:type="dxa"/>
-          </w:tcPr>
-          <w:p>
-            <w:pPr>
-              <w:pStyle w:val="Compact"/>
-              <w:jc w:val="left"/>
-            </w:pPr>
-            <w:r>
-              <w:rPr>
-                <w:sz w:val="18"/>
-              </w:rPr>
-              <w:t xml:space="preserve">D-44</w:t>
-            </w:r>
-          </w:p>
-        </w:tc>
-        <w:tc>
-          <w:tcPr>
-            <w:tcW w:w="2503" w:type="dxa"/>
-          </w:tcPr>
-          <w:p>
-            <w:pPr>
-              <w:pStyle w:val="Compact"/>
-              <w:jc w:val="left"/>
-            </w:pPr>
-            <w:r>
-              <w:rPr>
-                <w:sz w:val="18"/>
-              </w:rPr>
-              <w:t xml:space="preserve">Quién cumple cada rol de pruebas. Decisión del usuario: Claudio Varas es el responsable y en la práctica las hacen los tres.</w:t>
-            </w:r>
-          </w:p>
-        </w:tc>
-        <w:tc>
-          <w:tcPr>
-            <w:tcW w:w="2222" w:type="dxa"/>
-          </w:tcPr>
-          <w:p>
-            <w:pPr>
-              <w:pStyle w:val="Compact"/>
-              <w:jc w:val="left"/>
-            </w:pPr>
-            <w:r>
-              <w:rPr>
-                <w:sz w:val="18"/>
-              </w:rPr>
-              <w:t xml:space="preserve">Claudio Varas es el responsable; ejecutan los tres integrantes</w:t>
-            </w:r>
-          </w:p>
-        </w:tc>
-        <w:tc>
-          <w:tcPr>
-            <w:tcW w:w="1142" w:type="dxa"/>
-          </w:tcPr>
-          <w:p>
-            <w:pPr>
-              <w:pStyle w:val="Compact"/>
-              <w:jc w:val="left"/>
-            </w:pPr>
-            <w:r>
-              <w:rPr>
-                <w:sz w:val="18"/>
-              </w:rPr>
-              <w:t xml:space="preserve">Roles</w:t>
-            </w:r>
-          </w:p>
-        </w:tc>
-        <w:tc>
-          <w:tcPr>
-            <w:tcW w:w="1094" w:type="dxa"/>
-          </w:tcPr>
-          <w:p>
-            <w:pPr>
-              <w:pStyle w:val="Compact"/>
-              <w:jc w:val="left"/>
-            </w:pPr>
-            <w:r>
-              <w:rPr>
-                <w:sz w:val="18"/>
-              </w:rPr>
-              <w:t xml:space="preserve">Resuelto</w:t>
-            </w:r>
-          </w:p>
-        </w:tc>
-      </w:tr>
-      <w:tr>
-        <w:tc>
-          <w:tcPr>
-            <w:tcW w:w="951" w:type="dxa"/>
-          </w:tcPr>
-          <w:p>
-            <w:pPr>
-              <w:pStyle w:val="Compact"/>
-              <w:jc w:val="left"/>
-            </w:pPr>
-            <w:r>
-              <w:rPr>
-                <w:sz w:val="18"/>
-              </w:rPr>
-              <w:t xml:space="preserve">D-45</w:t>
-            </w:r>
-          </w:p>
-        </w:tc>
-        <w:tc>
-          <w:tcPr>
-            <w:tcW w:w="2503" w:type="dxa"/>
-          </w:tcPr>
-          <w:p>
-            <w:pPr>
-              <w:pStyle w:val="Compact"/>
-              <w:jc w:val="left"/>
-            </w:pPr>
-            <w:r>
-              <w:rPr>
-                <w:sz w:val="18"/>
-              </w:rPr>
-              <w:t xml:space="preserve">Herramientas de carga, seguridad y análisis estático</w:t>
-            </w:r>
-          </w:p>
-        </w:tc>
-        <w:tc>
-          <w:tcPr>
-            <w:tcW w:w="2222" w:type="dxa"/>
-          </w:tcPr>
-          <w:p>
-            <w:pPr>
-              <w:pStyle w:val="Compact"/>
-              <w:jc w:val="left"/>
-            </w:pPr>
-            <w:r>
-              <w:rPr>
-                <w:sz w:val="18"/>
-              </w:rPr>
-              <w:t xml:space="preserve">JMeter, k6 o Locust; OWASP ZAP y sqlmap; SonarQube</w:t>
-            </w:r>
-          </w:p>
-        </w:tc>
-        <w:tc>
-          <w:tcPr>
-            <w:tcW w:w="1142" w:type="dxa"/>
-          </w:tcPr>
-          <w:p>
-            <w:pPr>
-              <w:pStyle w:val="Compact"/>
-              <w:jc w:val="left"/>
-            </w:pPr>
-            <w:r>
-              <w:rPr>
-                <w:sz w:val="18"/>
-              </w:rPr>
-              <w:t xml:space="preserve">Entorno</w:t>
-            </w:r>
-          </w:p>
-        </w:tc>
-        <w:tc>
-          <w:tcPr>
-            <w:tcW w:w="1094" w:type="dxa"/>
-          </w:tcPr>
-          <w:p>
-            <w:pPr>
-              <w:pStyle w:val="Compact"/>
-              <w:jc w:val="left"/>
-            </w:pPr>
-            <w:r>
-              <w:rPr>
-                <w:sz w:val="18"/>
-              </w:rPr>
-              <w:t xml:space="preserve">Abierto</w:t>
-            </w:r>
-          </w:p>
-        </w:tc>
-      </w:tr>
-      <w:tr>
-        <w:tc>
-          <w:tcPr>
-            <w:tcW w:w="951" w:type="dxa"/>
-          </w:tcPr>
-          <w:p>
-            <w:pPr>
-              <w:pStyle w:val="Compact"/>
-              <w:jc w:val="left"/>
-            </w:pPr>
-            <w:r>
-              <w:rPr>
-                <w:sz w:val="18"/>
-              </w:rPr>
-              <w:t xml:space="preserve">D-46</w:t>
-            </w:r>
-          </w:p>
-        </w:tc>
-        <w:tc>
-          <w:tcPr>
-            <w:tcW w:w="2503" w:type="dxa"/>
-          </w:tcPr>
-          <w:p>
-            <w:pPr>
-              <w:pStyle w:val="Compact"/>
-              <w:jc w:val="left"/>
-            </w:pPr>
-            <w:r>
-              <w:rPr>
-                <w:sz w:val="18"/>
-              </w:rPr>
-              <w:t xml:space="preserve">Si los criterios de salida CS-01 a CS-06 y los valores de rendimiento son los que pide el docente</w:t>
-            </w:r>
-          </w:p>
-        </w:tc>
-        <w:tc>
-          <w:tcPr>
-            <w:tcW w:w="2222" w:type="dxa"/>
-          </w:tcPr>
-          <w:p>
-            <w:pPr>
-              <w:pStyle w:val="Compact"/>
-              <w:jc w:val="left"/>
-            </w:pPr>
-            <w:r>
-              <w:rPr>
-                <w:sz w:val="18"/>
-              </w:rPr>
-              <w:t>Los de este documento</w:t>
-            </w:r>
-          </w:p>
-        </w:tc>
-        <w:tc>
-          <w:tcPr>
-            <w:tcW w:w="1142" w:type="dxa"/>
-          </w:tcPr>
-          <w:p>
-            <w:pPr>
-              <w:pStyle w:val="Compact"/>
-              <w:jc w:val="left"/>
-            </w:pPr>
-            <w:r>
-              <w:rPr>
-                <w:sz w:val="18"/>
-              </w:rPr>
-              <w:t xml:space="preserve">Cierre</w:t>
-            </w:r>
-          </w:p>
-        </w:tc>
-        <w:tc>
-          <w:tcPr>
-            <w:tcW w:w="1094" w:type="dxa"/>
-          </w:tcPr>
-          <w:p>
-            <w:pPr>
-              <w:pStyle w:val="Compact"/>
-              <w:jc w:val="left"/>
-            </w:pPr>
-            <w:r>
-              <w:rPr>
-                <w:sz w:val="18"/>
-              </w:rPr>
-              <w:t xml:space="preserve">Abierto</w:t>
-            </w:r>
-          </w:p>
-        </w:tc>
-      </w:tr>
-      <w:tr>
-        <w:tc>
-          <w:tcPr>
-            <w:tcW w:w="951" w:type="dxa"/>
-          </w:tcPr>
-          <w:p>
-            <w:pPr>
-              <w:pStyle w:val="Compact"/>
-              <w:jc w:val="left"/>
-            </w:pPr>
-            <w:r>
-              <w:rPr>
-                <w:sz w:val="18"/>
-              </w:rPr>
-              <w:t xml:space="preserve">D-47</w:t>
-            </w:r>
-          </w:p>
-        </w:tc>
-        <w:tc>
-          <w:tcPr>
-            <w:tcW w:w="2503" w:type="dxa"/>
-          </w:tcPr>
-          <w:p>
-            <w:pPr>
-              <w:pStyle w:val="Compact"/>
-              <w:jc w:val="left"/>
-            </w:pPr>
-            <w:r>
-              <w:rPr>
-                <w:sz w:val="18"/>
-              </w:rPr>
-              <w:t xml:space="preserve">Cuándo estarán construidas las reglas RI-11, RI-16, RI-17 y RI-18</w:t>
-            </w:r>
-          </w:p>
-        </w:tc>
-        <w:tc>
-          <w:tcPr>
-            <w:tcW w:w="2222" w:type="dxa"/>
-          </w:tcPr>
-          <w:p>
-            <w:pPr>
-              <w:pStyle w:val="Compact"/>
-              <w:jc w:val="left"/>
-            </w:pPr>
-            <w:r>
-              <w:rPr>
-                <w:sz w:val="18"/>
-              </w:rPr>
-              <w:t xml:space="preserve">Se prueban cuando existan</w:t>
-            </w:r>
-          </w:p>
-        </w:tc>
-        <w:tc>
-          <w:tcPr>
-            <w:tcW w:w="1142" w:type="dxa"/>
-          </w:tcPr>
-          <w:p>
-            <w:pPr>
-              <w:pStyle w:val="Compact"/>
-              <w:jc w:val="left"/>
-            </w:pPr>
-            <w:r>
-              <w:rPr>
-                <w:sz w:val="18"/>
-              </w:rPr>
-              <w:t xml:space="preserve">Integridad</w:t>
-            </w:r>
-          </w:p>
-        </w:tc>
-        <w:tc>
-          <w:tcPr>
-            <w:tcW w:w="1094" w:type="dxa"/>
-          </w:tcPr>
-          <w:p>
-            <w:pPr>
-              <w:pStyle w:val="Compact"/>
-              <w:jc w:val="left"/>
-            </w:pPr>
-            <w:r>
-              <w:rPr>
-                <w:sz w:val="18"/>
-              </w:rPr>
-              <w:t xml:space="preserve">Abierto</w:t>
-            </w:r>
-          </w:p>
-        </w:tc>
-      </w:tr>
-      <w:tr>
-        <w:tc>
-          <w:tcPr>
-            <w:tcW w:w="951" w:type="dxa"/>
-          </w:tcPr>
-          <w:p>
-            <w:pPr>
-              <w:pStyle w:val="Compact"/>
-              <w:jc w:val="left"/>
-            </w:pPr>
-            <w:r>
-              <w:rPr>
-                <w:sz w:val="18"/>
-              </w:rPr>
-              <w:t xml:space="preserve">D-48</w:t>
-            </w:r>
-          </w:p>
-        </w:tc>
-        <w:tc>
-          <w:tcPr>
-            <w:tcW w:w="2503" w:type="dxa"/>
-          </w:tcPr>
-          <w:p>
-            <w:pPr>
-              <w:pStyle w:val="Compact"/>
-              <w:jc w:val="left"/>
-            </w:pPr>
-            <w:r>
-              <w:rPr>
-                <w:sz w:val="18"/>
-              </w:rPr>
-              <w:t xml:space="preserve">Fechas de calendario de cada semana de la carta Gantt</w:t>
-            </w:r>
-          </w:p>
-        </w:tc>
-        <w:tc>
-          <w:tcPr>
-            <w:tcW w:w="2222" w:type="dxa"/>
-          </w:tcPr>
-          <w:p>
-            <w:pPr>
-              <w:pStyle w:val="Compact"/>
-              <w:jc w:val="left"/>
-            </w:pPr>
-            <w:r>
-              <w:rPr>
-                <w:sz w:val="18"/>
-              </w:rPr>
-              <w:t xml:space="preserve">La S1 es la semana del 10 de agosto de 2026, por lo que la S9 es la del 5 al 11 de octubre. Confirmado por el usuario.</w:t>
-            </w:r>
-          </w:p>
-        </w:tc>
-        <w:tc>
-          <w:tcPr>
-            <w:tcW w:w="1142" w:type="dxa"/>
-          </w:tcPr>
-          <w:p>
-            <w:pPr>
-              <w:pStyle w:val="Compact"/>
-              <w:jc w:val="left"/>
-            </w:pPr>
-            <w:r>
-              <w:rPr>
-                <w:sz w:val="18"/>
-              </w:rPr>
-              <w:t xml:space="preserve">Calendario</w:t>
-            </w:r>
-          </w:p>
-        </w:tc>
-        <w:tc>
-          <w:tcPr>
-            <w:tcW w:w="1094" w:type="dxa"/>
-          </w:tcPr>
-          <w:p>
-            <w:pPr>
-              <w:pStyle w:val="Compact"/>
-              <w:jc w:val="left"/>
-            </w:pPr>
-            <w:r>
-              <w:rPr>
-                <w:sz w:val="18"/>
-              </w:rPr>
-              <w:t xml:space="preserve">Resuelto</w:t>
-            </w:r>
-          </w:p>
-        </w:tc>
-      </w:tr>
-      <w:tr>
-        <w:tc>
-          <w:tcPr>
-            <w:tcW w:w="951" w:type="dxa"/>
-          </w:tcPr>
-          <w:p>
-            <w:pPr>
-              <w:pStyle w:val="Compact"/>
-              <w:jc w:val="left"/>
-            </w:pPr>
-            <w:r>
-              <w:rPr>
-                <w:sz w:val="18"/>
-              </w:rPr>
-              <w:t xml:space="preserve">D-02, D-03</w:t>
-            </w:r>
-          </w:p>
-        </w:tc>
-        <w:tc>
-          <w:tcPr>
-            <w:tcW w:w="2503" w:type="dxa"/>
-          </w:tcPr>
-          <w:p>
-            <w:pPr>
-              <w:pStyle w:val="Compact"/>
-              <w:jc w:val="left"/>
-            </w:pPr>
-            <w:r>
-              <w:rPr>
-                <w:sz w:val="18"/>
-              </w:rPr>
-              <w:t xml:space="preserve">Cómo se comunican Power Automate y el lector HID con SICMA</w:t>
-            </w:r>
-          </w:p>
-        </w:tc>
-        <w:tc>
-          <w:tcPr>
-            <w:tcW w:w="2222" w:type="dxa"/>
-          </w:tcPr>
-          <w:p>
-            <w:pPr>
-              <w:pStyle w:val="Compact"/>
-              <w:jc w:val="left"/>
-            </w:pPr>
-            <w:r>
-              <w:rPr>
-                <w:sz w:val="18"/>
-              </w:rPr>
-              <w:t xml:space="preserve">Se prueba con simuladores del mensaje</w:t>
-            </w:r>
-          </w:p>
-        </w:tc>
-        <w:tc>
-          <w:tcPr>
-            <w:tcW w:w="1142" w:type="dxa"/>
-          </w:tcPr>
-          <w:p>
-            <w:pPr>
-              <w:pStyle w:val="Compact"/>
-              <w:jc w:val="left"/>
-            </w:pPr>
-            <w:r>
-              <w:rPr>
-                <w:sz w:val="18"/>
-              </w:rPr>
-              <w:t xml:space="preserve">Integración</w:t>
-            </w:r>
-          </w:p>
-        </w:tc>
-        <w:tc>
-          <w:tcPr>
-            <w:tcW w:w="1094" w:type="dxa"/>
-          </w:tcPr>
-          <w:p>
-            <w:pPr>
-              <w:pStyle w:val="Compact"/>
-              <w:jc w:val="left"/>
-            </w:pPr>
-            <w:r>
-              <w:rPr>
-                <w:sz w:val="18"/>
-              </w:rPr>
-              <w:t xml:space="preserve">Abierto</w:t>
-            </w:r>
-          </w:p>
-        </w:tc>
-      </w:tr>
-      <w:tr>
-        <w:tc>
-          <w:tcPr>
-            <w:tcW w:w="951" w:type="dxa"/>
-          </w:tcPr>
-          <w:p>
-            <w:pPr>
-              <w:pStyle w:val="Compact"/>
-              <w:jc w:val="left"/>
-            </w:pPr>
-            <w:r>
-              <w:rPr>
-                <w:sz w:val="18"/>
-              </w:rPr>
-              <w:t xml:space="preserve">D-09</w:t>
-            </w:r>
-          </w:p>
-        </w:tc>
-        <w:tc>
-          <w:tcPr>
-            <w:tcW w:w="2503" w:type="dxa"/>
-          </w:tcPr>
-          <w:p>
-            <w:pPr>
-              <w:pStyle w:val="Compact"/>
-              <w:jc w:val="left"/>
-            </w:pPr>
-            <w:r>
-              <w:rPr>
-                <w:sz w:val="18"/>
-              </w:rPr>
-              <w:t xml:space="preserve">Ley 21.719 sobre datos personales</w:t>
-            </w:r>
-          </w:p>
-        </w:tc>
-        <w:tc>
-          <w:tcPr>
-            <w:tcW w:w="2222" w:type="dxa"/>
-          </w:tcPr>
-          <w:p>
-            <w:pPr>
-              <w:pStyle w:val="Compact"/>
-              <w:jc w:val="left"/>
-            </w:pPr>
-            <w:r>
-              <w:rPr>
-                <w:sz w:val="18"/>
-              </w:rPr>
-              <w:t xml:space="preserve">Se prueba contra la Ley 19.628</w:t>
-            </w:r>
-          </w:p>
-        </w:tc>
-        <w:tc>
-          <w:tcPr>
-            <w:tcW w:w="1142" w:type="dxa"/>
-          </w:tcPr>
-          <w:p>
-            <w:pPr>
-              <w:pStyle w:val="Compact"/>
-              <w:jc w:val="left"/>
-            </w:pPr>
-            <w:r>
-              <w:rPr>
-                <w:sz w:val="18"/>
-              </w:rPr>
-              <w:t xml:space="preserve">RNF-LEG-01</w:t>
-            </w:r>
-          </w:p>
-        </w:tc>
-        <w:tc>
-          <w:tcPr>
-            <w:tcW w:w="1094" w:type="dxa"/>
-          </w:tcPr>
-          <w:p>
-            <w:pPr>
-              <w:pStyle w:val="Compact"/>
-              <w:jc w:val="left"/>
-            </w:pPr>
-            <w:r>
-              <w:rPr>
-                <w:sz w:val="18"/>
-              </w:rPr>
-              <w:t xml:space="preserve">Abierto</w:t>
-            </w:r>
-          </w:p>
-        </w:tc>
-      </w:tr>
-      <w:tr>
-        <w:tc>
-          <w:tcPr>
-            <w:tcW w:w="951" w:type="dxa"/>
-          </w:tcPr>
-          <w:p>
-            <w:pPr>
-              <w:pStyle w:val="Compact"/>
-              <w:jc w:val="left"/>
-            </w:pPr>
-            <w:r>
-              <w:rPr>
-                <w:sz w:val="18"/>
-              </w:rPr>
-              <w:t xml:space="preserve">D-42</w:t>
-            </w:r>
-          </w:p>
-        </w:tc>
-        <w:tc>
-          <w:tcPr>
-            <w:tcW w:w="2503" w:type="dxa"/>
-          </w:tcPr>
-          <w:p>
-            <w:pPr>
-              <w:pStyle w:val="Compact"/>
-              <w:jc w:val="left"/>
-            </w:pPr>
-            <w:r>
-              <w:rPr>
-                <w:sz w:val="18"/>
-              </w:rPr>
-              <w:t xml:space="preserve">Si el key user recibe avisos de las intervenciones</w:t>
-            </w:r>
-          </w:p>
-        </w:tc>
-        <w:tc>
-          <w:tcPr>
-            <w:tcW w:w="2222" w:type="dxa"/>
-          </w:tcPr>
-          <w:p>
-            <w:pPr>
-              <w:pStyle w:val="Compact"/>
-              <w:jc w:val="left"/>
-            </w:pPr>
-            <w:r>
-              <w:rPr>
-                <w:sz w:val="18"/>
-              </w:rPr>
-              <w:t xml:space="preserve">Recibe un aviso por correo, sin aprobar ni asignar</w:t>
-            </w:r>
-          </w:p>
-        </w:tc>
-        <w:tc>
-          <w:tcPr>
-            <w:tcW w:w="1142" w:type="dxa"/>
-          </w:tcPr>
-          <w:p>
-            <w:pPr>
-              <w:pStyle w:val="Compact"/>
-              <w:jc w:val="left"/>
-            </w:pPr>
-            <w:r>
-              <w:rPr>
-                <w:sz w:val="18"/>
-              </w:rPr>
-              <w:t xml:space="preserve">RF-INT-04</w:t>
-            </w:r>
-          </w:p>
-        </w:tc>
-        <w:tc>
-          <w:tcPr>
-            <w:tcW w:w="1094" w:type="dxa"/>
-          </w:tcPr>
-          <w:p>
-            <w:pPr>
-              <w:pStyle w:val="Compact"/>
-              <w:jc w:val="left"/>
-            </w:pPr>
-            <w:r>
-              <w:rPr>
-                <w:sz w:val="18"/>
-              </w:rPr>
-              <w:t xml:space="preserve">Abierto</w:t>
-            </w:r>
-          </w:p>
-        </w:tc>
-      </w:tr>
-    </w:tbl>
-    <w:bookmarkEnd w:id="50"/>
-    <w:bookmarkStart w:id="51" w:name="glosario-y-referencias"/>
-    <w:p>
-      <w:pPr>
-        <w:pStyle w:val="Heading2"/>
-      </w:pPr>
-      <w:r>
-        <w:t xml:space="preserve">Glosario y referencias</w:t>
-      </w:r>
-    </w:p>
-    <w:tbl>
-      <w:tblPr>
-        <w:tblStyle w:val="Table"/>
-        <w:tblW w:type="pct" w:w="5000"/>
-        <w:tblLook w:firstRow="1" w:lastRow="0" w:firstColumn="0" w:lastColumn="0" w:noHBand="0" w:noVBand="0" w:val="0020"/>
-        <w:jc w:val="start"/>
-        <w:tblBorders>
-          <w:top w:val="single" w:sz="4" w:color="808080"/>
-          <w:left w:val="single" w:sz="4" w:color="808080"/>
-          <w:bottom w:val="single" w:sz="4" w:color="808080"/>
-          <w:right w:val="single" w:sz="4" w:color="808080"/>
-          <w:insideH w:val="single" w:sz="4" w:color="808080"/>
-          <w:insideV w:val="single" w:sz="4" w:color="808080"/>
-        </w:tblBorders>
-      </w:tblPr>
-      <w:tblGrid>
-        <w:gridCol w:w="2660"/>
-        <w:gridCol w:w="5257"/>
-      </w:tblGrid>
-      <w:tr>
-        <w:trPr>
-          <w:tblHeader w:val="true"/>
-        </w:trPr>
-        <w:tc>
-          <w:tcPr>
-            <w:tcW w:w="2660" w:type="dxa"/>
-            <w:shd w:val="clear" w:color="auto" w:fill="D9E2F3"/>
-          </w:tcPr>
-          <w:p>
-            <w:pPr>
-              <w:pStyle w:val="Compact"/>
-              <w:jc w:val="left"/>
-            </w:pPr>
-            <w:r>
-              <w:rPr>
-                <w:b/>
-                <w:sz w:val="18"/>
-              </w:rPr>
-              <w:t xml:space="preserve">Término</w:t>
-            </w:r>
-          </w:p>
-        </w:tc>
-        <w:tc>
-          <w:tcPr>
-            <w:tcW w:w="5257" w:type="dxa"/>
-            <w:shd w:val="clear" w:color="auto" w:fill="D9E2F3"/>
-          </w:tcPr>
-          <w:p>
-            <w:pPr>
-              <w:pStyle w:val="Compact"/>
-              <w:jc w:val="left"/>
-            </w:pPr>
-            <w:r>
-              <w:rPr>
-                <w:b/>
-                <w:sz w:val="18"/>
-              </w:rPr>
-              <w:t xml:space="preserve">Definición</w:t>
-            </w:r>
-          </w:p>
-        </w:tc>
-      </w:tr>
-      <w:tr>
-        <w:tc>
-          <w:tcPr>
-            <w:tcW w:w="2660" w:type="dxa"/>
-          </w:tcPr>
-          <w:p>
-            <w:pPr>
-              <w:pStyle w:val="Compact"/>
-              <w:jc w:val="left"/>
-            </w:pPr>
-            <w:r>
-              <w:rPr>
-                <w:sz w:val="18"/>
-              </w:rPr>
-              <w:t xml:space="preserve">Caso de prueba</w:t>
-            </w:r>
-          </w:p>
-        </w:tc>
-        <w:tc>
-          <w:tcPr>
-            <w:tcW w:w="5257" w:type="dxa"/>
-          </w:tcPr>
-          <w:p>
-            <w:pPr>
-              <w:pStyle w:val="Compact"/>
-              <w:jc w:val="left"/>
-            </w:pPr>
-            <w:r>
-              <w:rPr>
-                <w:sz w:val="18"/>
-              </w:rPr>
-              <w:t xml:space="preserve">Conjunto de pasos, datos y resultado esperado para comprobar un requerimiento</w:t>
-            </w:r>
-          </w:p>
-        </w:tc>
-      </w:tr>
-      <w:tr>
-        <w:tc>
-          <w:tcPr>
-            <w:tcW w:w="2660" w:type="dxa"/>
-          </w:tcPr>
-          <w:p>
-            <w:pPr>
-              <w:pStyle w:val="Compact"/>
-              <w:jc w:val="left"/>
-            </w:pPr>
-            <w:r>
-              <w:rPr>
-                <w:sz w:val="18"/>
-              </w:rPr>
-              <w:t xml:space="preserve">Ciclo</w:t>
-            </w:r>
-          </w:p>
-        </w:tc>
-        <w:tc>
-          <w:tcPr>
-            <w:tcW w:w="5257" w:type="dxa"/>
-          </w:tcPr>
-          <w:p>
-            <w:pPr>
-              <w:pStyle w:val="Compact"/>
-              <w:jc w:val="left"/>
-            </w:pPr>
-            <w:r>
-              <w:rPr>
-                <w:sz w:val="18"/>
-              </w:rPr>
-              <w:t xml:space="preserve">Una pasada completa de ejecución de los casos, seguida de corrección y regresión</w:t>
-            </w:r>
-          </w:p>
-        </w:tc>
-      </w:tr>
-      <w:tr>
-        <w:tc>
-          <w:tcPr>
-            <w:tcW w:w="2660" w:type="dxa"/>
-          </w:tcPr>
-          <w:p>
-            <w:pPr>
-              <w:pStyle w:val="Compact"/>
-              <w:jc w:val="left"/>
-            </w:pPr>
-            <w:r>
-              <w:rPr>
-                <w:sz w:val="18"/>
-              </w:rPr>
-              <w:t xml:space="preserve">Caja negra, gris y blanca</w:t>
-            </w:r>
-          </w:p>
-        </w:tc>
-        <w:tc>
-          <w:tcPr>
-            <w:tcW w:w="5257" w:type="dxa"/>
-          </w:tcPr>
-          <w:p>
-            <w:pPr>
-              <w:pStyle w:val="Compact"/>
-              <w:jc w:val="left"/>
-            </w:pPr>
-            <w:r>
-              <w:rPr>
-                <w:sz w:val="18"/>
-              </w:rPr>
-              <w:t xml:space="preserve">Se prueba sin ver el código, viendo la base de datos, o revisando el código</w:t>
-            </w:r>
-          </w:p>
-        </w:tc>
-      </w:tr>
-      <w:tr>
-        <w:tc>
-          <w:tcPr>
-            <w:tcW w:w="2660" w:type="dxa"/>
-          </w:tcPr>
-          <w:p>
-            <w:pPr>
-              <w:pStyle w:val="Compact"/>
-              <w:jc w:val="left"/>
-            </w:pPr>
-            <w:r>
-              <w:rPr>
-                <w:sz w:val="18"/>
-              </w:rPr>
-              <w:t xml:space="preserve">Regresión</w:t>
-            </w:r>
-          </w:p>
-        </w:tc>
-        <w:tc>
-          <w:tcPr>
-            <w:tcW w:w="5257" w:type="dxa"/>
-          </w:tcPr>
-          <w:p>
-            <w:pPr>
-              <w:pStyle w:val="Compact"/>
-              <w:jc w:val="left"/>
-            </w:pPr>
-            <w:r>
-              <w:rPr>
-                <w:sz w:val="18"/>
-              </w:rPr>
-              <w:t xml:space="preserve">Repetir pruebas después de una corrección para ver que nada más se rompió</w:t>
-            </w:r>
-          </w:p>
-        </w:tc>
-      </w:tr>
-      <w:tr>
-        <w:tc>
-          <w:tcPr>
-            <w:tcW w:w="2660" w:type="dxa"/>
-          </w:tcPr>
-          <w:p>
-            <w:pPr>
-              <w:pStyle w:val="Compact"/>
-              <w:jc w:val="left"/>
-            </w:pPr>
-            <w:r>
-              <w:rPr>
-                <w:sz w:val="18"/>
-              </w:rPr>
-              <w:t xml:space="preserve">Criterio de entrada y de salida</w:t>
-            </w:r>
-          </w:p>
-        </w:tc>
-        <w:tc>
-          <w:tcPr>
-            <w:tcW w:w="5257" w:type="dxa"/>
-          </w:tcPr>
-          <w:p>
-            <w:pPr>
-              <w:pStyle w:val="Compact"/>
-              <w:jc w:val="left"/>
-            </w:pPr>
-            <w:r>
-              <w:rPr>
-                <w:sz w:val="18"/>
-              </w:rPr>
-              <w:t xml:space="preserve">Condiciones para empezar un ciclo y para darlo por terminado</w:t>
-            </w:r>
-          </w:p>
-        </w:tc>
-      </w:tr>
-      <w:tr>
-        <w:tc>
-          <w:tcPr>
-            <w:tcW w:w="2660" w:type="dxa"/>
-          </w:tcPr>
-          <w:p>
-            <w:pPr>
-              <w:pStyle w:val="Compact"/>
-              <w:jc w:val="left"/>
-            </w:pPr>
-            <w:r>
-              <w:rPr>
-                <w:sz w:val="18"/>
-              </w:rPr>
-              <w:t xml:space="preserve">Severidad</w:t>
-            </w:r>
-          </w:p>
-        </w:tc>
-        <w:tc>
-          <w:tcPr>
-            <w:tcW w:w="5257" w:type="dxa"/>
-          </w:tcPr>
-          <w:p>
-            <w:pPr>
-              <w:pStyle w:val="Compact"/>
-              <w:jc w:val="left"/>
-            </w:pPr>
-            <w:r>
-              <w:rPr>
-                <w:sz w:val="18"/>
-              </w:rPr>
-              <w:t xml:space="preserve">Qué tan grave es un defecto: crítica, alta, media o baja</w:t>
-            </w:r>
-          </w:p>
-        </w:tc>
-      </w:tr>
-      <w:tr>
-        <w:tc>
-          <w:tcPr>
-            <w:tcW w:w="2660" w:type="dxa"/>
-          </w:tcPr>
-          <w:p>
-            <w:pPr>
-              <w:pStyle w:val="Compact"/>
-              <w:jc w:val="left"/>
-            </w:pPr>
-            <w:r>
-              <w:rPr>
-                <w:sz w:val="18"/>
-              </w:rPr>
-              <w:t xml:space="preserve">Evidencia</w:t>
-            </w:r>
-          </w:p>
-        </w:tc>
-        <w:tc>
-          <w:tcPr>
-            <w:tcW w:w="5257" w:type="dxa"/>
-          </w:tcPr>
-          <w:p>
-            <w:pPr>
-              <w:pStyle w:val="Compact"/>
-              <w:jc w:val="left"/>
-            </w:pPr>
-            <w:r>
-              <w:rPr>
-                <w:sz w:val="18"/>
-              </w:rPr>
-              <w:t xml:space="preserve">Captura, respuesta o consulta que prueba el resultado de un caso</w:t>
-            </w:r>
-          </w:p>
-        </w:tc>
-      </w:tr>
-      <w:tr>
-        <w:tc>
-          <w:tcPr>
-            <w:tcW w:w="2660" w:type="dxa"/>
-          </w:tcPr>
-          <w:p>
-            <w:pPr>
-              <w:pStyle w:val="Compact"/>
-              <w:jc w:val="left"/>
-            </w:pPr>
-            <w:r>
-              <w:rPr>
-                <w:sz w:val="18"/>
-              </w:rPr>
-              <w:t xml:space="preserve">Idempotencia</w:t>
-            </w:r>
-          </w:p>
-        </w:tc>
-        <w:tc>
-          <w:tcPr>
-            <w:tcW w:w="5257" w:type="dxa"/>
-          </w:tcPr>
-          <w:p>
-            <w:pPr>
-              <w:pStyle w:val="Compact"/>
-              <w:jc w:val="left"/>
-            </w:pPr>
-            <w:r>
-              <w:rPr>
-                <w:sz w:val="18"/>
-              </w:rPr>
-              <w:t xml:space="preserve">Enviar dos veces el mismo mensaje no crea dos registros</w:t>
-            </w:r>
-          </w:p>
-        </w:tc>
-      </w:tr>
-      <w:tr>
-        <w:tc>
-          <w:tcPr>
-            <w:tcW w:w="2660" w:type="dxa"/>
-          </w:tcPr>
-          <w:p>
-            <w:pPr>
-              <w:pStyle w:val="Compact"/>
-              <w:jc w:val="left"/>
-            </w:pPr>
-            <w:r>
-              <w:rPr>
-                <w:sz w:val="18"/>
-              </w:rPr>
-              <w:t xml:space="preserve">Failover</w:t>
-            </w:r>
-          </w:p>
-        </w:tc>
-        <w:tc>
-          <w:tcPr>
-            <w:tcW w:w="5257" w:type="dxa"/>
-          </w:tcPr>
-          <w:p>
-            <w:pPr>
-              <w:pStyle w:val="Compact"/>
-              <w:jc w:val="left"/>
-            </w:pPr>
-            <w:r>
-              <w:rPr>
-                <w:sz w:val="18"/>
-              </w:rPr>
-              <w:t xml:space="preserve">Paso del servicio a otro nodo cuando cae el principal</w:t>
-            </w:r>
-          </w:p>
-        </w:tc>
-      </w:tr>
-      <w:tr>
-        <w:tc>
-          <w:tcPr>
-            <w:tcW w:w="2660" w:type="dxa"/>
-          </w:tcPr>
-          <w:p>
-            <w:pPr>
-              <w:pStyle w:val="Compact"/>
-              <w:jc w:val="left"/>
-            </w:pPr>
-            <w:r>
-              <w:rPr>
-                <w:sz w:val="18"/>
-              </w:rPr>
-              <w:t xml:space="preserve">SUS</w:t>
-            </w:r>
-          </w:p>
-        </w:tc>
-        <w:tc>
-          <w:tcPr>
-            <w:tcW w:w="5257" w:type="dxa"/>
-          </w:tcPr>
-          <w:p>
-            <w:pPr>
-              <w:pStyle w:val="Compact"/>
-              <w:jc w:val="left"/>
-            </w:pPr>
-            <w:r>
-              <w:rPr>
-                <w:sz w:val="18"/>
-              </w:rPr>
-              <w:t xml:space="preserve">Escala de usabilidad de un cuestionario corto</w:t>
-            </w:r>
-          </w:p>
-        </w:tc>
-      </w:tr>
-      <w:tr>
-        <w:tc>
-          <w:tcPr>
-            <w:tcW w:w="2660" w:type="dxa"/>
-          </w:tcPr>
-          <w:p>
-            <w:pPr>
-              <w:pStyle w:val="Compact"/>
-              <w:jc w:val="left"/>
-            </w:pPr>
-            <w:r>
-              <w:rPr>
-                <w:sz w:val="18"/>
-              </w:rPr>
-              <w:t xml:space="preserve">OWASP Top 10</w:t>
-            </w:r>
-          </w:p>
-        </w:tc>
-        <w:tc>
-          <w:tcPr>
-            <w:tcW w:w="5257" w:type="dxa"/>
-          </w:tcPr>
-          <w:p>
-            <w:pPr>
-              <w:pStyle w:val="Compact"/>
-              <w:jc w:val="left"/>
-            </w:pPr>
-            <w:r>
-              <w:rPr>
-                <w:sz w:val="18"/>
-              </w:rPr>
-              <w:t xml:space="preserve">Lista de las diez categorías de riesgo más comunes en aplicaciones web</w:t>
-            </w:r>
-          </w:p>
-        </w:tc>
-      </w:tr>
-      <w:tr>
-        <w:tc>
-          <w:tcPr>
-            <w:tcW w:w="2660" w:type="dxa"/>
-          </w:tcPr>
-          <w:p>
-            <w:pPr>
-              <w:pStyle w:val="Compact"/>
-              <w:jc w:val="left"/>
-            </w:pPr>
-            <w:r>
-              <w:rPr>
-                <w:sz w:val="18"/>
-              </w:rPr>
-              <w:t xml:space="preserve">NC, NA</w:t>
-            </w:r>
-          </w:p>
-        </w:tc>
-        <w:tc>
-          <w:tcPr>
-            <w:tcW w:w="5257" w:type="dxa"/>
-          </w:tcPr>
-          <w:p>
-            <w:pPr>
-              <w:pStyle w:val="Compact"/>
-              <w:jc w:val="left"/>
-            </w:pPr>
-            <w:r>
-              <w:rPr>
-                <w:sz w:val="18"/>
-              </w:rPr>
-              <w:t xml:space="preserve">No cumple y no aplica, en los casos estándar</w:t>
-            </w:r>
-          </w:p>
-        </w:tc>
-      </w:tr>
-    </w:tbl>
-    <w:p>
-      <w:pPr>
-        <w:pStyle w:val="Heading3"/>
+        <w:pageBreakBefore/>
       </w:pPr>
       <w:r>
         <w:t>Referencias</w:t>

--- a/Fase 2/Evidencias del Proyecto/SICMA_PLP_v1.0.docx
+++ b/Fase 2/Evidencias del Proyecto/SICMA_PLP_v1.0.docx
@@ -1473,7 +1473,7 @@
               <w:rPr>
                 <w:sz w:val="18"/>
               </w:rPr>
-              <w:t>Fidel Rodríguez</w:t>
+              <w:t>Claudio Varas</w:t>
             </w:r>
           </w:p>
         </w:tc>
@@ -1490,7 +1490,7 @@
               <w:rPr>
                 <w:sz w:val="18"/>
               </w:rPr>
-              <w:t>Pasa de borrador a vigente. Se agrega la portada y se actualizan las referencias a las versiones vigentes de los demás documentos. Se agrega la tabla de contenido, la numeración de páginas y se completa la lista de referencias. Se quita la etiqueta Vigente de la portada. Se aplica el formato de entrega (márgenes de 3 cm, interlineado 1,5, sangría y texto justificado). Se ajusta el ancho de las columnas de las tablas. Las referencias pasan a una hoja aparte.</w:t>
+              <w:t>Pasa de borrador a vigente. Se agrega la portada y se actualizan las referencias a las versiones vigentes de los demás documentos. Se agrega la tabla de contenido, la numeración de páginas y se completa la lista de referencias.</w:t>
             </w:r>
           </w:p>
         </w:tc>

--- a/Fase 2/Evidencias del Proyecto/SICMA_PLP_v1.0.docx
+++ b/Fase 2/Evidencias del Proyecto/SICMA_PLP_v1.0.docx
@@ -301,65 +301,7 @@
     </w:p>
     <w:p>
       <w:pPr>
-        <w:pStyle w:val="Title"/>
         <w:pageBreakBefore/>
-      </w:pPr>
-      <w:r>
-        <w:t xml:space="preserve">SICMA</w:t>
-      </w:r>
-      <w:r>
-        <w:t xml:space="preserve"> </w:t>
-      </w:r>
-      <w:r>
-        <w:t xml:space="preserve">·</w:t>
-      </w:r>
-      <w:r>
-        <w:t xml:space="preserve"> </w:t>
-      </w:r>
-      <w:r>
-        <w:t xml:space="preserve">Plan</w:t>
-      </w:r>
-      <w:r>
-        <w:t xml:space="preserve"> </w:t>
-      </w:r>
-      <w:r>
-        <w:t xml:space="preserve">de</w:t>
-      </w:r>
-      <w:r>
-        <w:t xml:space="preserve"> </w:t>
-      </w:r>
-      <w:r>
-        <w:t xml:space="preserve">Pruebas</w:t>
-      </w:r>
-    </w:p>
-    <w:p>
-      <w:pPr>
-        <w:pStyle w:val="Subtitle"/>
-      </w:pPr>
-      <w:r>
-        <w:t>SICMA-PLP · Versión 1.0 · Vigente</w:t>
-      </w:r>
-      <w:r/>
-      <w:r/>
-      <w:r/>
-      <w:r/>
-      <w:r/>
-      <w:r/>
-      <w:r/>
-      <w:r/>
-      <w:r/>
-      <w:r/>
-    </w:p>
-    <w:p>
-      <w:pPr>
-        <w:pStyle w:val="Date"/>
-      </w:pPr>
-      <w:r>
-        <w:t>2026-10-17</w:t>
-      </w:r>
-    </w:p>
-    <w:p>
-      <w:pPr>
         <w:spacing w:before="360" w:after="160"/>
       </w:pPr>
       <w:r>
@@ -391,15 +333,71 @@
         <w:tab/>
       </w:r>
       <w:r>
+        <w:t>3</w:t>
+      </w:r>
+    </w:p>
+    <w:p>
+      <w:pPr>
+        <w:pStyle w:val="toc1"/>
+      </w:pPr>
+      <w:r>
+        <w:t>Resumen y propósito</w:t>
+      </w:r>
+      <w:r>
+        <w:tab/>
+      </w:r>
+      <w:r>
+        <w:t>3</w:t>
+      </w:r>
+    </w:p>
+    <w:p>
+      <w:pPr>
+        <w:pStyle w:val="toc1"/>
+      </w:pPr>
+      <w:r>
+        <w:t>Alcance</w:t>
+      </w:r>
+      <w:r>
+        <w:tab/>
+      </w:r>
+      <w:r>
         <w:t>4</w:t>
       </w:r>
     </w:p>
     <w:p>
       <w:pPr>
+        <w:pStyle w:val="toc2"/>
+      </w:pPr>
+      <w:r>
+        <w:t>Qué se prueba</w:t>
+      </w:r>
+      <w:r>
+        <w:tab/>
+      </w:r>
+      <w:r>
+        <w:t>4</w:t>
+      </w:r>
+    </w:p>
+    <w:p>
+      <w:pPr>
+        <w:pStyle w:val="toc2"/>
+      </w:pPr>
+      <w:r>
+        <w:t>Qué no se prueba</w:t>
+      </w:r>
+      <w:r>
+        <w:tab/>
+      </w:r>
+      <w:r>
+        <w:t>4</w:t>
+      </w:r>
+    </w:p>
+    <w:p>
+      <w:pPr>
         <w:pStyle w:val="toc1"/>
       </w:pPr>
       <w:r>
-        <w:t>Resumen y propósito</w:t>
+        <w:t>Estrategia de pruebas</w:t>
       </w:r>
       <w:r>
         <w:tab/>
@@ -410,16 +408,72 @@
     </w:p>
     <w:p>
       <w:pPr>
+        <w:pStyle w:val="toc2"/>
+      </w:pPr>
+      <w:r>
+        <w:t>Tipos de prueba</w:t>
+      </w:r>
+      <w:r>
+        <w:tab/>
+      </w:r>
+      <w:r>
+        <w:t>4</w:t>
+      </w:r>
+    </w:p>
+    <w:p>
+      <w:pPr>
+        <w:pStyle w:val="toc2"/>
+      </w:pPr>
+      <w:r>
+        <w:t>Técnicas</w:t>
+      </w:r>
+      <w:r>
+        <w:tab/>
+      </w:r>
+      <w:r>
+        <w:t>5</w:t>
+      </w:r>
+    </w:p>
+    <w:p>
+      <w:pPr>
+        <w:pStyle w:val="toc2"/>
+      </w:pPr>
+      <w:r>
+        <w:t>Niveles</w:t>
+      </w:r>
+      <w:r>
+        <w:tab/>
+      </w:r>
+      <w:r>
+        <w:t>5</w:t>
+      </w:r>
+    </w:p>
+    <w:p>
+      <w:pPr>
+        <w:pStyle w:val="toc2"/>
+      </w:pPr>
+      <w:r>
+        <w:t>Orden de ejecución</w:t>
+      </w:r>
+      <w:r>
+        <w:tab/>
+      </w:r>
+      <w:r>
+        <w:t>5</w:t>
+      </w:r>
+    </w:p>
+    <w:p>
+      <w:pPr>
         <w:pStyle w:val="toc1"/>
       </w:pPr>
       <w:r>
-        <w:t>Alcance</w:t>
+        <w:t>Entorno y datos de prueba</w:t>
       </w:r>
       <w:r>
         <w:tab/>
       </w:r>
       <w:r>
-        <w:t>5</w:t>
+        <w:t>6</w:t>
       </w:r>
     </w:p>
     <w:p>
@@ -427,13 +481,13 @@
         <w:pStyle w:val="toc2"/>
       </w:pPr>
       <w:r>
-        <w:t>Qué se prueba</w:t>
+        <w:t>Entorno</w:t>
       </w:r>
       <w:r>
         <w:tab/>
       </w:r>
       <w:r>
-        <w:t>5</w:t>
+        <w:t>6</w:t>
       </w:r>
     </w:p>
     <w:p>
@@ -441,13 +495,13 @@
         <w:pStyle w:val="toc2"/>
       </w:pPr>
       <w:r>
-        <w:t>Qué no se prueba</w:t>
+        <w:t>Datos de prueba</w:t>
       </w:r>
       <w:r>
         <w:tab/>
       </w:r>
       <w:r>
-        <w:t>5</w:t>
+        <w:t>6</w:t>
       </w:r>
     </w:p>
     <w:p>
@@ -455,13 +509,27 @@
         <w:pStyle w:val="toc1"/>
       </w:pPr>
       <w:r>
-        <w:t>Estrategia de pruebas</w:t>
+        <w:t>Roles y responsabilidades</w:t>
       </w:r>
       <w:r>
         <w:tab/>
       </w:r>
       <w:r>
-        <w:t>5</w:t>
+        <w:t>6</w:t>
+      </w:r>
+    </w:p>
+    <w:p>
+      <w:pPr>
+        <w:pStyle w:val="toc1"/>
+      </w:pPr>
+      <w:r>
+        <w:t>Proceso de pruebas</w:t>
+      </w:r>
+      <w:r>
+        <w:tab/>
+      </w:r>
+      <w:r>
+        <w:t>7</w:t>
       </w:r>
     </w:p>
     <w:p>
@@ -469,13 +537,13 @@
         <w:pStyle w:val="toc2"/>
       </w:pPr>
       <w:r>
-        <w:t>Tipos de prueba</w:t>
+        <w:t>Ciclos</w:t>
       </w:r>
       <w:r>
         <w:tab/>
       </w:r>
       <w:r>
-        <w:t>5</w:t>
+        <w:t>7</w:t>
       </w:r>
     </w:p>
     <w:p>
@@ -483,13 +551,13 @@
         <w:pStyle w:val="toc2"/>
       </w:pPr>
       <w:r>
-        <w:t>Técnicas</w:t>
+        <w:t>Criterios de entrada de un ciclo</w:t>
       </w:r>
       <w:r>
         <w:tab/>
       </w:r>
       <w:r>
-        <w:t>6</w:t>
+        <w:t>7</w:t>
       </w:r>
     </w:p>
     <w:p>
@@ -497,13 +565,13 @@
         <w:pStyle w:val="toc2"/>
       </w:pPr>
       <w:r>
-        <w:t>Niveles</w:t>
+        <w:t>Criterios de salida</w:t>
       </w:r>
       <w:r>
         <w:tab/>
       </w:r>
       <w:r>
-        <w:t>6</w:t>
+        <w:t>7</w:t>
       </w:r>
     </w:p>
     <w:p>
@@ -511,13 +579,41 @@
         <w:pStyle w:val="toc2"/>
       </w:pPr>
       <w:r>
-        <w:t>Orden de ejecución</w:t>
+        <w:t>Suspensión y reanudación</w:t>
       </w:r>
       <w:r>
         <w:tab/>
       </w:r>
       <w:r>
-        <w:t>6</w:t>
+        <w:t>8</w:t>
+      </w:r>
+    </w:p>
+    <w:p>
+      <w:pPr>
+        <w:pStyle w:val="toc2"/>
+      </w:pPr>
+      <w:r>
+        <w:t>Defectos</w:t>
+      </w:r>
+      <w:r>
+        <w:tab/>
+      </w:r>
+      <w:r>
+        <w:t>8</w:t>
+      </w:r>
+    </w:p>
+    <w:p>
+      <w:pPr>
+        <w:pStyle w:val="toc2"/>
+      </w:pPr>
+      <w:r>
+        <w:t>Evidencia y reportes</w:t>
+      </w:r>
+      <w:r>
+        <w:tab/>
+      </w:r>
+      <w:r>
+        <w:t>8</w:t>
       </w:r>
     </w:p>
     <w:p>
@@ -525,13 +621,13 @@
         <w:pStyle w:val="toc1"/>
       </w:pPr>
       <w:r>
-        <w:t>Entorno y datos de prueba</w:t>
+        <w:t>Pruebas por tipo</w:t>
       </w:r>
       <w:r>
         <w:tab/>
       </w:r>
       <w:r>
-        <w:t>7</w:t>
+        <w:t>8</w:t>
       </w:r>
     </w:p>
     <w:p>
@@ -539,13 +635,13 @@
         <w:pStyle w:val="toc2"/>
       </w:pPr>
       <w:r>
-        <w:t>Entorno</w:t>
+        <w:t>Seguridad</w:t>
       </w:r>
       <w:r>
         <w:tab/>
       </w:r>
       <w:r>
-        <w:t>7</w:t>
+        <w:t>8</w:t>
       </w:r>
     </w:p>
     <w:p>
@@ -553,13 +649,41 @@
         <w:pStyle w:val="toc2"/>
       </w:pPr>
       <w:r>
-        <w:t>Datos de prueba</w:t>
+        <w:t>Rendimiento, carga y recuperación</w:t>
       </w:r>
       <w:r>
         <w:tab/>
       </w:r>
       <w:r>
-        <w:t>7</w:t>
+        <w:t>9</w:t>
+      </w:r>
+    </w:p>
+    <w:p>
+      <w:pPr>
+        <w:pStyle w:val="toc2"/>
+      </w:pPr>
+      <w:r>
+        <w:t>Integridad de datos</w:t>
+      </w:r>
+      <w:r>
+        <w:tab/>
+      </w:r>
+      <w:r>
+        <w:t>9</w:t>
+      </w:r>
+    </w:p>
+    <w:p>
+      <w:pPr>
+        <w:pStyle w:val="toc2"/>
+      </w:pPr>
+      <w:r>
+        <w:t>Usabilidad y estándar</w:t>
+      </w:r>
+      <w:r>
+        <w:tab/>
+      </w:r>
+      <w:r>
+        <w:t>10</w:t>
       </w:r>
     </w:p>
     <w:p>
@@ -567,13 +691,13 @@
         <w:pStyle w:val="toc1"/>
       </w:pPr>
       <w:r>
-        <w:t>Roles y responsabilidades</w:t>
+        <w:t>Calendario</w:t>
       </w:r>
       <w:r>
         <w:tab/>
       </w:r>
       <w:r>
-        <w:t>7</w:t>
+        <w:t>10</w:t>
       </w:r>
     </w:p>
     <w:p>
@@ -581,265 +705,83 @@
         <w:pStyle w:val="toc1"/>
       </w:pPr>
       <w:r>
-        <w:t>Proceso de pruebas</w:t>
+        <w:t>Riesgos de las pruebas</w:t>
       </w:r>
       <w:r>
         <w:tab/>
       </w:r>
       <w:r>
-        <w:t>8</w:t>
-      </w:r>
-    </w:p>
-    <w:p>
-      <w:pPr>
-        <w:pStyle w:val="toc2"/>
-      </w:pPr>
-      <w:r>
-        <w:t>Ciclos</w:t>
+        <w:t>10</w:t>
+      </w:r>
+    </w:p>
+    <w:p>
+      <w:pPr>
+        <w:pStyle w:val="toc1"/>
+      </w:pPr>
+      <w:r>
+        <w:t>Artefactos</w:t>
       </w:r>
       <w:r>
         <w:tab/>
       </w:r>
       <w:r>
-        <w:t>8</w:t>
-      </w:r>
-    </w:p>
-    <w:p>
-      <w:pPr>
-        <w:pStyle w:val="toc2"/>
-      </w:pPr>
-      <w:r>
-        <w:t>Criterios de entrada de un ciclo</w:t>
+        <w:t>11</w:t>
+      </w:r>
+    </w:p>
+    <w:p>
+      <w:pPr>
+        <w:pStyle w:val="toc1"/>
+      </w:pPr>
+      <w:r>
+        <w:t>Trazabilidad</w:t>
       </w:r>
       <w:r>
         <w:tab/>
       </w:r>
       <w:r>
-        <w:t>8</w:t>
-      </w:r>
-    </w:p>
-    <w:p>
-      <w:pPr>
-        <w:pStyle w:val="toc2"/>
-      </w:pPr>
-      <w:r>
-        <w:t>Criterios de salida</w:t>
+        <w:t>11</w:t>
+      </w:r>
+    </w:p>
+    <w:p>
+      <w:pPr>
+        <w:pStyle w:val="toc1"/>
+      </w:pPr>
+      <w:r>
+        <w:t>Supuestos y pendientes</w:t>
       </w:r>
       <w:r>
         <w:tab/>
       </w:r>
       <w:r>
-        <w:t>8</w:t>
-      </w:r>
-    </w:p>
-    <w:p>
-      <w:pPr>
-        <w:pStyle w:val="toc2"/>
-      </w:pPr>
-      <w:r>
-        <w:t>Suspensión y reanudación</w:t>
+        <w:t>12</w:t>
+      </w:r>
+    </w:p>
+    <w:p>
+      <w:pPr>
+        <w:pStyle w:val="toc1"/>
+      </w:pPr>
+      <w:r>
+        <w:t>Glosario</w:t>
       </w:r>
       <w:r>
         <w:tab/>
       </w:r>
       <w:r>
-        <w:t>9</w:t>
-      </w:r>
-    </w:p>
-    <w:p>
-      <w:pPr>
-        <w:pStyle w:val="toc2"/>
-      </w:pPr>
-      <w:r>
-        <w:t>Defectos</w:t>
+        <w:t>12</w:t>
+      </w:r>
+    </w:p>
+    <w:p>
+      <w:pPr>
+        <w:pStyle w:val="toc1"/>
+      </w:pPr>
+      <w:r>
+        <w:t>Referencias</w:t>
       </w:r>
       <w:r>
         <w:tab/>
       </w:r>
       <w:r>
-        <w:t>9</w:t>
-      </w:r>
-    </w:p>
-    <w:p>
-      <w:pPr>
-        <w:pStyle w:val="toc2"/>
-      </w:pPr>
-      <w:r>
-        <w:t>Evidencia y reportes</w:t>
-      </w:r>
-      <w:r>
-        <w:tab/>
-      </w:r>
-      <w:r>
-        <w:t>9</w:t>
-      </w:r>
-    </w:p>
-    <w:p>
-      <w:pPr>
-        <w:pStyle w:val="toc1"/>
-      </w:pPr>
-      <w:r>
-        <w:t>Pruebas por tipo</w:t>
-      </w:r>
-      <w:r>
-        <w:tab/>
-      </w:r>
-      <w:r>
-        <w:t>9</w:t>
-      </w:r>
-    </w:p>
-    <w:p>
-      <w:pPr>
-        <w:pStyle w:val="toc2"/>
-      </w:pPr>
-      <w:r>
-        <w:t>Seguridad</w:t>
-      </w:r>
-      <w:r>
-        <w:tab/>
-      </w:r>
-      <w:r>
-        <w:t>9</w:t>
-      </w:r>
-    </w:p>
-    <w:p>
-      <w:pPr>
-        <w:pStyle w:val="toc2"/>
-      </w:pPr>
-      <w:r>
-        <w:t>Rendimiento, carga y recuperación</w:t>
-      </w:r>
-      <w:r>
-        <w:tab/>
-      </w:r>
-      <w:r>
-        <w:t>10</w:t>
-      </w:r>
-    </w:p>
-    <w:p>
-      <w:pPr>
-        <w:pStyle w:val="toc2"/>
-      </w:pPr>
-      <w:r>
-        <w:t>Integridad de datos</w:t>
-      </w:r>
-      <w:r>
-        <w:tab/>
-      </w:r>
-      <w:r>
-        <w:t>10</w:t>
-      </w:r>
-    </w:p>
-    <w:p>
-      <w:pPr>
-        <w:pStyle w:val="toc2"/>
-      </w:pPr>
-      <w:r>
-        <w:t>Usabilidad y estándar</w:t>
-      </w:r>
-      <w:r>
-        <w:tab/>
-      </w:r>
-      <w:r>
-        <w:t>11</w:t>
-      </w:r>
-    </w:p>
-    <w:p>
-      <w:pPr>
-        <w:pStyle w:val="toc1"/>
-      </w:pPr>
-      <w:r>
-        <w:t>Calendario</w:t>
-      </w:r>
-      <w:r>
-        <w:tab/>
-      </w:r>
-      <w:r>
-        <w:t>11</w:t>
-      </w:r>
-    </w:p>
-    <w:p>
-      <w:pPr>
-        <w:pStyle w:val="toc1"/>
-      </w:pPr>
-      <w:r>
-        <w:t>Riesgos de las pruebas</w:t>
-      </w:r>
-      <w:r>
-        <w:tab/>
-      </w:r>
-      <w:r>
-        <w:t>11</w:t>
-      </w:r>
-    </w:p>
-    <w:p>
-      <w:pPr>
-        <w:pStyle w:val="toc1"/>
-      </w:pPr>
-      <w:r>
-        <w:t>Artefactos</w:t>
-      </w:r>
-      <w:r>
-        <w:tab/>
-      </w:r>
-      <w:r>
-        <w:t>12</w:t>
-      </w:r>
-    </w:p>
-    <w:p>
-      <w:pPr>
-        <w:pStyle w:val="toc1"/>
-      </w:pPr>
-      <w:r>
-        <w:t>Trazabilidad</w:t>
-      </w:r>
-      <w:r>
-        <w:tab/>
-      </w:r>
-      <w:r>
-        <w:t>12</w:t>
-      </w:r>
-    </w:p>
-    <w:p>
-      <w:pPr>
-        <w:pStyle w:val="toc1"/>
-      </w:pPr>
-      <w:r>
-        <w:t>Supuestos y pendientes</w:t>
-      </w:r>
-      <w:r>
-        <w:tab/>
-      </w:r>
-      <w:r>
-        <w:t>13</w:t>
-      </w:r>
-    </w:p>
-    <w:p>
-      <w:pPr>
-        <w:pStyle w:val="toc1"/>
-      </w:pPr>
-      <w:r>
-        <w:t>Glosario y referencias</w:t>
-      </w:r>
-      <w:r>
-        <w:tab/>
-      </w:r>
-      <w:r>
-        <w:t>13</w:t>
-      </w:r>
-    </w:p>
-    <w:p>
-      <w:pPr>
-        <w:pStyle w:val="toc2"/>
-      </w:pPr>
-      <w:r>
-        <w:t>Referencias</w:t>
-      </w:r>
-      <w:r>
-        <w:tab/>
-      </w:r>
-      <w:r>
-        <w:t>15</w:t>
+        <w:t>14</w:t>
       </w:r>
       <w:r>
         <w:fldChar w:fldCharType="end"/>
@@ -9829,7 +9771,7 @@
         <w:pStyle w:val="Heading2"/>
       </w:pPr>
       <w:r>
-        <w:t xml:space="preserve">Glosario y referencias</w:t>
+        <w:t>Glosario</w:t>
       </w:r>
     </w:p>
     <w:tbl>
@@ -10329,7 +10271,7 @@
     </w:tbl>
     <w:p>
       <w:pPr>
-        <w:pStyle w:val="Heading3"/>
+        <w:pStyle w:val="Heading2"/>
         <w:pageBreakBefore/>
       </w:pPr>
       <w:r>
@@ -10453,7 +10395,7 @@
         <w:rPr>
           <w:b w:val="0"/>
         </w:rPr>
-        <w:t>[8] SICMA-PRY v1.0. Plan del Proyecto. Equipo SICMA, 2026-10-17.</w:t>
+        <w:t>[8] SICMA-CPR v1.0. Casos de Prueba. Equipo SICMA, 2026-10-17.</w:t>
       </w:r>
     </w:p>
     <w:p>
@@ -10967,7 +10909,7 @@
         <w:rFonts w:asciiTheme="minorHAnsi" w:cstheme="minorBidi" w:eastAsiaTheme="minorHAnsi" w:hAnsiTheme="minorHAnsi"/>
         <w:sz w:val="24"/>
         <w:szCs w:val="24"/>
-        <w:lang w:bidi="ar-SA" w:eastAsia="en-US" w:val="en-US"/>
+        <w:lang w:bidi="ar-SA" w:eastAsia="es-CL" w:val="es-CL"/>
       </w:rPr>
     </w:rPrDefault>
     <w:pPrDefault>
@@ -10999,7 +10941,7 @@
     </w:rPr>
   </w:style>
   <w:style w:customStyle="1" w:styleId="FirstParagraph" w:type="paragraph">
-    <w:name w:val="First Paragraph"/>
+    <w:name w:val="Primer párrafo"/>
     <w:basedOn w:val="BodyText"/>
     <w:next w:val="BodyText"/>
     <w:qFormat/>
@@ -11009,7 +10951,7 @@
     </w:rPr>
   </w:style>
   <w:style w:customStyle="1" w:styleId="Compact" w:type="paragraph">
-    <w:name w:val="Compact"/>
+    <w:name w:val="Compacto"/>
     <w:basedOn w:val="BodyText"/>
     <w:qFormat/>
     <w:pPr>
@@ -11349,7 +11291,7 @@
     <w:unhideWhenUsed/>
   </w:style>
   <w:style w:default="1" w:styleId="Table" w:type="table">
-    <w:name w:val="Table"/>
+    <w:name w:val="Tabla"/>
     <w:basedOn w:val="TableNormal"/>
     <w:semiHidden/>
     <w:unhideWhenUsed/>
@@ -11413,7 +11355,7 @@
     </w:rPr>
   </w:style>
   <w:style w:customStyle="1" w:styleId="TableCaption" w:type="paragraph">
-    <w:name w:val="Table Caption"/>
+    <w:name w:val="Leyenda de tabla"/>
     <w:basedOn w:val="Caption"/>
     <w:pPr>
       <w:keepNext/>
@@ -11423,7 +11365,7 @@
     </w:rPr>
   </w:style>
   <w:style w:customStyle="1" w:styleId="ImageCaption" w:type="paragraph">
-    <w:name w:val="Image Caption"/>
+    <w:name w:val="Leyenda de imagen"/>
     <w:basedOn w:val="Caption"/>
     <w:rPr>
       <w:rFonts w:ascii="Calibri" w:hAnsi="Calibri" w:cs="Calibri" w:eastAsia="Calibri"/>
@@ -11437,7 +11379,7 @@
     </w:rPr>
   </w:style>
   <w:style w:customStyle="1" w:styleId="CaptionedFigure" w:type="paragraph">
-    <w:name w:val="Captioned Figure"/>
+    <w:name w:val="Figura con leyenda"/>
     <w:basedOn w:val="Figure"/>
     <w:pPr>
       <w:keepNext/>
@@ -11452,7 +11394,7 @@
     <w:link w:val="BodyText"/>
   </w:style>
   <w:style w:customStyle="1" w:styleId="VerbatimChar" w:type="character">
-    <w:name w:val="Verbatim Char"/>
+    <w:name w:val="Carácter literal"/>
     <w:basedOn w:val="BodyTextChar"/>
     <w:rPr>
       <w:rFonts w:ascii="Consolas" w:hAnsi="Consolas"/>
@@ -11496,7 +11438,7 @@
     </w:rPr>
   </w:style>
   <w:style w:type="paragraph" w:customStyle="1" w:styleId="SourceCode">
-    <w:name w:val="Source Code"/>
+    <w:name w:val="Código fuente"/>
     <w:basedOn w:val="Normal"/>
     <w:link w:val="VerbatimChar"/>
     <w:pPr>
